--- a/Clinical Medicine and Surgery I Exam 5/cms-exam-5-cram-sheet.docx
+++ b/Clinical Medicine and Surgery I Exam 5/cms-exam-5-cram-sheet.docx
@@ -62,7 +62,7 @@
           <w:b w:val="0"/>
           <w:i w:val="0"/>
         </w:rPr>
-        <w:t>Arterial occlusive disease and aortic aneurysm, and cardiomyopathy, condensed from the Exam 5 study guide: claudication and the ankle-brachial index, acute limb ischemia, carotid and aneurysm thresholds, dissection, and the five cardiomyopathies. Built from the slides only; lecture audio emphasis to be added after 10/01. The rest of the block follows when posted.</w:t>
+        <w:t>Venous disorders, arterial occlusive disease and aortic aneurysm, and cardiomyopathy, condensed from the Exam 5 study guide: the Virchow triad and Wells criteria first, then deep vein thrombosis, chronic venous insufficiency, claudication and the ankle-brachial index, acute limb ischemia, carotid and aneurysm thresholds, dissection, and the five cardiomyopathies. Lecture 26 carries the lecture’s emphasis (starred); Lectures 27–28 are built from the slides only, with lecture audio emphasis to be added after 10/01. The rest of the block follows when posted.</w:t>
       </w:r>
     </w:p>
     <w:tbl>
@@ -131,6 +131,4576 @@
                 <w:i w:val="0"/>
               </w:rPr>
               <w:t xml:space="preserve"> for the explanation.</w:t>
+            </w:r>
+          </w:p>
+        </w:tc>
+      </w:tr>
+    </w:tbl>
+    <w:p>
+      <w:pPr>
+        <w:spacing w:after="80"/>
+      </w:pPr>
+    </w:p>
+    <w:p>
+      <w:pPr>
+        <w:pStyle w:val="Heading1"/>
+        <w:spacing w:before="280" w:after="100"/>
+      </w:pPr>
+      <w:r>
+        <w:rPr>
+          <w:rFonts w:ascii="Georgia" w:hAnsi="Georgia"/>
+          <w:color w:val="17494B"/>
+        </w:rPr>
+        <w:t>★ Professor Emphasized — Virchow Triad &amp; Wells Criteria</w:t>
+      </w:r>
+    </w:p>
+    <w:tbl>
+      <w:tblPr>
+        <w:tblStyle w:val="TableGrid"/>
+        <w:tblW w:type="auto" w:w="0"/>
+        <w:jc w:val="center"/>
+        <w:tblLook w:firstColumn="1" w:firstRow="1" w:lastColumn="0" w:lastRow="0" w:noHBand="0" w:noVBand="1" w:val="04A0"/>
+        <w:tblBorders>
+          <w:top w:val="single" w:sz="4" w:space="0" w:color="D8D2D4"/>
+          <w:left w:val="single" w:sz="4" w:space="0" w:color="D8D2D4"/>
+          <w:bottom w:val="single" w:sz="4" w:space="0" w:color="D8D2D4"/>
+          <w:right w:val="single" w:sz="4" w:space="0" w:color="D8D2D4"/>
+          <w:insideH w:val="single" w:sz="4" w:space="0" w:color="D8D2D4"/>
+          <w:insideV w:val="single" w:sz="4" w:space="0" w:color="D8D2D4"/>
+        </w:tblBorders>
+      </w:tblPr>
+      <w:tblGrid>
+        <w:gridCol w:w="5112"/>
+        <w:gridCol w:w="5112"/>
+      </w:tblGrid>
+      <w:tr>
+        <w:tc>
+          <w:tcPr>
+            <w:tcW w:type="dxa" w:w="5112"/>
+            <w:shd w:val="clear" w:color="auto" w:fill="17494B"/>
+          </w:tcPr>
+          <w:p>
+            <w:pPr>
+              <w:spacing w:after="40"/>
+            </w:pPr>
+            <w:r>
+              <w:rPr>
+                <w:b/>
+                <w:color w:val="FFFFFF"/>
+                <w:sz w:val="18"/>
+              </w:rPr>
+            </w:r>
+            <w:r>
+              <w:rPr>
+                <w:b/>
+                <w:i w:val="0"/>
+                <w:color w:val="FFFFFF"/>
+                <w:sz w:val="18"/>
+              </w:rPr>
+              <w:t>Term</w:t>
+            </w:r>
+          </w:p>
+        </w:tc>
+        <w:tc>
+          <w:tcPr>
+            <w:tcW w:type="dxa" w:w="5112"/>
+            <w:shd w:val="clear" w:color="auto" w:fill="17494B"/>
+          </w:tcPr>
+          <w:p>
+            <w:pPr>
+              <w:spacing w:after="40"/>
+            </w:pPr>
+            <w:r>
+              <w:rPr>
+                <w:b/>
+                <w:color w:val="FFFFFF"/>
+                <w:sz w:val="18"/>
+              </w:rPr>
+            </w:r>
+            <w:r>
+              <w:rPr>
+                <w:b/>
+                <w:i w:val="0"/>
+                <w:color w:val="FFFFFF"/>
+                <w:sz w:val="18"/>
+              </w:rPr>
+              <w:t>What you need to know</w:t>
+            </w:r>
+          </w:p>
+        </w:tc>
+      </w:tr>
+      <w:tr>
+        <w:tc>
+          <w:tcPr>
+            <w:tcW w:type="dxa" w:w="5112"/>
+            <w:shd w:val="clear" w:color="auto" w:fill="F1EEEF"/>
+          </w:tcPr>
+          <w:p>
+            <w:pPr>
+              <w:spacing w:after="40"/>
+            </w:pPr>
+            <w:r>
+              <w:rPr>
+                <w:b/>
+                <w:sz w:val="18"/>
+              </w:rPr>
+            </w:r>
+            <w:r>
+              <w:rPr>
+                <w:b/>
+                <w:i w:val="0"/>
+                <w:sz w:val="18"/>
+              </w:rPr>
+              <w:t>★ Virchow triad</w:t>
+            </w:r>
+          </w:p>
+        </w:tc>
+        <w:tc>
+          <w:tcPr>
+            <w:tcW w:type="dxa" w:w="5112"/>
+          </w:tcPr>
+          <w:p>
+            <w:pPr>
+              <w:spacing w:after="40"/>
+            </w:pPr>
+            <w:r>
+              <w:rPr>
+                <w:sz w:val="18"/>
+              </w:rPr>
+            </w:r>
+            <w:r>
+              <w:rPr>
+                <w:b w:val="0"/>
+                <w:i w:val="0"/>
+                <w:sz w:val="18"/>
+              </w:rPr>
+              <w:t xml:space="preserve">Why a clot forms in a vein: </w:t>
+            </w:r>
+            <w:r>
+              <w:rPr>
+                <w:b/>
+                <w:i w:val="0"/>
+                <w:sz w:val="18"/>
+              </w:rPr>
+              <w:t>venous stasis</w:t>
+            </w:r>
+            <w:r>
+              <w:rPr>
+                <w:b w:val="0"/>
+                <w:i w:val="0"/>
+                <w:sz w:val="18"/>
+              </w:rPr>
+              <w:t xml:space="preserve"> + </w:t>
+            </w:r>
+            <w:r>
+              <w:rPr>
+                <w:b/>
+                <w:i w:val="0"/>
+                <w:sz w:val="18"/>
+              </w:rPr>
+              <w:t>hypercoagulable state</w:t>
+            </w:r>
+            <w:r>
+              <w:rPr>
+                <w:b w:val="0"/>
+                <w:i w:val="0"/>
+                <w:sz w:val="18"/>
+              </w:rPr>
+              <w:t xml:space="preserve"> + </w:t>
+            </w:r>
+            <w:r>
+              <w:rPr>
+                <w:b/>
+                <w:i w:val="0"/>
+                <w:sz w:val="18"/>
+              </w:rPr>
+              <w:t>endothelial trauma</w:t>
+            </w:r>
+            <w:r>
+              <w:rPr>
+                <w:b w:val="0"/>
+                <w:i w:val="0"/>
+                <w:sz w:val="18"/>
+              </w:rPr>
+              <w:t xml:space="preserve"> (vascular endothelial injury). Three big overarching categories; she named all three three times in a row. Several arms often act together (a hip fracture is trauma, then immobilization).</w:t>
+            </w:r>
+          </w:p>
+        </w:tc>
+      </w:tr>
+      <w:tr>
+        <w:tc>
+          <w:tcPr>
+            <w:tcW w:type="dxa" w:w="5112"/>
+            <w:shd w:val="clear" w:color="auto" w:fill="F1EEEF"/>
+          </w:tcPr>
+          <w:p>
+            <w:pPr>
+              <w:spacing w:after="40"/>
+            </w:pPr>
+            <w:r>
+              <w:rPr>
+                <w:b/>
+                <w:sz w:val="18"/>
+              </w:rPr>
+            </w:r>
+            <w:r>
+              <w:rPr>
+                <w:b/>
+                <w:i w:val="0"/>
+                <w:sz w:val="18"/>
+              </w:rPr>
+              <w:t>Stasis (alterations in blood flow)</w:t>
+            </w:r>
+          </w:p>
+        </w:tc>
+        <w:tc>
+          <w:tcPr>
+            <w:tcW w:type="dxa" w:w="5112"/>
+          </w:tcPr>
+          <w:p>
+            <w:pPr>
+              <w:spacing w:after="40"/>
+            </w:pPr>
+            <w:r>
+              <w:rPr>
+                <w:sz w:val="18"/>
+              </w:rPr>
+            </w:r>
+            <w:r>
+              <w:rPr>
+                <w:b w:val="0"/>
+                <w:i w:val="0"/>
+                <w:sz w:val="18"/>
+              </w:rPr>
+              <w:t xml:space="preserve">Immobilization: long flights, prolonged sitting, postoperative inactivity (the deck gives about a </w:t>
+            </w:r>
+            <w:r>
+              <w:rPr>
+                <w:b/>
+                <w:i w:val="0"/>
+                <w:sz w:val="18"/>
+              </w:rPr>
+              <w:t>20-fold</w:t>
+            </w:r>
+            <w:r>
+              <w:rPr>
+                <w:b w:val="0"/>
+                <w:i w:val="0"/>
+                <w:sz w:val="18"/>
+              </w:rPr>
+              <w:t xml:space="preserve"> risk). Venous insufficiency. Heart failure.</w:t>
+            </w:r>
+          </w:p>
+        </w:tc>
+      </w:tr>
+      <w:tr>
+        <w:tc>
+          <w:tcPr>
+            <w:tcW w:type="dxa" w:w="5112"/>
+            <w:shd w:val="clear" w:color="auto" w:fill="F1EEEF"/>
+          </w:tcPr>
+          <w:p>
+            <w:pPr>
+              <w:spacing w:after="40"/>
+            </w:pPr>
+            <w:r>
+              <w:rPr>
+                <w:b/>
+                <w:sz w:val="18"/>
+              </w:rPr>
+            </w:r>
+            <w:r>
+              <w:rPr>
+                <w:b/>
+                <w:i w:val="0"/>
+                <w:sz w:val="18"/>
+              </w:rPr>
+              <w:t>Hypercoagulable state</w:t>
+            </w:r>
+          </w:p>
+        </w:tc>
+        <w:tc>
+          <w:tcPr>
+            <w:tcW w:type="dxa" w:w="5112"/>
+          </w:tcPr>
+          <w:p>
+            <w:pPr>
+              <w:spacing w:after="40"/>
+            </w:pPr>
+            <w:r>
+              <w:rPr>
+                <w:sz w:val="18"/>
+              </w:rPr>
+            </w:r>
+            <w:r>
+              <w:rPr>
+                <w:b w:val="0"/>
+                <w:i w:val="0"/>
+                <w:sz w:val="18"/>
+              </w:rPr>
+              <w:t xml:space="preserve">Inherited: </w:t>
+            </w:r>
+            <w:r>
+              <w:rPr>
+                <w:b/>
+                <w:i w:val="0"/>
+                <w:sz w:val="18"/>
+              </w:rPr>
+              <w:t>factor V Leiden = the most common inherited cause</w:t>
+            </w:r>
+            <w:r>
+              <w:rPr>
+                <w:b w:val="0"/>
+                <w:i w:val="0"/>
+                <w:sz w:val="18"/>
+              </w:rPr>
+              <w:t>; prothrombin gene mutation; protein C or protein S deficiency; antithrombin deficiency. Acquired: cancer; oral contraceptive pill (more if she also smokes or is obese) or postmenopausal estrogen replacement therapy; pregnancy.</w:t>
+            </w:r>
+          </w:p>
+        </w:tc>
+      </w:tr>
+      <w:tr>
+        <w:tc>
+          <w:tcPr>
+            <w:tcW w:type="dxa" w:w="5112"/>
+            <w:shd w:val="clear" w:color="auto" w:fill="F1EEEF"/>
+          </w:tcPr>
+          <w:p>
+            <w:pPr>
+              <w:spacing w:after="40"/>
+            </w:pPr>
+            <w:r>
+              <w:rPr>
+                <w:b/>
+                <w:sz w:val="18"/>
+              </w:rPr>
+            </w:r>
+            <w:r>
+              <w:rPr>
+                <w:b/>
+                <w:i w:val="0"/>
+                <w:sz w:val="18"/>
+              </w:rPr>
+              <w:t>Endothelial trauma</w:t>
+            </w:r>
+          </w:p>
+        </w:tc>
+        <w:tc>
+          <w:tcPr>
+            <w:tcW w:type="dxa" w:w="5112"/>
+          </w:tcPr>
+          <w:p>
+            <w:pPr>
+              <w:spacing w:after="40"/>
+            </w:pPr>
+            <w:r>
+              <w:rPr>
+                <w:sz w:val="18"/>
+              </w:rPr>
+            </w:r>
+            <w:r>
+              <w:rPr>
+                <w:b w:val="0"/>
+                <w:i w:val="0"/>
+                <w:sz w:val="18"/>
+              </w:rPr>
+              <w:t xml:space="preserve">Surgery, especially </w:t>
+            </w:r>
+            <w:r>
+              <w:rPr>
+                <w:b/>
+                <w:i w:val="0"/>
+                <w:sz w:val="18"/>
+              </w:rPr>
+              <w:t>knee or hip replacement</w:t>
+            </w:r>
+            <w:r>
+              <w:rPr>
+                <w:b w:val="0"/>
+                <w:i w:val="0"/>
+                <w:sz w:val="18"/>
+              </w:rPr>
+              <w:t xml:space="preserve"> or hip fracture repair; trauma and burns; intravenous drug use (lower extremity injection). The slide also files smoking and hypertension here.</w:t>
+            </w:r>
+          </w:p>
+        </w:tc>
+      </w:tr>
+      <w:tr>
+        <w:tc>
+          <w:tcPr>
+            <w:tcW w:type="dxa" w:w="5112"/>
+            <w:shd w:val="clear" w:color="auto" w:fill="F1EEEF"/>
+          </w:tcPr>
+          <w:p>
+            <w:pPr>
+              <w:spacing w:after="40"/>
+            </w:pPr>
+            <w:r>
+              <w:rPr>
+                <w:b/>
+                <w:sz w:val="18"/>
+              </w:rPr>
+            </w:r>
+            <w:r>
+              <w:rPr>
+                <w:b/>
+                <w:i w:val="0"/>
+                <w:sz w:val="18"/>
+              </w:rPr>
+              <w:t>Triad on a case</w:t>
+            </w:r>
+          </w:p>
+        </w:tc>
+        <w:tc>
+          <w:tcPr>
+            <w:tcW w:type="dxa" w:w="5112"/>
+          </w:tcPr>
+          <w:p>
+            <w:pPr>
+              <w:spacing w:after="40"/>
+            </w:pPr>
+            <w:r>
+              <w:rPr>
+                <w:sz w:val="18"/>
+              </w:rPr>
+            </w:r>
+            <w:r>
+              <w:rPr>
+                <w:b w:val="0"/>
+                <w:i w:val="0"/>
+                <w:sz w:val="18"/>
+              </w:rPr>
+              <w:t>Long car ride or a cast → stasis. Cancer, pregnancy, estrogen or a known clotting disorder → hypercoagulable state. Recent surgery, fracture, burns or injection drug use → endothelial trauma.</w:t>
+            </w:r>
+          </w:p>
+        </w:tc>
+      </w:tr>
+      <w:tr>
+        <w:tc>
+          <w:tcPr>
+            <w:tcW w:type="dxa" w:w="5112"/>
+            <w:shd w:val="clear" w:color="auto" w:fill="F1EEEF"/>
+          </w:tcPr>
+          <w:p>
+            <w:pPr>
+              <w:spacing w:after="40"/>
+            </w:pPr>
+            <w:r>
+              <w:rPr>
+                <w:b/>
+                <w:sz w:val="18"/>
+              </w:rPr>
+            </w:r>
+            <w:r>
+              <w:rPr>
+                <w:b/>
+                <w:i w:val="0"/>
+                <w:sz w:val="18"/>
+              </w:rPr>
+              <w:t>★ Wells criteria: use</w:t>
+            </w:r>
+          </w:p>
+        </w:tc>
+        <w:tc>
+          <w:tcPr>
+            <w:tcW w:type="dxa" w:w="5112"/>
+          </w:tcPr>
+          <w:p>
+            <w:pPr>
+              <w:spacing w:after="40"/>
+            </w:pPr>
+            <w:r>
+              <w:rPr>
+                <w:sz w:val="18"/>
+              </w:rPr>
+            </w:r>
+            <w:r>
+              <w:rPr>
+                <w:b w:val="0"/>
+                <w:i w:val="0"/>
+                <w:sz w:val="18"/>
+              </w:rPr>
+              <w:t xml:space="preserve">Stratifies the pretest likelihood of deep vein thrombosis. </w:t>
+            </w:r>
+            <w:r>
+              <w:rPr>
+                <w:b/>
+                <w:i w:val="0"/>
+                <w:sz w:val="18"/>
+              </w:rPr>
+              <w:t>Outpatient and emergency department only — not inpatients.</w:t>
+            </w:r>
+            <w:r>
+              <w:rPr>
+                <w:b w:val="0"/>
+                <w:i w:val="0"/>
+                <w:sz w:val="18"/>
+              </w:rPr>
+              <w:t xml:space="preserve"> She said the criteria come straight from the risk factors, so know the risk factors best.</w:t>
+            </w:r>
+          </w:p>
+        </w:tc>
+      </w:tr>
+      <w:tr>
+        <w:tc>
+          <w:tcPr>
+            <w:tcW w:type="dxa" w:w="5112"/>
+            <w:shd w:val="clear" w:color="auto" w:fill="F1EEEF"/>
+          </w:tcPr>
+          <w:p>
+            <w:pPr>
+              <w:spacing w:after="40"/>
+            </w:pPr>
+            <w:r>
+              <w:rPr>
+                <w:b/>
+                <w:sz w:val="18"/>
+              </w:rPr>
+            </w:r>
+            <w:r>
+              <w:rPr>
+                <w:b/>
+                <w:i w:val="0"/>
+                <w:sz w:val="18"/>
+              </w:rPr>
+              <w:t>Wells: +1 each</w:t>
+            </w:r>
+          </w:p>
+        </w:tc>
+        <w:tc>
+          <w:tcPr>
+            <w:tcW w:type="dxa" w:w="5112"/>
+          </w:tcPr>
+          <w:p>
+            <w:pPr>
+              <w:spacing w:after="40"/>
+            </w:pPr>
+            <w:r>
+              <w:rPr>
+                <w:sz w:val="18"/>
+              </w:rPr>
+            </w:r>
+            <w:r>
+              <w:rPr>
+                <w:b w:val="0"/>
+                <w:i w:val="0"/>
+                <w:sz w:val="18"/>
+              </w:rPr>
+              <w:t>Active cancer (treatment or palliation within 6 months) · bedridden more than 3 days or major surgery within 12 weeks · calf swelling more than 3 cm versus the other leg (measured 10 cm below the tibial tuberosity) · collateral (nonvaricose) superficial veins · entire leg swollen · localized tenderness along the deep venous system · pitting edema confined to the symptomatic leg · paralysis, paresis or recent plaster immobilization of the lower extremity · previously documented deep vein thrombosis.</w:t>
+            </w:r>
+          </w:p>
+        </w:tc>
+      </w:tr>
+      <w:tr>
+        <w:tc>
+          <w:tcPr>
+            <w:tcW w:type="dxa" w:w="5112"/>
+            <w:shd w:val="clear" w:color="auto" w:fill="F1EEEF"/>
+          </w:tcPr>
+          <w:p>
+            <w:pPr>
+              <w:spacing w:after="40"/>
+            </w:pPr>
+            <w:r>
+              <w:rPr>
+                <w:b/>
+                <w:sz w:val="18"/>
+              </w:rPr>
+            </w:r>
+            <w:r>
+              <w:rPr>
+                <w:b/>
+                <w:i w:val="0"/>
+                <w:sz w:val="18"/>
+              </w:rPr>
+              <w:t>Wells: −2</w:t>
+            </w:r>
+          </w:p>
+        </w:tc>
+        <w:tc>
+          <w:tcPr>
+            <w:tcW w:type="dxa" w:w="5112"/>
+          </w:tcPr>
+          <w:p>
+            <w:pPr>
+              <w:spacing w:after="40"/>
+            </w:pPr>
+            <w:r>
+              <w:rPr>
+                <w:sz w:val="18"/>
+              </w:rPr>
+            </w:r>
+            <w:r>
+              <w:rPr>
+                <w:b/>
+                <w:i w:val="0"/>
+                <w:sz w:val="18"/>
+              </w:rPr>
+              <w:t>Alternative diagnosis at least as likely as deep vein thrombosis = −2.</w:t>
+            </w:r>
+          </w:p>
+        </w:tc>
+      </w:tr>
+      <w:tr>
+        <w:tc>
+          <w:tcPr>
+            <w:tcW w:type="dxa" w:w="5112"/>
+            <w:shd w:val="clear" w:color="auto" w:fill="F1EEEF"/>
+          </w:tcPr>
+          <w:p>
+            <w:pPr>
+              <w:spacing w:after="40"/>
+            </w:pPr>
+            <w:r>
+              <w:rPr>
+                <w:b/>
+                <w:sz w:val="18"/>
+              </w:rPr>
+            </w:r>
+            <w:r>
+              <w:rPr>
+                <w:b/>
+                <w:i w:val="0"/>
+                <w:sz w:val="18"/>
+              </w:rPr>
+              <w:t>Wells: score → order</w:t>
+            </w:r>
+          </w:p>
+        </w:tc>
+        <w:tc>
+          <w:tcPr>
+            <w:tcW w:type="dxa" w:w="5112"/>
+          </w:tcPr>
+          <w:p>
+            <w:pPr>
+              <w:spacing w:after="40"/>
+            </w:pPr>
+            <w:r>
+              <w:rPr>
+                <w:sz w:val="18"/>
+              </w:rPr>
+            </w:r>
+            <w:r>
+              <w:rPr>
+                <w:b/>
+                <w:i w:val="0"/>
+                <w:sz w:val="18"/>
+              </w:rPr>
+              <w:t>Zero or less = low</w:t>
+            </w:r>
+            <w:r>
+              <w:rPr>
+                <w:b w:val="0"/>
+                <w:i w:val="0"/>
+                <w:sz w:val="18"/>
+              </w:rPr>
+              <w:t xml:space="preserve"> → D-dimer first (negative: stop; positive: ultrasound). </w:t>
+            </w:r>
+            <w:r>
+              <w:rPr>
+                <w:b/>
+                <w:i w:val="0"/>
+                <w:sz w:val="18"/>
+              </w:rPr>
+              <w:t>1 to 2 = moderate</w:t>
+            </w:r>
+            <w:r>
+              <w:rPr>
+                <w:b w:val="0"/>
+                <w:i w:val="0"/>
+                <w:sz w:val="18"/>
+              </w:rPr>
+              <w:t xml:space="preserve"> (pretest probability about 17%) → D-dimer, then ultrasound if positive. </w:t>
+            </w:r>
+            <w:r>
+              <w:rPr>
+                <w:b/>
+                <w:i w:val="0"/>
+                <w:sz w:val="18"/>
+              </w:rPr>
+              <w:t>3 or more = high</w:t>
+            </w:r>
+            <w:r>
+              <w:rPr>
+                <w:b w:val="0"/>
+                <w:i w:val="0"/>
+                <w:sz w:val="18"/>
+              </w:rPr>
+              <w:t xml:space="preserve"> → </w:t>
+            </w:r>
+            <w:r>
+              <w:rPr>
+                <w:b/>
+                <w:i w:val="0"/>
+                <w:sz w:val="18"/>
+              </w:rPr>
+              <w:t>skip the D-dimer, order the ultrasound.</w:t>
+            </w:r>
+          </w:p>
+        </w:tc>
+      </w:tr>
+      <w:tr>
+        <w:tc>
+          <w:tcPr>
+            <w:tcW w:type="dxa" w:w="5112"/>
+            <w:shd w:val="clear" w:color="auto" w:fill="F1EEEF"/>
+          </w:tcPr>
+          <w:p>
+            <w:pPr>
+              <w:spacing w:after="40"/>
+            </w:pPr>
+            <w:r>
+              <w:rPr>
+                <w:b/>
+                <w:sz w:val="18"/>
+              </w:rPr>
+            </w:r>
+            <w:r>
+              <w:rPr>
+                <w:b/>
+                <w:i w:val="0"/>
+                <w:sz w:val="18"/>
+              </w:rPr>
+              <w:t>Wells: pathway</w:t>
+            </w:r>
+          </w:p>
+        </w:tc>
+        <w:tc>
+          <w:tcPr>
+            <w:tcW w:type="dxa" w:w="5112"/>
+          </w:tcPr>
+          <w:p>
+            <w:pPr>
+              <w:spacing w:after="40"/>
+            </w:pPr>
+            <w:r>
+              <w:rPr>
+                <w:sz w:val="18"/>
+              </w:rPr>
+            </w:r>
+            <w:r>
+              <w:rPr>
+                <w:b w:val="0"/>
+                <w:i w:val="0"/>
+                <w:sz w:val="18"/>
+              </w:rPr>
+              <w:t xml:space="preserve">Low or moderate: D-dimer negative = stop; positive = ultrasound of the thigh; negative = stop. High: ultrasound of the thigh; if negative, either ultrasound of the lower leg, phlebography (venography), or a repeat thigh ultrasound in </w:t>
+            </w:r>
+            <w:r>
+              <w:rPr>
+                <w:b/>
+                <w:i w:val="0"/>
+                <w:sz w:val="18"/>
+              </w:rPr>
+              <w:t>1 week</w:t>
+            </w:r>
+            <w:r>
+              <w:rPr>
+                <w:b w:val="0"/>
+                <w:i w:val="0"/>
+                <w:sz w:val="18"/>
+              </w:rPr>
+              <w:t>.</w:t>
+            </w:r>
+          </w:p>
+        </w:tc>
+      </w:tr>
+      <w:tr>
+        <w:tc>
+          <w:tcPr>
+            <w:tcW w:type="dxa" w:w="5112"/>
+            <w:shd w:val="clear" w:color="auto" w:fill="F1EEEF"/>
+          </w:tcPr>
+          <w:p>
+            <w:pPr>
+              <w:spacing w:after="40"/>
+            </w:pPr>
+            <w:r>
+              <w:rPr>
+                <w:b/>
+                <w:sz w:val="18"/>
+              </w:rPr>
+            </w:r>
+            <w:r>
+              <w:rPr>
+                <w:b/>
+                <w:i w:val="0"/>
+                <w:sz w:val="18"/>
+              </w:rPr>
+              <w:t>Travel is NOT a criterion</w:t>
+            </w:r>
+          </w:p>
+        </w:tc>
+        <w:tc>
+          <w:tcPr>
+            <w:tcW w:type="dxa" w:w="5112"/>
+          </w:tcPr>
+          <w:p>
+            <w:pPr>
+              <w:spacing w:after="40"/>
+            </w:pPr>
+            <w:r>
+              <w:rPr>
+                <w:sz w:val="18"/>
+              </w:rPr>
+            </w:r>
+            <w:r>
+              <w:rPr>
+                <w:b w:val="0"/>
+                <w:i w:val="0"/>
+                <w:sz w:val="18"/>
+              </w:rPr>
+              <w:t>“Bedridden” means after surgery or immobilized in a cast or plaster, so a long flight scores nothing (travel is still a risk factor and a minor transient trigger for treatment duration).</w:t>
+            </w:r>
+          </w:p>
+        </w:tc>
+      </w:tr>
+      <w:tr>
+        <w:tc>
+          <w:tcPr>
+            <w:tcW w:type="dxa" w:w="5112"/>
+            <w:shd w:val="clear" w:color="auto" w:fill="F1EEEF"/>
+          </w:tcPr>
+          <w:p>
+            <w:pPr>
+              <w:spacing w:after="40"/>
+            </w:pPr>
+            <w:r>
+              <w:rPr>
+                <w:b/>
+                <w:sz w:val="18"/>
+              </w:rPr>
+            </w:r>
+            <w:r>
+              <w:rPr>
+                <w:b/>
+                <w:i w:val="0"/>
+                <w:sz w:val="18"/>
+              </w:rPr>
+              <w:t>★ D-dimer</w:t>
+            </w:r>
+          </w:p>
+        </w:tc>
+        <w:tc>
+          <w:tcPr>
+            <w:tcW w:type="dxa" w:w="5112"/>
+          </w:tcPr>
+          <w:p>
+            <w:pPr>
+              <w:spacing w:after="40"/>
+            </w:pPr>
+            <w:r>
+              <w:rPr>
+                <w:sz w:val="18"/>
+              </w:rPr>
+            </w:r>
+            <w:r>
+              <w:rPr>
+                <w:b/>
+                <w:i w:val="0"/>
+                <w:sz w:val="18"/>
+              </w:rPr>
+              <w:t>Sensitive but not specific.</w:t>
+            </w:r>
+            <w:r>
+              <w:rPr>
+                <w:b w:val="0"/>
+                <w:i w:val="0"/>
+                <w:sz w:val="18"/>
+              </w:rPr>
+              <w:t xml:space="preserve"> A raised D-dimer means increased fibrinolysis somewhere, not necessarily a leg clot; a rule-out test for deep vein thrombosis and pulmonary embolism, only when the Wells score is low or moderate. Know what you will do next with either result. Contrast venography (gold standard, invasive) was replaced by venous duplex ultrasound.</w:t>
+            </w:r>
+          </w:p>
+        </w:tc>
+      </w:tr>
+    </w:tbl>
+    <w:p>
+      <w:pPr>
+        <w:spacing w:after="80"/>
+      </w:pPr>
+    </w:p>
+    <w:p>
+      <w:pPr>
+        <w:pStyle w:val="Heading1"/>
+        <w:spacing w:before="280" w:after="100"/>
+      </w:pPr>
+      <w:r>
+        <w:rPr>
+          <w:rFonts w:ascii="Georgia" w:hAnsi="Georgia"/>
+          <w:color w:val="17494B"/>
+        </w:rPr>
+        <w:t>Deep Vein Thrombosis</w:t>
+      </w:r>
+    </w:p>
+    <w:tbl>
+      <w:tblPr>
+        <w:tblStyle w:val="TableGrid"/>
+        <w:tblW w:type="auto" w:w="0"/>
+        <w:jc w:val="center"/>
+        <w:tblLook w:firstColumn="1" w:firstRow="1" w:lastColumn="0" w:lastRow="0" w:noHBand="0" w:noVBand="1" w:val="04A0"/>
+        <w:tblBorders>
+          <w:top w:val="single" w:sz="4" w:space="0" w:color="D8D2D4"/>
+          <w:left w:val="single" w:sz="4" w:space="0" w:color="D8D2D4"/>
+          <w:bottom w:val="single" w:sz="4" w:space="0" w:color="D8D2D4"/>
+          <w:right w:val="single" w:sz="4" w:space="0" w:color="D8D2D4"/>
+          <w:insideH w:val="single" w:sz="4" w:space="0" w:color="D8D2D4"/>
+          <w:insideV w:val="single" w:sz="4" w:space="0" w:color="D8D2D4"/>
+        </w:tblBorders>
+      </w:tblPr>
+      <w:tblGrid>
+        <w:gridCol w:w="5112"/>
+        <w:gridCol w:w="5112"/>
+      </w:tblGrid>
+      <w:tr>
+        <w:tc>
+          <w:tcPr>
+            <w:tcW w:type="dxa" w:w="5112"/>
+            <w:shd w:val="clear" w:color="auto" w:fill="17494B"/>
+          </w:tcPr>
+          <w:p>
+            <w:pPr>
+              <w:spacing w:after="40"/>
+            </w:pPr>
+            <w:r>
+              <w:rPr>
+                <w:b/>
+                <w:color w:val="FFFFFF"/>
+                <w:sz w:val="18"/>
+              </w:rPr>
+            </w:r>
+            <w:r>
+              <w:rPr>
+                <w:b/>
+                <w:i w:val="0"/>
+                <w:color w:val="FFFFFF"/>
+                <w:sz w:val="18"/>
+              </w:rPr>
+              <w:t>Term</w:t>
+            </w:r>
+          </w:p>
+        </w:tc>
+        <w:tc>
+          <w:tcPr>
+            <w:tcW w:type="dxa" w:w="5112"/>
+            <w:shd w:val="clear" w:color="auto" w:fill="17494B"/>
+          </w:tcPr>
+          <w:p>
+            <w:pPr>
+              <w:spacing w:after="40"/>
+            </w:pPr>
+            <w:r>
+              <w:rPr>
+                <w:b/>
+                <w:color w:val="FFFFFF"/>
+                <w:sz w:val="18"/>
+              </w:rPr>
+            </w:r>
+            <w:r>
+              <w:rPr>
+                <w:b/>
+                <w:i w:val="0"/>
+                <w:color w:val="FFFFFF"/>
+                <w:sz w:val="18"/>
+              </w:rPr>
+              <w:t>What you need to know</w:t>
+            </w:r>
+          </w:p>
+        </w:tc>
+      </w:tr>
+      <w:tr>
+        <w:tc>
+          <w:tcPr>
+            <w:tcW w:type="dxa" w:w="5112"/>
+            <w:shd w:val="clear" w:color="auto" w:fill="F1EEEF"/>
+          </w:tcPr>
+          <w:p>
+            <w:pPr>
+              <w:spacing w:after="40"/>
+            </w:pPr>
+            <w:r>
+              <w:rPr>
+                <w:b/>
+                <w:sz w:val="18"/>
+              </w:rPr>
+            </w:r>
+            <w:r>
+              <w:rPr>
+                <w:b/>
+                <w:i w:val="0"/>
+                <w:sz w:val="18"/>
+              </w:rPr>
+              <w:t>Epidemiology</w:t>
+            </w:r>
+          </w:p>
+        </w:tc>
+        <w:tc>
+          <w:tcPr>
+            <w:tcW w:type="dxa" w:w="5112"/>
+          </w:tcPr>
+          <w:p>
+            <w:pPr>
+              <w:spacing w:after="40"/>
+            </w:pPr>
+            <w:r>
+              <w:rPr>
+                <w:sz w:val="18"/>
+              </w:rPr>
+            </w:r>
+            <w:r>
+              <w:rPr>
+                <w:b w:val="0"/>
+                <w:i w:val="0"/>
+                <w:sz w:val="18"/>
+              </w:rPr>
+              <w:t xml:space="preserve">Clot in the deep veins, usually the legs; lower extremity about </w:t>
+            </w:r>
+            <w:r>
+              <w:rPr>
+                <w:b/>
+                <w:i w:val="0"/>
+                <w:sz w:val="18"/>
+              </w:rPr>
+              <w:t>10 times</w:t>
+            </w:r>
+            <w:r>
+              <w:rPr>
+                <w:b w:val="0"/>
+                <w:i w:val="0"/>
+                <w:sz w:val="18"/>
+              </w:rPr>
+              <w:t xml:space="preserve"> more common than upper. Starts in the calf and moves proximally (popliteal, femoral, iliac). Proximal: femoral and popliteal; distal: </w:t>
+            </w:r>
+            <w:r>
+              <w:rPr>
+                <w:b/>
+                <w:i w:val="0"/>
+                <w:sz w:val="18"/>
+              </w:rPr>
+              <w:t>peroneal</w:t>
+            </w:r>
+            <w:r>
+              <w:rPr>
+                <w:b w:val="0"/>
+                <w:i w:val="0"/>
+                <w:sz w:val="18"/>
+              </w:rPr>
+              <w:t xml:space="preserve">; pregnancy: pelvic veins. Upper extremity 5–10% of all, from </w:t>
+            </w:r>
+            <w:r>
+              <w:rPr>
+                <w:b/>
+                <w:i w:val="0"/>
+                <w:sz w:val="18"/>
+              </w:rPr>
+              <w:t>pacemakers, implantable cardiac defibrillators, central venous catheters</w:t>
+            </w:r>
+            <w:r>
+              <w:rPr>
+                <w:b w:val="0"/>
+                <w:i w:val="0"/>
+                <w:sz w:val="18"/>
+              </w:rPr>
+              <w:t xml:space="preserve">. Pulmonary embolism: up to 6% upper vs </w:t>
+            </w:r>
+            <w:r>
+              <w:rPr>
+                <w:b/>
+                <w:i w:val="0"/>
+                <w:sz w:val="18"/>
+              </w:rPr>
+              <w:t>15–30%</w:t>
+            </w:r>
+            <w:r>
+              <w:rPr>
+                <w:b w:val="0"/>
+                <w:i w:val="0"/>
+                <w:sz w:val="18"/>
+              </w:rPr>
+              <w:t xml:space="preserve"> lower.</w:t>
+            </w:r>
+          </w:p>
+        </w:tc>
+      </w:tr>
+      <w:tr>
+        <w:tc>
+          <w:tcPr>
+            <w:tcW w:type="dxa" w:w="5112"/>
+            <w:shd w:val="clear" w:color="auto" w:fill="F1EEEF"/>
+          </w:tcPr>
+          <w:p>
+            <w:pPr>
+              <w:spacing w:after="40"/>
+            </w:pPr>
+            <w:r>
+              <w:rPr>
+                <w:b/>
+                <w:sz w:val="18"/>
+              </w:rPr>
+            </w:r>
+            <w:r>
+              <w:rPr>
+                <w:b/>
+                <w:i w:val="0"/>
+                <w:sz w:val="18"/>
+              </w:rPr>
+              <w:t>Other risk factors</w:t>
+            </w:r>
+          </w:p>
+        </w:tc>
+        <w:tc>
+          <w:tcPr>
+            <w:tcW w:type="dxa" w:w="5112"/>
+          </w:tcPr>
+          <w:p>
+            <w:pPr>
+              <w:spacing w:after="40"/>
+            </w:pPr>
+            <w:r>
+              <w:rPr>
+                <w:sz w:val="18"/>
+              </w:rPr>
+            </w:r>
+            <w:r>
+              <w:rPr>
+                <w:b/>
+                <w:i w:val="0"/>
+                <w:sz w:val="18"/>
+              </w:rPr>
+              <w:t>★ Personal or family history of clot — prior episode about 30 times the recurrence risk.</w:t>
+            </w:r>
+            <w:r>
+              <w:rPr>
+                <w:b w:val="0"/>
+                <w:i w:val="0"/>
+                <w:sz w:val="18"/>
+              </w:rPr>
+              <w:t xml:space="preserve"> Age older than 60; obesity; slightly more males; smoking, heart failure, hypertension, chronic kidney disease, chronic obstructive pulmonary disease, inflammatory bowel disease; cancer and chemotherapy; air travel and sedentary life; estrogen contraceptives, postmenopausal hormone replacement, first </w:t>
+            </w:r>
+            <w:r>
+              <w:rPr>
+                <w:b/>
+                <w:i w:val="0"/>
+                <w:sz w:val="18"/>
+              </w:rPr>
+              <w:t>6–12 weeks postpartum</w:t>
+            </w:r>
+            <w:r>
+              <w:rPr>
+                <w:b w:val="0"/>
+                <w:i w:val="0"/>
+                <w:sz w:val="18"/>
+              </w:rPr>
+              <w:t>.</w:t>
+            </w:r>
+          </w:p>
+        </w:tc>
+      </w:tr>
+      <w:tr>
+        <w:tc>
+          <w:tcPr>
+            <w:tcW w:type="dxa" w:w="5112"/>
+            <w:shd w:val="clear" w:color="auto" w:fill="F1EEEF"/>
+          </w:tcPr>
+          <w:p>
+            <w:pPr>
+              <w:spacing w:after="40"/>
+            </w:pPr>
+            <w:r>
+              <w:rPr>
+                <w:b/>
+                <w:sz w:val="18"/>
+              </w:rPr>
+            </w:r>
+            <w:r>
+              <w:rPr>
+                <w:b/>
+                <w:i w:val="0"/>
+                <w:sz w:val="18"/>
+              </w:rPr>
+              <w:t>Presentation</w:t>
+            </w:r>
+          </w:p>
+        </w:tc>
+        <w:tc>
+          <w:tcPr>
+            <w:tcW w:type="dxa" w:w="5112"/>
+          </w:tcPr>
+          <w:p>
+            <w:pPr>
+              <w:spacing w:after="40"/>
+            </w:pPr>
+            <w:r>
+              <w:rPr>
+                <w:sz w:val="18"/>
+              </w:rPr>
+            </w:r>
+            <w:r>
+              <w:rPr>
+                <w:b w:val="0"/>
+                <w:i w:val="0"/>
+                <w:sz w:val="18"/>
+              </w:rPr>
+              <w:t>Swelling (</w:t>
+            </w:r>
+            <w:r>
+              <w:rPr>
+                <w:b/>
+                <w:i w:val="0"/>
+                <w:sz w:val="18"/>
+              </w:rPr>
+              <w:t>97%</w:t>
+            </w:r>
+            <w:r>
+              <w:rPr>
+                <w:b w:val="0"/>
+                <w:i w:val="0"/>
+                <w:sz w:val="18"/>
+              </w:rPr>
+              <w:t xml:space="preserve"> sensitive), pain (86%), warmth (72%), ± erythema; a calf cramp that persists and worsens over days. Distal clot: calf only; proximal: calf or whole leg. </w:t>
+            </w:r>
+            <w:r>
+              <w:rPr>
+                <w:b/>
+                <w:i w:val="0"/>
+                <w:sz w:val="18"/>
+              </w:rPr>
+              <w:t>Homan sign</w:t>
+            </w:r>
+            <w:r>
+              <w:rPr>
+                <w:b w:val="0"/>
+                <w:i w:val="0"/>
+                <w:sz w:val="18"/>
+              </w:rPr>
+              <w:t xml:space="preserve"> is neither sensitive nor specific. Upper extremity: arm swelling and discomfort.</w:t>
+            </w:r>
+          </w:p>
+        </w:tc>
+      </w:tr>
+      <w:tr>
+        <w:tc>
+          <w:tcPr>
+            <w:tcW w:type="dxa" w:w="5112"/>
+            <w:shd w:val="clear" w:color="auto" w:fill="F1EEEF"/>
+          </w:tcPr>
+          <w:p>
+            <w:pPr>
+              <w:spacing w:after="40"/>
+            </w:pPr>
+            <w:r>
+              <w:rPr>
+                <w:b/>
+                <w:sz w:val="18"/>
+              </w:rPr>
+            </w:r>
+            <w:r>
+              <w:rPr>
+                <w:b/>
+                <w:i w:val="0"/>
+                <w:sz w:val="18"/>
+              </w:rPr>
+              <w:t>Differential</w:t>
+            </w:r>
+          </w:p>
+        </w:tc>
+        <w:tc>
+          <w:tcPr>
+            <w:tcW w:type="dxa" w:w="5112"/>
+          </w:tcPr>
+          <w:p>
+            <w:pPr>
+              <w:spacing w:after="40"/>
+            </w:pPr>
+            <w:r>
+              <w:rPr>
+                <w:sz w:val="18"/>
+              </w:rPr>
+            </w:r>
+            <w:r>
+              <w:rPr>
+                <w:b w:val="0"/>
+                <w:i w:val="0"/>
+                <w:sz w:val="18"/>
+              </w:rPr>
+              <w:t>Ruptured popliteal (Baker) cyst: severe sudden calf discomfort. Cellulitis: erythema, possibly fever and chills. Post-thrombotic syndrome: chronic venous insufficiency 6–24 months after a clot. Superficial thrombophlebitis: tender cord. Lymphedema: chronic edema, pelvic surgery, malignancy or radiation. Calf muscle tear: inciting injury, ankle bruising. Drug-induced edema (amlodipine): often bilateral, no inflammation.</w:t>
+            </w:r>
+          </w:p>
+        </w:tc>
+      </w:tr>
+      <w:tr>
+        <w:tc>
+          <w:tcPr>
+            <w:tcW w:type="dxa" w:w="5112"/>
+            <w:shd w:val="clear" w:color="auto" w:fill="F1EEEF"/>
+          </w:tcPr>
+          <w:p>
+            <w:pPr>
+              <w:spacing w:after="40"/>
+            </w:pPr>
+            <w:r>
+              <w:rPr>
+                <w:b/>
+                <w:sz w:val="18"/>
+              </w:rPr>
+            </w:r>
+            <w:r>
+              <w:rPr>
+                <w:b/>
+                <w:i w:val="0"/>
+                <w:sz w:val="18"/>
+              </w:rPr>
+              <w:t>Diagnosis</w:t>
+            </w:r>
+          </w:p>
+        </w:tc>
+        <w:tc>
+          <w:tcPr>
+            <w:tcW w:type="dxa" w:w="5112"/>
+          </w:tcPr>
+          <w:p>
+            <w:pPr>
+              <w:spacing w:after="40"/>
+            </w:pPr>
+            <w:r>
+              <w:rPr>
+                <w:sz w:val="18"/>
+              </w:rPr>
+            </w:r>
+            <w:r>
+              <w:rPr>
+                <w:b w:val="0"/>
+                <w:i w:val="0"/>
+                <w:sz w:val="18"/>
+              </w:rPr>
+              <w:t xml:space="preserve">Wells score (top card), then D-dimer and/or </w:t>
+            </w:r>
+            <w:r>
+              <w:rPr>
+                <w:b/>
+                <w:i w:val="0"/>
+                <w:sz w:val="18"/>
+              </w:rPr>
+              <w:t>venous duplex ultrasound of the involved extremity</w:t>
+            </w:r>
+            <w:r>
+              <w:rPr>
+                <w:b w:val="0"/>
+                <w:i w:val="0"/>
+                <w:sz w:val="18"/>
+              </w:rPr>
+              <w:t>; say why you are ordering it.</w:t>
+            </w:r>
+          </w:p>
+        </w:tc>
+      </w:tr>
+      <w:tr>
+        <w:tc>
+          <w:tcPr>
+            <w:tcW w:type="dxa" w:w="5112"/>
+            <w:shd w:val="clear" w:color="auto" w:fill="F1EEEF"/>
+          </w:tcPr>
+          <w:p>
+            <w:pPr>
+              <w:spacing w:after="40"/>
+            </w:pPr>
+            <w:r>
+              <w:rPr>
+                <w:b/>
+                <w:sz w:val="18"/>
+              </w:rPr>
+            </w:r>
+            <w:r>
+              <w:rPr>
+                <w:b/>
+                <w:i w:val="0"/>
+                <w:sz w:val="18"/>
+              </w:rPr>
+              <w:t>★ Treatment: mainstay</w:t>
+            </w:r>
+          </w:p>
+        </w:tc>
+        <w:tc>
+          <w:tcPr>
+            <w:tcW w:type="dxa" w:w="5112"/>
+          </w:tcPr>
+          <w:p>
+            <w:pPr>
+              <w:spacing w:after="40"/>
+            </w:pPr>
+            <w:r>
+              <w:rPr>
+                <w:sz w:val="18"/>
+              </w:rPr>
+            </w:r>
+            <w:r>
+              <w:rPr>
+                <w:b/>
+                <w:i w:val="0"/>
+                <w:sz w:val="18"/>
+              </w:rPr>
+              <w:t>Anticoagulation is the mainstay — “the biggest thing that we need to know.”</w:t>
+            </w:r>
+            <w:r>
+              <w:rPr>
+                <w:b w:val="0"/>
+                <w:i w:val="0"/>
+                <w:sz w:val="18"/>
+              </w:rPr>
+              <w:t xml:space="preserve"> Thrombolysis and thrombectomy are add-ons for selected large clots, never routine. Strategies: (1) heparin, then bridge to warfarin; (2) parenteral for </w:t>
+            </w:r>
+            <w:r>
+              <w:rPr>
+                <w:b/>
+                <w:i w:val="0"/>
+                <w:sz w:val="18"/>
+              </w:rPr>
+              <w:t>5 days</w:t>
+            </w:r>
+            <w:r>
+              <w:rPr>
+                <w:b w:val="0"/>
+                <w:i w:val="0"/>
+                <w:sz w:val="18"/>
+              </w:rPr>
+              <w:t>, then dabigatran or edoxaban; (3) oral monotherapy, loading then maintenance: rivaroxaban or apixaban.</w:t>
+            </w:r>
+          </w:p>
+        </w:tc>
+      </w:tr>
+      <w:tr>
+        <w:tc>
+          <w:tcPr>
+            <w:tcW w:type="dxa" w:w="5112"/>
+            <w:shd w:val="clear" w:color="auto" w:fill="F1EEEF"/>
+          </w:tcPr>
+          <w:p>
+            <w:pPr>
+              <w:spacing w:after="40"/>
+            </w:pPr>
+            <w:r>
+              <w:rPr>
+                <w:b/>
+                <w:sz w:val="18"/>
+              </w:rPr>
+            </w:r>
+            <w:r>
+              <w:rPr>
+                <w:b/>
+                <w:i w:val="0"/>
+                <w:sz w:val="18"/>
+              </w:rPr>
+              <w:t>Anticoagulant classes</w:t>
+            </w:r>
+          </w:p>
+        </w:tc>
+        <w:tc>
+          <w:tcPr>
+            <w:tcW w:type="dxa" w:w="5112"/>
+          </w:tcPr>
+          <w:p>
+            <w:pPr>
+              <w:spacing w:after="40"/>
+            </w:pPr>
+            <w:r>
+              <w:rPr>
+                <w:sz w:val="18"/>
+              </w:rPr>
+            </w:r>
+            <w:r>
+              <w:rPr>
+                <w:b w:val="0"/>
+                <w:i w:val="0"/>
+                <w:sz w:val="18"/>
+              </w:rPr>
+              <w:t>Low molecular weight heparin: enoxaparin. Unfractionated heparin: intravenous bolus then infusion, adjusted by the activated partial thromboplastin time. Fondaparinux: indirect factor Xa inhibitor. Rivaroxaban, apixaban: direct factor Xa inhibitors. Dabigatran: direct thrombin inhibitor. Warfarin: vitamin K antagonist, monitored by the international normalized ratio.</w:t>
+            </w:r>
+          </w:p>
+        </w:tc>
+      </w:tr>
+      <w:tr>
+        <w:tc>
+          <w:tcPr>
+            <w:tcW w:type="dxa" w:w="5112"/>
+            <w:shd w:val="clear" w:color="auto" w:fill="F1EEEF"/>
+          </w:tcPr>
+          <w:p>
+            <w:pPr>
+              <w:spacing w:after="40"/>
+            </w:pPr>
+            <w:r>
+              <w:rPr>
+                <w:b/>
+                <w:sz w:val="18"/>
+              </w:rPr>
+            </w:r>
+            <w:r>
+              <w:rPr>
+                <w:b/>
+                <w:i w:val="0"/>
+                <w:sz w:val="18"/>
+              </w:rPr>
+              <w:t>Contraindications</w:t>
+            </w:r>
+          </w:p>
+        </w:tc>
+        <w:tc>
+          <w:tcPr>
+            <w:tcW w:type="dxa" w:w="5112"/>
+          </w:tcPr>
+          <w:p>
+            <w:pPr>
+              <w:spacing w:after="40"/>
+            </w:pPr>
+            <w:r>
+              <w:rPr>
+                <w:sz w:val="18"/>
+              </w:rPr>
+            </w:r>
+            <w:r>
+              <w:rPr>
+                <w:b/>
+                <w:i w:val="0"/>
+                <w:sz w:val="18"/>
+              </w:rPr>
+              <w:t>Active bleeding, acute intracranial hemorrhage, major trauma, severe bleeding disorders.</w:t>
+            </w:r>
+          </w:p>
+        </w:tc>
+      </w:tr>
+      <w:tr>
+        <w:tc>
+          <w:tcPr>
+            <w:tcW w:type="dxa" w:w="5112"/>
+            <w:shd w:val="clear" w:color="auto" w:fill="F1EEEF"/>
+          </w:tcPr>
+          <w:p>
+            <w:pPr>
+              <w:spacing w:after="40"/>
+            </w:pPr>
+            <w:r>
+              <w:rPr>
+                <w:b/>
+                <w:sz w:val="18"/>
+              </w:rPr>
+            </w:r>
+            <w:r>
+              <w:rPr>
+                <w:b/>
+                <w:i w:val="0"/>
+                <w:sz w:val="18"/>
+              </w:rPr>
+              <w:t>★ Duration</w:t>
+            </w:r>
+          </w:p>
+        </w:tc>
+        <w:tc>
+          <w:tcPr>
+            <w:tcW w:type="dxa" w:w="5112"/>
+          </w:tcPr>
+          <w:p>
+            <w:pPr>
+              <w:spacing w:after="40"/>
+            </w:pPr>
+            <w:r>
+              <w:rPr>
+                <w:sz w:val="18"/>
+              </w:rPr>
+            </w:r>
+            <w:r>
+              <w:rPr>
+                <w:b w:val="0"/>
+                <w:i w:val="0"/>
+                <w:sz w:val="18"/>
+              </w:rPr>
+              <w:t xml:space="preserve">Minimum </w:t>
+            </w:r>
+            <w:r>
+              <w:rPr>
+                <w:b/>
+                <w:i w:val="0"/>
+                <w:sz w:val="18"/>
+              </w:rPr>
+              <w:t>3 months</w:t>
+            </w:r>
+            <w:r>
+              <w:rPr>
+                <w:b w:val="0"/>
+                <w:i w:val="0"/>
+                <w:sz w:val="18"/>
+              </w:rPr>
+              <w:t xml:space="preserve"> for every first episode. </w:t>
+            </w:r>
+            <w:r>
+              <w:rPr>
+                <w:b/>
+                <w:i w:val="0"/>
+                <w:sz w:val="18"/>
+              </w:rPr>
+              <w:t>Major transient (reversible) factor</w:t>
+            </w:r>
+            <w:r>
+              <w:rPr>
+                <w:b w:val="0"/>
+                <w:i w:val="0"/>
+                <w:sz w:val="18"/>
+              </w:rPr>
+              <w:t xml:space="preserve"> (general anesthesia over 30 minutes, hospitalization or bed rest 3 days or more, major trauma or fracture): </w:t>
+            </w:r>
+            <w:r>
+              <w:rPr>
+                <w:b/>
+                <w:i w:val="0"/>
+                <w:sz w:val="18"/>
+              </w:rPr>
+              <w:t>3 months</w:t>
+            </w:r>
+            <w:r>
+              <w:rPr>
+                <w:b w:val="0"/>
+                <w:i w:val="0"/>
+                <w:sz w:val="18"/>
+              </w:rPr>
+              <w:t xml:space="preserve">. </w:t>
+            </w:r>
+            <w:r>
+              <w:rPr>
+                <w:b/>
+                <w:i w:val="0"/>
+                <w:sz w:val="18"/>
+              </w:rPr>
+              <w:t>Minor transient factor</w:t>
+            </w:r>
+            <w:r>
+              <w:rPr>
+                <w:b w:val="0"/>
+                <w:i w:val="0"/>
+                <w:sz w:val="18"/>
+              </w:rPr>
+              <w:t xml:space="preserve"> (estrogen, pregnancy, minor surgery, prolonged travel, minor leg injury): </w:t>
+            </w:r>
+            <w:r>
+              <w:rPr>
+                <w:b/>
+                <w:i w:val="0"/>
+                <w:sz w:val="18"/>
+              </w:rPr>
+              <w:t>3–6 months</w:t>
+            </w:r>
+            <w:r>
+              <w:rPr>
+                <w:b w:val="0"/>
+                <w:i w:val="0"/>
+                <w:sz w:val="18"/>
+              </w:rPr>
+              <w:t xml:space="preserve">. </w:t>
+            </w:r>
+            <w:r>
+              <w:rPr>
+                <w:b/>
+                <w:i w:val="0"/>
+                <w:sz w:val="18"/>
+              </w:rPr>
+              <w:t>Unprovoked first clot: indefinite</w:t>
+            </w:r>
+            <w:r>
+              <w:rPr>
+                <w:b w:val="0"/>
+                <w:i w:val="0"/>
+                <w:sz w:val="18"/>
+              </w:rPr>
+              <w:t xml:space="preserve"> (an undiscovered clotting condition cannot be excluded).</w:t>
+            </w:r>
+          </w:p>
+        </w:tc>
+      </w:tr>
+      <w:tr>
+        <w:tc>
+          <w:tcPr>
+            <w:tcW w:type="dxa" w:w="5112"/>
+            <w:shd w:val="clear" w:color="auto" w:fill="F1EEEF"/>
+          </w:tcPr>
+          <w:p>
+            <w:pPr>
+              <w:spacing w:after="40"/>
+            </w:pPr>
+            <w:r>
+              <w:rPr>
+                <w:b/>
+                <w:sz w:val="18"/>
+              </w:rPr>
+            </w:r>
+            <w:r>
+              <w:rPr>
+                <w:b/>
+                <w:i w:val="0"/>
+                <w:sz w:val="18"/>
+              </w:rPr>
+              <w:t>★ Outpatient</w:t>
+            </w:r>
+          </w:p>
+        </w:tc>
+        <w:tc>
+          <w:tcPr>
+            <w:tcW w:type="dxa" w:w="5112"/>
+          </w:tcPr>
+          <w:p>
+            <w:pPr>
+              <w:spacing w:after="40"/>
+            </w:pPr>
+            <w:r>
+              <w:rPr>
+                <w:sz w:val="18"/>
+              </w:rPr>
+            </w:r>
+            <w:r>
+              <w:rPr>
+                <w:b/>
+                <w:i w:val="0"/>
+                <w:sz w:val="18"/>
+              </w:rPr>
+              <w:t>Yes:</w:t>
+            </w:r>
+            <w:r>
+              <w:rPr>
+                <w:b w:val="0"/>
+                <w:i w:val="0"/>
+                <w:sz w:val="18"/>
+              </w:rPr>
+              <w:t xml:space="preserve"> hemodynamically stable, low bleeding risk, no renal insufficiency, good support and reliable adherence. </w:t>
+            </w:r>
+            <w:r>
+              <w:rPr>
+                <w:b/>
+                <w:i w:val="0"/>
+                <w:sz w:val="18"/>
+              </w:rPr>
+              <w:t>No:</w:t>
+            </w:r>
+            <w:r>
+              <w:rPr>
+                <w:b w:val="0"/>
+                <w:i w:val="0"/>
+                <w:sz w:val="18"/>
+              </w:rPr>
+              <w:t xml:space="preserve"> iliofemoral (proximal) clot, concurrent symptomatic pulmonary embolism, high bleeding risk, other comorbidities needing inpatient care. Options: rivaroxaban; apixaban; low molecular weight heparin or fondaparinux 5 days then dabigatran or edoxaban; or either heparin 5 days overlapping warfarin until the international normalized ratio is above 2. </w:t>
+            </w:r>
+            <w:r>
+              <w:rPr>
+                <w:b/>
+                <w:i w:val="0"/>
+                <w:sz w:val="18"/>
+              </w:rPr>
+              <w:t>Creatinine clearance below 30 mL/min: hospitalize</w:t>
+            </w:r>
+            <w:r>
+              <w:rPr>
+                <w:b w:val="0"/>
+                <w:i w:val="0"/>
+                <w:sz w:val="18"/>
+              </w:rPr>
+              <w:t>; unfractionated heparin + warfarin overlapped at least 5 days and until the ratio is above 2 for 24 hours.</w:t>
+            </w:r>
+          </w:p>
+        </w:tc>
+      </w:tr>
+      <w:tr>
+        <w:tc>
+          <w:tcPr>
+            <w:tcW w:type="dxa" w:w="5112"/>
+            <w:shd w:val="clear" w:color="auto" w:fill="F1EEEF"/>
+          </w:tcPr>
+          <w:p>
+            <w:pPr>
+              <w:spacing w:after="40"/>
+            </w:pPr>
+            <w:r>
+              <w:rPr>
+                <w:b/>
+                <w:sz w:val="18"/>
+              </w:rPr>
+            </w:r>
+            <w:r>
+              <w:rPr>
+                <w:b/>
+                <w:i w:val="0"/>
+                <w:sz w:val="18"/>
+              </w:rPr>
+              <w:t>Reversal agents</w:t>
+            </w:r>
+          </w:p>
+        </w:tc>
+        <w:tc>
+          <w:tcPr>
+            <w:tcW w:type="dxa" w:w="5112"/>
+          </w:tcPr>
+          <w:p>
+            <w:pPr>
+              <w:spacing w:after="40"/>
+            </w:pPr>
+            <w:r>
+              <w:rPr>
+                <w:sz w:val="18"/>
+              </w:rPr>
+            </w:r>
+            <w:r>
+              <w:rPr>
+                <w:b w:val="0"/>
+                <w:i w:val="0"/>
+                <w:sz w:val="18"/>
+              </w:rPr>
+              <w:t xml:space="preserve">Unfractionated or low molecular weight heparin: </w:t>
+            </w:r>
+            <w:r>
+              <w:rPr>
+                <w:b/>
+                <w:i w:val="0"/>
+                <w:sz w:val="18"/>
+              </w:rPr>
+              <w:t>protamine sulfate</w:t>
+            </w:r>
+            <w:r>
+              <w:rPr>
+                <w:b w:val="0"/>
+                <w:i w:val="0"/>
+                <w:sz w:val="18"/>
+              </w:rPr>
+              <w:t xml:space="preserve">. Dabigatran: </w:t>
+            </w:r>
+            <w:r>
+              <w:rPr>
+                <w:b/>
+                <w:i w:val="0"/>
+                <w:sz w:val="18"/>
+              </w:rPr>
+              <w:t>idarucizumab</w:t>
+            </w:r>
+            <w:r>
+              <w:rPr>
+                <w:b w:val="0"/>
+                <w:i w:val="0"/>
+                <w:sz w:val="18"/>
+              </w:rPr>
+              <w:t xml:space="preserve">. Apixaban, rivaroxaban: </w:t>
+            </w:r>
+            <w:r>
+              <w:rPr>
+                <w:b/>
+                <w:i w:val="0"/>
+                <w:sz w:val="18"/>
+              </w:rPr>
+              <w:t>andexanet alfa</w:t>
+            </w:r>
+            <w:r>
+              <w:rPr>
+                <w:b w:val="0"/>
+                <w:i w:val="0"/>
+                <w:sz w:val="18"/>
+              </w:rPr>
+              <w:t>. Warfarin: four-factor prothrombin complex concentrate, fresh frozen plasma or intravenous vitamin K; oral vitamin K is the usual outpatient choice. Bleeding is the most serious adverse effect.</w:t>
+            </w:r>
+          </w:p>
+        </w:tc>
+      </w:tr>
+      <w:tr>
+        <w:tc>
+          <w:tcPr>
+            <w:tcW w:type="dxa" w:w="5112"/>
+            <w:shd w:val="clear" w:color="auto" w:fill="F1EEEF"/>
+          </w:tcPr>
+          <w:p>
+            <w:pPr>
+              <w:spacing w:after="40"/>
+            </w:pPr>
+            <w:r>
+              <w:rPr>
+                <w:b/>
+                <w:sz w:val="18"/>
+              </w:rPr>
+            </w:r>
+            <w:r>
+              <w:rPr>
+                <w:b/>
+                <w:i w:val="0"/>
+                <w:sz w:val="18"/>
+              </w:rPr>
+              <w:t>Vena cava filter</w:t>
+            </w:r>
+          </w:p>
+        </w:tc>
+        <w:tc>
+          <w:tcPr>
+            <w:tcW w:type="dxa" w:w="5112"/>
+          </w:tcPr>
+          <w:p>
+            <w:pPr>
+              <w:spacing w:after="40"/>
+            </w:pPr>
+            <w:r>
+              <w:rPr>
+                <w:sz w:val="18"/>
+              </w:rPr>
+            </w:r>
+            <w:r>
+              <w:rPr>
+                <w:b w:val="0"/>
+                <w:i w:val="0"/>
+                <w:sz w:val="18"/>
+              </w:rPr>
+              <w:t xml:space="preserve">Inferior vena cava filter </w:t>
+            </w:r>
+            <w:r>
+              <w:rPr>
+                <w:b/>
+                <w:i w:val="0"/>
+                <w:sz w:val="18"/>
+              </w:rPr>
+              <w:t>only</w:t>
+            </w:r>
+            <w:r>
+              <w:rPr>
+                <w:b w:val="0"/>
+                <w:i w:val="0"/>
+                <w:sz w:val="18"/>
+              </w:rPr>
+              <w:t xml:space="preserve"> with an acute proximal lower extremity clot and active bleeding, or when anticoagulation is otherwise contraindicated; keeps the clot from traveling to the lungs.</w:t>
+            </w:r>
+          </w:p>
+        </w:tc>
+      </w:tr>
+      <w:tr>
+        <w:tc>
+          <w:tcPr>
+            <w:tcW w:type="dxa" w:w="5112"/>
+            <w:shd w:val="clear" w:color="auto" w:fill="F1EEEF"/>
+          </w:tcPr>
+          <w:p>
+            <w:pPr>
+              <w:spacing w:after="40"/>
+            </w:pPr>
+            <w:r>
+              <w:rPr>
+                <w:b/>
+                <w:sz w:val="18"/>
+              </w:rPr>
+            </w:r>
+            <w:r>
+              <w:rPr>
+                <w:b/>
+                <w:i w:val="0"/>
+                <w:sz w:val="18"/>
+              </w:rPr>
+              <w:t>Prevention</w:t>
+            </w:r>
+          </w:p>
+        </w:tc>
+        <w:tc>
+          <w:tcPr>
+            <w:tcW w:type="dxa" w:w="5112"/>
+          </w:tcPr>
+          <w:p>
+            <w:pPr>
+              <w:spacing w:after="40"/>
+            </w:pPr>
+            <w:r>
+              <w:rPr>
+                <w:sz w:val="18"/>
+              </w:rPr>
+            </w:r>
+            <w:r>
+              <w:rPr>
+                <w:b/>
+                <w:i w:val="0"/>
+                <w:sz w:val="18"/>
+              </w:rPr>
+              <w:t>Intermittent pneumatic compression</w:t>
+            </w:r>
+            <w:r>
+              <w:rPr>
+                <w:b w:val="0"/>
+                <w:i w:val="0"/>
+                <w:sz w:val="18"/>
+              </w:rPr>
+              <w:t xml:space="preserve"> (sequential compression devices), especially when immobilized after surgery or in a long hospital stay. It does the calf muscles’ job so blood does not stagnate: it treats the stasis arm of the triad.</w:t>
+            </w:r>
+          </w:p>
+        </w:tc>
+      </w:tr>
+      <w:tr>
+        <w:tc>
+          <w:tcPr>
+            <w:tcW w:type="dxa" w:w="5112"/>
+            <w:shd w:val="clear" w:color="auto" w:fill="F1EEEF"/>
+          </w:tcPr>
+          <w:p>
+            <w:pPr>
+              <w:spacing w:after="40"/>
+            </w:pPr>
+            <w:r>
+              <w:rPr>
+                <w:b/>
+                <w:sz w:val="18"/>
+              </w:rPr>
+            </w:r>
+            <w:r>
+              <w:rPr>
+                <w:b/>
+                <w:i w:val="0"/>
+                <w:sz w:val="18"/>
+              </w:rPr>
+              <w:t>Complications</w:t>
+            </w:r>
+          </w:p>
+        </w:tc>
+        <w:tc>
+          <w:tcPr>
+            <w:tcW w:type="dxa" w:w="5112"/>
+          </w:tcPr>
+          <w:p>
+            <w:pPr>
+              <w:spacing w:after="40"/>
+            </w:pPr>
+            <w:r>
+              <w:rPr>
+                <w:sz w:val="18"/>
+              </w:rPr>
+            </w:r>
+            <w:r>
+              <w:rPr>
+                <w:b/>
+                <w:i w:val="0"/>
+                <w:sz w:val="18"/>
+              </w:rPr>
+              <w:t>Pulmonary embolism = the biggest</w:t>
+            </w:r>
+            <w:r>
+              <w:rPr>
+                <w:b w:val="0"/>
+                <w:i w:val="0"/>
+                <w:sz w:val="18"/>
+              </w:rPr>
+              <w:t>: ask every patient about breathing difficulty right away. Post-thrombotic syndrome (chronic venous insufficiency, 6–24 months later). Recurrence. Bleeding from treatment. Fatal pulmonary embolism without adequate treatment: under 1% (clot alone), about 3% (non-massive), about 9% (massive).</w:t>
+            </w:r>
+          </w:p>
+        </w:tc>
+      </w:tr>
+    </w:tbl>
+    <w:p>
+      <w:pPr>
+        <w:spacing w:after="80"/>
+      </w:pPr>
+    </w:p>
+    <w:p>
+      <w:pPr>
+        <w:pStyle w:val="Heading1"/>
+        <w:spacing w:before="280" w:after="100"/>
+      </w:pPr>
+      <w:r>
+        <w:rPr>
+          <w:rFonts w:ascii="Georgia" w:hAnsi="Georgia"/>
+          <w:color w:val="17494B"/>
+        </w:rPr>
+        <w:t>Chronic Venous Insufficiency</w:t>
+      </w:r>
+    </w:p>
+    <w:tbl>
+      <w:tblPr>
+        <w:tblStyle w:val="TableGrid"/>
+        <w:tblW w:type="auto" w:w="0"/>
+        <w:jc w:val="center"/>
+        <w:tblLook w:firstColumn="1" w:firstRow="1" w:lastColumn="0" w:lastRow="0" w:noHBand="0" w:noVBand="1" w:val="04A0"/>
+        <w:tblBorders>
+          <w:top w:val="single" w:sz="4" w:space="0" w:color="D8D2D4"/>
+          <w:left w:val="single" w:sz="4" w:space="0" w:color="D8D2D4"/>
+          <w:bottom w:val="single" w:sz="4" w:space="0" w:color="D8D2D4"/>
+          <w:right w:val="single" w:sz="4" w:space="0" w:color="D8D2D4"/>
+          <w:insideH w:val="single" w:sz="4" w:space="0" w:color="D8D2D4"/>
+          <w:insideV w:val="single" w:sz="4" w:space="0" w:color="D8D2D4"/>
+        </w:tblBorders>
+      </w:tblPr>
+      <w:tblGrid>
+        <w:gridCol w:w="5112"/>
+        <w:gridCol w:w="5112"/>
+      </w:tblGrid>
+      <w:tr>
+        <w:tc>
+          <w:tcPr>
+            <w:tcW w:type="dxa" w:w="5112"/>
+            <w:shd w:val="clear" w:color="auto" w:fill="17494B"/>
+          </w:tcPr>
+          <w:p>
+            <w:pPr>
+              <w:spacing w:after="40"/>
+            </w:pPr>
+            <w:r>
+              <w:rPr>
+                <w:b/>
+                <w:color w:val="FFFFFF"/>
+                <w:sz w:val="18"/>
+              </w:rPr>
+            </w:r>
+            <w:r>
+              <w:rPr>
+                <w:b/>
+                <w:i w:val="0"/>
+                <w:color w:val="FFFFFF"/>
+                <w:sz w:val="18"/>
+              </w:rPr>
+              <w:t>Term</w:t>
+            </w:r>
+          </w:p>
+        </w:tc>
+        <w:tc>
+          <w:tcPr>
+            <w:tcW w:type="dxa" w:w="5112"/>
+            <w:shd w:val="clear" w:color="auto" w:fill="17494B"/>
+          </w:tcPr>
+          <w:p>
+            <w:pPr>
+              <w:spacing w:after="40"/>
+            </w:pPr>
+            <w:r>
+              <w:rPr>
+                <w:b/>
+                <w:color w:val="FFFFFF"/>
+                <w:sz w:val="18"/>
+              </w:rPr>
+            </w:r>
+            <w:r>
+              <w:rPr>
+                <w:b/>
+                <w:i w:val="0"/>
+                <w:color w:val="FFFFFF"/>
+                <w:sz w:val="18"/>
+              </w:rPr>
+              <w:t>What you need to know</w:t>
+            </w:r>
+          </w:p>
+        </w:tc>
+      </w:tr>
+      <w:tr>
+        <w:tc>
+          <w:tcPr>
+            <w:tcW w:type="dxa" w:w="5112"/>
+            <w:shd w:val="clear" w:color="auto" w:fill="F1EEEF"/>
+          </w:tcPr>
+          <w:p>
+            <w:pPr>
+              <w:spacing w:after="40"/>
+            </w:pPr>
+            <w:r>
+              <w:rPr>
+                <w:b/>
+                <w:sz w:val="18"/>
+              </w:rPr>
+            </w:r>
+            <w:r>
+              <w:rPr>
+                <w:b/>
+                <w:i w:val="0"/>
+                <w:sz w:val="18"/>
+              </w:rPr>
+              <w:t>What</w:t>
+            </w:r>
+          </w:p>
+        </w:tc>
+        <w:tc>
+          <w:tcPr>
+            <w:tcW w:type="dxa" w:w="5112"/>
+          </w:tcPr>
+          <w:p>
+            <w:pPr>
+              <w:spacing w:after="40"/>
+            </w:pPr>
+            <w:r>
+              <w:rPr>
+                <w:sz w:val="18"/>
+              </w:rPr>
+            </w:r>
+            <w:r>
+              <w:rPr>
+                <w:b w:val="0"/>
+                <w:i w:val="0"/>
+                <w:sz w:val="18"/>
+              </w:rPr>
+              <w:t xml:space="preserve">Severe manifestation of venous hypertension (also </w:t>
+            </w:r>
+            <w:r>
+              <w:rPr>
+                <w:b/>
+                <w:i w:val="0"/>
+                <w:sz w:val="18"/>
+              </w:rPr>
+              <w:t>post-thrombotic syndrome</w:t>
+            </w:r>
+            <w:r>
+              <w:rPr>
+                <w:b w:val="0"/>
+                <w:i w:val="0"/>
+                <w:sz w:val="18"/>
+              </w:rPr>
+              <w:t xml:space="preserve">): edema, skin changes (hyperpigmentation, dermatitis, lipodermatosclerosis) and ulceration from reflux and/or obstruction. </w:t>
+            </w:r>
+            <w:r>
+              <w:rPr>
+                <w:b/>
+                <w:i w:val="0"/>
+                <w:sz w:val="18"/>
+              </w:rPr>
+              <w:t>Primary</w:t>
+            </w:r>
+            <w:r>
+              <w:rPr>
+                <w:b w:val="0"/>
+                <w:i w:val="0"/>
+                <w:sz w:val="18"/>
+              </w:rPr>
+              <w:t xml:space="preserve"> = wall or valve abnormality; </w:t>
+            </w:r>
+            <w:r>
+              <w:rPr>
+                <w:b/>
+                <w:i w:val="0"/>
+                <w:sz w:val="18"/>
+              </w:rPr>
+              <w:t>secondary</w:t>
+            </w:r>
+            <w:r>
+              <w:rPr>
+                <w:b w:val="0"/>
+                <w:i w:val="0"/>
+                <w:sz w:val="18"/>
+              </w:rPr>
+              <w:t xml:space="preserve"> = prior deep vein thrombosis.</w:t>
+            </w:r>
+          </w:p>
+        </w:tc>
+      </w:tr>
+      <w:tr>
+        <w:tc>
+          <w:tcPr>
+            <w:tcW w:type="dxa" w:w="5112"/>
+            <w:shd w:val="clear" w:color="auto" w:fill="F1EEEF"/>
+          </w:tcPr>
+          <w:p>
+            <w:pPr>
+              <w:spacing w:after="40"/>
+            </w:pPr>
+            <w:r>
+              <w:rPr>
+                <w:b/>
+                <w:sz w:val="18"/>
+              </w:rPr>
+            </w:r>
+            <w:r>
+              <w:rPr>
+                <w:b/>
+                <w:i w:val="0"/>
+                <w:sz w:val="18"/>
+              </w:rPr>
+              <w:t>Causes</w:t>
+            </w:r>
+          </w:p>
+        </w:tc>
+        <w:tc>
+          <w:tcPr>
+            <w:tcW w:type="dxa" w:w="5112"/>
+          </w:tcPr>
+          <w:p>
+            <w:pPr>
+              <w:spacing w:after="40"/>
+            </w:pPr>
+            <w:r>
+              <w:rPr>
+                <w:sz w:val="18"/>
+              </w:rPr>
+            </w:r>
+            <w:r>
+              <w:rPr>
+                <w:b/>
+                <w:i w:val="0"/>
+                <w:sz w:val="18"/>
+              </w:rPr>
+              <w:t>★ Prior deep vein thrombosis = the most common cause</w:t>
+            </w:r>
+            <w:r>
+              <w:rPr>
+                <w:b w:val="0"/>
+                <w:i w:val="0"/>
+                <w:sz w:val="18"/>
+              </w:rPr>
+              <w:t xml:space="preserve"> (about 25% have no known clot; ask about leg trauma or surgery). Also progressive superficial venous reflux, pelvic vein obstruction, arteriovenous fistula. Risk factors: advancing age, female, family history, ligamentous laxity (flat feet), higher body mass index, smoking, leg trauma, higher parity, high estrogen states.</w:t>
+            </w:r>
+          </w:p>
+        </w:tc>
+      </w:tr>
+      <w:tr>
+        <w:tc>
+          <w:tcPr>
+            <w:tcW w:type="dxa" w:w="5112"/>
+            <w:shd w:val="clear" w:color="auto" w:fill="F1EEEF"/>
+          </w:tcPr>
+          <w:p>
+            <w:pPr>
+              <w:spacing w:after="40"/>
+            </w:pPr>
+            <w:r>
+              <w:rPr>
+                <w:b/>
+                <w:sz w:val="18"/>
+              </w:rPr>
+            </w:r>
+            <w:r>
+              <w:rPr>
+                <w:b/>
+                <w:i w:val="0"/>
+                <w:sz w:val="18"/>
+              </w:rPr>
+              <w:t>Presentation</w:t>
+            </w:r>
+          </w:p>
+        </w:tc>
+        <w:tc>
+          <w:tcPr>
+            <w:tcW w:type="dxa" w:w="5112"/>
+          </w:tcPr>
+          <w:p>
+            <w:pPr>
+              <w:spacing w:after="40"/>
+            </w:pPr>
+            <w:r>
+              <w:rPr>
+                <w:sz w:val="18"/>
+              </w:rPr>
+            </w:r>
+            <w:r>
+              <w:rPr>
+                <w:b/>
+                <w:i w:val="0"/>
+                <w:sz w:val="18"/>
+              </w:rPr>
+              <w:t>Progressive pitting edema of the lower leg</w:t>
+            </w:r>
+            <w:r>
+              <w:rPr>
+                <w:b w:val="0"/>
+                <w:i w:val="0"/>
+                <w:sz w:val="18"/>
+              </w:rPr>
+              <w:t xml:space="preserve"> is the primary symptom. Dull discomfort, heaviness, throbbing, burning, pruritus from the </w:t>
+            </w:r>
+            <w:r>
+              <w:rPr>
+                <w:b/>
+                <w:i w:val="0"/>
+                <w:sz w:val="18"/>
+              </w:rPr>
+              <w:t>medial malleolus</w:t>
+            </w:r>
+            <w:r>
+              <w:rPr>
+                <w:b w:val="0"/>
+                <w:i w:val="0"/>
+                <w:sz w:val="18"/>
+              </w:rPr>
+              <w:t xml:space="preserve">; worse standing or sitting with feet dependent, </w:t>
+            </w:r>
+            <w:r>
+              <w:rPr>
+                <w:b/>
+                <w:i w:val="0"/>
+                <w:sz w:val="18"/>
+              </w:rPr>
+              <w:t>relieved by elevation and walking</w:t>
+            </w:r>
+            <w:r>
+              <w:rPr>
+                <w:b w:val="0"/>
+                <w:i w:val="0"/>
+                <w:sz w:val="18"/>
+              </w:rPr>
+              <w:t>. Grade and document the pitting.</w:t>
+            </w:r>
+          </w:p>
+        </w:tc>
+      </w:tr>
+      <w:tr>
+        <w:tc>
+          <w:tcPr>
+            <w:tcW w:type="dxa" w:w="5112"/>
+            <w:shd w:val="clear" w:color="auto" w:fill="F1EEEF"/>
+          </w:tcPr>
+          <w:p>
+            <w:pPr>
+              <w:spacing w:after="40"/>
+            </w:pPr>
+            <w:r>
+              <w:rPr>
+                <w:b/>
+                <w:sz w:val="18"/>
+              </w:rPr>
+            </w:r>
+            <w:r>
+              <w:rPr>
+                <w:b/>
+                <w:i w:val="0"/>
+                <w:sz w:val="18"/>
+              </w:rPr>
+              <w:t>Skin findings</w:t>
+            </w:r>
+          </w:p>
+        </w:tc>
+        <w:tc>
+          <w:tcPr>
+            <w:tcW w:type="dxa" w:w="5112"/>
+          </w:tcPr>
+          <w:p>
+            <w:pPr>
+              <w:spacing w:after="40"/>
+            </w:pPr>
+            <w:r>
+              <w:rPr>
+                <w:sz w:val="18"/>
+              </w:rPr>
+            </w:r>
+            <w:r>
+              <w:rPr>
+                <w:b/>
+                <w:i w:val="0"/>
+                <w:sz w:val="18"/>
+              </w:rPr>
+              <w:t>Stasis dermatitis</w:t>
+            </w:r>
+            <w:r>
+              <w:rPr>
+                <w:b w:val="0"/>
+                <w:i w:val="0"/>
+                <w:sz w:val="18"/>
+              </w:rPr>
+              <w:t xml:space="preserve">: pruritic, eczematous; earliest sign is erythema, scaling and slight hyperpigmentation above the medial malleolus. </w:t>
+            </w:r>
+            <w:r>
+              <w:rPr>
+                <w:b/>
+                <w:i w:val="0"/>
+                <w:sz w:val="18"/>
+              </w:rPr>
+              <w:t>Hemosiderin</w:t>
+            </w:r>
+            <w:r>
+              <w:rPr>
+                <w:b w:val="0"/>
+                <w:i w:val="0"/>
+                <w:sz w:val="18"/>
+              </w:rPr>
+              <w:t xml:space="preserve"> staining: brown or blue-gray, separates venous from arterial. </w:t>
+            </w:r>
+            <w:r>
+              <w:rPr>
+                <w:b/>
+                <w:i w:val="0"/>
+                <w:sz w:val="18"/>
+              </w:rPr>
+              <w:t>Lipodermatosclerosis</w:t>
+            </w:r>
+            <w:r>
+              <w:rPr>
+                <w:b w:val="0"/>
+                <w:i w:val="0"/>
+                <w:sz w:val="18"/>
+              </w:rPr>
+              <w:t>: firm, indurated, skin tacked down, medial ankle, may form a constrictive band. Cellulitis: blanching erythema, hard to diagnose — outline and date it.</w:t>
+            </w:r>
+          </w:p>
+        </w:tc>
+      </w:tr>
+      <w:tr>
+        <w:tc>
+          <w:tcPr>
+            <w:tcW w:type="dxa" w:w="5112"/>
+            <w:shd w:val="clear" w:color="auto" w:fill="F1EEEF"/>
+          </w:tcPr>
+          <w:p>
+            <w:pPr>
+              <w:spacing w:after="40"/>
+            </w:pPr>
+            <w:r>
+              <w:rPr>
+                <w:b/>
+                <w:sz w:val="18"/>
+              </w:rPr>
+            </w:r>
+            <w:r>
+              <w:rPr>
+                <w:b/>
+                <w:i w:val="0"/>
+                <w:sz w:val="18"/>
+              </w:rPr>
+              <w:t>Venous ulcer</w:t>
+            </w:r>
+          </w:p>
+        </w:tc>
+        <w:tc>
+          <w:tcPr>
+            <w:tcW w:type="dxa" w:w="5112"/>
+          </w:tcPr>
+          <w:p>
+            <w:pPr>
+              <w:spacing w:after="40"/>
+            </w:pPr>
+            <w:r>
+              <w:rPr>
+                <w:sz w:val="18"/>
+              </w:rPr>
+            </w:r>
+            <w:r>
+              <w:rPr>
+                <w:b w:val="0"/>
+                <w:i w:val="0"/>
+                <w:sz w:val="18"/>
+              </w:rPr>
+              <w:t xml:space="preserve">Above the ankle, </w:t>
+            </w:r>
+            <w:r>
+              <w:rPr>
+                <w:b/>
+                <w:i w:val="0"/>
+                <w:sz w:val="18"/>
+              </w:rPr>
+              <w:t>medial or anterior</w:t>
+            </w:r>
+            <w:r>
+              <w:rPr>
+                <w:b w:val="0"/>
+                <w:i w:val="0"/>
+                <w:sz w:val="18"/>
+              </w:rPr>
+              <w:t>; painful; clean base, fibrinous exudate, serous drainage. Heals with a thin scar that breaks down easily. Arterial ulcers: dry, punched out, painful at the toes and lateral ankle.</w:t>
+            </w:r>
+          </w:p>
+        </w:tc>
+      </w:tr>
+      <w:tr>
+        <w:tc>
+          <w:tcPr>
+            <w:tcW w:type="dxa" w:w="5112"/>
+            <w:shd w:val="clear" w:color="auto" w:fill="F1EEEF"/>
+          </w:tcPr>
+          <w:p>
+            <w:pPr>
+              <w:spacing w:after="40"/>
+            </w:pPr>
+            <w:r>
+              <w:rPr>
+                <w:b/>
+                <w:sz w:val="18"/>
+              </w:rPr>
+            </w:r>
+            <w:r>
+              <w:rPr>
+                <w:b/>
+                <w:i w:val="0"/>
+                <w:sz w:val="18"/>
+              </w:rPr>
+              <w:t>Differential</w:t>
+            </w:r>
+          </w:p>
+        </w:tc>
+        <w:tc>
+          <w:tcPr>
+            <w:tcW w:type="dxa" w:w="5112"/>
+          </w:tcPr>
+          <w:p>
+            <w:pPr>
+              <w:spacing w:after="40"/>
+            </w:pPr>
+            <w:r>
+              <w:rPr>
+                <w:sz w:val="18"/>
+              </w:rPr>
+            </w:r>
+            <w:r>
+              <w:rPr>
+                <w:b w:val="0"/>
+                <w:i w:val="0"/>
+                <w:sz w:val="18"/>
+              </w:rPr>
+              <w:t xml:space="preserve">Heart failure, chronic kidney disease, decompensated liver disease: </w:t>
+            </w:r>
+            <w:r>
+              <w:rPr>
+                <w:b/>
+                <w:i w:val="0"/>
+                <w:sz w:val="18"/>
+              </w:rPr>
+              <w:t>bilateral</w:t>
+            </w:r>
+            <w:r>
+              <w:rPr>
+                <w:b w:val="0"/>
+                <w:i w:val="0"/>
+                <w:sz w:val="18"/>
+              </w:rPr>
+              <w:t xml:space="preserve"> edema. Drug edema: calcium channel blockers, nonsteroidal anti-inflammatory drugs, thiazolidinediones. Lymphedema: unilateral, no varicosities. Lipedema: bilateral symmetric, just above the ankles, women. Other ulcers: diabetic neuropathic, arterial, autoimmune, sickle cell anemia, erythema induratum. Punch biopsy if unsure.</w:t>
+            </w:r>
+          </w:p>
+        </w:tc>
+      </w:tr>
+      <w:tr>
+        <w:tc>
+          <w:tcPr>
+            <w:tcW w:type="dxa" w:w="5112"/>
+            <w:shd w:val="clear" w:color="auto" w:fill="F1EEEF"/>
+          </w:tcPr>
+          <w:p>
+            <w:pPr>
+              <w:spacing w:after="40"/>
+            </w:pPr>
+            <w:r>
+              <w:rPr>
+                <w:b/>
+                <w:sz w:val="18"/>
+              </w:rPr>
+            </w:r>
+            <w:r>
+              <w:rPr>
+                <w:b/>
+                <w:i w:val="0"/>
+                <w:sz w:val="18"/>
+              </w:rPr>
+              <w:t>Work-up</w:t>
+            </w:r>
+          </w:p>
+        </w:tc>
+        <w:tc>
+          <w:tcPr>
+            <w:tcW w:type="dxa" w:w="5112"/>
+          </w:tcPr>
+          <w:p>
+            <w:pPr>
+              <w:spacing w:after="40"/>
+            </w:pPr>
+            <w:r>
+              <w:rPr>
+                <w:sz w:val="18"/>
+              </w:rPr>
+            </w:r>
+            <w:r>
+              <w:rPr>
+                <w:b/>
+                <w:i w:val="0"/>
+                <w:sz w:val="18"/>
+              </w:rPr>
+              <w:t>Venous duplex ultrasound first</w:t>
+            </w:r>
+            <w:r>
+              <w:rPr>
+                <w:b w:val="0"/>
+                <w:i w:val="0"/>
+                <w:sz w:val="18"/>
+              </w:rPr>
+              <w:t xml:space="preserve">: patency (clot?) and valvular competence (reflux?). </w:t>
+            </w:r>
+            <w:r>
+              <w:rPr>
+                <w:b/>
+                <w:i w:val="0"/>
+                <w:sz w:val="18"/>
+              </w:rPr>
+              <w:t>★ Arterial pulse examination and ankle-brachial index</w:t>
+            </w:r>
+            <w:r>
+              <w:rPr>
+                <w:b w:val="0"/>
+                <w:i w:val="0"/>
+                <w:sz w:val="18"/>
+              </w:rPr>
+              <w:t xml:space="preserve"> for any leg wound and older patients: not to diagnose the venous disease but to </w:t>
+            </w:r>
+            <w:r>
+              <w:rPr>
+                <w:b/>
+                <w:i w:val="0"/>
+                <w:sz w:val="18"/>
+              </w:rPr>
+              <w:t>rule out peripheral artery disease before compression</w:t>
+            </w:r>
+            <w:r>
+              <w:rPr>
+                <w:b w:val="0"/>
+                <w:i w:val="0"/>
+                <w:sz w:val="18"/>
+              </w:rPr>
+              <w:t>. Cross-sectional venography if ultrasound falls short; catheter venography (gold standard) only before an intervention.</w:t>
+            </w:r>
+          </w:p>
+        </w:tc>
+      </w:tr>
+      <w:tr>
+        <w:tc>
+          <w:tcPr>
+            <w:tcW w:type="dxa" w:w="5112"/>
+            <w:shd w:val="clear" w:color="auto" w:fill="F1EEEF"/>
+          </w:tcPr>
+          <w:p>
+            <w:pPr>
+              <w:spacing w:after="40"/>
+            </w:pPr>
+            <w:r>
+              <w:rPr>
+                <w:b/>
+                <w:sz w:val="18"/>
+              </w:rPr>
+            </w:r>
+            <w:r>
+              <w:rPr>
+                <w:b/>
+                <w:i w:val="0"/>
+                <w:sz w:val="18"/>
+              </w:rPr>
+              <w:t>Management</w:t>
+            </w:r>
+          </w:p>
+        </w:tc>
+        <w:tc>
+          <w:tcPr>
+            <w:tcW w:type="dxa" w:w="5112"/>
+          </w:tcPr>
+          <w:p>
+            <w:pPr>
+              <w:spacing w:after="40"/>
+            </w:pPr>
+            <w:r>
+              <w:rPr>
+                <w:sz w:val="18"/>
+              </w:rPr>
+            </w:r>
+            <w:r>
+              <w:rPr>
+                <w:b/>
+                <w:i w:val="0"/>
+                <w:sz w:val="18"/>
+              </w:rPr>
+              <w:t>Always nonoperative first.</w:t>
+            </w:r>
+            <w:r>
+              <w:rPr>
+                <w:b w:val="0"/>
+                <w:i w:val="0"/>
+                <w:sz w:val="18"/>
+              </w:rPr>
+              <w:t xml:space="preserve"> Feet elevated </w:t>
+            </w:r>
+            <w:r>
+              <w:rPr>
+                <w:b/>
+                <w:i w:val="0"/>
+                <w:sz w:val="18"/>
+              </w:rPr>
+              <w:t>ABOVE heart level</w:t>
+            </w:r>
+            <w:r>
+              <w:rPr>
+                <w:b w:val="0"/>
+                <w:i w:val="0"/>
+                <w:sz w:val="18"/>
+              </w:rPr>
+              <w:t xml:space="preserve">; daily walking and ankle flexion; skin care with emollients (mid-potency topical corticosteroid for stasis dermatitis); </w:t>
+            </w:r>
+            <w:r>
+              <w:rPr>
+                <w:b/>
+                <w:i w:val="0"/>
+                <w:sz w:val="18"/>
+              </w:rPr>
+              <w:t>★ compression = standard treatment, graduated (tightest at the ankle)</w:t>
+            </w:r>
+            <w:r>
+              <w:rPr>
+                <w:b w:val="0"/>
+                <w:i w:val="0"/>
+                <w:sz w:val="18"/>
+              </w:rPr>
+              <w:t xml:space="preserve">; cellulitis: oral antibiotics (cephalexin or clindamycin). Ulcers need edema control and compression, wound care referral, </w:t>
+            </w:r>
+            <w:r>
+              <w:rPr>
+                <w:b/>
+                <w:i w:val="0"/>
+                <w:sz w:val="18"/>
+              </w:rPr>
+              <w:t>4–6 months</w:t>
+            </w:r>
+            <w:r>
+              <w:rPr>
+                <w:b w:val="0"/>
+                <w:i w:val="0"/>
+                <w:sz w:val="18"/>
+              </w:rPr>
+              <w:t xml:space="preserve"> to heal. No oral drug proven; surgery occludes or removes vessels.</w:t>
+            </w:r>
+          </w:p>
+        </w:tc>
+      </w:tr>
+      <w:tr>
+        <w:tc>
+          <w:tcPr>
+            <w:tcW w:type="dxa" w:w="5112"/>
+            <w:shd w:val="clear" w:color="auto" w:fill="F1EEEF"/>
+          </w:tcPr>
+          <w:p>
+            <w:pPr>
+              <w:spacing w:after="40"/>
+            </w:pPr>
+            <w:r>
+              <w:rPr>
+                <w:b/>
+                <w:sz w:val="18"/>
+              </w:rPr>
+            </w:r>
+            <w:r>
+              <w:rPr>
+                <w:b/>
+                <w:i w:val="0"/>
+                <w:sz w:val="18"/>
+              </w:rPr>
+              <w:t>Refer to vascular</w:t>
+            </w:r>
+          </w:p>
+        </w:tc>
+        <w:tc>
+          <w:tcPr>
+            <w:tcW w:type="dxa" w:w="5112"/>
+          </w:tcPr>
+          <w:p>
+            <w:pPr>
+              <w:spacing w:after="40"/>
+            </w:pPr>
+            <w:r>
+              <w:rPr>
+                <w:sz w:val="18"/>
+              </w:rPr>
+            </w:r>
+            <w:r>
+              <w:rPr>
+                <w:b/>
+                <w:i w:val="0"/>
+                <w:sz w:val="18"/>
+              </w:rPr>
+              <w:t>Arterial insufficiency (same-day)</w:t>
+            </w:r>
+            <w:r>
+              <w:rPr>
+                <w:b w:val="0"/>
+                <w:i w:val="0"/>
+                <w:sz w:val="18"/>
+              </w:rPr>
+              <w:t>; nonhealing ulcers; recurrent ulcers; persistent stasis dermatitis; suspected contact dermatitis; diagnostic doubt; significant saphenous reflux; long-term edema control.</w:t>
+            </w:r>
+          </w:p>
+        </w:tc>
+      </w:tr>
+    </w:tbl>
+    <w:p>
+      <w:pPr>
+        <w:spacing w:after="80"/>
+      </w:pPr>
+    </w:p>
+    <w:p>
+      <w:pPr>
+        <w:pStyle w:val="Heading1"/>
+        <w:spacing w:before="280" w:after="100"/>
+      </w:pPr>
+      <w:r>
+        <w:rPr>
+          <w:rFonts w:ascii="Georgia" w:hAnsi="Georgia"/>
+          <w:color w:val="17494B"/>
+        </w:rPr>
+        <w:t>Varicose Veins</w:t>
+      </w:r>
+    </w:p>
+    <w:tbl>
+      <w:tblPr>
+        <w:tblStyle w:val="TableGrid"/>
+        <w:tblW w:type="auto" w:w="0"/>
+        <w:jc w:val="center"/>
+        <w:tblLook w:firstColumn="1" w:firstRow="1" w:lastColumn="0" w:lastRow="0" w:noHBand="0" w:noVBand="1" w:val="04A0"/>
+        <w:tblBorders>
+          <w:top w:val="single" w:sz="4" w:space="0" w:color="D8D2D4"/>
+          <w:left w:val="single" w:sz="4" w:space="0" w:color="D8D2D4"/>
+          <w:bottom w:val="single" w:sz="4" w:space="0" w:color="D8D2D4"/>
+          <w:right w:val="single" w:sz="4" w:space="0" w:color="D8D2D4"/>
+          <w:insideH w:val="single" w:sz="4" w:space="0" w:color="D8D2D4"/>
+          <w:insideV w:val="single" w:sz="4" w:space="0" w:color="D8D2D4"/>
+        </w:tblBorders>
+      </w:tblPr>
+      <w:tblGrid>
+        <w:gridCol w:w="5112"/>
+        <w:gridCol w:w="5112"/>
+      </w:tblGrid>
+      <w:tr>
+        <w:tc>
+          <w:tcPr>
+            <w:tcW w:type="dxa" w:w="5112"/>
+            <w:shd w:val="clear" w:color="auto" w:fill="17494B"/>
+          </w:tcPr>
+          <w:p>
+            <w:pPr>
+              <w:spacing w:after="40"/>
+            </w:pPr>
+            <w:r>
+              <w:rPr>
+                <w:b/>
+                <w:color w:val="FFFFFF"/>
+                <w:sz w:val="18"/>
+              </w:rPr>
+            </w:r>
+            <w:r>
+              <w:rPr>
+                <w:b/>
+                <w:i w:val="0"/>
+                <w:color w:val="FFFFFF"/>
+                <w:sz w:val="18"/>
+              </w:rPr>
+              <w:t>Term</w:t>
+            </w:r>
+          </w:p>
+        </w:tc>
+        <w:tc>
+          <w:tcPr>
+            <w:tcW w:type="dxa" w:w="5112"/>
+            <w:shd w:val="clear" w:color="auto" w:fill="17494B"/>
+          </w:tcPr>
+          <w:p>
+            <w:pPr>
+              <w:spacing w:after="40"/>
+            </w:pPr>
+            <w:r>
+              <w:rPr>
+                <w:b/>
+                <w:color w:val="FFFFFF"/>
+                <w:sz w:val="18"/>
+              </w:rPr>
+            </w:r>
+            <w:r>
+              <w:rPr>
+                <w:b/>
+                <w:i w:val="0"/>
+                <w:color w:val="FFFFFF"/>
+                <w:sz w:val="18"/>
+              </w:rPr>
+              <w:t>What you need to know</w:t>
+            </w:r>
+          </w:p>
+        </w:tc>
+      </w:tr>
+      <w:tr>
+        <w:tc>
+          <w:tcPr>
+            <w:tcW w:type="dxa" w:w="5112"/>
+            <w:shd w:val="clear" w:color="auto" w:fill="F1EEEF"/>
+          </w:tcPr>
+          <w:p>
+            <w:pPr>
+              <w:spacing w:after="40"/>
+            </w:pPr>
+            <w:r>
+              <w:rPr>
+                <w:b/>
+                <w:sz w:val="18"/>
+              </w:rPr>
+            </w:r>
+            <w:r>
+              <w:rPr>
+                <w:b/>
+                <w:i w:val="0"/>
+                <w:sz w:val="18"/>
+              </w:rPr>
+              <w:t>What</w:t>
+            </w:r>
+          </w:p>
+        </w:tc>
+        <w:tc>
+          <w:tcPr>
+            <w:tcW w:type="dxa" w:w="5112"/>
+          </w:tcPr>
+          <w:p>
+            <w:pPr>
+              <w:spacing w:after="40"/>
+            </w:pPr>
+            <w:r>
+              <w:rPr>
+                <w:sz w:val="18"/>
+              </w:rPr>
+            </w:r>
+            <w:r>
+              <w:rPr>
+                <w:b w:val="0"/>
+                <w:i w:val="0"/>
+                <w:sz w:val="18"/>
+              </w:rPr>
+              <w:t xml:space="preserve">Dilated, tortuous superficial veins from </w:t>
+            </w:r>
+            <w:r>
+              <w:rPr>
+                <w:b/>
+                <w:i w:val="0"/>
+                <w:sz w:val="18"/>
+              </w:rPr>
+              <w:t>venous reflux and venous hypertension</w:t>
+            </w:r>
+            <w:r>
+              <w:rPr>
+                <w:b w:val="0"/>
+                <w:i w:val="0"/>
+                <w:sz w:val="18"/>
+              </w:rPr>
+              <w:t xml:space="preserve">; most commonly the </w:t>
+            </w:r>
+            <w:r>
+              <w:rPr>
+                <w:b/>
+                <w:i w:val="0"/>
+                <w:sz w:val="18"/>
+              </w:rPr>
+              <w:t>great saphenous vein</w:t>
+            </w:r>
+            <w:r>
+              <w:rPr>
+                <w:b w:val="0"/>
+                <w:i w:val="0"/>
+                <w:sz w:val="18"/>
+              </w:rPr>
+              <w:t>, also the short saphenous vein.</w:t>
+            </w:r>
+          </w:p>
+        </w:tc>
+      </w:tr>
+      <w:tr>
+        <w:tc>
+          <w:tcPr>
+            <w:tcW w:type="dxa" w:w="5112"/>
+            <w:shd w:val="clear" w:color="auto" w:fill="F1EEEF"/>
+          </w:tcPr>
+          <w:p>
+            <w:pPr>
+              <w:spacing w:after="40"/>
+            </w:pPr>
+            <w:r>
+              <w:rPr>
+                <w:b/>
+                <w:sz w:val="18"/>
+              </w:rPr>
+            </w:r>
+            <w:r>
+              <w:rPr>
+                <w:b/>
+                <w:i w:val="0"/>
+                <w:sz w:val="18"/>
+              </w:rPr>
+              <w:t>Risk factors</w:t>
+            </w:r>
+          </w:p>
+        </w:tc>
+        <w:tc>
+          <w:tcPr>
+            <w:tcW w:type="dxa" w:w="5112"/>
+          </w:tcPr>
+          <w:p>
+            <w:pPr>
+              <w:spacing w:after="40"/>
+            </w:pPr>
+            <w:r>
+              <w:rPr>
+                <w:sz w:val="18"/>
+              </w:rPr>
+            </w:r>
+            <w:r>
+              <w:rPr>
+                <w:b/>
+                <w:i w:val="0"/>
+                <w:sz w:val="18"/>
+              </w:rPr>
+              <w:t>★ Family history = the most common predisposing factor.</w:t>
+            </w:r>
+            <w:r>
+              <w:rPr>
+                <w:b w:val="0"/>
+                <w:i w:val="0"/>
+                <w:sz w:val="18"/>
+              </w:rPr>
+              <w:t xml:space="preserve"> Prolonged standing or heavy lifting; women after pregnancy.</w:t>
+            </w:r>
+          </w:p>
+        </w:tc>
+      </w:tr>
+      <w:tr>
+        <w:tc>
+          <w:tcPr>
+            <w:tcW w:type="dxa" w:w="5112"/>
+            <w:shd w:val="clear" w:color="auto" w:fill="F1EEEF"/>
+          </w:tcPr>
+          <w:p>
+            <w:pPr>
+              <w:spacing w:after="40"/>
+            </w:pPr>
+            <w:r>
+              <w:rPr>
+                <w:b/>
+                <w:sz w:val="18"/>
+              </w:rPr>
+            </w:r>
+            <w:r>
+              <w:rPr>
+                <w:b/>
+                <w:i w:val="0"/>
+                <w:sz w:val="18"/>
+              </w:rPr>
+              <w:t>Symptoms</w:t>
+            </w:r>
+          </w:p>
+        </w:tc>
+        <w:tc>
+          <w:tcPr>
+            <w:tcW w:type="dxa" w:w="5112"/>
+          </w:tcPr>
+          <w:p>
+            <w:pPr>
+              <w:spacing w:after="40"/>
+            </w:pPr>
+            <w:r>
+              <w:rPr>
+                <w:sz w:val="18"/>
+              </w:rPr>
+            </w:r>
+            <w:r>
+              <w:rPr>
+                <w:b/>
+                <w:i w:val="0"/>
+                <w:sz w:val="18"/>
+              </w:rPr>
+              <w:t>★ Dull, achy heaviness or fatigue brought on by standing = the most common symptom.</w:t>
+            </w:r>
+            <w:r>
+              <w:rPr>
+                <w:b w:val="0"/>
+                <w:i w:val="0"/>
+                <w:sz w:val="18"/>
+              </w:rPr>
+              <w:t xml:space="preserve"> Itching above the ankle or over the veins; may be asymptomatic. Long-standing varicose veins can progress to chronic venous insufficiency.</w:t>
+            </w:r>
+          </w:p>
+        </w:tc>
+      </w:tr>
+      <w:tr>
+        <w:tc>
+          <w:tcPr>
+            <w:tcW w:type="dxa" w:w="5112"/>
+            <w:shd w:val="clear" w:color="auto" w:fill="F1EEEF"/>
+          </w:tcPr>
+          <w:p>
+            <w:pPr>
+              <w:spacing w:after="40"/>
+            </w:pPr>
+            <w:r>
+              <w:rPr>
+                <w:b/>
+                <w:sz w:val="18"/>
+              </w:rPr>
+            </w:r>
+            <w:r>
+              <w:rPr>
+                <w:b/>
+                <w:i w:val="0"/>
+                <w:sz w:val="18"/>
+              </w:rPr>
+              <w:t>Exam</w:t>
+            </w:r>
+          </w:p>
+        </w:tc>
+        <w:tc>
+          <w:tcPr>
+            <w:tcW w:type="dxa" w:w="5112"/>
+          </w:tcPr>
+          <w:p>
+            <w:pPr>
+              <w:spacing w:after="40"/>
+            </w:pPr>
+            <w:r>
+              <w:rPr>
+                <w:sz w:val="18"/>
+              </w:rPr>
+            </w:r>
+            <w:r>
+              <w:rPr>
+                <w:b w:val="0"/>
+                <w:i w:val="0"/>
+                <w:sz w:val="18"/>
+              </w:rPr>
+              <w:t>Dilated, tortuous, palpable veins of the thigh and calf, seen standing; may be tender.</w:t>
+            </w:r>
+          </w:p>
+        </w:tc>
+      </w:tr>
+      <w:tr>
+        <w:tc>
+          <w:tcPr>
+            <w:tcW w:type="dxa" w:w="5112"/>
+            <w:shd w:val="clear" w:color="auto" w:fill="F1EEEF"/>
+          </w:tcPr>
+          <w:p>
+            <w:pPr>
+              <w:spacing w:after="40"/>
+            </w:pPr>
+            <w:r>
+              <w:rPr>
+                <w:b/>
+                <w:sz w:val="18"/>
+              </w:rPr>
+            </w:r>
+            <w:r>
+              <w:rPr>
+                <w:b/>
+                <w:i w:val="0"/>
+                <w:sz w:val="18"/>
+              </w:rPr>
+              <w:t>Diagnosis</w:t>
+            </w:r>
+          </w:p>
+        </w:tc>
+        <w:tc>
+          <w:tcPr>
+            <w:tcW w:type="dxa" w:w="5112"/>
+          </w:tcPr>
+          <w:p>
+            <w:pPr>
+              <w:spacing w:after="40"/>
+            </w:pPr>
+            <w:r>
+              <w:rPr>
+                <w:sz w:val="18"/>
+              </w:rPr>
+            </w:r>
+            <w:r>
+              <w:rPr>
+                <w:b/>
+                <w:i w:val="0"/>
+                <w:sz w:val="18"/>
+              </w:rPr>
+              <w:t>Clinical</w:t>
+            </w:r>
+            <w:r>
+              <w:rPr>
+                <w:b w:val="0"/>
+                <w:i w:val="0"/>
+                <w:sz w:val="18"/>
+              </w:rPr>
+              <w:t>: examine the leg in a dependent position. Venous duplex (Doppler) ultrasound confirms and maps the extent of reflux.</w:t>
+            </w:r>
+          </w:p>
+        </w:tc>
+      </w:tr>
+      <w:tr>
+        <w:tc>
+          <w:tcPr>
+            <w:tcW w:type="dxa" w:w="5112"/>
+            <w:shd w:val="clear" w:color="auto" w:fill="F1EEEF"/>
+          </w:tcPr>
+          <w:p>
+            <w:pPr>
+              <w:spacing w:after="40"/>
+            </w:pPr>
+            <w:r>
+              <w:rPr>
+                <w:b/>
+                <w:sz w:val="18"/>
+              </w:rPr>
+            </w:r>
+            <w:r>
+              <w:rPr>
+                <w:b/>
+                <w:i w:val="0"/>
+                <w:sz w:val="18"/>
+              </w:rPr>
+              <w:t>Management</w:t>
+            </w:r>
+          </w:p>
+        </w:tc>
+        <w:tc>
+          <w:tcPr>
+            <w:tcW w:type="dxa" w:w="5112"/>
+          </w:tcPr>
+          <w:p>
+            <w:pPr>
+              <w:spacing w:after="40"/>
+            </w:pPr>
+            <w:r>
+              <w:rPr>
+                <w:sz w:val="18"/>
+              </w:rPr>
+            </w:r>
+            <w:r>
+              <w:rPr>
+                <w:b w:val="0"/>
+                <w:i w:val="0"/>
+                <w:sz w:val="18"/>
+              </w:rPr>
+              <w:t xml:space="preserve">Isolated varicose veins: elevation, exercise, compression, </w:t>
+            </w:r>
+            <w:r>
+              <w:rPr>
+                <w:b/>
+                <w:i w:val="0"/>
+                <w:sz w:val="18"/>
+              </w:rPr>
+              <w:t>rule out arterial disease before compression</w:t>
+            </w:r>
+            <w:r>
+              <w:rPr>
+                <w:b w:val="0"/>
+                <w:i w:val="0"/>
+                <w:sz w:val="18"/>
+              </w:rPr>
+              <w:t xml:space="preserve">; stockings for weeks to months before ablation. Goal = symptoms and appearance; they often recur. Procedures: </w:t>
+            </w:r>
+            <w:r>
+              <w:rPr>
+                <w:b/>
+                <w:i w:val="0"/>
+                <w:sz w:val="18"/>
+              </w:rPr>
+              <w:t>sclerotherapy</w:t>
+            </w:r>
+            <w:r>
+              <w:rPr>
+                <w:b w:val="0"/>
+                <w:i w:val="0"/>
+                <w:sz w:val="18"/>
+              </w:rPr>
+              <w:t>, vein stripping, laser or radiofrequency catheter.</w:t>
+            </w:r>
+          </w:p>
+        </w:tc>
+      </w:tr>
+    </w:tbl>
+    <w:p>
+      <w:pPr>
+        <w:spacing w:after="80"/>
+      </w:pPr>
+    </w:p>
+    <w:p>
+      <w:pPr>
+        <w:pStyle w:val="Heading1"/>
+        <w:spacing w:before="280" w:after="100"/>
+      </w:pPr>
+      <w:r>
+        <w:rPr>
+          <w:rFonts w:ascii="Georgia" w:hAnsi="Georgia"/>
+          <w:color w:val="17494B"/>
+        </w:rPr>
+        <w:t>Superficial Phlebitis, Thrombophlebitis &amp; Septic Thrombophlebitis</w:t>
+      </w:r>
+    </w:p>
+    <w:tbl>
+      <w:tblPr>
+        <w:tblStyle w:val="TableGrid"/>
+        <w:tblW w:type="auto" w:w="0"/>
+        <w:jc w:val="center"/>
+        <w:tblLook w:firstColumn="1" w:firstRow="1" w:lastColumn="0" w:lastRow="0" w:noHBand="0" w:noVBand="1" w:val="04A0"/>
+        <w:tblBorders>
+          <w:top w:val="single" w:sz="4" w:space="0" w:color="D8D2D4"/>
+          <w:left w:val="single" w:sz="4" w:space="0" w:color="D8D2D4"/>
+          <w:bottom w:val="single" w:sz="4" w:space="0" w:color="D8D2D4"/>
+          <w:right w:val="single" w:sz="4" w:space="0" w:color="D8D2D4"/>
+          <w:insideH w:val="single" w:sz="4" w:space="0" w:color="D8D2D4"/>
+          <w:insideV w:val="single" w:sz="4" w:space="0" w:color="D8D2D4"/>
+        </w:tblBorders>
+      </w:tblPr>
+      <w:tblGrid>
+        <w:gridCol w:w="5112"/>
+        <w:gridCol w:w="5112"/>
+      </w:tblGrid>
+      <w:tr>
+        <w:tc>
+          <w:tcPr>
+            <w:tcW w:type="dxa" w:w="5112"/>
+            <w:shd w:val="clear" w:color="auto" w:fill="17494B"/>
+          </w:tcPr>
+          <w:p>
+            <w:pPr>
+              <w:spacing w:after="40"/>
+            </w:pPr>
+            <w:r>
+              <w:rPr>
+                <w:b/>
+                <w:color w:val="FFFFFF"/>
+                <w:sz w:val="18"/>
+              </w:rPr>
+            </w:r>
+            <w:r>
+              <w:rPr>
+                <w:b/>
+                <w:i w:val="0"/>
+                <w:color w:val="FFFFFF"/>
+                <w:sz w:val="18"/>
+              </w:rPr>
+              <w:t>Term</w:t>
+            </w:r>
+          </w:p>
+        </w:tc>
+        <w:tc>
+          <w:tcPr>
+            <w:tcW w:type="dxa" w:w="5112"/>
+            <w:shd w:val="clear" w:color="auto" w:fill="17494B"/>
+          </w:tcPr>
+          <w:p>
+            <w:pPr>
+              <w:spacing w:after="40"/>
+            </w:pPr>
+            <w:r>
+              <w:rPr>
+                <w:b/>
+                <w:color w:val="FFFFFF"/>
+                <w:sz w:val="18"/>
+              </w:rPr>
+            </w:r>
+            <w:r>
+              <w:rPr>
+                <w:b/>
+                <w:i w:val="0"/>
+                <w:color w:val="FFFFFF"/>
+                <w:sz w:val="18"/>
+              </w:rPr>
+              <w:t>What you need to know</w:t>
+            </w:r>
+          </w:p>
+        </w:tc>
+      </w:tr>
+      <w:tr>
+        <w:tc>
+          <w:tcPr>
+            <w:tcW w:type="dxa" w:w="5112"/>
+            <w:shd w:val="clear" w:color="auto" w:fill="F1EEEF"/>
+          </w:tcPr>
+          <w:p>
+            <w:pPr>
+              <w:spacing w:after="40"/>
+            </w:pPr>
+            <w:r>
+              <w:rPr>
+                <w:b/>
+                <w:sz w:val="18"/>
+              </w:rPr>
+            </w:r>
+            <w:r>
+              <w:rPr>
+                <w:b/>
+                <w:i w:val="0"/>
+                <w:sz w:val="18"/>
+              </w:rPr>
+              <w:t>Definitions</w:t>
+            </w:r>
+          </w:p>
+        </w:tc>
+        <w:tc>
+          <w:tcPr>
+            <w:tcW w:type="dxa" w:w="5112"/>
+          </w:tcPr>
+          <w:p>
+            <w:pPr>
+              <w:spacing w:after="40"/>
+            </w:pPr>
+            <w:r>
+              <w:rPr>
+                <w:sz w:val="18"/>
+              </w:rPr>
+            </w:r>
+            <w:r>
+              <w:rPr>
+                <w:b/>
+                <w:i w:val="0"/>
+                <w:sz w:val="18"/>
+              </w:rPr>
+              <w:t>Phlebitis</w:t>
+            </w:r>
+            <w:r>
+              <w:rPr>
+                <w:b w:val="0"/>
+                <w:i w:val="0"/>
+                <w:sz w:val="18"/>
+              </w:rPr>
+              <w:t xml:space="preserve"> = inflammation of the vein wall </w:t>
+            </w:r>
+            <w:r>
+              <w:rPr>
+                <w:b/>
+                <w:i w:val="0"/>
+                <w:sz w:val="18"/>
+              </w:rPr>
+              <w:t>without</w:t>
+            </w:r>
+            <w:r>
+              <w:rPr>
+                <w:b w:val="0"/>
+                <w:i w:val="0"/>
+                <w:sz w:val="18"/>
+              </w:rPr>
+              <w:t xml:space="preserve"> thrombus. </w:t>
+            </w:r>
+            <w:r>
+              <w:rPr>
+                <w:b/>
+                <w:i w:val="0"/>
+                <w:sz w:val="18"/>
+              </w:rPr>
+              <w:t>Thrombophlebitis</w:t>
+            </w:r>
+            <w:r>
+              <w:rPr>
+                <w:b w:val="0"/>
+                <w:i w:val="0"/>
+                <w:sz w:val="18"/>
+              </w:rPr>
+              <w:t xml:space="preserve"> = phlebitis </w:t>
+            </w:r>
+            <w:r>
+              <w:rPr>
+                <w:b/>
+                <w:i w:val="0"/>
+                <w:sz w:val="18"/>
+              </w:rPr>
+              <w:t>with</w:t>
+            </w:r>
+            <w:r>
+              <w:rPr>
+                <w:b w:val="0"/>
+                <w:i w:val="0"/>
+                <w:sz w:val="18"/>
+              </w:rPr>
+              <w:t xml:space="preserve"> thrombus. Told apart because treatment differs.</w:t>
+            </w:r>
+          </w:p>
+        </w:tc>
+      </w:tr>
+      <w:tr>
+        <w:tc>
+          <w:tcPr>
+            <w:tcW w:type="dxa" w:w="5112"/>
+            <w:shd w:val="clear" w:color="auto" w:fill="F1EEEF"/>
+          </w:tcPr>
+          <w:p>
+            <w:pPr>
+              <w:spacing w:after="40"/>
+            </w:pPr>
+            <w:r>
+              <w:rPr>
+                <w:b/>
+                <w:sz w:val="18"/>
+              </w:rPr>
+            </w:r>
+            <w:r>
+              <w:rPr>
+                <w:b/>
+                <w:i w:val="0"/>
+                <w:sz w:val="18"/>
+              </w:rPr>
+              <w:t>Risk factors</w:t>
+            </w:r>
+          </w:p>
+        </w:tc>
+        <w:tc>
+          <w:tcPr>
+            <w:tcW w:type="dxa" w:w="5112"/>
+          </w:tcPr>
+          <w:p>
+            <w:pPr>
+              <w:spacing w:after="40"/>
+            </w:pPr>
+            <w:r>
+              <w:rPr>
+                <w:sz w:val="18"/>
+              </w:rPr>
+            </w:r>
+            <w:r>
+              <w:rPr>
+                <w:b/>
+                <w:i w:val="0"/>
+                <w:sz w:val="18"/>
+              </w:rPr>
+              <w:t>Varicose veins = the most common cause in the lower extremity.</w:t>
+            </w:r>
+            <w:r>
+              <w:rPr>
+                <w:b w:val="0"/>
+                <w:i w:val="0"/>
+                <w:sz w:val="18"/>
+              </w:rPr>
+              <w:t xml:space="preserve"> </w:t>
+            </w:r>
+            <w:r>
+              <w:rPr>
+                <w:b/>
+                <w:i w:val="0"/>
+                <w:sz w:val="18"/>
+              </w:rPr>
+              <w:t>Recent intravenous catheter use (peripherally inserted central catheter most common) = the most common cause in the upper extremity.</w:t>
+            </w:r>
+            <w:r>
+              <w:rPr>
+                <w:b w:val="0"/>
+                <w:i w:val="0"/>
+                <w:sz w:val="18"/>
+              </w:rPr>
+              <w:t xml:space="preserve"> Inactivity; local trauma or procedure on superficial veins; pregnancy or estrogen; malignancy or hypercoagulable state; prior superficial vein thrombosis without varicose veins.</w:t>
+            </w:r>
+          </w:p>
+        </w:tc>
+      </w:tr>
+      <w:tr>
+        <w:tc>
+          <w:tcPr>
+            <w:tcW w:type="dxa" w:w="5112"/>
+            <w:shd w:val="clear" w:color="auto" w:fill="F1EEEF"/>
+          </w:tcPr>
+          <w:p>
+            <w:pPr>
+              <w:spacing w:after="40"/>
+            </w:pPr>
+            <w:r>
+              <w:rPr>
+                <w:b/>
+                <w:sz w:val="18"/>
+              </w:rPr>
+            </w:r>
+            <w:r>
+              <w:rPr>
+                <w:b/>
+                <w:i w:val="0"/>
+                <w:sz w:val="18"/>
+              </w:rPr>
+              <w:t>Presentation</w:t>
+            </w:r>
+          </w:p>
+        </w:tc>
+        <w:tc>
+          <w:tcPr>
+            <w:tcW w:type="dxa" w:w="5112"/>
+          </w:tcPr>
+          <w:p>
+            <w:pPr>
+              <w:spacing w:after="40"/>
+            </w:pPr>
+            <w:r>
+              <w:rPr>
+                <w:sz w:val="18"/>
+              </w:rPr>
+            </w:r>
+            <w:r>
+              <w:rPr>
+                <w:b w:val="0"/>
+                <w:i w:val="0"/>
+                <w:sz w:val="18"/>
+              </w:rPr>
+              <w:t xml:space="preserve">Tenderness, pain, induration and erythema along a superficial vein; an </w:t>
+            </w:r>
+            <w:r>
+              <w:rPr>
+                <w:b/>
+                <w:i w:val="0"/>
+                <w:sz w:val="18"/>
+              </w:rPr>
+              <w:t>indurated palpable cord</w:t>
+            </w:r>
+            <w:r>
+              <w:rPr>
+                <w:b w:val="0"/>
+                <w:i w:val="0"/>
+                <w:sz w:val="18"/>
+              </w:rPr>
+              <w:t xml:space="preserve"> with warmth and erythema; you can trace the vein.</w:t>
+            </w:r>
+          </w:p>
+        </w:tc>
+      </w:tr>
+      <w:tr>
+        <w:tc>
+          <w:tcPr>
+            <w:tcW w:type="dxa" w:w="5112"/>
+            <w:shd w:val="clear" w:color="auto" w:fill="F1EEEF"/>
+          </w:tcPr>
+          <w:p>
+            <w:pPr>
+              <w:spacing w:after="40"/>
+            </w:pPr>
+            <w:r>
+              <w:rPr>
+                <w:b/>
+                <w:sz w:val="18"/>
+              </w:rPr>
+            </w:r>
+            <w:r>
+              <w:rPr>
+                <w:b/>
+                <w:i w:val="0"/>
+                <w:sz w:val="18"/>
+              </w:rPr>
+              <w:t>Septic (suppurative)</w:t>
+            </w:r>
+          </w:p>
+        </w:tc>
+        <w:tc>
+          <w:tcPr>
+            <w:tcW w:type="dxa" w:w="5112"/>
+          </w:tcPr>
+          <w:p>
+            <w:pPr>
+              <w:spacing w:after="40"/>
+            </w:pPr>
+            <w:r>
+              <w:rPr>
+                <w:sz w:val="18"/>
+              </w:rPr>
+            </w:r>
+            <w:r>
+              <w:rPr>
+                <w:b w:val="0"/>
+                <w:i w:val="0"/>
+                <w:sz w:val="18"/>
+              </w:rPr>
+              <w:t xml:space="preserve">Infection within the vein: </w:t>
+            </w:r>
+            <w:r>
+              <w:rPr>
+                <w:b/>
+                <w:i w:val="0"/>
+                <w:sz w:val="18"/>
+              </w:rPr>
+              <w:t>high fever, fluctuance, purulent drainage</w:t>
+            </w:r>
+            <w:r>
+              <w:rPr>
+                <w:b w:val="0"/>
+                <w:i w:val="0"/>
+                <w:sz w:val="18"/>
+              </w:rPr>
+              <w:t>, or erythema extending well beyond the vein margin. Uncommon without prior venous cannulation, so ask about a recent intravenous line. The deck gives no treatment; a missed infection can leave the patient septic.</w:t>
+            </w:r>
+          </w:p>
+        </w:tc>
+      </w:tr>
+      <w:tr>
+        <w:tc>
+          <w:tcPr>
+            <w:tcW w:type="dxa" w:w="5112"/>
+            <w:shd w:val="clear" w:color="auto" w:fill="F1EEEF"/>
+          </w:tcPr>
+          <w:p>
+            <w:pPr>
+              <w:spacing w:after="40"/>
+            </w:pPr>
+            <w:r>
+              <w:rPr>
+                <w:b/>
+                <w:sz w:val="18"/>
+              </w:rPr>
+            </w:r>
+            <w:r>
+              <w:rPr>
+                <w:b/>
+                <w:i w:val="0"/>
+                <w:sz w:val="18"/>
+              </w:rPr>
+              <w:t>Diagnosis</w:t>
+            </w:r>
+          </w:p>
+        </w:tc>
+        <w:tc>
+          <w:tcPr>
+            <w:tcW w:type="dxa" w:w="5112"/>
+          </w:tcPr>
+          <w:p>
+            <w:pPr>
+              <w:spacing w:after="40"/>
+            </w:pPr>
+            <w:r>
+              <w:rPr>
+                <w:sz w:val="18"/>
+              </w:rPr>
+            </w:r>
+            <w:r>
+              <w:rPr>
+                <w:b w:val="0"/>
+                <w:i w:val="0"/>
+                <w:sz w:val="18"/>
+              </w:rPr>
+              <w:t xml:space="preserve">History and examination, confirmed by </w:t>
+            </w:r>
+            <w:r>
+              <w:rPr>
+                <w:b/>
+                <w:i w:val="0"/>
+                <w:sz w:val="18"/>
+              </w:rPr>
+              <w:t>venous duplex ultrasound (gold standard)</w:t>
+            </w:r>
+            <w:r>
+              <w:rPr>
+                <w:b w:val="0"/>
+                <w:i w:val="0"/>
+                <w:sz w:val="18"/>
+              </w:rPr>
+              <w:t>: noncompressible superficial vein with wall thickening. Wall thickening alone = phlebitis; with a clot inside = thrombophlebitis.</w:t>
+            </w:r>
+          </w:p>
+        </w:tc>
+      </w:tr>
+      <w:tr>
+        <w:tc>
+          <w:tcPr>
+            <w:tcW w:type="dxa" w:w="5112"/>
+            <w:shd w:val="clear" w:color="auto" w:fill="F1EEEF"/>
+          </w:tcPr>
+          <w:p>
+            <w:pPr>
+              <w:spacing w:after="40"/>
+            </w:pPr>
+            <w:r>
+              <w:rPr>
+                <w:b/>
+                <w:sz w:val="18"/>
+              </w:rPr>
+            </w:r>
+            <w:r>
+              <w:rPr>
+                <w:b/>
+                <w:i w:val="0"/>
+                <w:sz w:val="18"/>
+              </w:rPr>
+              <w:t>★ Treatment</w:t>
+            </w:r>
+          </w:p>
+        </w:tc>
+        <w:tc>
+          <w:tcPr>
+            <w:tcW w:type="dxa" w:w="5112"/>
+          </w:tcPr>
+          <w:p>
+            <w:pPr>
+              <w:spacing w:after="40"/>
+            </w:pPr>
+            <w:r>
+              <w:rPr>
+                <w:sz w:val="18"/>
+              </w:rPr>
+            </w:r>
+            <w:r>
+              <w:rPr>
+                <w:b/>
+                <w:i w:val="0"/>
+                <w:sz w:val="18"/>
+              </w:rPr>
+              <w:t>Nonsteroidal anti-inflammatory drugs first</w:t>
+            </w:r>
+            <w:r>
+              <w:rPr>
+                <w:b w:val="0"/>
+                <w:i w:val="0"/>
+                <w:sz w:val="18"/>
+              </w:rPr>
+              <w:t xml:space="preserve"> (ibuprofen, diclofenac), warm compresses, compression, elevation. </w:t>
+            </w:r>
+            <w:r>
+              <w:rPr>
+                <w:b/>
+                <w:i w:val="0"/>
+                <w:sz w:val="18"/>
+              </w:rPr>
+              <w:t>Anticoagulation only for extensive clot burden</w:t>
+            </w:r>
+            <w:r>
+              <w:rPr>
+                <w:b w:val="0"/>
+                <w:i w:val="0"/>
+                <w:sz w:val="18"/>
+              </w:rPr>
+              <w:t xml:space="preserve"> or intermediate or higher thrombosis risk (unfractionated heparin, enoxaparin, fondaparinux). Repeat examination in </w:t>
+            </w:r>
+            <w:r>
+              <w:rPr>
+                <w:b/>
+                <w:i w:val="0"/>
+                <w:sz w:val="18"/>
+              </w:rPr>
+              <w:t>7–10 days</w:t>
+            </w:r>
+            <w:r>
+              <w:rPr>
+                <w:b w:val="0"/>
+                <w:i w:val="0"/>
+                <w:sz w:val="18"/>
+              </w:rPr>
+              <w:t>; repeat duplex ultrasound if signs persist or worsen.</w:t>
+            </w:r>
+          </w:p>
+        </w:tc>
+      </w:tr>
+      <w:tr>
+        <w:tc>
+          <w:tcPr>
+            <w:tcW w:type="dxa" w:w="5112"/>
+            <w:shd w:val="clear" w:color="auto" w:fill="F1EEEF"/>
+          </w:tcPr>
+          <w:p>
+            <w:pPr>
+              <w:spacing w:after="40"/>
+            </w:pPr>
+            <w:r>
+              <w:rPr>
+                <w:b/>
+                <w:sz w:val="18"/>
+              </w:rPr>
+            </w:r>
+            <w:r>
+              <w:rPr>
+                <w:b/>
+                <w:i w:val="0"/>
+                <w:sz w:val="18"/>
+              </w:rPr>
+              <w:t>Prognosis</w:t>
+            </w:r>
+          </w:p>
+        </w:tc>
+        <w:tc>
+          <w:tcPr>
+            <w:tcW w:type="dxa" w:w="5112"/>
+          </w:tcPr>
+          <w:p>
+            <w:pPr>
+              <w:spacing w:after="40"/>
+            </w:pPr>
+            <w:r>
+              <w:rPr>
+                <w:sz w:val="18"/>
+              </w:rPr>
+            </w:r>
+            <w:r>
+              <w:rPr>
+                <w:b w:val="0"/>
+                <w:i w:val="0"/>
+                <w:sz w:val="18"/>
+              </w:rPr>
+              <w:t xml:space="preserve">Rarely causes serious complications; </w:t>
+            </w:r>
+            <w:r>
+              <w:rPr>
+                <w:b/>
+                <w:i w:val="0"/>
+                <w:sz w:val="18"/>
+              </w:rPr>
+              <w:t>rarely embolizes</w:t>
+            </w:r>
+            <w:r>
+              <w:rPr>
+                <w:b w:val="0"/>
+                <w:i w:val="0"/>
+                <w:sz w:val="18"/>
+              </w:rPr>
+              <w:t>. Counsel: patients worry it is a clot.</w:t>
+            </w:r>
+          </w:p>
+        </w:tc>
+      </w:tr>
+    </w:tbl>
+    <w:p>
+      <w:pPr>
+        <w:spacing w:after="80"/>
+      </w:pPr>
+    </w:p>
+    <w:p>
+      <w:pPr>
+        <w:pStyle w:val="Heading1"/>
+        <w:spacing w:before="280" w:after="100"/>
+      </w:pPr>
+      <w:r>
+        <w:rPr>
+          <w:rFonts w:ascii="Georgia" w:hAnsi="Georgia"/>
+          <w:color w:val="17494B"/>
+        </w:rPr>
+        <w:t>Arteriovenous Fistula</w:t>
+      </w:r>
+    </w:p>
+    <w:tbl>
+      <w:tblPr>
+        <w:tblStyle w:val="TableGrid"/>
+        <w:tblW w:type="auto" w:w="0"/>
+        <w:jc w:val="center"/>
+        <w:tblLook w:firstColumn="1" w:firstRow="1" w:lastColumn="0" w:lastRow="0" w:noHBand="0" w:noVBand="1" w:val="04A0"/>
+        <w:tblBorders>
+          <w:top w:val="single" w:sz="4" w:space="0" w:color="D8D2D4"/>
+          <w:left w:val="single" w:sz="4" w:space="0" w:color="D8D2D4"/>
+          <w:bottom w:val="single" w:sz="4" w:space="0" w:color="D8D2D4"/>
+          <w:right w:val="single" w:sz="4" w:space="0" w:color="D8D2D4"/>
+          <w:insideH w:val="single" w:sz="4" w:space="0" w:color="D8D2D4"/>
+          <w:insideV w:val="single" w:sz="4" w:space="0" w:color="D8D2D4"/>
+        </w:tblBorders>
+      </w:tblPr>
+      <w:tblGrid>
+        <w:gridCol w:w="5112"/>
+        <w:gridCol w:w="5112"/>
+      </w:tblGrid>
+      <w:tr>
+        <w:tc>
+          <w:tcPr>
+            <w:tcW w:type="dxa" w:w="5112"/>
+            <w:shd w:val="clear" w:color="auto" w:fill="17494B"/>
+          </w:tcPr>
+          <w:p>
+            <w:pPr>
+              <w:spacing w:after="40"/>
+            </w:pPr>
+            <w:r>
+              <w:rPr>
+                <w:b/>
+                <w:color w:val="FFFFFF"/>
+                <w:sz w:val="18"/>
+              </w:rPr>
+            </w:r>
+            <w:r>
+              <w:rPr>
+                <w:b/>
+                <w:i w:val="0"/>
+                <w:color w:val="FFFFFF"/>
+                <w:sz w:val="18"/>
+              </w:rPr>
+              <w:t>Term</w:t>
+            </w:r>
+          </w:p>
+        </w:tc>
+        <w:tc>
+          <w:tcPr>
+            <w:tcW w:type="dxa" w:w="5112"/>
+            <w:shd w:val="clear" w:color="auto" w:fill="17494B"/>
+          </w:tcPr>
+          <w:p>
+            <w:pPr>
+              <w:spacing w:after="40"/>
+            </w:pPr>
+            <w:r>
+              <w:rPr>
+                <w:b/>
+                <w:color w:val="FFFFFF"/>
+                <w:sz w:val="18"/>
+              </w:rPr>
+            </w:r>
+            <w:r>
+              <w:rPr>
+                <w:b/>
+                <w:i w:val="0"/>
+                <w:color w:val="FFFFFF"/>
+                <w:sz w:val="18"/>
+              </w:rPr>
+              <w:t>What you need to know</w:t>
+            </w:r>
+          </w:p>
+        </w:tc>
+      </w:tr>
+      <w:tr>
+        <w:tc>
+          <w:tcPr>
+            <w:tcW w:type="dxa" w:w="5112"/>
+            <w:shd w:val="clear" w:color="auto" w:fill="F1EEEF"/>
+          </w:tcPr>
+          <w:p>
+            <w:pPr>
+              <w:spacing w:after="40"/>
+            </w:pPr>
+            <w:r>
+              <w:rPr>
+                <w:b/>
+                <w:sz w:val="18"/>
+              </w:rPr>
+            </w:r>
+            <w:r>
+              <w:rPr>
+                <w:b/>
+                <w:i w:val="0"/>
+                <w:sz w:val="18"/>
+              </w:rPr>
+              <w:t>What</w:t>
+            </w:r>
+          </w:p>
+        </w:tc>
+        <w:tc>
+          <w:tcPr>
+            <w:tcW w:type="dxa" w:w="5112"/>
+          </w:tcPr>
+          <w:p>
+            <w:pPr>
+              <w:spacing w:after="40"/>
+            </w:pPr>
+            <w:r>
+              <w:rPr>
+                <w:sz w:val="18"/>
+              </w:rPr>
+            </w:r>
+            <w:r>
+              <w:rPr>
+                <w:b w:val="0"/>
+                <w:i w:val="0"/>
+                <w:sz w:val="18"/>
+              </w:rPr>
+              <w:t xml:space="preserve">Abnormal artery-to-vein connection that </w:t>
+            </w:r>
+            <w:r>
+              <w:rPr>
+                <w:b/>
+                <w:i w:val="0"/>
+                <w:sz w:val="18"/>
+              </w:rPr>
+              <w:t>bypasses the capillary bed</w:t>
+            </w:r>
+            <w:r>
+              <w:rPr>
+                <w:b w:val="0"/>
+                <w:i w:val="0"/>
+                <w:sz w:val="18"/>
+              </w:rPr>
+              <w:t>; created (hemodialysis), acquired (iatrogenic, trauma) or congenital.</w:t>
+            </w:r>
+          </w:p>
+        </w:tc>
+      </w:tr>
+      <w:tr>
+        <w:tc>
+          <w:tcPr>
+            <w:tcW w:type="dxa" w:w="5112"/>
+            <w:shd w:val="clear" w:color="auto" w:fill="F1EEEF"/>
+          </w:tcPr>
+          <w:p>
+            <w:pPr>
+              <w:spacing w:after="40"/>
+            </w:pPr>
+            <w:r>
+              <w:rPr>
+                <w:b/>
+                <w:sz w:val="18"/>
+              </w:rPr>
+            </w:r>
+            <w:r>
+              <w:rPr>
+                <w:b/>
+                <w:i w:val="0"/>
+                <w:sz w:val="18"/>
+              </w:rPr>
+              <w:t>Created (dialysis)</w:t>
+            </w:r>
+          </w:p>
+        </w:tc>
+        <w:tc>
+          <w:tcPr>
+            <w:tcW w:type="dxa" w:w="5112"/>
+          </w:tcPr>
+          <w:p>
+            <w:pPr>
+              <w:spacing w:after="40"/>
+            </w:pPr>
+            <w:r>
+              <w:rPr>
+                <w:sz w:val="18"/>
+              </w:rPr>
+            </w:r>
+            <w:r>
+              <w:rPr>
+                <w:b/>
+                <w:i w:val="0"/>
+                <w:sz w:val="18"/>
+              </w:rPr>
+              <w:t>★ Upper extremity fistulas are the ones most commonly created for hemodialysis access</w:t>
+            </w:r>
+            <w:r>
+              <w:rPr>
+                <w:b w:val="0"/>
+                <w:i w:val="0"/>
+                <w:sz w:val="18"/>
+              </w:rPr>
+              <w:t xml:space="preserve"> (upper arm or forearm, preferred over the leg). Healthy: </w:t>
+            </w:r>
+            <w:r>
+              <w:rPr>
+                <w:b/>
+                <w:i w:val="0"/>
+                <w:sz w:val="18"/>
+              </w:rPr>
+              <w:t>diffuse thrill and soft bruit</w:t>
+            </w:r>
+            <w:r>
+              <w:rPr>
+                <w:b w:val="0"/>
+                <w:i w:val="0"/>
+                <w:sz w:val="18"/>
+              </w:rPr>
+              <w:t xml:space="preserve">, both systolic and diastolic; </w:t>
+            </w:r>
+            <w:r>
+              <w:rPr>
+                <w:b/>
+                <w:i w:val="0"/>
+                <w:sz w:val="18"/>
+              </w:rPr>
+              <w:t>collapses completely on arm elevation</w:t>
+            </w:r>
+            <w:r>
+              <w:rPr>
+                <w:b w:val="0"/>
+                <w:i w:val="0"/>
+                <w:sz w:val="18"/>
+              </w:rPr>
+              <w:t xml:space="preserve">. </w:t>
+            </w:r>
+            <w:r>
+              <w:rPr>
+                <w:b/>
+                <w:i w:val="0"/>
+                <w:sz w:val="18"/>
+              </w:rPr>
+              <w:t>Cannot hear a bruit: refer.</w:t>
+            </w:r>
+          </w:p>
+        </w:tc>
+      </w:tr>
+      <w:tr>
+        <w:tc>
+          <w:tcPr>
+            <w:tcW w:type="dxa" w:w="5112"/>
+            <w:shd w:val="clear" w:color="auto" w:fill="F1EEEF"/>
+          </w:tcPr>
+          <w:p>
+            <w:pPr>
+              <w:spacing w:after="40"/>
+            </w:pPr>
+            <w:r>
+              <w:rPr>
+                <w:b/>
+                <w:sz w:val="18"/>
+              </w:rPr>
+            </w:r>
+            <w:r>
+              <w:rPr>
+                <w:b/>
+                <w:i w:val="0"/>
+                <w:sz w:val="18"/>
+              </w:rPr>
+              <w:t>Acquired (iatrogenic)</w:t>
+            </w:r>
+          </w:p>
+        </w:tc>
+        <w:tc>
+          <w:tcPr>
+            <w:tcW w:type="dxa" w:w="5112"/>
+          </w:tcPr>
+          <w:p>
+            <w:pPr>
+              <w:spacing w:after="40"/>
+            </w:pPr>
+            <w:r>
+              <w:rPr>
+                <w:sz w:val="18"/>
+              </w:rPr>
+            </w:r>
+            <w:r>
+              <w:rPr>
+                <w:b w:val="0"/>
+                <w:i w:val="0"/>
+                <w:sz w:val="18"/>
+              </w:rPr>
+              <w:t xml:space="preserve">Most common in the </w:t>
+            </w:r>
+            <w:r>
+              <w:rPr>
+                <w:b/>
+                <w:i w:val="0"/>
+                <w:sz w:val="18"/>
+              </w:rPr>
+              <w:t>lower extremity</w:t>
+            </w:r>
+            <w:r>
+              <w:rPr>
+                <w:b w:val="0"/>
+                <w:i w:val="0"/>
+                <w:sz w:val="18"/>
+              </w:rPr>
+              <w:t xml:space="preserve">, the </w:t>
+            </w:r>
+            <w:r>
+              <w:rPr>
+                <w:b/>
+                <w:i w:val="0"/>
+                <w:sz w:val="18"/>
+              </w:rPr>
+              <w:t>femoral vessels</w:t>
+            </w:r>
+            <w:r>
+              <w:rPr>
+                <w:b w:val="0"/>
+                <w:i w:val="0"/>
+                <w:sz w:val="18"/>
+              </w:rPr>
+              <w:t>, after groin access for percutaneous procedures such as cardiac catheterization. Examine the puncture site with a complete lower extremity vascular examination; compare pulses with the pre-procedure pulses.</w:t>
+            </w:r>
+          </w:p>
+        </w:tc>
+      </w:tr>
+      <w:tr>
+        <w:tc>
+          <w:tcPr>
+            <w:tcW w:type="dxa" w:w="5112"/>
+            <w:shd w:val="clear" w:color="auto" w:fill="F1EEEF"/>
+          </w:tcPr>
+          <w:p>
+            <w:pPr>
+              <w:spacing w:after="40"/>
+            </w:pPr>
+            <w:r>
+              <w:rPr>
+                <w:b/>
+                <w:sz w:val="18"/>
+              </w:rPr>
+            </w:r>
+            <w:r>
+              <w:rPr>
+                <w:b/>
+                <w:i w:val="0"/>
+                <w:sz w:val="18"/>
+              </w:rPr>
+              <w:t>Diagnosis</w:t>
+            </w:r>
+          </w:p>
+        </w:tc>
+        <w:tc>
+          <w:tcPr>
+            <w:tcW w:type="dxa" w:w="5112"/>
+          </w:tcPr>
+          <w:p>
+            <w:pPr>
+              <w:spacing w:after="40"/>
+            </w:pPr>
+            <w:r>
+              <w:rPr>
+                <w:sz w:val="18"/>
+              </w:rPr>
+            </w:r>
+            <w:r>
+              <w:rPr>
+                <w:b w:val="0"/>
+                <w:i w:val="0"/>
+                <w:sz w:val="18"/>
+              </w:rPr>
+              <w:t xml:space="preserve">Physical examination; </w:t>
+            </w:r>
+            <w:r>
+              <w:rPr>
+                <w:b/>
+                <w:i w:val="0"/>
+                <w:sz w:val="18"/>
+              </w:rPr>
+              <w:t>duplex ultrasound</w:t>
+            </w:r>
+            <w:r>
+              <w:rPr>
+                <w:b w:val="0"/>
+                <w:i w:val="0"/>
+                <w:sz w:val="18"/>
+              </w:rPr>
+              <w:t xml:space="preserve"> confirms a suspected iatrogenic fistula; computed tomography angiography or angiography gives location and size.</w:t>
+            </w:r>
+          </w:p>
+        </w:tc>
+      </w:tr>
+      <w:tr>
+        <w:tc>
+          <w:tcPr>
+            <w:tcW w:type="dxa" w:w="5112"/>
+            <w:shd w:val="clear" w:color="auto" w:fill="F1EEEF"/>
+          </w:tcPr>
+          <w:p>
+            <w:pPr>
+              <w:spacing w:after="40"/>
+            </w:pPr>
+            <w:r>
+              <w:rPr>
+                <w:b/>
+                <w:sz w:val="18"/>
+              </w:rPr>
+            </w:r>
+            <w:r>
+              <w:rPr>
+                <w:b/>
+                <w:i w:val="0"/>
+                <w:sz w:val="18"/>
+              </w:rPr>
+              <w:t>Nicoladoni-Branham sign</w:t>
+            </w:r>
+          </w:p>
+        </w:tc>
+        <w:tc>
+          <w:tcPr>
+            <w:tcW w:type="dxa" w:w="5112"/>
+          </w:tcPr>
+          <w:p>
+            <w:pPr>
+              <w:spacing w:after="40"/>
+            </w:pPr>
+            <w:r>
+              <w:rPr>
+                <w:sz w:val="18"/>
+              </w:rPr>
+            </w:r>
+            <w:r>
+              <w:rPr>
+                <w:b w:val="0"/>
+                <w:i w:val="0"/>
+                <w:sz w:val="18"/>
+              </w:rPr>
+              <w:t xml:space="preserve">Compressing a large fistula </w:t>
+            </w:r>
+            <w:r>
+              <w:rPr>
+                <w:b/>
+                <w:i w:val="0"/>
+                <w:sz w:val="18"/>
+              </w:rPr>
+              <w:t>slows the heart rate</w:t>
+            </w:r>
+            <w:r>
+              <w:rPr>
+                <w:b w:val="0"/>
+                <w:i w:val="0"/>
+                <w:sz w:val="18"/>
+              </w:rPr>
+              <w:t xml:space="preserve"> (reflex). Do not hold the fistula closed to demonstrate it on a patient.</w:t>
+            </w:r>
+          </w:p>
+        </w:tc>
+      </w:tr>
+      <w:tr>
+        <w:tc>
+          <w:tcPr>
+            <w:tcW w:type="dxa" w:w="5112"/>
+            <w:shd w:val="clear" w:color="auto" w:fill="F1EEEF"/>
+          </w:tcPr>
+          <w:p>
+            <w:pPr>
+              <w:spacing w:after="40"/>
+            </w:pPr>
+            <w:r>
+              <w:rPr>
+                <w:b/>
+                <w:sz w:val="18"/>
+              </w:rPr>
+            </w:r>
+            <w:r>
+              <w:rPr>
+                <w:b/>
+                <w:i w:val="0"/>
+                <w:sz w:val="18"/>
+              </w:rPr>
+              <w:t>Complications</w:t>
+            </w:r>
+          </w:p>
+        </w:tc>
+        <w:tc>
+          <w:tcPr>
+            <w:tcW w:type="dxa" w:w="5112"/>
+          </w:tcPr>
+          <w:p>
+            <w:pPr>
+              <w:spacing w:after="40"/>
+            </w:pPr>
+            <w:r>
+              <w:rPr>
+                <w:sz w:val="18"/>
+              </w:rPr>
+            </w:r>
+            <w:r>
+              <w:rPr>
+                <w:b w:val="0"/>
+                <w:i w:val="0"/>
+                <w:sz w:val="18"/>
+              </w:rPr>
+              <w:t>Watch for infection, chronic venous insufficiency, heart failure and ischemia.</w:t>
+            </w:r>
+          </w:p>
+        </w:tc>
+      </w:tr>
+      <w:tr>
+        <w:tc>
+          <w:tcPr>
+            <w:tcW w:type="dxa" w:w="5112"/>
+            <w:shd w:val="clear" w:color="auto" w:fill="F1EEEF"/>
+          </w:tcPr>
+          <w:p>
+            <w:pPr>
+              <w:spacing w:after="40"/>
+            </w:pPr>
+            <w:r>
+              <w:rPr>
+                <w:b/>
+                <w:sz w:val="18"/>
+              </w:rPr>
+            </w:r>
+            <w:r>
+              <w:rPr>
+                <w:b/>
+                <w:i w:val="0"/>
+                <w:sz w:val="18"/>
+              </w:rPr>
+              <w:t>Management</w:t>
+            </w:r>
+          </w:p>
+        </w:tc>
+        <w:tc>
+          <w:tcPr>
+            <w:tcW w:type="dxa" w:w="5112"/>
+          </w:tcPr>
+          <w:p>
+            <w:pPr>
+              <w:spacing w:after="40"/>
+            </w:pPr>
+            <w:r>
+              <w:rPr>
+                <w:sz w:val="18"/>
+              </w:rPr>
+            </w:r>
+            <w:r>
+              <w:rPr>
+                <w:b/>
+                <w:i w:val="0"/>
+                <w:sz w:val="18"/>
+              </w:rPr>
+              <w:t>Acquired:</w:t>
+            </w:r>
+            <w:r>
+              <w:rPr>
+                <w:b w:val="0"/>
+                <w:i w:val="0"/>
+                <w:sz w:val="18"/>
+              </w:rPr>
+              <w:t xml:space="preserve"> surgical, remove the fistula or decrease its size. </w:t>
+            </w:r>
+            <w:r>
+              <w:rPr>
+                <w:b/>
+                <w:i w:val="0"/>
+                <w:sz w:val="18"/>
+              </w:rPr>
+              <w:t>Congenital:</w:t>
+            </w:r>
+            <w:r>
+              <w:rPr>
+                <w:b w:val="0"/>
+                <w:i w:val="0"/>
+                <w:sz w:val="18"/>
+              </w:rPr>
+              <w:t xml:space="preserve"> hard to treat (many communications); elastic support hose, sometimes embolization. Primary care: keep it free of infection, decide congenital versus acquired, find out how, refer.</w:t>
             </w:r>
           </w:p>
         </w:tc>

--- a/Clinical Medicine and Surgery I Exam 5/cms-exam-5-cram-sheet.docx
+++ b/Clinical Medicine and Surgery I Exam 5/cms-exam-5-cram-sheet.docx
@@ -62,7 +62,7 @@
           <w:b w:val="0"/>
           <w:i w:val="0"/>
         </w:rPr>
-        <w:t>Venous disorders, arterial occlusive disease and aortic aneurysm, and cardiomyopathy, condensed from the Exam 5 study guide: the Virchow triad and Wells criteria first, then deep vein thrombosis, chronic venous insufficiency, claudication and the ankle-brachial index, acute limb ischemia, carotid and aneurysm thresholds, dissection, and the five cardiomyopathies. Lecture 26 carries the lecture’s emphasis (starred); Lectures 27–28 are built from the slides only, with lecture audio emphasis to be added after 10/01. The rest of the block follows when posted.</w:t>
+        <w:t>Venous disorders, arterial occlusive disease and aortic aneurysm, and cardiomyopathy, condensed from the Exam 5 study guide: the Virchow triad and Wells criteria first, then deep vein thrombosis, chronic venous insufficiency, claudication and the ankle-brachial index, acute limb ischemia, carotid and aneurysm thresholds, dissection, and the five cardiomyopathies. Lectures 26 and 28 carry the lecturers’ emphasis (starred; Lecture 28 gives recording times in parentheses); Lecture 27 is built from the slides only, with its audio emphasis to be added after 10/01. The rest of the block follows when posted.</w:t>
       </w:r>
     </w:p>
     <w:tbl>
@@ -7583,6 +7583,672 @@
           <w:rFonts w:ascii="Georgia" w:hAnsi="Georgia"/>
           <w:color w:val="17494B"/>
         </w:rPr>
+        <w:t>★ Carter Emphasized — Cardiomyopathy</w:t>
+      </w:r>
+    </w:p>
+    <w:tbl>
+      <w:tblPr>
+        <w:tblStyle w:val="TableGrid"/>
+        <w:tblW w:type="auto" w:w="0"/>
+        <w:jc w:val="center"/>
+        <w:tblLook w:firstColumn="1" w:firstRow="1" w:lastColumn="0" w:lastRow="0" w:noHBand="0" w:noVBand="1" w:val="04A0"/>
+        <w:tblBorders>
+          <w:top w:val="single" w:sz="4" w:space="0" w:color="D8D2D4"/>
+          <w:left w:val="single" w:sz="4" w:space="0" w:color="D8D2D4"/>
+          <w:bottom w:val="single" w:sz="4" w:space="0" w:color="D8D2D4"/>
+          <w:right w:val="single" w:sz="4" w:space="0" w:color="D8D2D4"/>
+          <w:insideH w:val="single" w:sz="4" w:space="0" w:color="D8D2D4"/>
+          <w:insideV w:val="single" w:sz="4" w:space="0" w:color="D8D2D4"/>
+        </w:tblBorders>
+      </w:tblPr>
+      <w:tblGrid>
+        <w:gridCol w:w="5112"/>
+        <w:gridCol w:w="5112"/>
+      </w:tblGrid>
+      <w:tr>
+        <w:tc>
+          <w:tcPr>
+            <w:tcW w:type="dxa" w:w="5112"/>
+            <w:shd w:val="clear" w:color="auto" w:fill="17494B"/>
+          </w:tcPr>
+          <w:p>
+            <w:pPr>
+              <w:spacing w:after="40"/>
+            </w:pPr>
+            <w:r>
+              <w:rPr>
+                <w:b/>
+                <w:color w:val="FFFFFF"/>
+                <w:sz w:val="18"/>
+              </w:rPr>
+            </w:r>
+            <w:r>
+              <w:rPr>
+                <w:b/>
+                <w:i w:val="0"/>
+                <w:color w:val="FFFFFF"/>
+                <w:sz w:val="18"/>
+              </w:rPr>
+              <w:t>Term</w:t>
+            </w:r>
+          </w:p>
+        </w:tc>
+        <w:tc>
+          <w:tcPr>
+            <w:tcW w:type="dxa" w:w="5112"/>
+            <w:shd w:val="clear" w:color="auto" w:fill="17494B"/>
+          </w:tcPr>
+          <w:p>
+            <w:pPr>
+              <w:spacing w:after="40"/>
+            </w:pPr>
+            <w:r>
+              <w:rPr>
+                <w:b/>
+                <w:color w:val="FFFFFF"/>
+                <w:sz w:val="18"/>
+              </w:rPr>
+            </w:r>
+            <w:r>
+              <w:rPr>
+                <w:b/>
+                <w:i w:val="0"/>
+                <w:color w:val="FFFFFF"/>
+                <w:sz w:val="18"/>
+              </w:rPr>
+              <w:t>What you need to know</w:t>
+            </w:r>
+          </w:p>
+        </w:tc>
+      </w:tr>
+      <w:tr>
+        <w:tc>
+          <w:tcPr>
+            <w:tcW w:type="dxa" w:w="5112"/>
+            <w:shd w:val="clear" w:color="auto" w:fill="F1EEEF"/>
+          </w:tcPr>
+          <w:p>
+            <w:pPr>
+              <w:spacing w:after="40"/>
+            </w:pPr>
+            <w:r>
+              <w:rPr>
+                <w:b/>
+                <w:sz w:val="18"/>
+              </w:rPr>
+            </w:r>
+            <w:r>
+              <w:rPr>
+                <w:b/>
+                <w:i w:val="0"/>
+                <w:sz w:val="18"/>
+              </w:rPr>
+              <w:t>★ His study instruction</w:t>
+            </w:r>
+          </w:p>
+        </w:tc>
+        <w:tc>
+          <w:tcPr>
+            <w:tcW w:type="dxa" w:w="5112"/>
+          </w:tcPr>
+          <w:p>
+            <w:pPr>
+              <w:spacing w:after="40"/>
+            </w:pPr>
+            <w:r>
+              <w:rPr>
+                <w:sz w:val="18"/>
+              </w:rPr>
+            </w:r>
+            <w:r>
+              <w:rPr>
+                <w:b w:val="0"/>
+                <w:i w:val="0"/>
+                <w:sz w:val="18"/>
+              </w:rPr>
+              <w:t xml:space="preserve">At the close (2:07:05): study the </w:t>
+            </w:r>
+            <w:r>
+              <w:rPr>
+                <w:b/>
+                <w:i w:val="0"/>
+                <w:sz w:val="18"/>
+              </w:rPr>
+              <w:t>numbers, genes, most likely causes, best diagnostics and gold standards</w:t>
+            </w:r>
+            <w:r>
+              <w:rPr>
+                <w:b w:val="0"/>
+                <w:i w:val="0"/>
+                <w:sz w:val="18"/>
+              </w:rPr>
+              <w:t xml:space="preserve">. Take-home (2:07:26): cardiomyopathy is disease of the </w:t>
+            </w:r>
+            <w:r>
+              <w:rPr>
+                <w:b/>
+                <w:i w:val="0"/>
+                <w:sz w:val="18"/>
+              </w:rPr>
+              <w:t>muscle itself</w:t>
+            </w:r>
+            <w:r>
+              <w:rPr>
+                <w:b w:val="0"/>
+                <w:i w:val="0"/>
+                <w:sz w:val="18"/>
+              </w:rPr>
+              <w:t xml:space="preserve">; sort every case into dilated, hypertrophic or restrictive and decide </w:t>
+            </w:r>
+            <w:r>
+              <w:rPr>
+                <w:b/>
+                <w:i w:val="0"/>
+                <w:sz w:val="18"/>
+              </w:rPr>
+              <w:t>genetic versus secondary</w:t>
+            </w:r>
+            <w:r>
+              <w:rPr>
+                <w:b w:val="0"/>
+                <w:i w:val="0"/>
+                <w:sz w:val="18"/>
+              </w:rPr>
+              <w:t>.</w:t>
+            </w:r>
+          </w:p>
+        </w:tc>
+      </w:tr>
+      <w:tr>
+        <w:tc>
+          <w:tcPr>
+            <w:tcW w:type="dxa" w:w="5112"/>
+            <w:shd w:val="clear" w:color="auto" w:fill="F1EEEF"/>
+          </w:tcPr>
+          <w:p>
+            <w:pPr>
+              <w:spacing w:after="40"/>
+            </w:pPr>
+            <w:r>
+              <w:rPr>
+                <w:b/>
+                <w:sz w:val="18"/>
+              </w:rPr>
+            </w:r>
+            <w:r>
+              <w:rPr>
+                <w:b/>
+                <w:i w:val="0"/>
+                <w:sz w:val="18"/>
+              </w:rPr>
+              <w:t>★ Best test</w:t>
+            </w:r>
+          </w:p>
+        </w:tc>
+        <w:tc>
+          <w:tcPr>
+            <w:tcW w:type="dxa" w:w="5112"/>
+          </w:tcPr>
+          <w:p>
+            <w:pPr>
+              <w:spacing w:after="40"/>
+            </w:pPr>
+            <w:r>
+              <w:rPr>
+                <w:sz w:val="18"/>
+              </w:rPr>
+            </w:r>
+            <w:r>
+              <w:rPr>
+                <w:b/>
+                <w:i w:val="0"/>
+                <w:sz w:val="18"/>
+              </w:rPr>
+              <w:t>Dilated:</w:t>
+            </w:r>
+            <w:r>
+              <w:rPr>
+                <w:b w:val="0"/>
+                <w:i w:val="0"/>
+                <w:sz w:val="18"/>
+              </w:rPr>
+              <w:t xml:space="preserve"> echocardiogram is definitive: thin dilated walls, ejection fraction &lt; 40% (58:27). </w:t>
+            </w:r>
+            <w:r>
+              <w:rPr>
+                <w:b/>
+                <w:i w:val="0"/>
+                <w:sz w:val="18"/>
+              </w:rPr>
+              <w:t>Myocarditis:</w:t>
+            </w:r>
+            <w:r>
+              <w:rPr>
+                <w:b w:val="0"/>
+                <w:i w:val="0"/>
+                <w:sz w:val="18"/>
+              </w:rPr>
+              <w:t xml:space="preserve"> endomyocardial biopsy = </w:t>
+            </w:r>
+            <w:r>
+              <w:rPr>
+                <w:b/>
+                <w:i w:val="0"/>
+                <w:sz w:val="18"/>
+              </w:rPr>
+              <w:t>gold standard</w:t>
+            </w:r>
+            <w:r>
+              <w:rPr>
+                <w:b w:val="0"/>
+                <w:i w:val="0"/>
+                <w:sz w:val="18"/>
+              </w:rPr>
+              <w:t xml:space="preserve"> even though rarely done (1:26:09); gadolinium magnetic resonance imaging shows the extent of inflammation (1:25:53). </w:t>
+            </w:r>
+            <w:r>
+              <w:rPr>
+                <w:b/>
+                <w:i w:val="0"/>
+                <w:sz w:val="18"/>
+              </w:rPr>
+              <w:t>Hypertrophic:</w:t>
+            </w:r>
+            <w:r>
+              <w:rPr>
+                <w:b w:val="0"/>
+                <w:i w:val="0"/>
+                <w:sz w:val="18"/>
+              </w:rPr>
+              <w:t xml:space="preserve"> echocardiogram is the test of choice (1:38:54); </w:t>
+            </w:r>
+            <w:r>
+              <w:rPr>
+                <w:b/>
+                <w:i w:val="0"/>
+                <w:sz w:val="18"/>
+              </w:rPr>
+              <w:t>systolic anterior motion</w:t>
+            </w:r>
+            <w:r>
+              <w:rPr>
+                <w:b w:val="0"/>
+                <w:i w:val="0"/>
+                <w:sz w:val="18"/>
+              </w:rPr>
+              <w:t xml:space="preserve"> is the telltale sign of obstruction (1:31:24). </w:t>
+            </w:r>
+            <w:r>
+              <w:rPr>
+                <w:b/>
+                <w:i w:val="0"/>
+                <w:sz w:val="18"/>
+              </w:rPr>
+              <w:t>Restrictive:</w:t>
+            </w:r>
+            <w:r>
+              <w:rPr>
+                <w:b w:val="0"/>
+                <w:i w:val="0"/>
+                <w:sz w:val="18"/>
+              </w:rPr>
+              <w:t xml:space="preserve"> echocardiogram can look normal, so step to magnetic resonance imaging (1:58:21). </w:t>
+            </w:r>
+            <w:r>
+              <w:rPr>
+                <w:b/>
+                <w:i w:val="0"/>
+                <w:sz w:val="18"/>
+              </w:rPr>
+              <w:t>Takotsubo:</w:t>
+            </w:r>
+            <w:r>
+              <w:rPr>
+                <w:b w:val="0"/>
+                <w:i w:val="0"/>
+                <w:sz w:val="18"/>
+              </w:rPr>
+              <w:t xml:space="preserve"> mid and apical hypokinesis or akinesis (2:02:41).</w:t>
+            </w:r>
+          </w:p>
+        </w:tc>
+      </w:tr>
+      <w:tr>
+        <w:tc>
+          <w:tcPr>
+            <w:tcW w:type="dxa" w:w="5112"/>
+            <w:shd w:val="clear" w:color="auto" w:fill="F1EEEF"/>
+          </w:tcPr>
+          <w:p>
+            <w:pPr>
+              <w:spacing w:after="40"/>
+            </w:pPr>
+            <w:r>
+              <w:rPr>
+                <w:b/>
+                <w:sz w:val="18"/>
+              </w:rPr>
+            </w:r>
+            <w:r>
+              <w:rPr>
+                <w:b/>
+                <w:i w:val="0"/>
+                <w:sz w:val="18"/>
+              </w:rPr>
+              <w:t>★ Numbers he read</w:t>
+            </w:r>
+          </w:p>
+        </w:tc>
+        <w:tc>
+          <w:tcPr>
+            <w:tcW w:type="dxa" w:w="5112"/>
+          </w:tcPr>
+          <w:p>
+            <w:pPr>
+              <w:spacing w:after="40"/>
+            </w:pPr>
+            <w:r>
+              <w:rPr>
+                <w:sz w:val="18"/>
+              </w:rPr>
+            </w:r>
+            <w:r>
+              <w:rPr>
+                <w:b/>
+                <w:i w:val="0"/>
+                <w:sz w:val="18"/>
+              </w:rPr>
+              <w:t>Dilated:</w:t>
+            </w:r>
+            <w:r>
+              <w:rPr>
+                <w:b w:val="0"/>
+                <w:i w:val="0"/>
+                <w:sz w:val="18"/>
+              </w:rPr>
+              <w:t xml:space="preserve"> 10,000 deaths and 46,000 hospitalizations a year; ages 20–60; familial up to 35%; ejection fraction &lt; 40%; defibrillator at &lt; 35% on optimized therapy; 50% dead at 5 years once symptomatic. </w:t>
+            </w:r>
+            <w:r>
+              <w:rPr>
+                <w:b/>
+                <w:i w:val="0"/>
+                <w:sz w:val="18"/>
+              </w:rPr>
+              <w:t>Myocarditis:</w:t>
+            </w:r>
+            <w:r>
+              <w:rPr>
+                <w:b w:val="0"/>
+                <w:i w:val="0"/>
+                <w:sz w:val="18"/>
+              </w:rPr>
+              <w:t xml:space="preserve"> viral = 20% of dilated cardiomyopathy; one third later develop it. </w:t>
+            </w:r>
+            <w:r>
+              <w:rPr>
+                <w:b/>
+                <w:i w:val="0"/>
+                <w:sz w:val="18"/>
+              </w:rPr>
+              <w:t>Hypertrophic:</w:t>
+            </w:r>
+            <w:r>
+              <w:rPr>
+                <w:b w:val="0"/>
+                <w:i w:val="0"/>
+                <w:sz w:val="18"/>
+              </w:rPr>
+              <w:t xml:space="preserve"> 1 in 500; at least 1,500 mutations; &gt; 80% of sudden deaths are ventricular fibrillation; wall 1.5 cm or more. </w:t>
+            </w:r>
+            <w:r>
+              <w:rPr>
+                <w:b/>
+                <w:i w:val="0"/>
+                <w:sz w:val="18"/>
+              </w:rPr>
+              <w:t>Takotsubo:</w:t>
+            </w:r>
+            <w:r>
+              <w:rPr>
+                <w:b w:val="0"/>
+                <w:i w:val="0"/>
+                <w:sz w:val="18"/>
+              </w:rPr>
+              <w:t xml:space="preserve"> 90% postmenopausal women.</w:t>
+            </w:r>
+          </w:p>
+        </w:tc>
+      </w:tr>
+      <w:tr>
+        <w:tc>
+          <w:tcPr>
+            <w:tcW w:type="dxa" w:w="5112"/>
+            <w:shd w:val="clear" w:color="auto" w:fill="F1EEEF"/>
+          </w:tcPr>
+          <w:p>
+            <w:pPr>
+              <w:spacing w:after="40"/>
+            </w:pPr>
+            <w:r>
+              <w:rPr>
+                <w:b/>
+                <w:sz w:val="18"/>
+              </w:rPr>
+            </w:r>
+            <w:r>
+              <w:rPr>
+                <w:b/>
+                <w:i w:val="0"/>
+                <w:sz w:val="18"/>
+              </w:rPr>
+              <w:t>★ Can't miss, and what he stressed</w:t>
+            </w:r>
+          </w:p>
+        </w:tc>
+        <w:tc>
+          <w:tcPr>
+            <w:tcW w:type="dxa" w:w="5112"/>
+          </w:tcPr>
+          <w:p>
+            <w:pPr>
+              <w:spacing w:after="40"/>
+            </w:pPr>
+            <w:r>
+              <w:rPr>
+                <w:sz w:val="18"/>
+              </w:rPr>
+            </w:r>
+            <w:r>
+              <w:rPr>
+                <w:b/>
+                <w:i w:val="0"/>
+                <w:sz w:val="18"/>
+              </w:rPr>
+              <w:t>Can't miss:</w:t>
+            </w:r>
+            <w:r>
+              <w:rPr>
+                <w:b w:val="0"/>
+                <w:i w:val="0"/>
+                <w:sz w:val="18"/>
+              </w:rPr>
+              <w:t xml:space="preserve"> hypertrophic cardiomyopathy, so syncope, especially in a young athlete, needs a work-up (1:33:35). </w:t>
+            </w:r>
+            <w:r>
+              <w:rPr>
+                <w:b/>
+                <w:i w:val="0"/>
+                <w:sz w:val="18"/>
+              </w:rPr>
+              <w:t>Stressed:</w:t>
+            </w:r>
+            <w:r>
+              <w:rPr>
+                <w:b w:val="0"/>
+                <w:i w:val="0"/>
+                <w:sz w:val="18"/>
+              </w:rPr>
+              <w:t xml:space="preserve"> family history is “extremely important”, primary relatives first (51:26); alcohol is one of the few causes of dilated cardiomyopathy that can recover (47:50); constrictive pericarditis must be differentiated from restrictive cardiomyopathy (1:56:11).</w:t>
+            </w:r>
+          </w:p>
+        </w:tc>
+      </w:tr>
+      <w:tr>
+        <w:tc>
+          <w:tcPr>
+            <w:tcW w:type="dxa" w:w="5112"/>
+            <w:shd w:val="clear" w:color="auto" w:fill="F1EEEF"/>
+          </w:tcPr>
+          <w:p>
+            <w:pPr>
+              <w:spacing w:after="40"/>
+            </w:pPr>
+            <w:r>
+              <w:rPr>
+                <w:b/>
+                <w:sz w:val="18"/>
+              </w:rPr>
+            </w:r>
+            <w:r>
+              <w:rPr>
+                <w:b/>
+                <w:i w:val="0"/>
+                <w:sz w:val="18"/>
+              </w:rPr>
+              <w:t>★ Exercise (his last answer)</w:t>
+            </w:r>
+          </w:p>
+        </w:tc>
+        <w:tc>
+          <w:tcPr>
+            <w:tcW w:type="dxa" w:w="5112"/>
+          </w:tcPr>
+          <w:p>
+            <w:pPr>
+              <w:spacing w:after="40"/>
+            </w:pPr>
+            <w:r>
+              <w:rPr>
+                <w:sz w:val="18"/>
+              </w:rPr>
+            </w:r>
+            <w:r>
+              <w:rPr>
+                <w:b w:val="0"/>
+                <w:i w:val="0"/>
+                <w:sz w:val="18"/>
+              </w:rPr>
+              <w:t xml:space="preserve">Obstructive hypertrophic cardiomyopathy: no strenuous activity until it is worked up (2:10:39). The slide advice is mild to moderate, </w:t>
+            </w:r>
+            <w:r>
+              <w:rPr>
+                <w:b/>
+                <w:i w:val="0"/>
+                <w:sz w:val="18"/>
+              </w:rPr>
+              <w:t>noncompetitive</w:t>
+            </w:r>
+            <w:r>
+              <w:rPr>
+                <w:b w:val="0"/>
+                <w:i w:val="0"/>
+                <w:sz w:val="18"/>
+              </w:rPr>
+              <w:t xml:space="preserve"> activity: do not key “no exercise at all”. Heart failure from other causes: be active (2:11:00).</w:t>
+            </w:r>
+          </w:p>
+        </w:tc>
+      </w:tr>
+      <w:tr>
+        <w:tc>
+          <w:tcPr>
+            <w:tcW w:type="dxa" w:w="5112"/>
+            <w:shd w:val="clear" w:color="auto" w:fill="F1EEEF"/>
+          </w:tcPr>
+          <w:p>
+            <w:pPr>
+              <w:spacing w:after="40"/>
+            </w:pPr>
+            <w:r>
+              <w:rPr>
+                <w:b/>
+                <w:sz w:val="18"/>
+              </w:rPr>
+            </w:r>
+            <w:r>
+              <w:rPr>
+                <w:b/>
+                <w:i w:val="0"/>
+                <w:sz w:val="18"/>
+              </w:rPr>
+              <w:t>★ Recording vs slide</w:t>
+            </w:r>
+          </w:p>
+        </w:tc>
+        <w:tc>
+          <w:tcPr>
+            <w:tcW w:type="dxa" w:w="5112"/>
+          </w:tcPr>
+          <w:p>
+            <w:pPr>
+              <w:spacing w:after="40"/>
+            </w:pPr>
+            <w:r>
+              <w:rPr>
+                <w:sz w:val="18"/>
+              </w:rPr>
+            </w:r>
+            <w:r>
+              <w:rPr>
+                <w:b/>
+                <w:i w:val="0"/>
+                <w:sz w:val="18"/>
+              </w:rPr>
+              <w:t>Normal electrocardiogram in dilated cardiomyopathy:</w:t>
+            </w:r>
+            <w:r>
+              <w:rPr>
+                <w:b w:val="0"/>
+                <w:i w:val="0"/>
+                <w:sz w:val="18"/>
+              </w:rPr>
+              <w:t xml:space="preserve"> slide says it “almost rules it out”; he said it does not (57:56). Truth: unlikely, not excluded. </w:t>
+            </w:r>
+            <w:r>
+              <w:rPr>
+                <w:b/>
+                <w:i w:val="0"/>
+                <w:sz w:val="18"/>
+              </w:rPr>
+              <w:t>Hypertrophic:</w:t>
+            </w:r>
+            <w:r>
+              <w:rPr>
+                <w:b w:val="0"/>
+                <w:i w:val="0"/>
+                <w:sz w:val="18"/>
+              </w:rPr>
+              <w:t xml:space="preserve"> nitrates and positive inotropes avoided; diuretics only with care (he said stay away). Amiodarone is an adjunct; the defibrillator is the proven sudden-death device.</w:t>
+            </w:r>
+          </w:p>
+        </w:tc>
+      </w:tr>
+    </w:tbl>
+    <w:p>
+      <w:pPr>
+        <w:spacing w:after="80"/>
+      </w:pPr>
+    </w:p>
+    <w:p>
+      <w:pPr>
+        <w:pStyle w:val="Heading1"/>
+        <w:spacing w:before="280" w:after="100"/>
+      </w:pPr>
+      <w:r>
+        <w:rPr>
+          <w:rFonts w:ascii="Georgia" w:hAnsi="Georgia"/>
+          <w:color w:val="17494B"/>
+        </w:rPr>
         <w:t>Dilated Cardiomyopathy</w:t>
       </w:r>
     </w:p>
@@ -7683,7 +8349,7 @@
                 <w:i w:val="0"/>
                 <w:sz w:val="18"/>
               </w:rPr>
-              <w:t>What</w:t>
+              <w:t>★ What</w:t>
             </w:r>
           </w:p>
         </w:tc>
@@ -7757,7 +8423,7 @@
                 <w:i w:val="0"/>
                 <w:sz w:val="18"/>
               </w:rPr>
-              <w:t>Who / why</w:t>
+              <w:t>★ Who / why</w:t>
             </w:r>
           </w:p>
         </w:tc>
@@ -7804,7 +8470,7 @@
                 <w:i w:val="0"/>
                 <w:sz w:val="18"/>
               </w:rPr>
-              <w:t>alcohol (can recover if stopped)</w:t>
+              <w:t>alcohol (can recover if stopped; 47:50)</w:t>
             </w:r>
             <w:r>
               <w:rPr>
@@ -7921,7 +8587,7 @@
                 <w:i w:val="0"/>
                 <w:sz w:val="18"/>
               </w:rPr>
-              <w:t>Tests</w:t>
+              <w:t>★ Tests</w:t>
             </w:r>
           </w:p>
         </w:tc>
@@ -7940,19 +8606,27 @@
             </w:r>
             <w:r>
               <w:rPr>
-                <w:b/>
-                <w:i w:val="0"/>
-                <w:sz w:val="18"/>
-              </w:rPr>
-              <w:t>Normal electrocardiogram almost rules it out.</w:t>
-            </w:r>
-            <w:r>
-              <w:rPr>
                 <w:b w:val="0"/>
                 <w:i w:val="0"/>
                 <w:sz w:val="18"/>
               </w:rPr>
-              <w:t xml:space="preserve"> Echo: </w:t>
+              <w:t xml:space="preserve">Electrocardiogram usually abnormal; a normal one makes it unlikely but does not exclude it (slide 37: “will almost rule out”; Carter: “doesn’t rule out anything”, 57:56). Echo = </w:t>
+            </w:r>
+            <w:r>
+              <w:rPr>
+                <w:b/>
+                <w:i w:val="0"/>
+                <w:sz w:val="18"/>
+              </w:rPr>
+              <w:t>definitive</w:t>
+            </w:r>
+            <w:r>
+              <w:rPr>
+                <w:b w:val="0"/>
+                <w:i w:val="0"/>
+                <w:sz w:val="18"/>
+              </w:rPr>
+              <w:t xml:space="preserve">: </w:t>
             </w:r>
             <w:r>
               <w:rPr>
@@ -7968,7 +8642,7 @@
                 <w:i w:val="0"/>
                 <w:sz w:val="18"/>
               </w:rPr>
-              <w:t>, ejection fraction &lt; 40%. X-ray: cardiomegaly, Kerley B lines. B-type natriuretic peptide &lt; 100 pg/mL excludes heart failure. Magnetic resonance imaging for inflammatory or infiltrative causes; biopsy rarely.</w:t>
+              <w:t>, ejection fraction &lt; 40% (58:27). X-ray: cardiomegaly, Kerley B lines. B-type natriuretic peptide &lt; 100 pg/mL excludes heart failure. Magnetic resonance imaging for inflammatory or infiltrative causes; biopsy rarely.</w:t>
             </w:r>
           </w:p>
         </w:tc>
@@ -7995,7 +8669,7 @@
                 <w:i w:val="0"/>
                 <w:sz w:val="18"/>
               </w:rPr>
-              <w:t>Treat</w:t>
+              <w:t>★ Treat</w:t>
             </w:r>
           </w:p>
         </w:tc>
@@ -8042,7 +8716,7 @@
                 <w:i w:val="0"/>
                 <w:sz w:val="18"/>
               </w:rPr>
-              <w:t>Defibrillator if ejection fraction &lt; 35% after maximal therapy</w:t>
+              <w:t>Defibrillator if ejection fraction &lt; 35% after maximal therapy (1:02:33)</w:t>
             </w:r>
             <w:r>
               <w:rPr>
@@ -8077,7 +8751,7 @@
                 <w:i w:val="0"/>
                 <w:sz w:val="18"/>
               </w:rPr>
-              <w:t>Teach / outlook</w:t>
+              <w:t>★ Teach / outlook</w:t>
             </w:r>
           </w:p>
         </w:tc>
@@ -8124,7 +8798,7 @@
                 <w:i w:val="0"/>
                 <w:sz w:val="18"/>
               </w:rPr>
-              <w:t>50% dead at 5 years once symptomatic.</w:t>
+              <w:t>50% dead at 5 years once symptomatic (1:06:44).</w:t>
             </w:r>
           </w:p>
         </w:tc>
@@ -8377,7 +9051,7 @@
                 <w:i w:val="0"/>
                 <w:sz w:val="18"/>
               </w:rPr>
-              <w:t>Myocarditis: tests</w:t>
+              <w:t>★ Myocarditis: tests</w:t>
             </w:r>
           </w:p>
         </w:tc>
@@ -8400,7 +9074,23 @@
                 <w:i w:val="0"/>
                 <w:sz w:val="18"/>
               </w:rPr>
-              <w:t xml:space="preserve">Troponin, leukocytosis, sedimentation rate, echo; angiography to exclude ischemia; gadolinium magnetic resonance imaging. </w:t>
+              <w:t xml:space="preserve">Troponin, leukocytosis, sedimentation rate, echo; angiography to exclude ischemia; </w:t>
+            </w:r>
+            <w:r>
+              <w:rPr>
+                <w:b/>
+                <w:i w:val="0"/>
+                <w:sz w:val="18"/>
+              </w:rPr>
+              <w:t>gadolinium magnetic resonance imaging</w:t>
+            </w:r>
+            <w:r>
+              <w:rPr>
+                <w:b w:val="0"/>
+                <w:i w:val="0"/>
+                <w:sz w:val="18"/>
+              </w:rPr>
+              <w:t xml:space="preserve"> (best for the extent, 1:25:53). </w:t>
             </w:r>
             <w:r>
               <w:rPr>
@@ -8416,7 +9106,7 @@
                 <w:i w:val="0"/>
                 <w:sz w:val="18"/>
               </w:rPr>
-              <w:t>, for unexplained deterioration not responding to treatment.</w:t>
+              <w:t xml:space="preserve"> (1:26:09) once other causes are excluded, for unexplained deterioration not responding to treatment.</w:t>
             </w:r>
           </w:p>
         </w:tc>
@@ -8443,7 +9133,7 @@
                 <w:i w:val="0"/>
                 <w:sz w:val="18"/>
               </w:rPr>
-              <w:t>Myocarditis: treat</w:t>
+              <w:t>★ Myocarditis: treat</w:t>
             </w:r>
           </w:p>
         </w:tc>
@@ -8490,7 +9180,7 @@
                 <w:i w:val="0"/>
                 <w:sz w:val="18"/>
               </w:rPr>
-              <w:t>.</w:t>
+              <w:t xml:space="preserve"> (1:21:57).</w:t>
             </w:r>
           </w:p>
         </w:tc>
@@ -8517,7 +9207,7 @@
                 <w:i w:val="0"/>
                 <w:sz w:val="18"/>
               </w:rPr>
-              <w:t>Takotsubo</w:t>
+              <w:t>★ Takotsubo</w:t>
             </w:r>
           </w:p>
         </w:tc>
@@ -8548,7 +9238,7 @@
                 <w:i w:val="0"/>
                 <w:sz w:val="18"/>
               </w:rPr>
-              <w:t xml:space="preserve"> after a big emotional or physical stressor; low cardiac risk. Mimics acute coronary syndrome: chest pain, dyspnea; troponin up; </w:t>
+              <w:t xml:space="preserve"> (2:01:12) after a big emotional or physical stressor; low cardiac risk. Mimics acute coronary syndrome: chest pain, dyspnea; troponin up; </w:t>
             </w:r>
             <w:r>
               <w:rPr>
@@ -8596,15 +9286,39 @@
                 <w:i w:val="0"/>
                 <w:sz w:val="18"/>
               </w:rPr>
-              <w:t xml:space="preserve"> Treat by the acute coronary syndrome protocol, admit to cardiology; beta blockers. </w:t>
-            </w:r>
-            <w:r>
-              <w:rPr>
-                <w:b/>
-                <w:i w:val="0"/>
-                <w:sz w:val="18"/>
-              </w:rPr>
-              <w:t>Most recover completely.</w:t>
+              <w:t xml:space="preserve"> Treat by the acute coronary syndrome protocol, </w:t>
+            </w:r>
+            <w:r>
+              <w:rPr>
+                <w:b/>
+                <w:i w:val="0"/>
+                <w:sz w:val="18"/>
+              </w:rPr>
+              <w:t>admit to cardiology</w:t>
+            </w:r>
+            <w:r>
+              <w:rPr>
+                <w:b w:val="0"/>
+                <w:i w:val="0"/>
+                <w:sz w:val="18"/>
+              </w:rPr>
+              <w:t xml:space="preserve"> (2:03:16); beta blockers. </w:t>
+            </w:r>
+            <w:r>
+              <w:rPr>
+                <w:b/>
+                <w:i w:val="0"/>
+                <w:sz w:val="18"/>
+              </w:rPr>
+              <w:t>Most recover completely</w:t>
+            </w:r>
+            <w:r>
+              <w:rPr>
+                <w:b w:val="0"/>
+                <w:i w:val="0"/>
+                <w:sz w:val="18"/>
+              </w:rPr>
+              <w:t xml:space="preserve"> (2:03:39).</w:t>
             </w:r>
           </w:p>
         </w:tc>
@@ -8839,7 +9553,7 @@
                 <w:i w:val="0"/>
                 <w:sz w:val="18"/>
               </w:rPr>
-              <w:t>Obstruction</w:t>
+              <w:t>★ Obstruction</w:t>
             </w:r>
           </w:p>
         </w:tc>
@@ -8878,7 +9592,7 @@
                 <w:i w:val="0"/>
                 <w:sz w:val="18"/>
               </w:rPr>
-              <w:t xml:space="preserve"> of the anterior mitral leaflet → mid-systolic obstruction.</w:t>
+              <w:t xml:space="preserve"> of the anterior mitral leaflet → mid-systolic obstruction. Systolic anterior motion on echo = the telltale sign (1:31:24).</w:t>
             </w:r>
           </w:p>
         </w:tc>
@@ -8905,7 +9619,7 @@
                 <w:i w:val="0"/>
                 <w:sz w:val="18"/>
               </w:rPr>
-              <w:t>Symptoms</w:t>
+              <w:t>★ Symptoms</w:t>
             </w:r>
           </w:p>
         </w:tc>
@@ -8944,7 +9658,7 @@
                 <w:i w:val="0"/>
                 <w:sz w:val="18"/>
               </w:rPr>
-              <w:t>, angina without coronary disease.</w:t>
+              <w:t xml:space="preserve"> (1:33:35), angina without coronary disease.</w:t>
             </w:r>
           </w:p>
         </w:tc>
@@ -9143,7 +9857,7 @@
                 <w:i w:val="0"/>
                 <w:sz w:val="18"/>
               </w:rPr>
-              <w:t>Tests</w:t>
+              <w:t>★ Tests</w:t>
             </w:r>
           </w:p>
         </w:tc>
@@ -9174,7 +9888,7 @@
                 <w:i w:val="0"/>
                 <w:sz w:val="18"/>
               </w:rPr>
-              <w:t xml:space="preserve">: wall </w:t>
+              <w:t xml:space="preserve"> (1:38:54): wall </w:t>
             </w:r>
             <w:r>
               <w:rPr>
@@ -9217,7 +9931,7 @@
                 <w:i w:val="0"/>
                 <w:sz w:val="18"/>
               </w:rPr>
-              <w:t>Treat</w:t>
+              <w:t>★ Treat</w:t>
             </w:r>
           </w:p>
         </w:tc>
@@ -9256,7 +9970,7 @@
                 <w:i w:val="0"/>
                 <w:sz w:val="18"/>
               </w:rPr>
-              <w:t>AVOID nitrates, dehydrating diuretics, digoxin, epinephrine, norepinephrine.</w:t>
+              <w:t>AVOID nitrates, dehydrating diuretics, digoxin, epinephrine, norepinephrine</w:t>
             </w:r>
             <w:r>
               <w:rPr>
@@ -9264,7 +9978,7 @@
                 <w:i w:val="0"/>
                 <w:sz w:val="18"/>
               </w:rPr>
-              <w:t xml:space="preserve"> Amiodarone (cuts sudden death), disopyramide, defibrillator; atrial fibrillation → anticoagulate. </w:t>
+              <w:t xml:space="preserve"> (1:43:49). Amiodarone (slide: reduces sudden death; an adjunct, see the Recording vs slide row), disopyramide, defibrillator; atrial fibrillation → anticoagulate. </w:t>
             </w:r>
             <w:r>
               <w:rPr>
@@ -9323,7 +10037,7 @@
                 <w:i w:val="0"/>
                 <w:sz w:val="18"/>
               </w:rPr>
-              <w:t>Teach</w:t>
+              <w:t>★ Teach</w:t>
             </w:r>
           </w:p>
         </w:tc>
@@ -9362,7 +10076,7 @@
                 <w:i w:val="0"/>
                 <w:sz w:val="18"/>
               </w:rPr>
-              <w:t xml:space="preserve"> activity; </w:t>
+              <w:t xml:space="preserve"> activity (suspected obstructive disease: no strenuous activity until worked up, 2:10:39); </w:t>
             </w:r>
             <w:r>
               <w:rPr>
@@ -9378,7 +10092,7 @@
                 <w:i w:val="0"/>
                 <w:sz w:val="18"/>
               </w:rPr>
-              <w:t>; avoid excess alcohol. Sudden death = leading cause of death.</w:t>
+              <w:t xml:space="preserve"> (1:46:52); avoid excess alcohol. Sudden death = leading cause of death.</w:t>
             </w:r>
           </w:p>
         </w:tc>
@@ -9499,7 +10213,7 @@
                 <w:i w:val="0"/>
                 <w:sz w:val="18"/>
               </w:rPr>
-              <w:t>What</w:t>
+              <w:t>★ What</w:t>
             </w:r>
           </w:p>
         </w:tc>
@@ -9578,7 +10292,7 @@
                 <w:i w:val="0"/>
                 <w:sz w:val="18"/>
               </w:rPr>
-              <w:t xml:space="preserve"> of all.</w:t>
+              <w:t xml:space="preserve"> of all (1:59:32).</w:t>
             </w:r>
           </w:p>
         </w:tc>
@@ -9605,7 +10319,7 @@
                 <w:i w:val="0"/>
                 <w:sz w:val="18"/>
               </w:rPr>
-              <w:t>Causes</w:t>
+              <w:t>★ Causes</w:t>
             </w:r>
           </w:p>
         </w:tc>
@@ -9628,7 +10342,7 @@
                 <w:i w:val="0"/>
                 <w:sz w:val="18"/>
               </w:rPr>
-              <w:t>Amyloidosis (most common in the United States)</w:t>
+              <w:t>Amyloidosis (most common in the United States; 1:50:28)</w:t>
             </w:r>
             <w:r>
               <w:rPr>
@@ -9679,7 +10393,7 @@
                 <w:i w:val="0"/>
                 <w:sz w:val="18"/>
               </w:rPr>
-              <w:t>Signs</w:t>
+              <w:t>★ Signs</w:t>
             </w:r>
           </w:p>
         </w:tc>
@@ -9734,7 +10448,7 @@
                 <w:i w:val="0"/>
                 <w:sz w:val="18"/>
               </w:rPr>
-              <w:t>); fourth heart sound if no regurgitation.</w:t>
+              <w:t>; 1:55:08); fourth heart sound if no regurgitation.</w:t>
             </w:r>
           </w:p>
         </w:tc>
@@ -9761,7 +10475,7 @@
                 <w:i w:val="0"/>
                 <w:sz w:val="18"/>
               </w:rPr>
-              <w:t>Tests</w:t>
+              <w:t>★ Tests</w:t>
             </w:r>
           </w:p>
         </w:tc>
@@ -9816,15 +10530,15 @@
                 <w:i w:val="0"/>
                 <w:sz w:val="18"/>
               </w:rPr>
-              <w:t xml:space="preserve">. </w:t>
-            </w:r>
-            <w:r>
-              <w:rPr>
-                <w:b/>
-                <w:i w:val="0"/>
-                <w:sz w:val="18"/>
-              </w:rPr>
-              <w:t>Cardiac magnetic resonance imaging separates it from constrictive pericarditis (pericardial thickening = pericarditis).</w:t>
+              <w:t xml:space="preserve">, can look normal (1:58:01). </w:t>
+            </w:r>
+            <w:r>
+              <w:rPr>
+                <w:b/>
+                <w:i w:val="0"/>
+                <w:sz w:val="18"/>
+              </w:rPr>
+              <w:t>Cardiac magnetic resonance imaging separates it from constrictive pericarditis (pericardial thickening = pericarditis)</w:t>
             </w:r>
             <w:r>
               <w:rPr>
@@ -9832,7 +10546,23 @@
                 <w:i w:val="0"/>
                 <w:sz w:val="18"/>
               </w:rPr>
-              <w:t xml:space="preserve"> Biopsy when all else is negative.</w:t>
+              <w:t xml:space="preserve">; </w:t>
+            </w:r>
+            <w:r>
+              <w:rPr>
+                <w:b/>
+                <w:i w:val="0"/>
+                <w:sz w:val="18"/>
+              </w:rPr>
+              <w:t>constrictive pericarditis must be differentiated</w:t>
+            </w:r>
+            <w:r>
+              <w:rPr>
+                <w:b w:val="0"/>
+                <w:i w:val="0"/>
+                <w:sz w:val="18"/>
+              </w:rPr>
+              <w:t xml:space="preserve"> (1:56:11). Biopsy when all else is negative.</w:t>
             </w:r>
           </w:p>
         </w:tc>
@@ -9925,7 +10655,7 @@
                 <w:i w:val="0"/>
                 <w:sz w:val="18"/>
               </w:rPr>
-              <w:t>Populations</w:t>
+              <w:t>★ Populations</w:t>
             </w:r>
           </w:p>
         </w:tc>
@@ -9956,7 +10686,7 @@
                 <w:i w:val="0"/>
                 <w:sz w:val="18"/>
               </w:rPr>
-              <w:t xml:space="preserve"> genetic screening for hypertrophic cardiomyopathy, activity restriction if high risk. </w:t>
+              <w:t xml:space="preserve"> genetic screening for hypertrophic cardiomyopathy, activity restriction if high risk (2:04:07). </w:t>
             </w:r>
             <w:r>
               <w:rPr>
@@ -10004,7 +10734,7 @@
                 <w:i w:val="0"/>
                 <w:sz w:val="18"/>
               </w:rPr>
-              <w:t>, symptom control, palliative discussions. Rehab and hospice referral in end-stage disease.</w:t>
+              <w:t>, symptom control (“better days”, 2:05:18), palliative discussions. Rehab and hospice referral in end-stage disease.</w:t>
             </w:r>
           </w:p>
         </w:tc>

--- a/Clinical Medicine and Surgery I Exam 5/cms-exam-5-cram-sheet.docx
+++ b/Clinical Medicine and Surgery I Exam 5/cms-exam-5-cram-sheet.docx
@@ -1266,7 +1266,7 @@
                 <w:i w:val="0"/>
                 <w:sz w:val="18"/>
               </w:rPr>
-              <w:t>★ Personal or family history of clot — prior episode about 30 times the recurrence risk.</w:t>
+              <w:t>★ Personal or family history of clot — a prior episode markedly raises the recurrence risk (the slide says about 30 times; several-fold is true).</w:t>
             </w:r>
             <w:r>
               <w:rPr>
@@ -2322,7 +2322,7 @@
                 <w:i w:val="0"/>
                 <w:sz w:val="18"/>
               </w:rPr>
-              <w:t xml:space="preserve">Severe manifestation of venous hypertension (also </w:t>
+              <w:t xml:space="preserve">Severe manifestation of venous hypertension (called </w:t>
             </w:r>
             <w:r>
               <w:rPr>
@@ -2338,7 +2338,7 @@
                 <w:i w:val="0"/>
                 <w:sz w:val="18"/>
               </w:rPr>
-              <w:t xml:space="preserve">): edema, skin changes (hyperpigmentation, dermatitis, lipodermatosclerosis) and ulceration from reflux and/or obstruction. </w:t>
+              <w:t xml:space="preserve"> when it follows a clot): edema, skin changes (hyperpigmentation, dermatitis, lipodermatosclerosis) and ulceration from reflux and/or obstruction. </w:t>
             </w:r>
             <w:r>
               <w:rPr>
@@ -5390,7 +5390,7 @@
                 <w:i w:val="0"/>
                 <w:sz w:val="18"/>
               </w:rPr>
-              <w:t xml:space="preserve"> = mainstay initial imaging (no contrast, no radiation). Computed tomography angiography: no with contrast allergy or poor renal function. Magnetic resonance angiography: the contrast-allergy alternative; no with pacemaker or intracranial aneurysm clips. </w:t>
+              <w:t xml:space="preserve"> = mainstay initial imaging (no contrast, no radiation). Computed tomography angiography: contrast allergy or poor renal function is a relative contraindication (a caution that may steer to another study). Magnetic resonance angiography: the contrast-allergy alternative; classically no with pacemaker or intracranial aneurysm clips, though some newer devices and clips are scan-safe. </w:t>
             </w:r>
             <w:r>
               <w:rPr>
@@ -5456,7 +5456,7 @@
                 <w:i w:val="0"/>
                 <w:sz w:val="18"/>
               </w:rPr>
-              <w:t xml:space="preserve">Stop smoking; blood pressure &lt; 140/90 (&lt; 130/80 diabetes or renal failure); diabetes and weight control; </w:t>
+              <w:t xml:space="preserve">Stop smoking; blood pressure &lt; 130/80 in current guidance (older teaching: &lt; 140/90, or &lt; 130/80 with diabetes or renal failure); diabetes and weight control; </w:t>
             </w:r>
             <w:r>
               <w:rPr>
@@ -5488,7 +5488,7 @@
                 <w:i w:val="0"/>
                 <w:sz w:val="18"/>
               </w:rPr>
-              <w:t>; simvastatin or pravastatin (low-density lipoprotein &lt; 100, &lt; 70 high risk); pentoxifylline; folic acid + B12 + B6 for high homocysteine.</w:t>
+              <w:t>; statins (older teaching: simvastatin or pravastatin; current guidance prefers high-intensity atorvastatin or rosuvastatin); low-density lipoprotein classically &lt; 100, &lt; 70 high risk, current guidance favors &lt; 70; pentoxifylline; folic acid + B12 + B6 for high homocysteine (lowers it but has not been shown to reduce heart attacks or strokes).</w:t>
             </w:r>
           </w:p>
         </w:tc>
@@ -5828,7 +5828,7 @@
                 <w:i w:val="0"/>
                 <w:sz w:val="18"/>
               </w:rPr>
-              <w:t xml:space="preserve"> (moist, edema, blisters, clostridial gas, sepsis).</w:t>
+              <w:t xml:space="preserve"> (moist, edema, blisters, sepsis; usually a mixed bacterial infection, and clostridial gas gangrene is one form).</w:t>
             </w:r>
           </w:p>
         </w:tc>
@@ -6316,7 +6316,7 @@
                 <w:i w:val="0"/>
                 <w:sz w:val="18"/>
               </w:rPr>
-              <w:t>80% of new noncardioembolic strokes</w:t>
+              <w:t>Roughly 10–20% of ischemic strokes</w:t>
             </w:r>
             <w:r>
               <w:rPr>
@@ -6324,7 +6324,7 @@
                 <w:i w:val="0"/>
                 <w:sz w:val="18"/>
               </w:rPr>
-              <w:t xml:space="preserve">; strokes mostly from </w:t>
+              <w:t xml:space="preserve"> (the slide’s 80% of noncardioembolic strokes is overstated); strokes mostly from </w:t>
             </w:r>
             <w:r>
               <w:rPr>
@@ -6406,7 +6406,7 @@
                 <w:i w:val="0"/>
                 <w:sz w:val="18"/>
               </w:rPr>
-              <w:t xml:space="preserve">Transient ischemic attack (&lt; 24 h), stroke, </w:t>
+              <w:t xml:space="preserve">Transient ischemic attack (classically &lt; 24 h; defined by no tissue injury), stroke, </w:t>
             </w:r>
             <w:r>
               <w:rPr>
@@ -7554,7 +7554,7 @@
                 <w:i w:val="0"/>
                 <w:sz w:val="18"/>
               </w:rPr>
-              <w:t>Systolic 100–120 mmHg with esmolol or nitroprusside</w:t>
+              <w:t>Systolic 100–120 mmHg using esmolol first, nitroprusside added if still high</w:t>
             </w:r>
             <w:r>
               <w:rPr>
@@ -8138,7 +8138,7 @@
                 <w:i w:val="0"/>
                 <w:sz w:val="18"/>
               </w:rPr>
-              <w:t xml:space="preserve">Obstructive hypertrophic cardiomyopathy: no strenuous activity until it is worked up (2:10:39). The slide advice is mild to moderate, </w:t>
+              <w:t xml:space="preserve">Obstructive hypertrophic cardiomyopathy: no strenuous activity until it is worked up (2:10:39). The classic slide advice is mild to moderate, </w:t>
             </w:r>
             <w:r>
               <w:rPr>
@@ -8154,7 +8154,7 @@
                 <w:i w:val="0"/>
                 <w:sz w:val="18"/>
               </w:rPr>
-              <w:t xml:space="preserve"> activity: do not key “no exercise at all”. Heart failure from other causes: be active (2:11:00).</w:t>
+              <w:t xml:space="preserve"> activity; current guidance encourages regular mild to moderate exercise and makes strenuous or competitive sports a shared decision: do not key “no exercise at all”. Heart failure from other causes: be active (2:11:00).</w:t>
             </w:r>
           </w:p>
         </w:tc>
@@ -8642,7 +8642,7 @@
                 <w:i w:val="0"/>
                 <w:sz w:val="18"/>
               </w:rPr>
-              <w:t>, ejection fraction &lt; 40% (58:27). X-ray: cardiomegaly, Kerley B lines. B-type natriuretic peptide &lt; 100 pg/mL excludes heart failure. Magnetic resonance imaging for inflammatory or infiltrative causes; biopsy rarely.</w:t>
+              <w:t>, ejection fraction &lt; 40% (58:27). X-ray: cardiomegaly, Kerley B lines. B-type natriuretic peptide &lt; 100 pg/mL makes heart failure unlikely (the slide says excludes; it does not strictly rule it out). Magnetic resonance imaging for inflammatory or infiltrative causes; biopsy rarely.</w:t>
             </w:r>
           </w:p>
         </w:tc>
@@ -10060,7 +10060,7 @@
                 <w:i w:val="0"/>
                 <w:sz w:val="18"/>
               </w:rPr>
-              <w:t xml:space="preserve">Mild to moderate </w:t>
+              <w:t xml:space="preserve">Individualized: regular mild to moderate exercise encouraged, strenuous or competitive sports by shared decision (classically </w:t>
             </w:r>
             <w:r>
               <w:rPr>
@@ -10076,7 +10076,7 @@
                 <w:i w:val="0"/>
                 <w:sz w:val="18"/>
               </w:rPr>
-              <w:t xml:space="preserve"> activity (suspected obstructive disease: no strenuous activity until worked up, 2:10:39); </w:t>
+              <w:t xml:space="preserve"> only; suspected obstructive disease: no strenuous activity until worked up, 2:10:39); </w:t>
             </w:r>
             <w:r>
               <w:rPr>
@@ -10538,7 +10538,7 @@
                 <w:i w:val="0"/>
                 <w:sz w:val="18"/>
               </w:rPr>
-              <w:t>Cardiac magnetic resonance imaging separates it from constrictive pericarditis (pericardial thickening = pericarditis)</w:t>
+              <w:t>Cardiac magnetic resonance imaging helps separate it from constrictive pericarditis (a thickened pericardium points to constrictive pericarditis, though constriction can occur with a normal-thickness pericardium)</w:t>
             </w:r>
             <w:r>
               <w:rPr>
@@ -10628,7 +10628,7 @@
                 <w:i w:val="0"/>
                 <w:sz w:val="18"/>
               </w:rPr>
-              <w:t>; beta blockers, verapamil or diltiazem; anticoagulate atrial thrombi; pacemaker for heart block; transplant.</w:t>
+              <w:t>; beta blockers, verapamil or diltiazem only cautiously (a fast heart rate keeps output up; avoided in cardiac amyloidosis); anticoagulate atrial thrombi; pacemaker for heart block; transplant.</w:t>
             </w:r>
           </w:p>
         </w:tc>

--- a/Clinical Medicine and Surgery I Exam 5/cms-exam-5-cram-sheet.docx
+++ b/Clinical Medicine and Surgery I Exam 5/cms-exam-5-cram-sheet.docx
@@ -810,7 +810,7 @@
                 <w:i w:val="0"/>
                 <w:sz w:val="18"/>
               </w:rPr>
-              <w:t xml:space="preserve"> (pretest probability about 17%) → D-dimer, then ultrasound if positive. </w:t>
+              <w:t xml:space="preserve"> (the pathway picture shows only low and high). </w:t>
             </w:r>
             <w:r>
               <w:rPr>
@@ -884,7 +884,7 @@
                 <w:i w:val="0"/>
                 <w:sz w:val="18"/>
               </w:rPr>
-              <w:t xml:space="preserve">Low or moderate: D-dimer negative = stop; positive = ultrasound of the thigh; negative = stop. High: ultrasound of the thigh; if negative, either ultrasound of the lower leg, phlebography (venography), or a repeat thigh ultrasound in </w:t>
+              <w:t xml:space="preserve">Low: D-dimer negative = stop; positive = ultrasound of the thigh; negative = stop. High: ultrasound of the thigh; if negative, either ultrasound of the lower leg, phlebography (venography), or a repeat thigh ultrasound in </w:t>
             </w:r>
             <w:r>
               <w:rPr>
@@ -1008,7 +1008,7 @@
                 <w:i w:val="0"/>
                 <w:sz w:val="18"/>
               </w:rPr>
-              <w:t xml:space="preserve"> A raised D-dimer means increased fibrinolysis somewhere, not necessarily a leg clot; a rule-out test for deep vein thrombosis and pulmonary embolism, only when the Wells score is low or moderate. Know what you will do next with either result. Contrast venography (gold standard, invasive) was replaced by venous duplex ultrasound.</w:t>
+              <w:t xml:space="preserve"> A raised D-dimer means increased fibrinolysis somewhere, not necessarily a leg clot; a rule-out test for deep vein thrombosis and pulmonary embolism; the first test for a low Wells score. Know what you will do next with either result. Contrast venography (gold standard, invasive) was replaced by venous duplex ultrasound.</w:t>
             </w:r>
           </w:p>
         </w:tc>
@@ -9978,7 +9978,7 @@
                 <w:i w:val="0"/>
                 <w:sz w:val="18"/>
               </w:rPr>
-              <w:t xml:space="preserve"> (1:43:49). Amiodarone (slide: reduces sudden death; an adjunct, see the Recording vs slide row), disopyramide, defibrillator; atrial fibrillation → anticoagulate. </w:t>
+              <w:t xml:space="preserve"> (1:43:49). Defibrillator for sudden death; amiodarone converts atrial fibrillation (slide 78's sudden-death claim is not supported by current guidelines), disopyramide; atrial fibrillation → anticoagulate. </w:t>
             </w:r>
             <w:r>
               <w:rPr>
@@ -10628,7 +10628,7 @@
                 <w:i w:val="0"/>
                 <w:sz w:val="18"/>
               </w:rPr>
-              <w:t>; beta blockers, verapamil or diltiazem only cautiously (a fast heart rate keeps output up; avoided in cardiac amyloidosis); anticoagulate atrial thrombi; pacemaker for heart block; transplant.</w:t>
+              <w:t>; beta blockers, verapamil or diltiazem (may help: longer filling time, better relaxation); anticoagulate atrial thrombi; pacemaker for heart block; transplant.</w:t>
             </w:r>
           </w:p>
         </w:tc>

--- a/Clinical Medicine and Surgery I Exam 5/cms-exam-5-cram-sheet.docx
+++ b/Clinical Medicine and Surgery I Exam 5/cms-exam-5-cram-sheet.docx
@@ -8692,23 +8692,7 @@
                 <w:i w:val="0"/>
                 <w:sz w:val="18"/>
               </w:rPr>
-              <w:t xml:space="preserve">As chronic heart failure: </w:t>
-            </w:r>
-            <w:r>
-              <w:rPr>
-                <w:b/>
-                <w:i w:val="0"/>
-                <w:sz w:val="18"/>
-              </w:rPr>
-              <w:t>every patient gets a beta blocker + angiotensin-converting enzyme inhibitor</w:t>
-            </w:r>
-            <w:r>
-              <w:rPr>
-                <w:b w:val="0"/>
-                <w:i w:val="0"/>
-                <w:sz w:val="18"/>
-              </w:rPr>
-              <w:t xml:space="preserve">; loop diuretics; spironolactone; sacubitril/valsartan. Anticoagulate only for atrial fibrillation, artificial valve or mural thrombus. </w:t>
+              <w:t xml:space="preserve">Slide 42 list: angiotensin-converting enzyme inhibitors, beta blockers, angiotensin receptor blockers, spironolactone, sacubitril/valsartan, nitrates, diuretics, digoxin (second line), antiarrhythmics, anticoagulants. </w:t>
             </w:r>
             <w:r>
               <w:rPr>

--- a/Clinical Medicine and Surgery I Exam 5/cms-exam-5-cram-sheet.docx
+++ b/Clinical Medicine and Surgery I Exam 5/cms-exam-5-cram-sheet.docx
@@ -62,7 +62,7 @@
           <w:b w:val="0"/>
           <w:i w:val="0"/>
         </w:rPr>
-        <w:t>Venous disorders, arterial occlusive disease and aortic aneurysm, and cardiomyopathy, condensed from the Exam 5 study guide: the Virchow triad and Wells criteria first, then deep vein thrombosis, chronic venous insufficiency, claudication and the ankle-brachial index, acute limb ischemia, carotid and aneurysm thresholds, dissection, and the five cardiomyopathies. Lectures 26 and 28 carry the lecturers’ emphasis (starred; Lecture 28 gives recording times in parentheses); Lecture 27 is built from the slides only, with its audio emphasis to be added after 10/01. Lectures 29–32 add the supraventricular and ventricular arrhythmias and blocks, pericardial disease and infective endocarditis (slides only for now).</w:t>
+        <w:t>Venous disorders, arterial occlusive disease and aortic aneurysm, and cardiomyopathy, condensed from the Exam 5 study guide: the Virchow triad and Wells criteria first, then deep vein thrombosis, chronic venous insufficiency, claudication and the ankle-brachial index, acute limb ischemia, carotid and aneurysm thresholds, dissection, and the five cardiomyopathies. Lectures 26 and 28 carry the lecturers’ emphasis (starred; Lecture 28 gives recording times in parentheses); Lecture 27 is built from the slides only, with its audio emphasis to be added after 10/01. Lectures 29–32 add the supraventricular and ventricular arrhythmias and blocks, pericardial disease and infective endocarditis (slides, with each lecturer's recording emphasis starred).</w:t>
       </w:r>
     </w:p>
     <w:tbl>
@@ -10755,6 +10755,752 @@
           <w:rFonts w:ascii="Georgia" w:hAnsi="Georgia"/>
           <w:color w:val="17494B"/>
         </w:rPr>
+        <w:t>★ Elwaya Emphasized — Arrhythmias I: Supraventricular</w:t>
+      </w:r>
+    </w:p>
+    <w:tbl>
+      <w:tblPr>
+        <w:tblStyle w:val="TableGrid"/>
+        <w:tblW w:type="auto" w:w="0"/>
+        <w:jc w:val="center"/>
+        <w:tblLook w:firstColumn="1" w:firstRow="1" w:lastColumn="0" w:lastRow="0" w:noHBand="0" w:noVBand="1" w:val="04A0"/>
+        <w:tblBorders>
+          <w:top w:val="single" w:sz="4" w:space="0" w:color="D8D2D4"/>
+          <w:left w:val="single" w:sz="4" w:space="0" w:color="D8D2D4"/>
+          <w:bottom w:val="single" w:sz="4" w:space="0" w:color="D8D2D4"/>
+          <w:right w:val="single" w:sz="4" w:space="0" w:color="D8D2D4"/>
+          <w:insideH w:val="single" w:sz="4" w:space="0" w:color="D8D2D4"/>
+          <w:insideV w:val="single" w:sz="4" w:space="0" w:color="D8D2D4"/>
+        </w:tblBorders>
+      </w:tblPr>
+      <w:tblGrid>
+        <w:gridCol w:w="5112"/>
+        <w:gridCol w:w="5112"/>
+      </w:tblGrid>
+      <w:tr>
+        <w:tc>
+          <w:tcPr>
+            <w:tcW w:type="dxa" w:w="5112"/>
+            <w:shd w:val="clear" w:color="auto" w:fill="17494B"/>
+          </w:tcPr>
+          <w:p>
+            <w:pPr>
+              <w:spacing w:after="40"/>
+            </w:pPr>
+            <w:r>
+              <w:rPr>
+                <w:b/>
+                <w:color w:val="FFFFFF"/>
+                <w:sz w:val="18"/>
+              </w:rPr>
+            </w:r>
+            <w:r>
+              <w:rPr>
+                <w:b/>
+                <w:i w:val="0"/>
+                <w:color w:val="FFFFFF"/>
+                <w:sz w:val="18"/>
+              </w:rPr>
+              <w:t>Term</w:t>
+            </w:r>
+          </w:p>
+        </w:tc>
+        <w:tc>
+          <w:tcPr>
+            <w:tcW w:type="dxa" w:w="5112"/>
+            <w:shd w:val="clear" w:color="auto" w:fill="17494B"/>
+          </w:tcPr>
+          <w:p>
+            <w:pPr>
+              <w:spacing w:after="40"/>
+            </w:pPr>
+            <w:r>
+              <w:rPr>
+                <w:b/>
+                <w:color w:val="FFFFFF"/>
+                <w:sz w:val="18"/>
+              </w:rPr>
+            </w:r>
+            <w:r>
+              <w:rPr>
+                <w:b/>
+                <w:i w:val="0"/>
+                <w:color w:val="FFFFFF"/>
+                <w:sz w:val="18"/>
+              </w:rPr>
+              <w:t>What you need to know</w:t>
+            </w:r>
+          </w:p>
+        </w:tc>
+      </w:tr>
+      <w:tr>
+        <w:tc>
+          <w:tcPr>
+            <w:tcW w:type="dxa" w:w="5112"/>
+            <w:shd w:val="clear" w:color="auto" w:fill="F1EEEF"/>
+          </w:tcPr>
+          <w:p>
+            <w:pPr>
+              <w:spacing w:after="40"/>
+            </w:pPr>
+            <w:r>
+              <w:rPr>
+                <w:b/>
+                <w:sz w:val="18"/>
+              </w:rPr>
+            </w:r>
+            <w:r>
+              <w:rPr>
+                <w:b/>
+                <w:i w:val="0"/>
+                <w:sz w:val="18"/>
+              </w:rPr>
+              <w:t>★ How she tests</w:t>
+            </w:r>
+          </w:p>
+        </w:tc>
+        <w:tc>
+          <w:tcPr>
+            <w:tcW w:type="dxa" w:w="5112"/>
+          </w:tcPr>
+          <w:p>
+            <w:pPr>
+              <w:spacing w:after="40"/>
+            </w:pPr>
+            <w:r>
+              <w:rPr>
+                <w:sz w:val="18"/>
+              </w:rPr>
+            </w:r>
+            <w:r>
+              <w:rPr>
+                <w:b w:val="0"/>
+                <w:i w:val="0"/>
+                <w:sz w:val="18"/>
+              </w:rPr>
+              <w:t xml:space="preserve">Few name-the-rhythm questions: </w:t>
+            </w:r>
+            <w:r>
+              <w:rPr>
+                <w:b/>
+                <w:i w:val="0"/>
+                <w:sz w:val="18"/>
+              </w:rPr>
+              <w:t>see the strip, then what would you do</w:t>
+            </w:r>
+            <w:r>
+              <w:rPr>
+                <w:b w:val="0"/>
+                <w:i w:val="0"/>
+                <w:sz w:val="18"/>
+              </w:rPr>
+              <w:t xml:space="preserve">, or </w:t>
+            </w:r>
+            <w:r>
+              <w:rPr>
+                <w:b/>
+                <w:i w:val="0"/>
+                <w:sz w:val="18"/>
+              </w:rPr>
+              <w:t>what is a risk factor for it</w:t>
+            </w:r>
+            <w:r>
+              <w:rPr>
+                <w:b w:val="0"/>
+                <w:i w:val="0"/>
+                <w:sz w:val="18"/>
+              </w:rPr>
+              <w:t xml:space="preserve"> (0:53). </w:t>
+            </w:r>
+            <w:r>
+              <w:rPr>
+                <w:b/>
+                <w:i w:val="0"/>
+                <w:sz w:val="18"/>
+              </w:rPr>
+              <w:t>Medications are tested, doses are not</w:t>
+            </w:r>
+            <w:r>
+              <w:rPr>
+                <w:b w:val="0"/>
+                <w:i w:val="0"/>
+                <w:sz w:val="18"/>
+              </w:rPr>
+              <w:t xml:space="preserve"> (1:22, 1:32): know the </w:t>
+            </w:r>
+            <w:r>
+              <w:rPr>
+                <w:b/>
+                <w:i w:val="0"/>
+                <w:sz w:val="18"/>
+              </w:rPr>
+              <w:t>first-line and second-line</w:t>
+            </w:r>
+            <w:r>
+              <w:rPr>
+                <w:b w:val="0"/>
+                <w:i w:val="0"/>
+                <w:sz w:val="18"/>
+              </w:rPr>
+              <w:t xml:space="preserve"> drug, for example </w:t>
+            </w:r>
+            <w:r>
+              <w:rPr>
+                <w:b/>
+                <w:i w:val="0"/>
+                <w:sz w:val="18"/>
+              </w:rPr>
+              <w:t>atropine first</w:t>
+            </w:r>
+            <w:r>
+              <w:rPr>
+                <w:b w:val="0"/>
+                <w:i w:val="0"/>
+                <w:sz w:val="18"/>
+              </w:rPr>
+              <w:t xml:space="preserve"> for unstable sinus bradycardia (2:24).</w:t>
+            </w:r>
+          </w:p>
+        </w:tc>
+      </w:tr>
+      <w:tr>
+        <w:tc>
+          <w:tcPr>
+            <w:tcW w:type="dxa" w:w="5112"/>
+            <w:shd w:val="clear" w:color="auto" w:fill="F1EEEF"/>
+          </w:tcPr>
+          <w:p>
+            <w:pPr>
+              <w:spacing w:after="40"/>
+            </w:pPr>
+            <w:r>
+              <w:rPr>
+                <w:b/>
+                <w:sz w:val="18"/>
+              </w:rPr>
+            </w:r>
+            <w:r>
+              <w:rPr>
+                <w:b/>
+                <w:i w:val="0"/>
+                <w:sz w:val="18"/>
+              </w:rPr>
+              <w:t>★ First moves</w:t>
+            </w:r>
+          </w:p>
+        </w:tc>
+        <w:tc>
+          <w:tcPr>
+            <w:tcW w:type="dxa" w:w="5112"/>
+          </w:tcPr>
+          <w:p>
+            <w:pPr>
+              <w:spacing w:after="40"/>
+            </w:pPr>
+            <w:r>
+              <w:rPr>
+                <w:sz w:val="18"/>
+              </w:rPr>
+            </w:r>
+            <w:r>
+              <w:rPr>
+                <w:b/>
+                <w:i w:val="0"/>
+                <w:sz w:val="18"/>
+              </w:rPr>
+              <w:t>Stable supraventricular tachycardia: vagal maneuver, then adenosine (up to twice)</w:t>
+            </w:r>
+            <w:r>
+              <w:rPr>
+                <w:b w:val="0"/>
+                <w:i w:val="0"/>
+                <w:sz w:val="18"/>
+              </w:rPr>
+              <w:t xml:space="preserve"> (38:44–38:54). </w:t>
+            </w:r>
+            <w:r>
+              <w:rPr>
+                <w:b/>
+                <w:i w:val="0"/>
+                <w:sz w:val="18"/>
+              </w:rPr>
+              <w:t>Unstable: synchronized cardioversion</w:t>
+            </w:r>
+            <w:r>
+              <w:rPr>
+                <w:b w:val="0"/>
+                <w:i w:val="0"/>
+                <w:sz w:val="18"/>
+              </w:rPr>
+              <w:t xml:space="preserve"> (40:44). </w:t>
+            </w:r>
+            <w:r>
+              <w:rPr>
+                <w:b/>
+                <w:i w:val="0"/>
+                <w:sz w:val="18"/>
+              </w:rPr>
+              <w:t>Unstable sinus bradycardia: atropine, then a temporary pacemaker, then a permanent one</w:t>
+            </w:r>
+            <w:r>
+              <w:rPr>
+                <w:b w:val="0"/>
+                <w:i w:val="0"/>
+                <w:sz w:val="18"/>
+              </w:rPr>
+              <w:t xml:space="preserve"> (15:14). Instability = </w:t>
+            </w:r>
+            <w:r>
+              <w:rPr>
+                <w:b/>
+                <w:i w:val="0"/>
+                <w:sz w:val="18"/>
+              </w:rPr>
+              <w:t>chest pain, altered mental status, shortness of breath, hypotension</w:t>
+            </w:r>
+            <w:r>
+              <w:rPr>
+                <w:b w:val="0"/>
+                <w:i w:val="0"/>
+                <w:sz w:val="18"/>
+              </w:rPr>
+              <w:t xml:space="preserve"> (37:22; Lecture 30 slide 45).</w:t>
+            </w:r>
+          </w:p>
+        </w:tc>
+      </w:tr>
+      <w:tr>
+        <w:tc>
+          <w:tcPr>
+            <w:tcW w:type="dxa" w:w="5112"/>
+            <w:shd w:val="clear" w:color="auto" w:fill="F1EEEF"/>
+          </w:tcPr>
+          <w:p>
+            <w:pPr>
+              <w:spacing w:after="40"/>
+            </w:pPr>
+            <w:r>
+              <w:rPr>
+                <w:b/>
+                <w:sz w:val="18"/>
+              </w:rPr>
+            </w:r>
+            <w:r>
+              <w:rPr>
+                <w:b/>
+                <w:i w:val="0"/>
+                <w:sz w:val="18"/>
+              </w:rPr>
+              <w:t>★ Wolff-Parkinson-White</w:t>
+            </w:r>
+          </w:p>
+        </w:tc>
+        <w:tc>
+          <w:tcPr>
+            <w:tcW w:type="dxa" w:w="5112"/>
+          </w:tcPr>
+          <w:p>
+            <w:pPr>
+              <w:spacing w:after="40"/>
+            </w:pPr>
+            <w:r>
+              <w:rPr>
+                <w:sz w:val="18"/>
+              </w:rPr>
+            </w:r>
+            <w:r>
+              <w:rPr>
+                <w:b w:val="0"/>
+                <w:i w:val="0"/>
+                <w:sz w:val="18"/>
+              </w:rPr>
+              <w:t xml:space="preserve">Her “very important point” (1:08:52). </w:t>
+            </w:r>
+            <w:r>
+              <w:rPr>
+                <w:b/>
+                <w:i w:val="0"/>
+                <w:sz w:val="18"/>
+              </w:rPr>
+              <w:t>Delta wave only in sinus rhythm</w:t>
+            </w:r>
+            <w:r>
+              <w:rPr>
+                <w:b w:val="0"/>
+                <w:i w:val="0"/>
+                <w:sz w:val="18"/>
+              </w:rPr>
+              <w:t xml:space="preserve">, not during the tachycardia (1:10:18). Pathway unknown: treat as supraventricular tachycardia (1:12:48). </w:t>
+            </w:r>
+            <w:r>
+              <w:rPr>
+                <w:b/>
+                <w:i w:val="0"/>
+                <w:sz w:val="18"/>
+              </w:rPr>
+              <w:t>Known pathway, or adenosine reveals pre-excited atrial fibrillation: intravenous procainamide, never adenosine</w:t>
+            </w:r>
+            <w:r>
+              <w:rPr>
+                <w:b w:val="0"/>
+                <w:i w:val="0"/>
+                <w:sz w:val="18"/>
+              </w:rPr>
+              <w:t xml:space="preserve"> (1:13:06; slide 37). </w:t>
+            </w:r>
+            <w:r>
+              <w:rPr>
+                <w:b/>
+                <w:i w:val="0"/>
+                <w:sz w:val="18"/>
+              </w:rPr>
+              <w:t>Atrial fibrillation + Wolff-Parkinson-White = the worst combination</w:t>
+            </w:r>
+            <w:r>
+              <w:rPr>
+                <w:b w:val="0"/>
+                <w:i w:val="0"/>
+                <w:sz w:val="18"/>
+              </w:rPr>
+              <w:t xml:space="preserve"> (1:35:50). Definitive: </w:t>
+            </w:r>
+            <w:r>
+              <w:rPr>
+                <w:b/>
+                <w:i w:val="0"/>
+                <w:sz w:val="18"/>
+              </w:rPr>
+              <w:t>ablate the pathway</w:t>
+            </w:r>
+            <w:r>
+              <w:rPr>
+                <w:b w:val="0"/>
+                <w:i w:val="0"/>
+                <w:sz w:val="18"/>
+              </w:rPr>
+              <w:t xml:space="preserve"> (1:14:47).</w:t>
+            </w:r>
+          </w:p>
+        </w:tc>
+      </w:tr>
+      <w:tr>
+        <w:tc>
+          <w:tcPr>
+            <w:tcW w:type="dxa" w:w="5112"/>
+            <w:shd w:val="clear" w:color="auto" w:fill="F1EEEF"/>
+          </w:tcPr>
+          <w:p>
+            <w:pPr>
+              <w:spacing w:after="40"/>
+            </w:pPr>
+            <w:r>
+              <w:rPr>
+                <w:b/>
+                <w:sz w:val="18"/>
+              </w:rPr>
+            </w:r>
+            <w:r>
+              <w:rPr>
+                <w:b/>
+                <w:i w:val="0"/>
+                <w:sz w:val="18"/>
+              </w:rPr>
+              <w:t>★ Tachy-brady = atrial fibrillation</w:t>
+            </w:r>
+          </w:p>
+        </w:tc>
+        <w:tc>
+          <w:tcPr>
+            <w:tcW w:type="dxa" w:w="5112"/>
+          </w:tcPr>
+          <w:p>
+            <w:pPr>
+              <w:spacing w:after="40"/>
+            </w:pPr>
+            <w:r>
+              <w:rPr>
+                <w:sz w:val="18"/>
+              </w:rPr>
+            </w:r>
+            <w:r>
+              <w:rPr>
+                <w:b w:val="0"/>
+                <w:i w:val="0"/>
+                <w:sz w:val="18"/>
+              </w:rPr>
+              <w:t xml:space="preserve">The fast rhythm in tachy-brady syndrome is </w:t>
+            </w:r>
+            <w:r>
+              <w:rPr>
+                <w:b/>
+                <w:i w:val="0"/>
+                <w:sz w:val="18"/>
+              </w:rPr>
+              <w:t>usually atrial fibrillation</w:t>
+            </w:r>
+            <w:r>
+              <w:rPr>
+                <w:b w:val="0"/>
+                <w:i w:val="0"/>
+                <w:sz w:val="18"/>
+              </w:rPr>
+              <w:t xml:space="preserve">: she said it again and again and asked it as a question (31:09, 31:25). Pacemaker when the pauses are symptomatic, long or frequent (33:03); </w:t>
+            </w:r>
+            <w:r>
+              <w:rPr>
+                <w:b/>
+                <w:i w:val="0"/>
+                <w:sz w:val="18"/>
+              </w:rPr>
+              <w:t>add a defibrillator if the fast rhythm is ventricular tachycardia</w:t>
+            </w:r>
+            <w:r>
+              <w:rPr>
+                <w:b w:val="0"/>
+                <w:i w:val="0"/>
+                <w:sz w:val="18"/>
+              </w:rPr>
+              <w:t xml:space="preserve"> (33:23).</w:t>
+            </w:r>
+          </w:p>
+        </w:tc>
+      </w:tr>
+      <w:tr>
+        <w:tc>
+          <w:tcPr>
+            <w:tcW w:type="dxa" w:w="5112"/>
+            <w:shd w:val="clear" w:color="auto" w:fill="F1EEEF"/>
+          </w:tcPr>
+          <w:p>
+            <w:pPr>
+              <w:spacing w:after="40"/>
+            </w:pPr>
+            <w:r>
+              <w:rPr>
+                <w:b/>
+                <w:sz w:val="18"/>
+              </w:rPr>
+            </w:r>
+            <w:r>
+              <w:rPr>
+                <w:b/>
+                <w:i w:val="0"/>
+                <w:sz w:val="18"/>
+              </w:rPr>
+              <w:t>★ Atrial fibrillation: rate first</w:t>
+            </w:r>
+          </w:p>
+        </w:tc>
+        <w:tc>
+          <w:tcPr>
+            <w:tcW w:type="dxa" w:w="5112"/>
+          </w:tcPr>
+          <w:p>
+            <w:pPr>
+              <w:spacing w:after="40"/>
+            </w:pPr>
+            <w:r>
+              <w:rPr>
+                <w:sz w:val="18"/>
+              </w:rPr>
+            </w:r>
+            <w:r>
+              <w:rPr>
+                <w:b/>
+                <w:i w:val="0"/>
+                <w:sz w:val="18"/>
+              </w:rPr>
+              <w:t>Goal number one is rate control</w:t>
+            </w:r>
+            <w:r>
+              <w:rPr>
+                <w:b w:val="0"/>
+                <w:i w:val="0"/>
+                <w:sz w:val="18"/>
+              </w:rPr>
+              <w:t xml:space="preserve"> (1:30:24, 1:30:59), not converting the rhythm (1:30:46). Rapid ventricular response: </w:t>
+            </w:r>
+            <w:r>
+              <w:rPr>
+                <w:b/>
+                <w:i w:val="0"/>
+                <w:sz w:val="18"/>
+              </w:rPr>
+              <w:t>intravenous</w:t>
+            </w:r>
+            <w:r>
+              <w:rPr>
+                <w:b w:val="0"/>
+                <w:i w:val="0"/>
+                <w:sz w:val="18"/>
+              </w:rPr>
+              <w:t xml:space="preserve"> (1:30:27); stable without it: </w:t>
+            </w:r>
+            <w:r>
+              <w:rPr>
+                <w:b/>
+                <w:i w:val="0"/>
+                <w:sz w:val="18"/>
+              </w:rPr>
+              <w:t>by mouth</w:t>
+            </w:r>
+            <w:r>
+              <w:rPr>
+                <w:b w:val="0"/>
+                <w:i w:val="0"/>
+                <w:sz w:val="18"/>
+              </w:rPr>
+              <w:t xml:space="preserve"> (1:31:39). Cardioversion only </w:t>
+            </w:r>
+            <w:r>
+              <w:rPr>
+                <w:b/>
+                <w:i w:val="0"/>
+                <w:sz w:val="18"/>
+              </w:rPr>
+              <w:t>after 21 days of anticoagulation</w:t>
+            </w:r>
+            <w:r>
+              <w:rPr>
+                <w:b w:val="0"/>
+                <w:i w:val="0"/>
+                <w:sz w:val="18"/>
+              </w:rPr>
+              <w:t xml:space="preserve"> (1:33:00). Score tables: </w:t>
+            </w:r>
+            <w:r>
+              <w:rPr>
+                <w:b/>
+                <w:i w:val="0"/>
+                <w:sz w:val="18"/>
+              </w:rPr>
+              <w:t>do not memorize</w:t>
+            </w:r>
+            <w:r>
+              <w:rPr>
+                <w:b w:val="0"/>
+                <w:i w:val="0"/>
+                <w:sz w:val="18"/>
+              </w:rPr>
+              <w:t xml:space="preserve"> (1:33:24); know </w:t>
+            </w:r>
+            <w:r>
+              <w:rPr>
+                <w:b/>
+                <w:i w:val="0"/>
+                <w:sz w:val="18"/>
+              </w:rPr>
+              <w:t>CHA2DS2-VASc = stroke risk, HAS-BLED = bleeding risk</w:t>
+            </w:r>
+            <w:r>
+              <w:rPr>
+                <w:b w:val="0"/>
+                <w:i w:val="0"/>
+                <w:sz w:val="18"/>
+              </w:rPr>
+              <w:t>.</w:t>
+            </w:r>
+          </w:p>
+        </w:tc>
+      </w:tr>
+      <w:tr>
+        <w:tc>
+          <w:tcPr>
+            <w:tcW w:type="dxa" w:w="5112"/>
+            <w:shd w:val="clear" w:color="auto" w:fill="F1EEEF"/>
+          </w:tcPr>
+          <w:p>
+            <w:pPr>
+              <w:spacing w:after="40"/>
+            </w:pPr>
+            <w:r>
+              <w:rPr>
+                <w:b/>
+                <w:sz w:val="18"/>
+              </w:rPr>
+            </w:r>
+            <w:r>
+              <w:rPr>
+                <w:b/>
+                <w:i w:val="0"/>
+                <w:sz w:val="18"/>
+              </w:rPr>
+              <w:t>★ Not tested; slide wins</w:t>
+            </w:r>
+          </w:p>
+        </w:tc>
+        <w:tc>
+          <w:tcPr>
+            <w:tcW w:type="dxa" w:w="5112"/>
+          </w:tcPr>
+          <w:p>
+            <w:pPr>
+              <w:spacing w:after="40"/>
+            </w:pPr>
+            <w:r>
+              <w:rPr>
+                <w:sz w:val="18"/>
+              </w:rPr>
+            </w:r>
+            <w:r>
+              <w:rPr>
+                <w:b w:val="0"/>
+                <w:i w:val="0"/>
+                <w:sz w:val="18"/>
+              </w:rPr>
+              <w:t xml:space="preserve">Not examined: doses; the narrow-complex algorithm (slide 27; 45:17); the score components (slide 51); what triggers a reentry loop (1:05:22); which part of the node gives which junctional P-wave position (1:40:13); pause counts in sick sinus syndrome (32:27). </w:t>
+            </w:r>
+            <w:r>
+              <w:rPr>
+                <w:b/>
+                <w:i w:val="0"/>
+                <w:sz w:val="18"/>
+              </w:rPr>
+              <w:t>Slide wins:</w:t>
+            </w:r>
+            <w:r>
+              <w:rPr>
+                <w:b w:val="0"/>
+                <w:i w:val="0"/>
+                <w:sz w:val="18"/>
+              </w:rPr>
+              <w:t xml:space="preserve"> CHA2DS2-VASc 0 (man) or 1 (woman) is </w:t>
+            </w:r>
+            <w:r>
+              <w:rPr>
+                <w:b/>
+                <w:i w:val="0"/>
+                <w:sz w:val="18"/>
+              </w:rPr>
+              <w:t>low risk</w:t>
+            </w:r>
+            <w:r>
+              <w:rPr>
+                <w:b w:val="0"/>
+                <w:i w:val="0"/>
+                <w:sz w:val="18"/>
+              </w:rPr>
+              <w:t xml:space="preserve"> (she said anticoagulate, 1:34:02). A high HAS-BLED score flags bleeding risk to correct; slide 50 and she (1:34:26) withhold anticoagulation, so her exam may key that.</w:t>
+            </w:r>
+          </w:p>
+        </w:tc>
+      </w:tr>
+    </w:tbl>
+    <w:p>
+      <w:pPr>
+        <w:spacing w:after="80"/>
+      </w:pPr>
+    </w:p>
+    <w:p>
+      <w:pPr>
+        <w:pStyle w:val="Heading1"/>
+        <w:spacing w:before="280" w:after="100"/>
+      </w:pPr>
+      <w:r>
+        <w:rPr>
+          <w:rFonts w:ascii="Georgia" w:hAnsi="Georgia"/>
+          <w:color w:val="17494B"/>
+        </w:rPr>
         <w:t>Sinus Rhythms &amp; Sick Sinus Syndrome</w:t>
       </w:r>
     </w:p>
@@ -11189,7 +11935,7 @@
                 <w:i w:val="0"/>
                 <w:sz w:val="18"/>
               </w:rPr>
-              <w:t>Sinus bradycardia: treat</w:t>
+              <w:t>★ Sinus bradycardia: treat</w:t>
             </w:r>
           </w:p>
         </w:tc>
@@ -11228,7 +11974,7 @@
                 <w:i w:val="0"/>
                 <w:sz w:val="18"/>
               </w:rPr>
-              <w:t xml:space="preserve">. Acute, symptomatic, unstable: </w:t>
+              <w:t xml:space="preserve"> (9:18). Acute, symptomatic, unstable: </w:t>
             </w:r>
             <w:r>
               <w:rPr>
@@ -11244,7 +11990,7 @@
                 <w:i w:val="0"/>
                 <w:sz w:val="18"/>
               </w:rPr>
-              <w:t xml:space="preserve">, then </w:t>
+              <w:t xml:space="preserve"> (10:22), then </w:t>
             </w:r>
             <w:r>
               <w:rPr>
@@ -11385,7 +12131,7 @@
                 <w:i w:val="0"/>
                 <w:sz w:val="18"/>
               </w:rPr>
-              <w:t>Sinus tachycardia: treat</w:t>
+              <w:t>★ Sinus tachycardia: treat</w:t>
             </w:r>
           </w:p>
         </w:tc>
@@ -11440,7 +12186,7 @@
                 <w:i w:val="0"/>
                 <w:sz w:val="18"/>
               </w:rPr>
-              <w:t xml:space="preserve">): remove triggers; beta blockers poorly tolerated; </w:t>
+              <w:t xml:space="preserve">, 20:20): remove triggers; beta blockers poorly tolerated (23:07); </w:t>
             </w:r>
             <w:r>
               <w:rPr>
@@ -11499,7 +12245,7 @@
                 <w:i w:val="0"/>
                 <w:sz w:val="18"/>
               </w:rPr>
-              <w:t>Sick sinus: forms</w:t>
+              <w:t>★ Sick sinus: forms</w:t>
             </w:r>
           </w:p>
         </w:tc>
@@ -11570,7 +12316,7 @@
                 <w:i w:val="0"/>
                 <w:sz w:val="18"/>
               </w:rPr>
-              <w:t xml:space="preserve">: not made, </w:t>
+              <w:t xml:space="preserve">: not made, leading to a </w:t>
             </w:r>
             <w:r>
               <w:rPr>
@@ -11586,7 +12332,7 @@
                 <w:i w:val="0"/>
                 <w:sz w:val="18"/>
               </w:rPr>
-              <w:t xml:space="preserve"> may take over. </w:t>
+              <w:t xml:space="preserve">. </w:t>
             </w:r>
             <w:r>
               <w:rPr>
@@ -11618,7 +12364,7 @@
                 <w:i w:val="0"/>
                 <w:sz w:val="18"/>
               </w:rPr>
-              <w:t>) alternating with bradycardia or offset pauses.</w:t>
+              <w:t>; 31:09) alternating with bradycardia or offset pauses.</w:t>
             </w:r>
           </w:p>
         </w:tc>
@@ -11727,7 +12473,7 @@
                 <w:i w:val="0"/>
                 <w:sz w:val="18"/>
               </w:rPr>
-              <w:t>Sick sinus: treat</w:t>
+              <w:t>★ Sick sinus: treat</w:t>
             </w:r>
           </w:p>
         </w:tc>
@@ -11830,7 +12576,7 @@
                 <w:i w:val="0"/>
                 <w:sz w:val="18"/>
               </w:rPr>
-              <w:t>.</w:t>
+              <w:t xml:space="preserve"> (33:23).</w:t>
             </w:r>
           </w:p>
         </w:tc>
@@ -12213,7 +12959,7 @@
                 <w:i w:val="0"/>
                 <w:sz w:val="18"/>
               </w:rPr>
-              <w:t>Stable</w:t>
+              <w:t>★ Stable</w:t>
             </w:r>
           </w:p>
         </w:tc>
@@ -12292,7 +13038,7 @@
                 <w:i w:val="0"/>
                 <w:sz w:val="18"/>
               </w:rPr>
-              <w:t>.</w:t>
+              <w:t xml:space="preserve"> (38:44–38:54).</w:t>
             </w:r>
           </w:p>
         </w:tc>
@@ -12319,7 +13065,7 @@
                 <w:i w:val="0"/>
                 <w:sz w:val="18"/>
               </w:rPr>
-              <w:t>Unstable</w:t>
+              <w:t>★ Unstable</w:t>
             </w:r>
           </w:p>
         </w:tc>
@@ -12374,7 +13120,7 @@
                 <w:i w:val="0"/>
                 <w:sz w:val="18"/>
               </w:rPr>
-              <w:t xml:space="preserve"> (not defibrillation).</w:t>
+              <w:t xml:space="preserve"> (not defibrillation) (40:44, 44:12).</w:t>
             </w:r>
           </w:p>
         </w:tc>
@@ -12597,7 +13343,7 @@
                 <w:i w:val="0"/>
                 <w:sz w:val="18"/>
               </w:rPr>
-              <w:t>Multifocal atrial</w:t>
+              <w:t>★ Multifocal atrial</w:t>
             </w:r>
           </w:p>
         </w:tc>
@@ -12668,15 +13414,15 @@
                 <w:i w:val="0"/>
                 <w:sz w:val="18"/>
               </w:rPr>
-              <w:t>Poor prognostic sign.</w:t>
-            </w:r>
-            <w:r>
-              <w:rPr>
-                <w:b w:val="0"/>
-                <w:i w:val="0"/>
-                <w:sz w:val="18"/>
-              </w:rPr>
-              <w:t xml:space="preserve"> </w:t>
+              <w:t>Poor prognostic sign</w:t>
+            </w:r>
+            <w:r>
+              <w:rPr>
+                <w:b w:val="0"/>
+                <w:i w:val="0"/>
+                <w:sz w:val="18"/>
+              </w:rPr>
+              <w:t xml:space="preserve">: the one that turns unstable first (56:33). </w:t>
             </w:r>
             <w:r>
               <w:rPr>
@@ -12805,30 +13551,30 @@
                 <w:i w:val="0"/>
                 <w:sz w:val="18"/>
               </w:rPr>
-              <w:t>Pre-excitation</w:t>
-            </w:r>
-          </w:p>
-        </w:tc>
-        <w:tc>
-          <w:tcPr>
-            <w:tcW w:type="dxa" w:w="5112"/>
-          </w:tcPr>
-          <w:p>
-            <w:pPr>
-              <w:spacing w:after="40"/>
-            </w:pPr>
-            <w:r>
-              <w:rPr>
-                <w:sz w:val="18"/>
-              </w:rPr>
-            </w:r>
-            <w:r>
-              <w:rPr>
-                <w:b w:val="0"/>
-                <w:i w:val="0"/>
-                <w:sz w:val="18"/>
-              </w:rPr>
-              <w:t xml:space="preserve">In </w:t>
+              <w:t>★ Pre-excitation</w:t>
+            </w:r>
+          </w:p>
+        </w:tc>
+        <w:tc>
+          <w:tcPr>
+            <w:tcW w:type="dxa" w:w="5112"/>
+          </w:tcPr>
+          <w:p>
+            <w:pPr>
+              <w:spacing w:after="40"/>
+            </w:pPr>
+            <w:r>
+              <w:rPr>
+                <w:sz w:val="18"/>
+              </w:rPr>
+            </w:r>
+            <w:r>
+              <w:rPr>
+                <w:b w:val="0"/>
+                <w:i w:val="0"/>
+                <w:sz w:val="18"/>
+              </w:rPr>
+              <w:t xml:space="preserve">Seen only in </w:t>
             </w:r>
             <w:r>
               <w:rPr>
@@ -12844,7 +13590,7 @@
                 <w:i w:val="0"/>
                 <w:sz w:val="18"/>
               </w:rPr>
-              <w:t xml:space="preserve">: </w:t>
+              <w:t xml:space="preserve"> (1:10:18): </w:t>
             </w:r>
             <w:r>
               <w:rPr>
@@ -13041,7 +13787,7 @@
                 <w:i w:val="0"/>
                 <w:sz w:val="18"/>
               </w:rPr>
-              <w:t>Accessory pathway: treat</w:t>
+              <w:t>★ Accessory pathway: treat</w:t>
             </w:r>
           </w:p>
         </w:tc>
@@ -13096,7 +13842,7 @@
                 <w:i w:val="0"/>
                 <w:sz w:val="18"/>
               </w:rPr>
-              <w:t xml:space="preserve">. Chronic: </w:t>
+              <w:t xml:space="preserve"> (1:13:06). Chronic: </w:t>
             </w:r>
             <w:r>
               <w:rPr>
@@ -13112,7 +13858,7 @@
                 <w:i w:val="0"/>
                 <w:sz w:val="18"/>
               </w:rPr>
-              <w:t xml:space="preserve"> first line.</w:t>
+              <w:t xml:space="preserve"> first line (1:14:47).</w:t>
             </w:r>
           </w:p>
         </w:tc>
@@ -13139,7 +13885,7 @@
                 <w:i w:val="0"/>
                 <w:sz w:val="18"/>
               </w:rPr>
-              <w:t>Pre-excited atrial fibrillation</w:t>
+              <w:t>★ Pre-excited atrial fibrillation</w:t>
             </w:r>
           </w:p>
         </w:tc>
@@ -13186,7 +13932,7 @@
                 <w:i w:val="0"/>
                 <w:sz w:val="18"/>
               </w:rPr>
-              <w:t xml:space="preserve"> rhythm in Wolff-Parkinson-White. </w:t>
+              <w:t xml:space="preserve"> rhythm in Wolff-Parkinson-White, “the worst combination” (1:35:50). </w:t>
             </w:r>
             <w:r>
               <w:rPr>
@@ -13229,7 +13975,7 @@
                 <w:i w:val="0"/>
                 <w:sz w:val="18"/>
               </w:rPr>
-              <w:t>Nodal reentry: who</w:t>
+              <w:t>★ Nodal reentry: who</w:t>
             </w:r>
           </w:p>
         </w:tc>
@@ -13300,7 +14046,7 @@
                 <w:i w:val="0"/>
                 <w:sz w:val="18"/>
               </w:rPr>
-              <w:t xml:space="preserve">, no heart disease; exertion, </w:t>
+              <w:t xml:space="preserve"> (1:18:09), no heart disease; exertion, </w:t>
             </w:r>
             <w:r>
               <w:rPr>
@@ -13324,7 +14070,15 @@
                 <w:i w:val="0"/>
                 <w:sz w:val="18"/>
               </w:rPr>
-              <w:t>Sudden palpitations, neck pulsations (frog sign).</w:t>
+              <w:t>Sudden palpitations, neck pulsations (frog sign)</w:t>
+            </w:r>
+            <w:r>
+              <w:rPr>
+                <w:b w:val="0"/>
+                <w:i w:val="0"/>
+                <w:sz w:val="18"/>
+              </w:rPr>
+              <w:t xml:space="preserve"> (1:18:17).</w:t>
             </w:r>
           </w:p>
         </w:tc>
@@ -13351,7 +14105,7 @@
                 <w:i w:val="0"/>
                 <w:sz w:val="18"/>
               </w:rPr>
-              <w:t>Nodal reentry: treat</w:t>
+              <w:t>★ Nodal reentry: treat</w:t>
             </w:r>
           </w:p>
         </w:tc>
@@ -13382,7 +14136,7 @@
                 <w:i w:val="0"/>
                 <w:sz w:val="18"/>
               </w:rPr>
-              <w:t xml:space="preserve">; cardioversion rarely. Educated patient who ends it at home: </w:t>
+              <w:t xml:space="preserve"> (1:18:40); cardioversion rarely. Educated patient who ends it at home: </w:t>
             </w:r>
             <w:r>
               <w:rPr>
@@ -14147,7 +14901,7 @@
                 <w:i w:val="0"/>
                 <w:sz w:val="18"/>
               </w:rPr>
-              <w:t>Fibrillation: treat</w:t>
+              <w:t>★ Fibrillation: treat</w:t>
             </w:r>
           </w:p>
         </w:tc>
@@ -14226,15 +14980,15 @@
                 <w:i w:val="0"/>
                 <w:sz w:val="18"/>
               </w:rPr>
-              <w:t>Rate control first.</w:t>
-            </w:r>
-            <w:r>
-              <w:rPr>
-                <w:b w:val="0"/>
-                <w:i w:val="0"/>
-                <w:sz w:val="18"/>
-              </w:rPr>
-              <w:t xml:space="preserve"> Cardioversion after </w:t>
+              <w:t>Rate control first</w:t>
+            </w:r>
+            <w:r>
+              <w:rPr>
+                <w:b w:val="0"/>
+                <w:i w:val="0"/>
+                <w:sz w:val="18"/>
+              </w:rPr>
+              <w:t xml:space="preserve">: goal number one (1:30:24). Cardioversion after </w:t>
             </w:r>
             <w:r>
               <w:rPr>
@@ -14277,7 +15031,7 @@
                 <w:i w:val="0"/>
                 <w:sz w:val="18"/>
               </w:rPr>
-              <w:t>Stroke vs bleeding</w:t>
+              <w:t>★ Stroke vs bleeding</w:t>
             </w:r>
           </w:p>
         </w:tc>
@@ -14380,7 +15134,7 @@
                 <w:i w:val="0"/>
                 <w:sz w:val="18"/>
               </w:rPr>
-              <w:t>.</w:t>
+              <w:t>. Know what each score means, not its parts (1:33:24).</w:t>
             </w:r>
           </w:p>
         </w:tc>
@@ -14885,7 +15639,7 @@
                 <w:i w:val="0"/>
                 <w:sz w:val="18"/>
               </w:rPr>
-              <w:t>Atrial premature: treat</w:t>
+              <w:t>★ Atrial premature: treat</w:t>
             </w:r>
           </w:p>
         </w:tc>
@@ -14924,7 +15678,7 @@
                 <w:i w:val="0"/>
                 <w:sz w:val="18"/>
               </w:rPr>
-              <w:t xml:space="preserve">. Frequent: </w:t>
+              <w:t xml:space="preserve"> (1:39:07). Frequent: </w:t>
             </w:r>
             <w:r>
               <w:rPr>
@@ -15070,7 +15824,7 @@
                 <w:i w:val="0"/>
                 <w:sz w:val="18"/>
               </w:rPr>
-              <w:t xml:space="preserve">: top of node = short PR, middle = buried, bottom = after the QRS. Most not symptomatic. </w:t>
+              <w:t xml:space="preserve">: top of node = short PR, middle = buried, bottom = after the QRS (which origin gives which position is not examined, 1:40:13). Most not symptomatic. </w:t>
             </w:r>
             <w:r>
               <w:rPr>
@@ -15357,7 +16111,7 @@
                 <w:i w:val="0"/>
                 <w:sz w:val="18"/>
               </w:rPr>
-              <w:t>Junctional: treat</w:t>
+              <w:t>★ Junctional: treat</w:t>
             </w:r>
           </w:p>
         </w:tc>
@@ -15396,7 +16150,7 @@
                 <w:i w:val="0"/>
                 <w:sz w:val="18"/>
               </w:rPr>
-              <w:t xml:space="preserve">. High-grade or complete block, or sick sinus syndrome: </w:t>
+              <w:t xml:space="preserve"> (1:42:25). High-grade or complete block, or sick sinus syndrome: </w:t>
             </w:r>
             <w:r>
               <w:rPr>
@@ -15412,7 +16166,697 @@
                 <w:i w:val="0"/>
                 <w:sz w:val="18"/>
               </w:rPr>
-              <w:t>. Digoxin toxicity: atropine and/or digoxin immune Fab.</w:t>
+              <w:t xml:space="preserve"> (1:42:47). Digoxin toxicity: atropine and/or digoxin immune Fab.</w:t>
+            </w:r>
+          </w:p>
+        </w:tc>
+      </w:tr>
+    </w:tbl>
+    <w:p>
+      <w:pPr>
+        <w:spacing w:after="80"/>
+      </w:pPr>
+    </w:p>
+    <w:p>
+      <w:pPr>
+        <w:pStyle w:val="Heading1"/>
+        <w:spacing w:before="280" w:after="100"/>
+      </w:pPr>
+      <w:r>
+        <w:rPr>
+          <w:rFonts w:ascii="Georgia" w:hAnsi="Georgia"/>
+          <w:color w:val="17494B"/>
+        </w:rPr>
+        <w:t>★ Elwaya Emphasized — Arrhythmias II</w:t>
+      </w:r>
+    </w:p>
+    <w:tbl>
+      <w:tblPr>
+        <w:tblStyle w:val="TableGrid"/>
+        <w:tblW w:type="auto" w:w="0"/>
+        <w:jc w:val="center"/>
+        <w:tblLook w:firstColumn="1" w:firstRow="1" w:lastColumn="0" w:lastRow="0" w:noHBand="0" w:noVBand="1" w:val="04A0"/>
+        <w:tblBorders>
+          <w:top w:val="single" w:sz="4" w:space="0" w:color="D8D2D4"/>
+          <w:left w:val="single" w:sz="4" w:space="0" w:color="D8D2D4"/>
+          <w:bottom w:val="single" w:sz="4" w:space="0" w:color="D8D2D4"/>
+          <w:right w:val="single" w:sz="4" w:space="0" w:color="D8D2D4"/>
+          <w:insideH w:val="single" w:sz="4" w:space="0" w:color="D8D2D4"/>
+          <w:insideV w:val="single" w:sz="4" w:space="0" w:color="D8D2D4"/>
+        </w:tblBorders>
+      </w:tblPr>
+      <w:tblGrid>
+        <w:gridCol w:w="5112"/>
+        <w:gridCol w:w="5112"/>
+      </w:tblGrid>
+      <w:tr>
+        <w:tc>
+          <w:tcPr>
+            <w:tcW w:type="dxa" w:w="5112"/>
+            <w:shd w:val="clear" w:color="auto" w:fill="17494B"/>
+          </w:tcPr>
+          <w:p>
+            <w:pPr>
+              <w:spacing w:after="40"/>
+            </w:pPr>
+            <w:r>
+              <w:rPr>
+                <w:b/>
+                <w:color w:val="FFFFFF"/>
+                <w:sz w:val="18"/>
+              </w:rPr>
+            </w:r>
+            <w:r>
+              <w:rPr>
+                <w:b/>
+                <w:i w:val="0"/>
+                <w:color w:val="FFFFFF"/>
+                <w:sz w:val="18"/>
+              </w:rPr>
+              <w:t>Term</w:t>
+            </w:r>
+          </w:p>
+        </w:tc>
+        <w:tc>
+          <w:tcPr>
+            <w:tcW w:type="dxa" w:w="5112"/>
+            <w:shd w:val="clear" w:color="auto" w:fill="17494B"/>
+          </w:tcPr>
+          <w:p>
+            <w:pPr>
+              <w:spacing w:after="40"/>
+            </w:pPr>
+            <w:r>
+              <w:rPr>
+                <w:b/>
+                <w:color w:val="FFFFFF"/>
+                <w:sz w:val="18"/>
+              </w:rPr>
+            </w:r>
+            <w:r>
+              <w:rPr>
+                <w:b/>
+                <w:i w:val="0"/>
+                <w:color w:val="FFFFFF"/>
+                <w:sz w:val="18"/>
+              </w:rPr>
+              <w:t>What you need to know</w:t>
+            </w:r>
+          </w:p>
+        </w:tc>
+      </w:tr>
+      <w:tr>
+        <w:tc>
+          <w:tcPr>
+            <w:tcW w:type="dxa" w:w="5112"/>
+            <w:shd w:val="clear" w:color="auto" w:fill="F1EEEF"/>
+          </w:tcPr>
+          <w:p>
+            <w:pPr>
+              <w:spacing w:after="40"/>
+            </w:pPr>
+            <w:r>
+              <w:rPr>
+                <w:b/>
+                <w:sz w:val="18"/>
+              </w:rPr>
+            </w:r>
+            <w:r>
+              <w:rPr>
+                <w:b/>
+                <w:i w:val="0"/>
+                <w:sz w:val="18"/>
+              </w:rPr>
+              <w:t>★ Her rules</w:t>
+            </w:r>
+          </w:p>
+        </w:tc>
+        <w:tc>
+          <w:tcPr>
+            <w:tcW w:type="dxa" w:w="5112"/>
+          </w:tcPr>
+          <w:p>
+            <w:pPr>
+              <w:spacing w:after="40"/>
+            </w:pPr>
+            <w:r>
+              <w:rPr>
+                <w:sz w:val="18"/>
+              </w:rPr>
+            </w:r>
+            <w:r>
+              <w:rPr>
+                <w:b w:val="0"/>
+                <w:i w:val="0"/>
+                <w:sz w:val="18"/>
+              </w:rPr>
+              <w:t xml:space="preserve">Know </w:t>
+            </w:r>
+            <w:r>
+              <w:rPr>
+                <w:b/>
+                <w:i w:val="0"/>
+                <w:sz w:val="18"/>
+              </w:rPr>
+              <w:t>each drug and when it is used</w:t>
+            </w:r>
+            <w:r>
+              <w:rPr>
+                <w:b w:val="0"/>
+                <w:i w:val="0"/>
+                <w:sz w:val="18"/>
+              </w:rPr>
+              <w:t xml:space="preserve">; doses need not be memorized (part 2 ~28 min). Learn the </w:t>
+            </w:r>
+            <w:r>
+              <w:rPr>
+                <w:b/>
+                <w:i w:val="0"/>
+                <w:sz w:val="18"/>
+              </w:rPr>
+              <w:t>most common cause</w:t>
+            </w:r>
+            <w:r>
+              <w:rPr>
+                <w:b w:val="0"/>
+                <w:i w:val="0"/>
+                <w:sz w:val="18"/>
+              </w:rPr>
+              <w:t xml:space="preserve"> and </w:t>
+            </w:r>
+            <w:r>
+              <w:rPr>
+                <w:b/>
+                <w:i w:val="0"/>
+                <w:sz w:val="18"/>
+              </w:rPr>
+              <w:t>what to do</w:t>
+            </w:r>
+            <w:r>
+              <w:rPr>
+                <w:b w:val="0"/>
+                <w:i w:val="0"/>
+                <w:sz w:val="18"/>
+              </w:rPr>
+              <w:t xml:space="preserve"> (part 1 ~2 min). Not asked: atropine and epinephrine for the blocks (part 1 ~15 min), the QT-prolonging drug list (part 2 ~26 min), the arrest algorithm picture (part 2 ~43 min).</w:t>
+            </w:r>
+          </w:p>
+        </w:tc>
+      </w:tr>
+      <w:tr>
+        <w:tc>
+          <w:tcPr>
+            <w:tcW w:type="dxa" w:w="5112"/>
+            <w:shd w:val="clear" w:color="auto" w:fill="F1EEEF"/>
+          </w:tcPr>
+          <w:p>
+            <w:pPr>
+              <w:spacing w:after="40"/>
+            </w:pPr>
+            <w:r>
+              <w:rPr>
+                <w:b/>
+                <w:sz w:val="18"/>
+              </w:rPr>
+            </w:r>
+            <w:r>
+              <w:rPr>
+                <w:b/>
+                <w:i w:val="0"/>
+                <w:sz w:val="18"/>
+              </w:rPr>
+              <w:t>★ Mobitz II and complete block</w:t>
+            </w:r>
+          </w:p>
+        </w:tc>
+        <w:tc>
+          <w:tcPr>
+            <w:tcW w:type="dxa" w:w="5112"/>
+          </w:tcPr>
+          <w:p>
+            <w:pPr>
+              <w:spacing w:after="40"/>
+            </w:pPr>
+            <w:r>
+              <w:rPr>
+                <w:sz w:val="18"/>
+              </w:rPr>
+            </w:r>
+            <w:r>
+              <w:rPr>
+                <w:b w:val="0"/>
+                <w:i w:val="0"/>
+                <w:sz w:val="18"/>
+              </w:rPr>
+              <w:t xml:space="preserve">Emergently </w:t>
+            </w:r>
+            <w:r>
+              <w:rPr>
+                <w:b/>
+                <w:i w:val="0"/>
+                <w:sz w:val="18"/>
+              </w:rPr>
+              <w:t>transcutaneous pacing</w:t>
+            </w:r>
+            <w:r>
+              <w:rPr>
+                <w:b w:val="0"/>
+                <w:i w:val="0"/>
+                <w:sz w:val="18"/>
+              </w:rPr>
+              <w:t xml:space="preserve">, then a </w:t>
+            </w:r>
+            <w:r>
+              <w:rPr>
+                <w:b/>
+                <w:i w:val="0"/>
+                <w:sz w:val="18"/>
+              </w:rPr>
+              <w:t>permanent pacemaker</w:t>
+            </w:r>
+            <w:r>
+              <w:rPr>
+                <w:b w:val="0"/>
+                <w:i w:val="0"/>
+                <w:sz w:val="18"/>
+              </w:rPr>
+              <w:t xml:space="preserve"> (part 1 ~15 min). Syncope in complete block = a </w:t>
+            </w:r>
+            <w:r>
+              <w:rPr>
+                <w:b/>
+                <w:i w:val="0"/>
+                <w:sz w:val="18"/>
+              </w:rPr>
+              <w:t>really bad prognosis</w:t>
+            </w:r>
+            <w:r>
+              <w:rPr>
+                <w:b w:val="0"/>
+                <w:i w:val="0"/>
+                <w:sz w:val="18"/>
+              </w:rPr>
+              <w:t xml:space="preserve"> (part 1 ~22 min).</w:t>
+            </w:r>
+          </w:p>
+        </w:tc>
+      </w:tr>
+      <w:tr>
+        <w:tc>
+          <w:tcPr>
+            <w:tcW w:type="dxa" w:w="5112"/>
+            <w:shd w:val="clear" w:color="auto" w:fill="F1EEEF"/>
+          </w:tcPr>
+          <w:p>
+            <w:pPr>
+              <w:spacing w:after="40"/>
+            </w:pPr>
+            <w:r>
+              <w:rPr>
+                <w:b/>
+                <w:sz w:val="18"/>
+              </w:rPr>
+            </w:r>
+            <w:r>
+              <w:rPr>
+                <w:b/>
+                <w:i w:val="0"/>
+                <w:sz w:val="18"/>
+              </w:rPr>
+              <w:t>★ Premature ventricular contractions</w:t>
+            </w:r>
+          </w:p>
+        </w:tc>
+        <w:tc>
+          <w:tcPr>
+            <w:tcW w:type="dxa" w:w="5112"/>
+          </w:tcPr>
+          <w:p>
+            <w:pPr>
+              <w:spacing w:after="40"/>
+            </w:pPr>
+            <w:r>
+              <w:rPr>
+                <w:sz w:val="18"/>
+              </w:rPr>
+            </w:r>
+            <w:r>
+              <w:rPr>
+                <w:b w:val="0"/>
+                <w:i w:val="0"/>
+                <w:sz w:val="18"/>
+              </w:rPr>
+              <w:t xml:space="preserve">Her top point of the day: the main causes are </w:t>
+            </w:r>
+            <w:r>
+              <w:rPr>
+                <w:b/>
+                <w:i w:val="0"/>
+                <w:sz w:val="18"/>
+              </w:rPr>
+              <w:t>hypoxemia and electrolyte imbalances</w:t>
+            </w:r>
+            <w:r>
+              <w:rPr>
+                <w:b w:val="0"/>
+                <w:i w:val="0"/>
+                <w:sz w:val="18"/>
+              </w:rPr>
+              <w:t xml:space="preserve">, so </w:t>
+            </w:r>
+            <w:r>
+              <w:rPr>
+                <w:b/>
+                <w:i w:val="0"/>
+                <w:sz w:val="18"/>
+              </w:rPr>
+              <w:t>check oxygen and electrolytes</w:t>
+            </w:r>
+            <w:r>
+              <w:rPr>
+                <w:b w:val="0"/>
+                <w:i w:val="0"/>
+                <w:sz w:val="18"/>
+              </w:rPr>
+              <w:t xml:space="preserve"> (part 2 ~6 min). Burden </w:t>
+            </w:r>
+            <w:r>
+              <w:rPr>
+                <w:b/>
+                <w:i w:val="0"/>
+                <w:sz w:val="18"/>
+              </w:rPr>
+              <w:t>&gt; 15%</w:t>
+            </w:r>
+            <w:r>
+              <w:rPr>
+                <w:b w:val="0"/>
+                <w:i w:val="0"/>
+                <w:sz w:val="18"/>
+              </w:rPr>
+              <w:t xml:space="preserve"> is high (part 2 ~7 min).</w:t>
+            </w:r>
+          </w:p>
+        </w:tc>
+      </w:tr>
+      <w:tr>
+        <w:tc>
+          <w:tcPr>
+            <w:tcW w:type="dxa" w:w="5112"/>
+            <w:shd w:val="clear" w:color="auto" w:fill="F1EEEF"/>
+          </w:tcPr>
+          <w:p>
+            <w:pPr>
+              <w:spacing w:after="40"/>
+            </w:pPr>
+            <w:r>
+              <w:rPr>
+                <w:b/>
+                <w:sz w:val="18"/>
+              </w:rPr>
+            </w:r>
+            <w:r>
+              <w:rPr>
+                <w:b/>
+                <w:i w:val="0"/>
+                <w:sz w:val="18"/>
+              </w:rPr>
+              <w:t>★ Ventricular tachycardia: shock or not</w:t>
+            </w:r>
+          </w:p>
+        </w:tc>
+        <w:tc>
+          <w:tcPr>
+            <w:tcW w:type="dxa" w:w="5112"/>
+          </w:tcPr>
+          <w:p>
+            <w:pPr>
+              <w:spacing w:after="40"/>
+            </w:pPr>
+            <w:r>
+              <w:rPr>
+                <w:sz w:val="18"/>
+              </w:rPr>
+            </w:r>
+            <w:r>
+              <w:rPr>
+                <w:b w:val="0"/>
+                <w:i w:val="0"/>
+                <w:sz w:val="18"/>
+              </w:rPr>
+              <w:t xml:space="preserve">Sustained = 30 s </w:t>
+            </w:r>
+            <w:r>
+              <w:rPr>
+                <w:b/>
+                <w:i w:val="0"/>
+                <w:sz w:val="18"/>
+              </w:rPr>
+              <w:t>only if stable</w:t>
+            </w:r>
+            <w:r>
+              <w:rPr>
+                <w:b w:val="0"/>
+                <w:i w:val="0"/>
+                <w:sz w:val="18"/>
+              </w:rPr>
+              <w:t xml:space="preserve">; unstable counts however short (part 2 ~19 min). Unstable with a pulse → </w:t>
+            </w:r>
+            <w:r>
+              <w:rPr>
+                <w:b/>
+                <w:i w:val="0"/>
+                <w:sz w:val="18"/>
+              </w:rPr>
+              <w:t>synchronized cardioversion</w:t>
+            </w:r>
+            <w:r>
+              <w:rPr>
+                <w:b w:val="0"/>
+                <w:i w:val="0"/>
+                <w:sz w:val="18"/>
+              </w:rPr>
+              <w:t xml:space="preserve">; no pulse → </w:t>
+            </w:r>
+            <w:r>
+              <w:rPr>
+                <w:b/>
+                <w:i w:val="0"/>
+                <w:sz w:val="18"/>
+              </w:rPr>
+              <w:t>defibrillate</w:t>
+            </w:r>
+            <w:r>
+              <w:rPr>
+                <w:b w:val="0"/>
+                <w:i w:val="0"/>
+                <w:sz w:val="18"/>
+              </w:rPr>
+              <w:t xml:space="preserve"> (part 2 ~32 min). </w:t>
+            </w:r>
+            <w:r>
+              <w:rPr>
+                <w:b/>
+                <w:i w:val="0"/>
+                <w:sz w:val="18"/>
+              </w:rPr>
+              <w:t>Polymorphic: defibrillate even with a pulse</w:t>
+            </w:r>
+            <w:r>
+              <w:rPr>
+                <w:b w:val="0"/>
+                <w:i w:val="0"/>
+                <w:sz w:val="18"/>
+              </w:rPr>
+              <w:t>, then urgent coronary angiography (part 2 ~33 min).</w:t>
+            </w:r>
+          </w:p>
+        </w:tc>
+      </w:tr>
+      <w:tr>
+        <w:tc>
+          <w:tcPr>
+            <w:tcW w:type="dxa" w:w="5112"/>
+            <w:shd w:val="clear" w:color="auto" w:fill="F1EEEF"/>
+          </w:tcPr>
+          <w:p>
+            <w:pPr>
+              <w:spacing w:after="40"/>
+            </w:pPr>
+            <w:r>
+              <w:rPr>
+                <w:b/>
+                <w:sz w:val="18"/>
+              </w:rPr>
+            </w:r>
+            <w:r>
+              <w:rPr>
+                <w:b/>
+                <w:i w:val="0"/>
+                <w:sz w:val="18"/>
+              </w:rPr>
+              <w:t>★ Torsades de pointes</w:t>
+            </w:r>
+          </w:p>
+        </w:tc>
+        <w:tc>
+          <w:tcPr>
+            <w:tcW w:type="dxa" w:w="5112"/>
+          </w:tcPr>
+          <w:p>
+            <w:pPr>
+              <w:spacing w:after="40"/>
+            </w:pPr>
+            <w:r>
+              <w:rPr>
+                <w:sz w:val="18"/>
+              </w:rPr>
+            </w:r>
+            <w:r>
+              <w:rPr>
+                <w:b/>
+                <w:i w:val="0"/>
+                <w:sz w:val="18"/>
+              </w:rPr>
+              <w:t>Magnesium, then more magnesium</w:t>
+            </w:r>
+            <w:r>
+              <w:rPr>
+                <w:b w:val="0"/>
+                <w:i w:val="0"/>
+                <w:sz w:val="18"/>
+              </w:rPr>
+              <w:t xml:space="preserve"> (part 2 ~33 min). Amiodarone and procainamide prolong the QT; </w:t>
+            </w:r>
+            <w:r>
+              <w:rPr>
+                <w:b/>
+                <w:i w:val="0"/>
+                <w:sz w:val="18"/>
+              </w:rPr>
+              <w:t>intravenous lidocaine</w:t>
+            </w:r>
+            <w:r>
+              <w:rPr>
+                <w:b w:val="0"/>
+                <w:i w:val="0"/>
+                <w:sz w:val="18"/>
+              </w:rPr>
+              <w:t xml:space="preserve"> does not (part 2 ~34 min).</w:t>
+            </w:r>
+          </w:p>
+        </w:tc>
+      </w:tr>
+      <w:tr>
+        <w:tc>
+          <w:tcPr>
+            <w:tcW w:type="dxa" w:w="5112"/>
+            <w:shd w:val="clear" w:color="auto" w:fill="F1EEEF"/>
+          </w:tcPr>
+          <w:p>
+            <w:pPr>
+              <w:spacing w:after="40"/>
+            </w:pPr>
+            <w:r>
+              <w:rPr>
+                <w:b/>
+                <w:sz w:val="18"/>
+              </w:rPr>
+            </w:r>
+            <w:r>
+              <w:rPr>
+                <w:b/>
+                <w:i w:val="0"/>
+                <w:sz w:val="18"/>
+              </w:rPr>
+              <w:t>★ Arrest rhythms</w:t>
+            </w:r>
+          </w:p>
+        </w:tc>
+        <w:tc>
+          <w:tcPr>
+            <w:tcW w:type="dxa" w:w="5112"/>
+          </w:tcPr>
+          <w:p>
+            <w:pPr>
+              <w:spacing w:after="40"/>
+            </w:pPr>
+            <w:r>
+              <w:rPr>
+                <w:sz w:val="18"/>
+              </w:rPr>
+            </w:r>
+            <w:r>
+              <w:rPr>
+                <w:b w:val="0"/>
+                <w:i w:val="0"/>
+                <w:sz w:val="18"/>
+              </w:rPr>
+              <w:t xml:space="preserve">No fibrillation with a pulse (part 2 ~35 min); </w:t>
+            </w:r>
+            <w:r>
+              <w:rPr>
+                <w:b/>
+                <w:i w:val="0"/>
+                <w:sz w:val="18"/>
+              </w:rPr>
+              <w:t>defibrillate as soon as possible</w:t>
+            </w:r>
+            <w:r>
+              <w:rPr>
+                <w:b w:val="0"/>
+                <w:i w:val="0"/>
+                <w:sz w:val="18"/>
+              </w:rPr>
+              <w:t xml:space="preserve"> (part 2 ~40 min). Shockable: only </w:t>
+            </w:r>
+            <w:r>
+              <w:rPr>
+                <w:b/>
+                <w:i w:val="0"/>
+                <w:sz w:val="18"/>
+              </w:rPr>
+              <w:t>ventricular fibrillation and pulseless ventricular tachycardia</w:t>
+            </w:r>
+            <w:r>
+              <w:rPr>
+                <w:b w:val="0"/>
+                <w:i w:val="0"/>
+                <w:sz w:val="18"/>
+              </w:rPr>
+              <w:t xml:space="preserve"> (part 2 ~12 min). Pulseless electrical activity: an organized rhythm with no pulse, so find </w:t>
+            </w:r>
+            <w:r>
+              <w:rPr>
+                <w:b/>
+                <w:i w:val="0"/>
+                <w:sz w:val="18"/>
+              </w:rPr>
+              <w:t>why</w:t>
+            </w:r>
+            <w:r>
+              <w:rPr>
+                <w:b w:val="0"/>
+                <w:i w:val="0"/>
+                <w:sz w:val="18"/>
+              </w:rPr>
+              <w:t xml:space="preserve"> (part 2 ~45 min); </w:t>
+            </w:r>
+            <w:r>
+              <w:rPr>
+                <w:b/>
+                <w:i w:val="0"/>
+                <w:sz w:val="18"/>
+              </w:rPr>
+              <w:t>hypovolemia and hypoxia</w:t>
+            </w:r>
+            <w:r>
+              <w:rPr>
+                <w:b w:val="0"/>
+                <w:i w:val="0"/>
+                <w:sz w:val="18"/>
+              </w:rPr>
+              <w:t xml:space="preserve"> (part 2 ~47 min).</w:t>
             </w:r>
           </w:p>
         </w:tc>
@@ -15533,7 +16977,7 @@
                 <w:i w:val="0"/>
                 <w:sz w:val="18"/>
               </w:rPr>
-              <w:t>First degree</w:t>
+              <w:t>★ First degree</w:t>
             </w:r>
           </w:p>
         </w:tc>
@@ -15604,7 +17048,7 @@
                 <w:i w:val="0"/>
                 <w:sz w:val="18"/>
               </w:rPr>
-              <w:t xml:space="preserve">; vagal tone; beta blockers, non-dihydropyridine calcium channel blockers, digoxin; hypokalemia; nodal ischemia; hypertension; Lyme. No treatment; pacemaker only if </w:t>
+              <w:t xml:space="preserve"> (part 1 ~2 min); vagal tone; beta blockers, non-dihydropyridine calcium channel blockers, digoxin; hypokalemia; nodal ischemia; hypertension; Lyme. No treatment; pacemaker only if </w:t>
             </w:r>
             <w:r>
               <w:rPr>
@@ -15999,7 +17443,7 @@
                 <w:i w:val="0"/>
                 <w:sz w:val="18"/>
               </w:rPr>
-              <w:t>Complete block: who and how bad</w:t>
+              <w:t>★ Complete block: who and how bad</w:t>
             </w:r>
           </w:p>
         </w:tc>
@@ -16054,7 +17498,7 @@
                 <w:i w:val="0"/>
                 <w:sz w:val="18"/>
               </w:rPr>
-              <w:t xml:space="preserve"> Causes: acquired conduction disease (most common), Lyme, </w:t>
+              <w:t xml:space="preserve"> (part 1 ~22 min) Causes: acquired conduction disease (most common), Lyme, </w:t>
             </w:r>
             <w:r>
               <w:rPr>
@@ -16129,7 +17573,7 @@
                 <w:i w:val="0"/>
                 <w:sz w:val="18"/>
               </w:rPr>
-              <w:t>Treat Mobitz II and complete block</w:t>
+              <w:t>★ Treat Mobitz II and complete block</w:t>
             </w:r>
           </w:p>
         </w:tc>
@@ -16176,7 +17620,7 @@
                 <w:i w:val="0"/>
                 <w:sz w:val="18"/>
               </w:rPr>
-              <w:t xml:space="preserve"> (definitive), even for asymptomatic Mobitz II.</w:t>
+              <w:t xml:space="preserve"> (definitive), even for asymptomatic Mobitz II. (part 1 ~15 min)</w:t>
             </w:r>
           </w:p>
         </w:tc>
@@ -16203,30 +17647,30 @@
                 <w:i w:val="0"/>
                 <w:sz w:val="18"/>
               </w:rPr>
-              <w:t>Tell them apart</w:t>
-            </w:r>
-          </w:p>
-        </w:tc>
-        <w:tc>
-          <w:tcPr>
-            <w:tcW w:type="dxa" w:w="5112"/>
-          </w:tcPr>
-          <w:p>
-            <w:pPr>
-              <w:spacing w:after="40"/>
-            </w:pPr>
-            <w:r>
-              <w:rPr>
-                <w:sz w:val="18"/>
-              </w:rPr>
-            </w:r>
-            <w:r>
-              <w:rPr>
-                <w:b w:val="0"/>
-                <w:i w:val="0"/>
-                <w:sz w:val="18"/>
-              </w:rPr>
-              <w:t xml:space="preserve">Does the PR lengthen before the drop? Yes = Mobitz I; no = Mobitz II. No drops = first degree; no P conducted = complete. </w:t>
+              <w:t>★ Tell them apart</w:t>
+            </w:r>
+          </w:p>
+        </w:tc>
+        <w:tc>
+          <w:tcPr>
+            <w:tcW w:type="dxa" w:w="5112"/>
+          </w:tcPr>
+          <w:p>
+            <w:pPr>
+              <w:spacing w:after="40"/>
+            </w:pPr>
+            <w:r>
+              <w:rPr>
+                <w:sz w:val="18"/>
+              </w:rPr>
+            </w:r>
+            <w:r>
+              <w:rPr>
+                <w:b w:val="0"/>
+                <w:i w:val="0"/>
+                <w:sz w:val="18"/>
+              </w:rPr>
+              <w:t xml:space="preserve">Does the PR lengthen before the drop? Yes = Mobitz I; no = Mobitz II. (part 1 ~16 min) No drops = first degree; no P conducted = complete. </w:t>
             </w:r>
             <w:r>
               <w:rPr>
@@ -16633,7 +18077,7 @@
                 <w:i w:val="0"/>
                 <w:sz w:val="18"/>
               </w:rPr>
-              <w:t>Left: symptoms, outlook</w:t>
+              <w:t>★ Left: symptoms, outlook</w:t>
             </w:r>
           </w:p>
         </w:tc>
@@ -16688,7 +18132,7 @@
                 <w:i w:val="0"/>
                 <w:sz w:val="18"/>
               </w:rPr>
-              <w:t>. Prognosis follows the underlying disease.</w:t>
+              <w:t>. (part 1 ~31 min) Prognosis follows the underlying disease.</w:t>
             </w:r>
           </w:p>
         </w:tc>
@@ -16715,7 +18159,7 @@
                 <w:i w:val="0"/>
                 <w:sz w:val="18"/>
               </w:rPr>
-              <w:t>Left: treat</w:t>
+              <w:t>★ Left: treat</w:t>
             </w:r>
           </w:p>
         </w:tc>
@@ -16794,7 +18238,7 @@
                 <w:i w:val="0"/>
                 <w:sz w:val="18"/>
               </w:rPr>
-              <w:t>: evaluate.</w:t>
+              <w:t>: evaluate. (part 1 ~32 min)</w:t>
             </w:r>
           </w:p>
         </w:tc>
@@ -17009,7 +18453,7 @@
                 <w:i w:val="0"/>
                 <w:sz w:val="18"/>
               </w:rPr>
-              <w:t>Right: outlook</w:t>
+              <w:t>★ Right: outlook</w:t>
             </w:r>
           </w:p>
         </w:tc>
@@ -17064,7 +18508,7 @@
                 <w:i w:val="0"/>
                 <w:sz w:val="18"/>
               </w:rPr>
-              <w:t>.</w:t>
+              <w:t>. (part 1 ~45 min)</w:t>
             </w:r>
           </w:p>
         </w:tc>
@@ -17259,7 +18703,7 @@
                 <w:i w:val="0"/>
                 <w:sz w:val="18"/>
               </w:rPr>
-              <w:t>Causes</w:t>
+              <w:t>★ Causes</w:t>
             </w:r>
           </w:p>
         </w:tc>
@@ -17306,7 +18750,7 @@
                 <w:i w:val="0"/>
                 <w:sz w:val="18"/>
               </w:rPr>
-              <w:t xml:space="preserve">, high calcium) first; </w:t>
+              <w:t xml:space="preserve">, high calcium) first; (part 2 ~6 min) </w:t>
             </w:r>
             <w:r>
               <w:rPr>
@@ -17415,7 +18859,7 @@
                 <w:i w:val="0"/>
                 <w:sz w:val="18"/>
               </w:rPr>
-              <w:t>High risk</w:t>
+              <w:t>★ High risk</w:t>
             </w:r>
           </w:p>
         </w:tc>
@@ -17470,7 +18914,7 @@
                 <w:i w:val="0"/>
                 <w:sz w:val="18"/>
               </w:rPr>
-              <w:t xml:space="preserve">. Isolated beat-induced cardiomyopathy with heart failure → </w:t>
+              <w:t xml:space="preserve">. (part 2 ~8 min) Isolated beat-induced cardiomyopathy with heart failure → </w:t>
             </w:r>
             <w:r>
               <w:rPr>
@@ -17627,7 +19071,7 @@
                 <w:i w:val="0"/>
                 <w:sz w:val="18"/>
               </w:rPr>
-              <w:t>Sudden cardiac death</w:t>
+              <w:t>★ Sudden cardiac death</w:t>
             </w:r>
           </w:p>
         </w:tc>
@@ -17682,7 +19126,7 @@
                 <w:i w:val="0"/>
                 <w:sz w:val="18"/>
               </w:rPr>
-              <w:t xml:space="preserve">. Most common cause: </w:t>
+              <w:t xml:space="preserve">. (part 2 ~11 min) Most common cause: </w:t>
             </w:r>
             <w:r>
               <w:rPr>
@@ -17917,7 +19361,7 @@
                 <w:i w:val="0"/>
                 <w:sz w:val="18"/>
               </w:rPr>
-              <w:t>What</w:t>
+              <w:t>★ What</w:t>
             </w:r>
           </w:p>
         </w:tc>
@@ -17980,7 +19424,7 @@
                 <w:i w:val="0"/>
                 <w:sz w:val="18"/>
               </w:rPr>
-              <w:t>. Monomorphic = same shape; polymorphic = shape varies.</w:t>
+              <w:t>. (part 2 ~19 min) Monomorphic = same shape; polymorphic = shape varies.</w:t>
             </w:r>
           </w:p>
         </w:tc>
@@ -18089,7 +19533,7 @@
                 <w:i w:val="0"/>
                 <w:sz w:val="18"/>
               </w:rPr>
-              <w:t>Non-sustained</w:t>
+              <w:t>★ Non-sustained</w:t>
             </w:r>
           </w:p>
         </w:tc>
@@ -18128,7 +19572,7 @@
                 <w:i w:val="0"/>
                 <w:sz w:val="18"/>
               </w:rPr>
-              <w:t xml:space="preserve">, then ablation, then amiodarone, lidocaine or procainamide. Asymptomatic: </w:t>
+              <w:t xml:space="preserve"> (part 2 ~27 min), then ablation, then amiodarone, lidocaine or procainamide. Asymptomatic: </w:t>
             </w:r>
             <w:r>
               <w:rPr>
@@ -18253,7 +19697,7 @@
                 <w:i w:val="0"/>
                 <w:sz w:val="18"/>
               </w:rPr>
-              <w:t>Unstable</w:t>
+              <w:t>★ Unstable</w:t>
             </w:r>
           </w:p>
         </w:tc>
@@ -18324,7 +19768,7 @@
                 <w:i w:val="0"/>
                 <w:sz w:val="18"/>
               </w:rPr>
-              <w:t>. Then an implantable defibrillator.</w:t>
+              <w:t>. (part 2 ~32 min) Then an implantable defibrillator.</w:t>
             </w:r>
           </w:p>
         </w:tc>
@@ -18351,7 +19795,7 @@
                 <w:i w:val="0"/>
                 <w:sz w:val="18"/>
               </w:rPr>
-              <w:t>Polymorphic</w:t>
+              <w:t>★ Polymorphic</w:t>
             </w:r>
           </w:p>
         </w:tc>
@@ -18382,7 +19826,7 @@
                 <w:i w:val="0"/>
                 <w:sz w:val="18"/>
               </w:rPr>
-              <w:t xml:space="preserve"> even with a pulse → </w:t>
+              <w:t xml:space="preserve"> even with a pulse (part 2 ~33 min) → </w:t>
             </w:r>
             <w:r>
               <w:rPr>
@@ -18539,7 +19983,7 @@
                 <w:i w:val="0"/>
                 <w:sz w:val="18"/>
               </w:rPr>
-              <w:t>Treat torsades</w:t>
+              <w:t>★ Treat torsades</w:t>
             </w:r>
           </w:p>
         </w:tc>
@@ -18570,7 +20014,7 @@
                 <w:i w:val="0"/>
                 <w:sz w:val="18"/>
               </w:rPr>
-              <w:t xml:space="preserve"> </w:t>
+              <w:t xml:space="preserve"> (part 2 ~33 min) </w:t>
             </w:r>
             <w:r>
               <w:rPr>
@@ -18887,7 +20331,7 @@
                 <w:i w:val="0"/>
                 <w:sz w:val="18"/>
               </w:rPr>
-              <w:t>Fibrillation sequence</w:t>
+              <w:t>★ Fibrillation sequence</w:t>
             </w:r>
           </w:p>
         </w:tc>
@@ -18926,7 +20370,7 @@
                 <w:i w:val="0"/>
                 <w:sz w:val="18"/>
               </w:rPr>
-              <w:t xml:space="preserve"> → CPR 2 min → </w:t>
+              <w:t xml:space="preserve"> (part 2 ~40 min) → CPR 2 min → </w:t>
             </w:r>
             <w:r>
               <w:rPr>
@@ -19017,30 +20461,30 @@
                 <w:i w:val="0"/>
                 <w:sz w:val="18"/>
               </w:rPr>
-              <w:t>Asystole vs pulseless electrical activity</w:t>
-            </w:r>
-          </w:p>
-        </w:tc>
-        <w:tc>
-          <w:tcPr>
-            <w:tcW w:type="dxa" w:w="5112"/>
-          </w:tcPr>
-          <w:p>
-            <w:pPr>
-              <w:spacing w:after="40"/>
-            </w:pPr>
-            <w:r>
-              <w:rPr>
-                <w:sz w:val="18"/>
-              </w:rPr>
-            </w:r>
-            <w:r>
-              <w:rPr>
-                <w:b w:val="0"/>
-                <w:i w:val="0"/>
-                <w:sz w:val="18"/>
-              </w:rPr>
-              <w:t xml:space="preserve">Asystole: no rate, rhythm, P or QRS. Pulseless electrical activity: an </w:t>
+              <w:t>★ Asystole vs pulseless electrical activity</w:t>
+            </w:r>
+          </w:p>
+        </w:tc>
+        <w:tc>
+          <w:tcPr>
+            <w:tcW w:type="dxa" w:w="5112"/>
+          </w:tcPr>
+          <w:p>
+            <w:pPr>
+              <w:spacing w:after="40"/>
+            </w:pPr>
+            <w:r>
+              <w:rPr>
+                <w:sz w:val="18"/>
+              </w:rPr>
+            </w:r>
+            <w:r>
+              <w:rPr>
+                <w:b w:val="0"/>
+                <w:i w:val="0"/>
+                <w:sz w:val="18"/>
+              </w:rPr>
+              <w:t xml:space="preserve">Asystole: no rate, rhythm, P or QRS. (part 2 ~44 min) Pulseless electrical activity: an </w:t>
             </w:r>
             <w:r>
               <w:rPr>
@@ -19255,7 +20699,7 @@
                 <w:i w:val="0"/>
                 <w:sz w:val="18"/>
               </w:rPr>
-              <w:t>Outlook</w:t>
+              <w:t>★ Outlook</w:t>
             </w:r>
           </w:p>
         </w:tc>
@@ -19286,7 +20730,7 @@
                 <w:i w:val="0"/>
                 <w:sz w:val="18"/>
               </w:rPr>
-              <w:t xml:space="preserve">, usually end-of-life. </w:t>
+              <w:t xml:space="preserve">, usually end-of-life. (part 2 ~48 min) </w:t>
             </w:r>
             <w:r>
               <w:rPr>
@@ -19295,6 +20739,696 @@
                 <w:sz w:val="18"/>
               </w:rPr>
               <w:t>Best-prognosis arrest rhythms: ventricular tachycardia and fibrillation.</w:t>
+            </w:r>
+          </w:p>
+        </w:tc>
+      </w:tr>
+    </w:tbl>
+    <w:p>
+      <w:pPr>
+        <w:spacing w:after="80"/>
+      </w:pPr>
+    </w:p>
+    <w:p>
+      <w:pPr>
+        <w:pStyle w:val="Heading1"/>
+        <w:spacing w:before="280" w:after="100"/>
+      </w:pPr>
+      <w:r>
+        <w:rPr>
+          <w:rFonts w:ascii="Georgia" w:hAnsi="Georgia"/>
+          <w:color w:val="17494B"/>
+        </w:rPr>
+        <w:t>★ Reynolds Emphasized — Pericardial Disease</w:t>
+      </w:r>
+    </w:p>
+    <w:tbl>
+      <w:tblPr>
+        <w:tblStyle w:val="TableGrid"/>
+        <w:tblW w:type="auto" w:w="0"/>
+        <w:jc w:val="center"/>
+        <w:tblLook w:firstColumn="1" w:firstRow="1" w:lastColumn="0" w:lastRow="0" w:noHBand="0" w:noVBand="1" w:val="04A0"/>
+        <w:tblBorders>
+          <w:top w:val="single" w:sz="4" w:space="0" w:color="D8D2D4"/>
+          <w:left w:val="single" w:sz="4" w:space="0" w:color="D8D2D4"/>
+          <w:bottom w:val="single" w:sz="4" w:space="0" w:color="D8D2D4"/>
+          <w:right w:val="single" w:sz="4" w:space="0" w:color="D8D2D4"/>
+          <w:insideH w:val="single" w:sz="4" w:space="0" w:color="D8D2D4"/>
+          <w:insideV w:val="single" w:sz="4" w:space="0" w:color="D8D2D4"/>
+        </w:tblBorders>
+      </w:tblPr>
+      <w:tblGrid>
+        <w:gridCol w:w="5112"/>
+        <w:gridCol w:w="5112"/>
+      </w:tblGrid>
+      <w:tr>
+        <w:tc>
+          <w:tcPr>
+            <w:tcW w:type="dxa" w:w="5112"/>
+            <w:shd w:val="clear" w:color="auto" w:fill="17494B"/>
+          </w:tcPr>
+          <w:p>
+            <w:pPr>
+              <w:spacing w:after="40"/>
+            </w:pPr>
+            <w:r>
+              <w:rPr>
+                <w:b/>
+                <w:color w:val="FFFFFF"/>
+                <w:sz w:val="18"/>
+              </w:rPr>
+            </w:r>
+            <w:r>
+              <w:rPr>
+                <w:b/>
+                <w:i w:val="0"/>
+                <w:color w:val="FFFFFF"/>
+                <w:sz w:val="18"/>
+              </w:rPr>
+              <w:t>Term</w:t>
+            </w:r>
+          </w:p>
+        </w:tc>
+        <w:tc>
+          <w:tcPr>
+            <w:tcW w:type="dxa" w:w="5112"/>
+            <w:shd w:val="clear" w:color="auto" w:fill="17494B"/>
+          </w:tcPr>
+          <w:p>
+            <w:pPr>
+              <w:spacing w:after="40"/>
+            </w:pPr>
+            <w:r>
+              <w:rPr>
+                <w:b/>
+                <w:color w:val="FFFFFF"/>
+                <w:sz w:val="18"/>
+              </w:rPr>
+            </w:r>
+            <w:r>
+              <w:rPr>
+                <w:b/>
+                <w:i w:val="0"/>
+                <w:color w:val="FFFFFF"/>
+                <w:sz w:val="18"/>
+              </w:rPr>
+              <w:t>What you need to know</w:t>
+            </w:r>
+          </w:p>
+        </w:tc>
+      </w:tr>
+      <w:tr>
+        <w:tc>
+          <w:tcPr>
+            <w:tcW w:type="dxa" w:w="5112"/>
+            <w:shd w:val="clear" w:color="auto" w:fill="F1EEEF"/>
+          </w:tcPr>
+          <w:p>
+            <w:pPr>
+              <w:spacing w:after="40"/>
+            </w:pPr>
+            <w:r>
+              <w:rPr>
+                <w:b/>
+                <w:sz w:val="18"/>
+              </w:rPr>
+            </w:r>
+            <w:r>
+              <w:rPr>
+                <w:b/>
+                <w:i w:val="0"/>
+                <w:sz w:val="18"/>
+              </w:rPr>
+              <w:t>★ Her study rules</w:t>
+            </w:r>
+          </w:p>
+        </w:tc>
+        <w:tc>
+          <w:tcPr>
+            <w:tcW w:type="dxa" w:w="5112"/>
+          </w:tcPr>
+          <w:p>
+            <w:pPr>
+              <w:spacing w:after="40"/>
+            </w:pPr>
+            <w:r>
+              <w:rPr>
+                <w:sz w:val="18"/>
+              </w:rPr>
+            </w:r>
+            <w:r>
+              <w:rPr>
+                <w:b w:val="0"/>
+                <w:i w:val="0"/>
+                <w:sz w:val="18"/>
+              </w:rPr>
+              <w:t xml:space="preserve">Doses are </w:t>
+            </w:r>
+            <w:r>
+              <w:rPr>
+                <w:b/>
+                <w:i w:val="0"/>
+                <w:sz w:val="18"/>
+              </w:rPr>
+              <w:t>not</w:t>
+            </w:r>
+            <w:r>
+              <w:rPr>
+                <w:b w:val="0"/>
+                <w:i w:val="0"/>
+                <w:sz w:val="18"/>
+              </w:rPr>
+              <w:t xml:space="preserve"> examined: “just know the names.” (~59:18). </w:t>
+            </w:r>
+            <w:r>
+              <w:rPr>
+                <w:b/>
+                <w:i w:val="0"/>
+                <w:sz w:val="18"/>
+              </w:rPr>
+              <w:t>Cross off “fourth line”</w:t>
+            </w:r>
+            <w:r>
+              <w:rPr>
+                <w:b w:val="0"/>
+                <w:i w:val="0"/>
+                <w:sz w:val="18"/>
+              </w:rPr>
+              <w:t xml:space="preserve"> on the drug table (~58:20): anti-interleukin-1 therapy now comes earlier (slide 35). Tamponade: no pressor names or fluid rates, but </w:t>
+            </w:r>
+            <w:r>
+              <w:rPr>
+                <w:b/>
+                <w:i w:val="0"/>
+                <w:sz w:val="18"/>
+              </w:rPr>
+              <w:t>stabilize until the drainage</w:t>
+            </w:r>
+            <w:r>
+              <w:rPr>
+                <w:b w:val="0"/>
+                <w:i w:val="0"/>
+                <w:sz w:val="18"/>
+              </w:rPr>
+              <w:t xml:space="preserve"> (~1:46:07).</w:t>
+            </w:r>
+          </w:p>
+        </w:tc>
+      </w:tr>
+      <w:tr>
+        <w:tc>
+          <w:tcPr>
+            <w:tcW w:type="dxa" w:w="5112"/>
+            <w:shd w:val="clear" w:color="auto" w:fill="F1EEEF"/>
+          </w:tcPr>
+          <w:p>
+            <w:pPr>
+              <w:spacing w:after="40"/>
+            </w:pPr>
+            <w:r>
+              <w:rPr>
+                <w:b/>
+                <w:sz w:val="18"/>
+              </w:rPr>
+            </w:r>
+            <w:r>
+              <w:rPr>
+                <w:b/>
+                <w:i w:val="0"/>
+                <w:sz w:val="18"/>
+              </w:rPr>
+              <w:t>★ Rub and pain</w:t>
+            </w:r>
+          </w:p>
+        </w:tc>
+        <w:tc>
+          <w:tcPr>
+            <w:tcW w:type="dxa" w:w="5112"/>
+          </w:tcPr>
+          <w:p>
+            <w:pPr>
+              <w:spacing w:after="40"/>
+            </w:pPr>
+            <w:r>
+              <w:rPr>
+                <w:sz w:val="18"/>
+              </w:rPr>
+            </w:r>
+            <w:r>
+              <w:rPr>
+                <w:b w:val="0"/>
+                <w:i w:val="0"/>
+                <w:sz w:val="18"/>
+              </w:rPr>
+              <w:t xml:space="preserve">The friction rub is the “big uh oh” (~2:09): the patient </w:t>
+            </w:r>
+            <w:r>
+              <w:rPr>
+                <w:b/>
+                <w:i w:val="0"/>
+                <w:sz w:val="18"/>
+              </w:rPr>
+              <w:t>leans forward and holds a breath</w:t>
+            </w:r>
+            <w:r>
+              <w:rPr>
+                <w:b w:val="0"/>
+                <w:i w:val="0"/>
+                <w:sz w:val="18"/>
+              </w:rPr>
+              <w:t xml:space="preserve">, so a rub that persists is pericardial; a pleural rub stops (~1:49). Pain: </w:t>
+            </w:r>
+            <w:r>
+              <w:rPr>
+                <w:b/>
+                <w:i w:val="0"/>
+                <w:sz w:val="18"/>
+              </w:rPr>
+              <w:t>sharp, substernal, worse lying down, better leaning forward</w:t>
+            </w:r>
+            <w:r>
+              <w:rPr>
+                <w:b w:val="0"/>
+                <w:i w:val="0"/>
+                <w:sz w:val="18"/>
+              </w:rPr>
+              <w:t xml:space="preserve"> (~31:51).</w:t>
+            </w:r>
+          </w:p>
+        </w:tc>
+      </w:tr>
+      <w:tr>
+        <w:tc>
+          <w:tcPr>
+            <w:tcW w:type="dxa" w:w="5112"/>
+            <w:shd w:val="clear" w:color="auto" w:fill="F1EEEF"/>
+          </w:tcPr>
+          <w:p>
+            <w:pPr>
+              <w:spacing w:after="40"/>
+            </w:pPr>
+            <w:r>
+              <w:rPr>
+                <w:b/>
+                <w:sz w:val="18"/>
+              </w:rPr>
+            </w:r>
+            <w:r>
+              <w:rPr>
+                <w:b/>
+                <w:i w:val="0"/>
+                <w:sz w:val="18"/>
+              </w:rPr>
+              <w:t>★ Diagnose it clinically</w:t>
+            </w:r>
+          </w:p>
+        </w:tc>
+        <w:tc>
+          <w:tcPr>
+            <w:tcW w:type="dxa" w:w="5112"/>
+          </w:tcPr>
+          <w:p>
+            <w:pPr>
+              <w:spacing w:after="40"/>
+            </w:pPr>
+            <w:r>
+              <w:rPr>
+                <w:sz w:val="18"/>
+              </w:rPr>
+            </w:r>
+            <w:r>
+              <w:rPr>
+                <w:b/>
+                <w:i w:val="0"/>
+                <w:sz w:val="18"/>
+              </w:rPr>
+              <w:t>Two of four</w:t>
+            </w:r>
+            <w:r>
+              <w:rPr>
+                <w:b w:val="0"/>
+                <w:i w:val="0"/>
+                <w:sz w:val="18"/>
+              </w:rPr>
+              <w:t xml:space="preserve"> criteria (~33:42). </w:t>
+            </w:r>
+            <w:r>
+              <w:rPr>
+                <w:b/>
+                <w:i w:val="0"/>
+                <w:sz w:val="18"/>
+              </w:rPr>
+              <w:t>ST elevation everywhere</w:t>
+            </w:r>
+            <w:r>
+              <w:rPr>
+                <w:b w:val="0"/>
+                <w:i w:val="0"/>
+                <w:sz w:val="18"/>
+              </w:rPr>
+              <w:t xml:space="preserve">, depression in aVR (~40:47); weeks in, the tracing may have normalized: “think about the timeline.” (~43:45). Keep </w:t>
+            </w:r>
+            <w:r>
+              <w:rPr>
+                <w:b/>
+                <w:i w:val="0"/>
+                <w:sz w:val="18"/>
+              </w:rPr>
+              <w:t>myocardial infarction</w:t>
+            </w:r>
+            <w:r>
+              <w:rPr>
+                <w:b w:val="0"/>
+                <w:i w:val="0"/>
+                <w:sz w:val="18"/>
+              </w:rPr>
+              <w:t xml:space="preserve"> on the differential (~35:35); C-reactive protein steers therapy (~37:39).</w:t>
+            </w:r>
+          </w:p>
+        </w:tc>
+      </w:tr>
+      <w:tr>
+        <w:tc>
+          <w:tcPr>
+            <w:tcW w:type="dxa" w:w="5112"/>
+            <w:shd w:val="clear" w:color="auto" w:fill="F1EEEF"/>
+          </w:tcPr>
+          <w:p>
+            <w:pPr>
+              <w:spacing w:after="40"/>
+            </w:pPr>
+            <w:r>
+              <w:rPr>
+                <w:b/>
+                <w:sz w:val="18"/>
+              </w:rPr>
+            </w:r>
+            <w:r>
+              <w:rPr>
+                <w:b/>
+                <w:i w:val="0"/>
+                <w:sz w:val="18"/>
+              </w:rPr>
+              <w:t>★ Treat and counsel</w:t>
+            </w:r>
+          </w:p>
+        </w:tc>
+        <w:tc>
+          <w:tcPr>
+            <w:tcW w:type="dxa" w:w="5112"/>
+          </w:tcPr>
+          <w:p>
+            <w:pPr>
+              <w:spacing w:after="40"/>
+            </w:pPr>
+            <w:r>
+              <w:rPr>
+                <w:sz w:val="18"/>
+              </w:rPr>
+            </w:r>
+            <w:r>
+              <w:rPr>
+                <w:b w:val="0"/>
+                <w:i w:val="0"/>
+                <w:sz w:val="18"/>
+              </w:rPr>
+              <w:t xml:space="preserve">Anti-inflammatory + colchicine; </w:t>
+            </w:r>
+            <w:r>
+              <w:rPr>
+                <w:b/>
+                <w:i w:val="0"/>
+                <w:sz w:val="18"/>
+              </w:rPr>
+              <w:t>after a myocardial infarction: aspirin + colchicine</w:t>
+            </w:r>
+            <w:r>
+              <w:rPr>
+                <w:b w:val="0"/>
+                <w:i w:val="0"/>
+                <w:sz w:val="18"/>
+              </w:rPr>
+              <w:t xml:space="preserve"> (~54:44). Heart rate </w:t>
+            </w:r>
+            <w:r>
+              <w:rPr>
+                <w:b/>
+                <w:i w:val="0"/>
+                <w:sz w:val="18"/>
+              </w:rPr>
+              <w:t>under 100</w:t>
+            </w:r>
+            <w:r>
+              <w:rPr>
+                <w:b w:val="0"/>
+                <w:i w:val="0"/>
+                <w:sz w:val="18"/>
+              </w:rPr>
+              <w:t xml:space="preserve"> (~55:46); stomach protection (~56:23); </w:t>
+            </w:r>
+            <w:r>
+              <w:rPr>
+                <w:b/>
+                <w:i w:val="0"/>
+                <w:sz w:val="18"/>
+              </w:rPr>
+              <w:t>finish the course</w:t>
+            </w:r>
+            <w:r>
+              <w:rPr>
+                <w:b w:val="0"/>
+                <w:i w:val="0"/>
+                <w:sz w:val="18"/>
+              </w:rPr>
+              <w:t xml:space="preserve"> (~1:04:08); breathless or lightheaded → </w:t>
+            </w:r>
+            <w:r>
+              <w:rPr>
+                <w:b/>
+                <w:i w:val="0"/>
+                <w:sz w:val="18"/>
+              </w:rPr>
+              <w:t>emergency room</w:t>
+            </w:r>
+            <w:r>
+              <w:rPr>
+                <w:b w:val="0"/>
+                <w:i w:val="0"/>
+                <w:sz w:val="18"/>
+              </w:rPr>
+              <w:t>, not a call to the office (~1:05:19). Recurrence 15–30%, “almost a third” (~11:57).</w:t>
+            </w:r>
+          </w:p>
+        </w:tc>
+      </w:tr>
+      <w:tr>
+        <w:tc>
+          <w:tcPr>
+            <w:tcW w:type="dxa" w:w="5112"/>
+            <w:shd w:val="clear" w:color="auto" w:fill="F1EEEF"/>
+          </w:tcPr>
+          <w:p>
+            <w:pPr>
+              <w:spacing w:after="40"/>
+            </w:pPr>
+            <w:r>
+              <w:rPr>
+                <w:b/>
+                <w:sz w:val="18"/>
+              </w:rPr>
+            </w:r>
+            <w:r>
+              <w:rPr>
+                <w:b/>
+                <w:i w:val="0"/>
+                <w:sz w:val="18"/>
+              </w:rPr>
+              <w:t>★ Effusion and tamponade</w:t>
+            </w:r>
+          </w:p>
+        </w:tc>
+        <w:tc>
+          <w:tcPr>
+            <w:tcW w:type="dxa" w:w="5112"/>
+          </w:tcPr>
+          <w:p>
+            <w:pPr>
+              <w:spacing w:after="40"/>
+            </w:pPr>
+            <w:r>
+              <w:rPr>
+                <w:sz w:val="18"/>
+              </w:rPr>
+            </w:r>
+            <w:r>
+              <w:rPr>
+                <w:b w:val="0"/>
+                <w:i w:val="0"/>
+                <w:sz w:val="18"/>
+              </w:rPr>
+              <w:t xml:space="preserve">Fast fluid needs less volume to compress the heart (~1:26:23); confirm with an </w:t>
+            </w:r>
+            <w:r>
+              <w:rPr>
+                <w:b/>
+                <w:i w:val="0"/>
+                <w:sz w:val="18"/>
+              </w:rPr>
+              <w:t>echocardiogram</w:t>
+            </w:r>
+            <w:r>
+              <w:rPr>
+                <w:b w:val="0"/>
+                <w:i w:val="0"/>
+                <w:sz w:val="18"/>
+              </w:rPr>
+              <w:t xml:space="preserve"> (~1:30:29); send the fluid for everything (~30:41). Tamponade is an </w:t>
+            </w:r>
+            <w:r>
+              <w:rPr>
+                <w:b/>
+                <w:i w:val="0"/>
+                <w:sz w:val="18"/>
+              </w:rPr>
+              <w:t>emergency</w:t>
+            </w:r>
+            <w:r>
+              <w:rPr>
+                <w:b w:val="0"/>
+                <w:i w:val="0"/>
+                <w:sz w:val="18"/>
+              </w:rPr>
+              <w:t xml:space="preserve"> (~1:45:58), a </w:t>
+            </w:r>
+            <w:r>
+              <w:rPr>
+                <w:b/>
+                <w:i w:val="0"/>
+                <w:sz w:val="18"/>
+              </w:rPr>
+              <w:t>clinical diagnosis</w:t>
+            </w:r>
+            <w:r>
+              <w:rPr>
+                <w:b w:val="0"/>
+                <w:i w:val="0"/>
+                <w:sz w:val="18"/>
+              </w:rPr>
+              <w:t xml:space="preserve"> confirmed when drainage makes the patient better (~1:33:48). Older adult with an effusion: </w:t>
+            </w:r>
+            <w:r>
+              <w:rPr>
+                <w:b/>
+                <w:i w:val="0"/>
+                <w:sz w:val="18"/>
+              </w:rPr>
+              <w:t>suspect malignancy</w:t>
+            </w:r>
+            <w:r>
+              <w:rPr>
+                <w:b w:val="0"/>
+                <w:i w:val="0"/>
+                <w:sz w:val="18"/>
+              </w:rPr>
+              <w:t xml:space="preserve"> (~1:08:07).</w:t>
+            </w:r>
+          </w:p>
+        </w:tc>
+      </w:tr>
+      <w:tr>
+        <w:tc>
+          <w:tcPr>
+            <w:tcW w:type="dxa" w:w="5112"/>
+            <w:shd w:val="clear" w:color="auto" w:fill="F1EEEF"/>
+          </w:tcPr>
+          <w:p>
+            <w:pPr>
+              <w:spacing w:after="40"/>
+            </w:pPr>
+            <w:r>
+              <w:rPr>
+                <w:b/>
+                <w:sz w:val="18"/>
+              </w:rPr>
+            </w:r>
+            <w:r>
+              <w:rPr>
+                <w:b/>
+                <w:i w:val="0"/>
+                <w:sz w:val="18"/>
+              </w:rPr>
+              <w:t>★ Recording vs slide</w:t>
+            </w:r>
+          </w:p>
+        </w:tc>
+        <w:tc>
+          <w:tcPr>
+            <w:tcW w:type="dxa" w:w="5112"/>
+          </w:tcPr>
+          <w:p>
+            <w:pPr>
+              <w:spacing w:after="40"/>
+            </w:pPr>
+            <w:r>
+              <w:rPr>
+                <w:sz w:val="18"/>
+              </w:rPr>
+            </w:r>
+            <w:r>
+              <w:rPr>
+                <w:b w:val="0"/>
+                <w:i w:val="0"/>
+                <w:sz w:val="18"/>
+              </w:rPr>
+              <w:t xml:space="preserve">She called alternans, pulsus paradoxus and the Kussmaul sign “the triad” (~1:16:16): wrong. </w:t>
+            </w:r>
+            <w:r>
+              <w:rPr>
+                <w:b/>
+                <w:i w:val="0"/>
+                <w:sz w:val="18"/>
+              </w:rPr>
+              <w:t>Beck triad = hypotension, distended neck veins, muffled heart sounds</w:t>
+            </w:r>
+            <w:r>
+              <w:rPr>
+                <w:b w:val="0"/>
+                <w:i w:val="0"/>
+                <w:sz w:val="18"/>
+              </w:rPr>
+              <w:t xml:space="preserve"> (slide 54). Kussmaul sign = constriction; pulsus paradoxus = tamponade. Acute = </w:t>
+            </w:r>
+            <w:r>
+              <w:rPr>
+                <w:b/>
+                <w:i w:val="0"/>
+                <w:sz w:val="18"/>
+              </w:rPr>
+              <w:t>under 4–6 weeks</w:t>
+            </w:r>
+            <w:r>
+              <w:rPr>
+                <w:b w:val="0"/>
+                <w:i w:val="0"/>
+                <w:sz w:val="18"/>
+              </w:rPr>
+              <w:t xml:space="preserve"> (slide 5; she said four). Radiation constriction can come </w:t>
+            </w:r>
+            <w:r>
+              <w:rPr>
+                <w:b/>
+                <w:i w:val="0"/>
+                <w:sz w:val="18"/>
+              </w:rPr>
+              <w:t>years later</w:t>
+            </w:r>
+            <w:r>
+              <w:rPr>
+                <w:b w:val="0"/>
+                <w:i w:val="0"/>
+                <w:sz w:val="18"/>
+              </w:rPr>
+              <w:t>.</w:t>
             </w:r>
           </w:p>
         </w:tc>
@@ -19685,7 +21819,7 @@
                 <w:i w:val="0"/>
                 <w:sz w:val="18"/>
               </w:rPr>
-              <w:t>How common</w:t>
+              <w:t>★ How common</w:t>
             </w:r>
           </w:p>
         </w:tc>
@@ -19788,7 +21922,7 @@
                 <w:i w:val="0"/>
                 <w:sz w:val="18"/>
               </w:rPr>
-              <w:t xml:space="preserve"> of admissions. Constriction uncommon after viral pericarditis.</w:t>
+              <w:t xml:space="preserve"> of admissions. Constriction uncommon after viral pericarditis. (~11:46)</w:t>
             </w:r>
           </w:p>
         </w:tc>
@@ -19815,7 +21949,7 @@
                 <w:i w:val="0"/>
                 <w:sz w:val="18"/>
               </w:rPr>
-              <w:t>Most common cause</w:t>
+              <w:t>★ Most common cause</w:t>
             </w:r>
           </w:p>
         </w:tc>
@@ -19846,7 +21980,7 @@
                 <w:i w:val="0"/>
                 <w:sz w:val="18"/>
               </w:rPr>
-              <w:t>: coxsackievirus and echovirus (grouped under children, though coxsackievirus is common in adults too); cytomegalovirus and human immunodeficiency virus in adults; often after an upper respiratory infection.</w:t>
+              <w:t>: coxsackievirus and echovirus (grouped under children, though coxsackievirus is common in adults too); cytomegalovirus and human immunodeficiency virus in adults; often after an upper respiratory infection. (~13:52)</w:t>
             </w:r>
           </w:p>
         </w:tc>
@@ -19873,7 +22007,7 @@
                 <w:i w:val="0"/>
                 <w:sz w:val="18"/>
               </w:rPr>
-              <w:t>Other causes</w:t>
+              <w:t>★ Other causes</w:t>
             </w:r>
           </w:p>
         </w:tc>
@@ -19928,7 +22062,7 @@
                 <w:i w:val="0"/>
                 <w:sz w:val="18"/>
               </w:rPr>
-              <w:t>.</w:t>
+              <w:t>. (~19:52)</w:t>
             </w:r>
           </w:p>
         </w:tc>
@@ -20585,7 +22719,7 @@
                 <w:i w:val="0"/>
                 <w:sz w:val="18"/>
               </w:rPr>
-              <w:t>Pain</w:t>
+              <w:t>★ Pain</w:t>
             </w:r>
           </w:p>
         </w:tc>
@@ -20632,7 +22766,7 @@
                 <w:i w:val="0"/>
                 <w:sz w:val="18"/>
               </w:rPr>
-              <w:t>; may have fever.</w:t>
+              <w:t>; may have fever. (~31:51)</w:t>
             </w:r>
           </w:p>
         </w:tc>
@@ -20659,7 +22793,7 @@
                 <w:i w:val="0"/>
                 <w:sz w:val="18"/>
               </w:rPr>
-              <w:t>Diagnosis</w:t>
+              <w:t>★ Diagnosis</w:t>
             </w:r>
           </w:p>
         </w:tc>
@@ -20698,7 +22832,7 @@
                 <w:i w:val="0"/>
                 <w:sz w:val="18"/>
               </w:rPr>
-              <w:t xml:space="preserve"> — sharp substernal chest pain; pericardial friction rub; widespread ST elevation; new or worsening effusion. Troponin is not a criterion.</w:t>
+              <w:t xml:space="preserve"> — sharp substernal chest pain; pericardial friction rub; widespread ST elevation; new or worsening effusion. Troponin is not a criterion. (~33:42)</w:t>
             </w:r>
           </w:p>
         </w:tc>
@@ -20725,7 +22859,7 @@
                 <w:i w:val="0"/>
                 <w:sz w:val="18"/>
               </w:rPr>
-              <w:t>Friction rub</w:t>
+              <w:t>★ Friction rub</w:t>
             </w:r>
           </w:p>
         </w:tc>
@@ -20772,7 +22906,7 @@
                 <w:i w:val="0"/>
                 <w:sz w:val="18"/>
               </w:rPr>
-              <w:t>; the pericardial rub persists.</w:t>
+              <w:t>; the pericardial rub persists. (~1:49)</w:t>
             </w:r>
           </w:p>
         </w:tc>
@@ -20799,7 +22933,7 @@
                 <w:i w:val="0"/>
                 <w:sz w:val="18"/>
               </w:rPr>
-              <w:t>Electrocardiogram</w:t>
+              <w:t>★ Electrocardiogram</w:t>
             </w:r>
           </w:p>
         </w:tc>
@@ -20862,7 +22996,7 @@
                 <w:i w:val="0"/>
                 <w:sz w:val="18"/>
               </w:rPr>
-              <w:t xml:space="preserve"> → (4) normal.</w:t>
+              <w:t xml:space="preserve"> → (4) normal. (~40:47)</w:t>
             </w:r>
           </w:p>
         </w:tc>
@@ -21069,7 +23203,7 @@
                 <w:i w:val="0"/>
                 <w:sz w:val="18"/>
               </w:rPr>
-              <w:t>Treatment</w:t>
+              <w:t>★ Treatment</w:t>
             </w:r>
           </w:p>
         </w:tc>
@@ -21116,7 +23250,7 @@
                 <w:i w:val="0"/>
                 <w:sz w:val="18"/>
               </w:rPr>
-              <w:t xml:space="preserve"> (first episode); gastrointestinal protection. Prednisone if anti-inflammatories cannot be taken. Doses not examined.</w:t>
+              <w:t xml:space="preserve"> (first episode); gastrointestinal protection. Prednisone if anti-inflammatories cannot be taken. Doses not examined. (~56:23)</w:t>
             </w:r>
           </w:p>
         </w:tc>
@@ -21143,7 +23277,7 @@
                 <w:i w:val="0"/>
                 <w:sz w:val="18"/>
               </w:rPr>
-              <w:t>After a heart attack</w:t>
+              <w:t>★ After a heart attack</w:t>
             </w:r>
           </w:p>
         </w:tc>
@@ -21174,7 +23308,7 @@
                 <w:i w:val="0"/>
                 <w:sz w:val="18"/>
               </w:rPr>
-              <w:t>; avoid other nonsteroidal anti-inflammatory drugs and glucocorticoids.</w:t>
+              <w:t>; avoid other nonsteroidal anti-inflammatory drugs and glucocorticoids. (~54:44)</w:t>
             </w:r>
           </w:p>
         </w:tc>
@@ -21201,7 +23335,7 @@
                 <w:i w:val="0"/>
                 <w:sz w:val="18"/>
               </w:rPr>
-              <w:t>Activity &amp; taper</w:t>
+              <w:t>★ Activity &amp; taper</w:t>
             </w:r>
           </w:p>
         </w:tc>
@@ -21272,7 +23406,7 @@
                 <w:i w:val="0"/>
                 <w:sz w:val="18"/>
               </w:rPr>
-              <w:t>, or when C-reactive protein (checked weekly) normalizes.</w:t>
+              <w:t>, or when C-reactive protein (checked weekly) normalizes. (~55:46)</w:t>
             </w:r>
           </w:p>
         </w:tc>
@@ -21381,7 +23515,7 @@
                 <w:i w:val="0"/>
                 <w:sz w:val="18"/>
               </w:rPr>
-              <w:t>Counseling</w:t>
+              <w:t>★ Counseling</w:t>
             </w:r>
           </w:p>
         </w:tc>
@@ -21436,7 +23570,7 @@
                 <w:i w:val="0"/>
                 <w:sz w:val="18"/>
               </w:rPr>
-              <w:t xml:space="preserve"> for no response, recurrence or constriction.</w:t>
+              <w:t xml:space="preserve"> for no response, recurrence or constriction. (~1:04:08)</w:t>
             </w:r>
           </w:p>
         </w:tc>
@@ -21463,7 +23597,7 @@
                 <w:i w:val="0"/>
                 <w:sz w:val="18"/>
               </w:rPr>
-              <w:t>Recurrent</w:t>
+              <w:t>★ Recurrent</w:t>
             </w:r>
           </w:p>
         </w:tc>
@@ -21526,15 +23660,15 @@
                 <w:i w:val="0"/>
                 <w:sz w:val="18"/>
               </w:rPr>
-              <w:t>anakinra or rilonacept preferred over corticosteroids</w:t>
-            </w:r>
-            <w:r>
-              <w:rPr>
-                <w:b w:val="0"/>
-                <w:i w:val="0"/>
-                <w:sz w:val="18"/>
-              </w:rPr>
-              <w:t>; prednisone for systemic autoimmune disease. Multiple recurrences: high C-reactive protein, late gadolinium enhancement, autoimmune cause.</w:t>
+              <w:t>anakinra or rilonacept preferred</w:t>
+            </w:r>
+            <w:r>
+              <w:rPr>
+                <w:b w:val="0"/>
+                <w:i w:val="0"/>
+                <w:sz w:val="18"/>
+              </w:rPr>
+              <w:t>, now used earlier; prednisone for systemic autoimmune disease. Multiple recurrences: high C-reactive protein, late gadolinium enhancement, autoimmune cause. (~58:42)</w:t>
             </w:r>
           </w:p>
         </w:tc>
@@ -22065,7 +24199,7 @@
                 <w:i w:val="0"/>
                 <w:sz w:val="18"/>
               </w:rPr>
-              <w:t>Calcification</w:t>
+              <w:t>★ Calcification</w:t>
             </w:r>
           </w:p>
         </w:tc>
@@ -22104,7 +24238,7 @@
                 <w:i w:val="0"/>
                 <w:sz w:val="18"/>
               </w:rPr>
-              <w:t xml:space="preserve"> on chest radiograph — its absence does not exclude constriction.</w:t>
+              <w:t xml:space="preserve"> on chest radiograph — its absence does not exclude constriction. (~1:20:11)</w:t>
             </w:r>
           </w:p>
         </w:tc>
@@ -22197,7 +24331,7 @@
                 <w:i w:val="0"/>
                 <w:sz w:val="18"/>
               </w:rPr>
-              <w:t>Treatment</w:t>
+              <w:t>★ Treatment</w:t>
             </w:r>
           </w:p>
         </w:tc>
@@ -22228,7 +24362,7 @@
                 <w:i w:val="0"/>
                 <w:sz w:val="18"/>
               </w:rPr>
-              <w:t>; diuretics used sparingly before surgery. Early stable disease: 2–3-month trial of anti-inflammatories, colchicine and diuretics. Treat tuberculosis to cut progression.</w:t>
+              <w:t>; diuretics used sparingly before surgery. Early stable disease: 2–3-month trial of anti-inflammatories, colchicine and diuretics. Treat tuberculosis to cut progression. (~1:21:35)</w:t>
             </w:r>
           </w:p>
         </w:tc>
@@ -22255,7 +24389,7 @@
                 <w:i w:val="0"/>
                 <w:sz w:val="18"/>
               </w:rPr>
-              <w:t>Prognosis</w:t>
+              <w:t>★ Prognosis</w:t>
             </w:r>
           </w:p>
         </w:tc>
@@ -22310,7 +24444,7 @@
                 <w:i w:val="0"/>
                 <w:sz w:val="18"/>
               </w:rPr>
-              <w:t>; older age, renal dysfunction, hyponatremia worsen it.</w:t>
+              <w:t>; older age, renal dysfunction, hyponatremia worsen it. (~1:23:12)</w:t>
             </w:r>
           </w:p>
         </w:tc>
@@ -22497,7 +24631,7 @@
                 <w:i w:val="0"/>
                 <w:sz w:val="18"/>
               </w:rPr>
-              <w:t>Speed matters</w:t>
+              <w:t>★ Speed matters</w:t>
             </w:r>
           </w:p>
         </w:tc>
@@ -22536,7 +24670,7 @@
                 <w:i w:val="0"/>
                 <w:sz w:val="18"/>
               </w:rPr>
-              <w:t>. Chronic: large volume without tamponade, the pericardium stretches.</w:t>
+              <w:t>. Chronic: large volume without tamponade, the pericardium stretches. (~1:26:23)</w:t>
             </w:r>
           </w:p>
         </w:tc>
@@ -22645,7 +24779,7 @@
                 <w:i w:val="0"/>
                 <w:sz w:val="18"/>
               </w:rPr>
-              <w:t>Confirm</w:t>
+              <w:t>★ Confirm</w:t>
             </w:r>
           </w:p>
         </w:tc>
@@ -22676,7 +24810,7 @@
                 <w:i w:val="0"/>
                 <w:sz w:val="18"/>
               </w:rPr>
-              <w:t>; the heart may “swing” in a large effusion.</w:t>
+              <w:t>; the heart may “swing” in a large effusion. (~1:30:29)</w:t>
             </w:r>
           </w:p>
         </w:tc>
@@ -22769,7 +24903,7 @@
                 <w:i w:val="0"/>
                 <w:sz w:val="18"/>
               </w:rPr>
-              <w:t>Pericardiocentesis</w:t>
+              <w:t>★ Pericardiocentesis</w:t>
             </w:r>
           </w:p>
         </w:tc>
@@ -22840,7 +24974,7 @@
                 <w:i w:val="0"/>
                 <w:sz w:val="18"/>
               </w:rPr>
-              <w:t xml:space="preserve"> (malignancy), Gram stain and cultures; cell count rarely helpful.</w:t>
+              <w:t xml:space="preserve"> (malignancy), Gram stain and cultures; cell count rarely helpful. (~30:41)</w:t>
             </w:r>
           </w:p>
         </w:tc>
@@ -23199,7 +25333,7 @@
                 <w:i w:val="0"/>
                 <w:sz w:val="18"/>
               </w:rPr>
-              <w:t>Beck triad</w:t>
+              <w:t>★ Beck triad</w:t>
             </w:r>
           </w:p>
         </w:tc>
@@ -23230,7 +25364,7 @@
                 <w:i w:val="0"/>
                 <w:sz w:val="18"/>
               </w:rPr>
-              <w:t xml:space="preserve"> — complete in only a minority.</w:t>
+              <w:t xml:space="preserve"> (slide 54). (~1:27:04)</w:t>
             </w:r>
           </w:p>
         </w:tc>
@@ -23280,15 +25414,15 @@
                 <w:i w:val="0"/>
                 <w:sz w:val="18"/>
               </w:rPr>
-              <w:t xml:space="preserve">Systolic pressure falls </w:t>
-            </w:r>
-            <w:r>
-              <w:rPr>
-                <w:b/>
-                <w:i w:val="0"/>
-                <w:sz w:val="18"/>
-              </w:rPr>
-              <w:t>more than 10 mmHg on inspiration</w:t>
+              <w:t xml:space="preserve">Blood pressure drops </w:t>
+            </w:r>
+            <w:r>
+              <w:rPr>
+                <w:b/>
+                <w:i w:val="0"/>
+                <w:sz w:val="18"/>
+              </w:rPr>
+              <w:t>10 mmHg with inspiration</w:t>
             </w:r>
             <w:r>
               <w:rPr>
@@ -23553,7 +25687,7 @@
                 <w:i w:val="0"/>
                 <w:sz w:val="18"/>
               </w:rPr>
-              <w:t>Diagnosis</w:t>
+              <w:t>★ Diagnosis</w:t>
             </w:r>
           </w:p>
         </w:tc>
@@ -23577,6 +25711,14 @@
                 <w:sz w:val="18"/>
               </w:rPr>
               <w:t>Clinical; confirmed only by the response to drainage.</w:t>
+            </w:r>
+            <w:r>
+              <w:rPr>
+                <w:b w:val="0"/>
+                <w:i w:val="0"/>
+                <w:sz w:val="18"/>
+              </w:rPr>
+              <w:t xml:space="preserve"> (~1:33:48)</w:t>
             </w:r>
           </w:p>
         </w:tc>
@@ -23701,7 +25843,7 @@
                 <w:i w:val="0"/>
                 <w:sz w:val="18"/>
               </w:rPr>
-              <w:t>Treatment</w:t>
+              <w:t>★ Treatment</w:t>
             </w:r>
           </w:p>
         </w:tc>
@@ -23764,7 +25906,7 @@
                 <w:i w:val="0"/>
                 <w:sz w:val="18"/>
               </w:rPr>
-              <w:t>. Signs in an office → emergency department.</w:t>
+              <w:t>. Signs in an office → emergency department. (~1:44:06)</w:t>
             </w:r>
           </w:p>
         </w:tc>
@@ -23791,30 +25933,608 @@
                 <w:i w:val="0"/>
                 <w:sz w:val="18"/>
               </w:rPr>
-              <w:t>Prognosis</w:t>
-            </w:r>
-          </w:p>
-        </w:tc>
-        <w:tc>
-          <w:tcPr>
-            <w:tcW w:type="dxa" w:w="5112"/>
-          </w:tcPr>
-          <w:p>
-            <w:pPr>
-              <w:spacing w:after="40"/>
-            </w:pPr>
-            <w:r>
-              <w:rPr>
-                <w:sz w:val="18"/>
-              </w:rPr>
-            </w:r>
-            <w:r>
-              <w:rPr>
-                <w:b w:val="0"/>
-                <w:i w:val="0"/>
-                <w:sz w:val="18"/>
-              </w:rPr>
-              <w:t>Short term often good with prompt treatment; long term depends on the cause.</w:t>
+              <w:t>★ Prognosis</w:t>
+            </w:r>
+          </w:p>
+        </w:tc>
+        <w:tc>
+          <w:tcPr>
+            <w:tcW w:type="dxa" w:w="5112"/>
+          </w:tcPr>
+          <w:p>
+            <w:pPr>
+              <w:spacing w:after="40"/>
+            </w:pPr>
+            <w:r>
+              <w:rPr>
+                <w:sz w:val="18"/>
+              </w:rPr>
+            </w:r>
+            <w:r>
+              <w:rPr>
+                <w:b w:val="0"/>
+                <w:i w:val="0"/>
+                <w:sz w:val="18"/>
+              </w:rPr>
+              <w:t>Short term often good with prompt treatment; long term depends on the cause. (~1:47:20)</w:t>
+            </w:r>
+          </w:p>
+        </w:tc>
+      </w:tr>
+    </w:tbl>
+    <w:p>
+      <w:pPr>
+        <w:spacing w:after="80"/>
+      </w:pPr>
+    </w:p>
+    <w:p>
+      <w:pPr>
+        <w:pStyle w:val="Heading1"/>
+        <w:spacing w:before="280" w:after="100"/>
+      </w:pPr>
+      <w:r>
+        <w:rPr>
+          <w:rFonts w:ascii="Georgia" w:hAnsi="Georgia"/>
+          <w:color w:val="17494B"/>
+        </w:rPr>
+        <w:t>★ Reynolds Emphasized — Infective Endocarditis</w:t>
+      </w:r>
+    </w:p>
+    <w:tbl>
+      <w:tblPr>
+        <w:tblStyle w:val="TableGrid"/>
+        <w:tblW w:type="auto" w:w="0"/>
+        <w:jc w:val="center"/>
+        <w:tblLook w:firstColumn="1" w:firstRow="1" w:lastColumn="0" w:lastRow="0" w:noHBand="0" w:noVBand="1" w:val="04A0"/>
+        <w:tblBorders>
+          <w:top w:val="single" w:sz="4" w:space="0" w:color="D8D2D4"/>
+          <w:left w:val="single" w:sz="4" w:space="0" w:color="D8D2D4"/>
+          <w:bottom w:val="single" w:sz="4" w:space="0" w:color="D8D2D4"/>
+          <w:right w:val="single" w:sz="4" w:space="0" w:color="D8D2D4"/>
+          <w:insideH w:val="single" w:sz="4" w:space="0" w:color="D8D2D4"/>
+          <w:insideV w:val="single" w:sz="4" w:space="0" w:color="D8D2D4"/>
+        </w:tblBorders>
+      </w:tblPr>
+      <w:tblGrid>
+        <w:gridCol w:w="5112"/>
+        <w:gridCol w:w="5112"/>
+      </w:tblGrid>
+      <w:tr>
+        <w:tc>
+          <w:tcPr>
+            <w:tcW w:type="dxa" w:w="5112"/>
+            <w:shd w:val="clear" w:color="auto" w:fill="17494B"/>
+          </w:tcPr>
+          <w:p>
+            <w:pPr>
+              <w:spacing w:after="40"/>
+            </w:pPr>
+            <w:r>
+              <w:rPr>
+                <w:b/>
+                <w:color w:val="FFFFFF"/>
+                <w:sz w:val="18"/>
+              </w:rPr>
+            </w:r>
+            <w:r>
+              <w:rPr>
+                <w:b/>
+                <w:i w:val="0"/>
+                <w:color w:val="FFFFFF"/>
+                <w:sz w:val="18"/>
+              </w:rPr>
+              <w:t>Term</w:t>
+            </w:r>
+          </w:p>
+        </w:tc>
+        <w:tc>
+          <w:tcPr>
+            <w:tcW w:type="dxa" w:w="5112"/>
+            <w:shd w:val="clear" w:color="auto" w:fill="17494B"/>
+          </w:tcPr>
+          <w:p>
+            <w:pPr>
+              <w:spacing w:after="40"/>
+            </w:pPr>
+            <w:r>
+              <w:rPr>
+                <w:b/>
+                <w:color w:val="FFFFFF"/>
+                <w:sz w:val="18"/>
+              </w:rPr>
+            </w:r>
+            <w:r>
+              <w:rPr>
+                <w:b/>
+                <w:i w:val="0"/>
+                <w:color w:val="FFFFFF"/>
+                <w:sz w:val="18"/>
+              </w:rPr>
+              <w:t>What you need to know</w:t>
+            </w:r>
+          </w:p>
+        </w:tc>
+      </w:tr>
+      <w:tr>
+        <w:tc>
+          <w:tcPr>
+            <w:tcW w:type="dxa" w:w="5112"/>
+            <w:shd w:val="clear" w:color="auto" w:fill="F1EEEF"/>
+          </w:tcPr>
+          <w:p>
+            <w:pPr>
+              <w:spacing w:after="40"/>
+            </w:pPr>
+            <w:r>
+              <w:rPr>
+                <w:b/>
+                <w:sz w:val="18"/>
+              </w:rPr>
+            </w:r>
+            <w:r>
+              <w:rPr>
+                <w:b/>
+                <w:i w:val="0"/>
+                <w:sz w:val="18"/>
+              </w:rPr>
+              <w:t>★ Her study instructions</w:t>
+            </w:r>
+          </w:p>
+        </w:tc>
+        <w:tc>
+          <w:tcPr>
+            <w:tcW w:type="dxa" w:w="5112"/>
+          </w:tcPr>
+          <w:p>
+            <w:pPr>
+              <w:spacing w:after="40"/>
+            </w:pPr>
+            <w:r>
+              <w:rPr>
+                <w:sz w:val="18"/>
+              </w:rPr>
+            </w:r>
+            <w:r>
+              <w:rPr>
+                <w:b/>
+                <w:i w:val="0"/>
+                <w:sz w:val="18"/>
+              </w:rPr>
+              <w:t>Prophylaxis:</w:t>
+            </w:r>
+            <w:r>
+              <w:rPr>
+                <w:b w:val="0"/>
+                <w:i w:val="0"/>
+                <w:sz w:val="18"/>
+              </w:rPr>
+              <w:t xml:space="preserve"> “you do need to know this is the prophylaxis stuff” (≈1:43). </w:t>
+            </w:r>
+            <w:r>
+              <w:rPr>
+                <w:b/>
+                <w:i w:val="0"/>
+                <w:sz w:val="18"/>
+              </w:rPr>
+              <w:t>Doses:</w:t>
+            </w:r>
+            <w:r>
+              <w:rPr>
+                <w:b w:val="0"/>
+                <w:i w:val="0"/>
+                <w:sz w:val="18"/>
+              </w:rPr>
+              <w:t xml:space="preserve"> “don’t memorize doses” (≈1:23:46), and again for children (≈1:42:05). </w:t>
+            </w:r>
+            <w:r>
+              <w:rPr>
+                <w:b/>
+                <w:i w:val="0"/>
+                <w:sz w:val="18"/>
+              </w:rPr>
+              <w:t>Duke:</w:t>
+            </w:r>
+            <w:r>
+              <w:rPr>
+                <w:b w:val="0"/>
+                <w:i w:val="0"/>
+                <w:sz w:val="18"/>
+              </w:rPr>
+              <w:t xml:space="preserve"> the modified criteria as they stand now, not their history (≈48:24). Times are approximate (Notability transcript).</w:t>
+            </w:r>
+          </w:p>
+        </w:tc>
+      </w:tr>
+      <w:tr>
+        <w:tc>
+          <w:tcPr>
+            <w:tcW w:type="dxa" w:w="5112"/>
+            <w:shd w:val="clear" w:color="auto" w:fill="F1EEEF"/>
+          </w:tcPr>
+          <w:p>
+            <w:pPr>
+              <w:spacing w:after="40"/>
+            </w:pPr>
+            <w:r>
+              <w:rPr>
+                <w:b/>
+                <w:sz w:val="18"/>
+              </w:rPr>
+            </w:r>
+            <w:r>
+              <w:rPr>
+                <w:b/>
+                <w:i w:val="0"/>
+                <w:sz w:val="18"/>
+              </w:rPr>
+              <w:t>★ Think staph first</w:t>
+            </w:r>
+          </w:p>
+        </w:tc>
+        <w:tc>
+          <w:tcPr>
+            <w:tcW w:type="dxa" w:w="5112"/>
+          </w:tcPr>
+          <w:p>
+            <w:pPr>
+              <w:spacing w:after="40"/>
+            </w:pPr>
+            <w:r>
+              <w:rPr>
+                <w:sz w:val="18"/>
+              </w:rPr>
+            </w:r>
+            <w:r>
+              <w:rPr>
+                <w:b/>
+                <w:i w:val="0"/>
+                <w:sz w:val="18"/>
+              </w:rPr>
+              <w:t>Big three = staphylococci, enterococci, viridans streptococci</w:t>
+            </w:r>
+            <w:r>
+              <w:rPr>
+                <w:b w:val="0"/>
+                <w:i w:val="0"/>
+                <w:sz w:val="18"/>
+              </w:rPr>
+              <w:t xml:space="preserve"> (≈44:52), the groups empiric therapy covers. “Hence why your brain needs to think staph.” (≈40:36) Why </w:t>
+            </w:r>
+            <w:r>
+              <w:rPr>
+                <w:b/>
+                <w:i w:val="0"/>
+                <w:sz w:val="18"/>
+              </w:rPr>
+              <w:t>vancomycin is in every empiric regimen</w:t>
+            </w:r>
+            <w:r>
+              <w:rPr>
+                <w:b w:val="0"/>
+                <w:i w:val="0"/>
+                <w:sz w:val="18"/>
+              </w:rPr>
+              <w:t>: “we’re pretending it’s MRSA [methicillin-resistant Staphylococcus aureus] until somebody tells us it’s not MRSA” (≈1:16:10).</w:t>
+            </w:r>
+          </w:p>
+        </w:tc>
+      </w:tr>
+      <w:tr>
+        <w:tc>
+          <w:tcPr>
+            <w:tcW w:type="dxa" w:w="5112"/>
+            <w:shd w:val="clear" w:color="auto" w:fill="F1EEEF"/>
+          </w:tcPr>
+          <w:p>
+            <w:pPr>
+              <w:spacing w:after="40"/>
+            </w:pPr>
+            <w:r>
+              <w:rPr>
+                <w:b/>
+                <w:sz w:val="18"/>
+              </w:rPr>
+            </w:r>
+            <w:r>
+              <w:rPr>
+                <w:b/>
+                <w:i w:val="0"/>
+                <w:sz w:val="18"/>
+              </w:rPr>
+              <w:t>★ Cultures, then kill it dead</w:t>
+            </w:r>
+          </w:p>
+        </w:tc>
+        <w:tc>
+          <w:tcPr>
+            <w:tcW w:type="dxa" w:w="5112"/>
+          </w:tcPr>
+          <w:p>
+            <w:pPr>
+              <w:spacing w:after="40"/>
+            </w:pPr>
+            <w:r>
+              <w:rPr>
+                <w:sz w:val="18"/>
+              </w:rPr>
+            </w:r>
+            <w:r>
+              <w:rPr>
+                <w:b w:val="0"/>
+                <w:i w:val="0"/>
+                <w:sz w:val="18"/>
+              </w:rPr>
+              <w:t xml:space="preserve">“You need blood cultures on these patients. Preferably before antibiotics.” (≈59:17) </w:t>
+            </w:r>
+            <w:r>
+              <w:rPr>
+                <w:b/>
+                <w:i w:val="0"/>
+                <w:sz w:val="18"/>
+              </w:rPr>
+              <w:t>Bactericidal</w:t>
+            </w:r>
+            <w:r>
+              <w:rPr>
+                <w:b w:val="0"/>
+                <w:i w:val="0"/>
+                <w:sz w:val="18"/>
+              </w:rPr>
+              <w:t xml:space="preserve"> (“Kill it dead.” ≈1:03:06); “the clock starts when you get your first negative culture” (≈1:03:42). Suspected endocarditis is a hospital problem (≈1:07:31).</w:t>
+            </w:r>
+          </w:p>
+        </w:tc>
+      </w:tr>
+      <w:tr>
+        <w:tc>
+          <w:tcPr>
+            <w:tcW w:type="dxa" w:w="5112"/>
+            <w:shd w:val="clear" w:color="auto" w:fill="F1EEEF"/>
+          </w:tcPr>
+          <w:p>
+            <w:pPr>
+              <w:spacing w:after="40"/>
+            </w:pPr>
+            <w:r>
+              <w:rPr>
+                <w:b/>
+                <w:sz w:val="18"/>
+              </w:rPr>
+            </w:r>
+            <w:r>
+              <w:rPr>
+                <w:b/>
+                <w:i w:val="0"/>
+                <w:sz w:val="18"/>
+              </w:rPr>
+              <w:t>★ One painful, one not</w:t>
+            </w:r>
+          </w:p>
+        </w:tc>
+        <w:tc>
+          <w:tcPr>
+            <w:tcW w:type="dxa" w:w="5112"/>
+          </w:tcPr>
+          <w:p>
+            <w:pPr>
+              <w:spacing w:after="40"/>
+            </w:pPr>
+            <w:r>
+              <w:rPr>
+                <w:sz w:val="18"/>
+              </w:rPr>
+            </w:r>
+            <w:r>
+              <w:rPr>
+                <w:b w:val="0"/>
+                <w:i w:val="0"/>
+                <w:sz w:val="18"/>
+              </w:rPr>
+              <w:t xml:space="preserve">“One of them is painful, one is not.” (≈28:38) </w:t>
+            </w:r>
+            <w:r>
+              <w:rPr>
+                <w:b/>
+                <w:i w:val="0"/>
+                <w:sz w:val="18"/>
+              </w:rPr>
+              <w:t>Osler = painful</w:t>
+            </w:r>
+            <w:r>
+              <w:rPr>
+                <w:b w:val="0"/>
+                <w:i w:val="0"/>
+                <w:sz w:val="18"/>
+              </w:rPr>
+              <w:t xml:space="preserve"> (her aid: “Osler’s painful pustules”, ≈29:15); </w:t>
+            </w:r>
+            <w:r>
+              <w:rPr>
+                <w:b/>
+                <w:i w:val="0"/>
+                <w:sz w:val="18"/>
+              </w:rPr>
+              <w:t>Janeway = painless</w:t>
+            </w:r>
+            <w:r>
+              <w:rPr>
+                <w:b w:val="0"/>
+                <w:i w:val="0"/>
+                <w:sz w:val="18"/>
+              </w:rPr>
+              <w:t xml:space="preserve">. Injection drug use → tricuspid valve; </w:t>
+            </w:r>
+            <w:r>
+              <w:rPr>
+                <w:b/>
+                <w:i w:val="0"/>
+                <w:sz w:val="18"/>
+              </w:rPr>
+              <w:t>cough</w:t>
+            </w:r>
+            <w:r>
+              <w:rPr>
+                <w:b w:val="0"/>
+                <w:i w:val="0"/>
+                <w:sz w:val="18"/>
+              </w:rPr>
+              <w:t xml:space="preserve"> is the symptom linked to it (≈25:50).</w:t>
+            </w:r>
+          </w:p>
+        </w:tc>
+      </w:tr>
+      <w:tr>
+        <w:tc>
+          <w:tcPr>
+            <w:tcW w:type="dxa" w:w="5112"/>
+            <w:shd w:val="clear" w:color="auto" w:fill="F1EEEF"/>
+          </w:tcPr>
+          <w:p>
+            <w:pPr>
+              <w:spacing w:after="40"/>
+            </w:pPr>
+            <w:r>
+              <w:rPr>
+                <w:b/>
+                <w:sz w:val="18"/>
+              </w:rPr>
+            </w:r>
+            <w:r>
+              <w:rPr>
+                <w:b/>
+                <w:i w:val="0"/>
+                <w:sz w:val="18"/>
+              </w:rPr>
+              <w:t>★ Consults and the no</w:t>
+            </w:r>
+          </w:p>
+        </w:tc>
+        <w:tc>
+          <w:tcPr>
+            <w:tcW w:type="dxa" w:w="5112"/>
+          </w:tcPr>
+          <w:p>
+            <w:pPr>
+              <w:spacing w:after="40"/>
+            </w:pPr>
+            <w:r>
+              <w:rPr>
+                <w:sz w:val="18"/>
+              </w:rPr>
+            </w:r>
+            <w:r>
+              <w:rPr>
+                <w:b/>
+                <w:i w:val="0"/>
+                <w:sz w:val="18"/>
+              </w:rPr>
+              <w:t>Infectious disease for every patient</w:t>
+            </w:r>
+            <w:r>
+              <w:rPr>
+                <w:b w:val="0"/>
+                <w:i w:val="0"/>
+                <w:sz w:val="18"/>
+              </w:rPr>
+              <w:t xml:space="preserve"> (≈1:08:07); addiction medicine with injection drug use (≈1:13:01). Anticoagulation: “Do we anticoagulate them? No.” (≈1:28:16)</w:t>
+            </w:r>
+          </w:p>
+        </w:tc>
+      </w:tr>
+      <w:tr>
+        <w:tc>
+          <w:tcPr>
+            <w:tcW w:type="dxa" w:w="5112"/>
+            <w:shd w:val="clear" w:color="auto" w:fill="F1EEEF"/>
+          </w:tcPr>
+          <w:p>
+            <w:pPr>
+              <w:spacing w:after="40"/>
+            </w:pPr>
+            <w:r>
+              <w:rPr>
+                <w:b/>
+                <w:sz w:val="18"/>
+              </w:rPr>
+            </w:r>
+            <w:r>
+              <w:rPr>
+                <w:b/>
+                <w:i w:val="0"/>
+                <w:sz w:val="18"/>
+              </w:rPr>
+              <w:t>★ Recording vs slide</w:t>
+            </w:r>
+          </w:p>
+        </w:tc>
+        <w:tc>
+          <w:tcPr>
+            <w:tcW w:type="dxa" w:w="5112"/>
+          </w:tcPr>
+          <w:p>
+            <w:pPr>
+              <w:spacing w:after="40"/>
+            </w:pPr>
+            <w:r>
+              <w:rPr>
+                <w:sz w:val="18"/>
+              </w:rPr>
+            </w:r>
+            <w:r>
+              <w:rPr>
+                <w:b w:val="0"/>
+                <w:i w:val="0"/>
+                <w:sz w:val="18"/>
+              </w:rPr>
+              <w:t xml:space="preserve">She said empiric “vancomycin, rifampin” and gentamicin (≈1:22:26): that is the </w:t>
+            </w:r>
+            <w:r>
+              <w:rPr>
+                <w:b/>
+                <w:i w:val="0"/>
+                <w:sz w:val="18"/>
+              </w:rPr>
+              <w:t>prosthetic valve Staphylococcus aureus</w:t>
+            </w:r>
+            <w:r>
+              <w:rPr>
+                <w:b w:val="0"/>
+                <w:i w:val="0"/>
+                <w:sz w:val="18"/>
+              </w:rPr>
+              <w:t xml:space="preserve"> regimen; learn slide 27’s empiric pairs. “IM [intramuscular] injection of amoxicillin” (≈1:33:40): learn </w:t>
+            </w:r>
+            <w:r>
+              <w:rPr>
+                <w:b/>
+                <w:i w:val="0"/>
+                <w:sz w:val="18"/>
+              </w:rPr>
+              <w:t>ampicillin</w:t>
+            </w:r>
+            <w:r>
+              <w:rPr>
+                <w:b w:val="0"/>
+                <w:i w:val="0"/>
+                <w:sz w:val="18"/>
+              </w:rPr>
+              <w:t>. Bronchoscopy: she would cover it; learn the slide (</w:t>
+            </w:r>
+            <w:r>
+              <w:rPr>
+                <w:b/>
+                <w:i w:val="0"/>
+                <w:sz w:val="18"/>
+              </w:rPr>
+              <w:t>only with a biopsy</w:t>
+            </w:r>
+            <w:r>
+              <w:rPr>
+                <w:b w:val="0"/>
+                <w:i w:val="0"/>
+                <w:sz w:val="18"/>
+              </w:rPr>
+              <w:t>).</w:t>
             </w:r>
           </w:p>
         </w:tc>
@@ -24189,7 +26909,7 @@
                 <w:i w:val="0"/>
                 <w:sz w:val="18"/>
               </w:rPr>
-              <w:t>Settings</w:t>
+              <w:t>★ Settings</w:t>
             </w:r>
           </w:p>
         </w:tc>
@@ -24276,7 +26996,7 @@
                 <w:i w:val="0"/>
                 <w:sz w:val="18"/>
               </w:rPr>
-              <w:t>; rheumatic disease only in low-income settings.</w:t>
+              <w:t>. (≈17:22)</w:t>
             </w:r>
           </w:p>
         </w:tc>
@@ -24303,7 +27023,7 @@
                 <w:i w:val="0"/>
                 <w:sz w:val="18"/>
               </w:rPr>
-              <w:t>Acute</w:t>
+              <w:t>★ Acute</w:t>
             </w:r>
           </w:p>
         </w:tc>
@@ -24382,7 +27102,7 @@
                 <w:i w:val="0"/>
                 <w:sz w:val="18"/>
               </w:rPr>
-              <w:t>.</w:t>
+              <w:t>. (≈20:52)</w:t>
             </w:r>
           </w:p>
         </w:tc>
@@ -24609,7 +27329,7 @@
                 <w:i w:val="0"/>
                 <w:sz w:val="18"/>
               </w:rPr>
-              <w:t>Symptoms</w:t>
+              <w:t>★ Symptoms</w:t>
             </w:r>
           </w:p>
         </w:tc>
@@ -24648,31 +27368,31 @@
                 <w:i w:val="0"/>
                 <w:sz w:val="18"/>
               </w:rPr>
-              <w:t>Cough in people who inject drugs</w:t>
-            </w:r>
-            <w:r>
-              <w:rPr>
-                <w:b w:val="0"/>
-                <w:i w:val="0"/>
-                <w:sz w:val="18"/>
-              </w:rPr>
-              <w:t xml:space="preserve">: tricuspid vegetation → </w:t>
-            </w:r>
-            <w:r>
-              <w:rPr>
-                <w:b/>
-                <w:i w:val="0"/>
-                <w:sz w:val="18"/>
-              </w:rPr>
-              <w:t>septic emboli to the lungs</w:t>
-            </w:r>
-            <w:r>
-              <w:rPr>
-                <w:b w:val="0"/>
-                <w:i w:val="0"/>
-                <w:sz w:val="18"/>
-              </w:rPr>
-              <w:t>, pleuritic pain, nodular infiltrates.</w:t>
+              <w:t>Cough</w:t>
+            </w:r>
+            <w:r>
+              <w:rPr>
+                <w:b w:val="0"/>
+                <w:i w:val="0"/>
+                <w:sz w:val="18"/>
+              </w:rPr>
+              <w:t xml:space="preserve"> is linked to people who inject drugs; the </w:t>
+            </w:r>
+            <w:r>
+              <w:rPr>
+                <w:b/>
+                <w:i w:val="0"/>
+                <w:sz w:val="18"/>
+              </w:rPr>
+              <w:t>lung</w:t>
+            </w:r>
+            <w:r>
+              <w:rPr>
+                <w:b w:val="0"/>
+                <w:i w:val="0"/>
+                <w:sz w:val="18"/>
+              </w:rPr>
+              <w:t xml:space="preserve"> is on the embolic map (spleen, lung, kidney, liver). (≈25:50)</w:t>
             </w:r>
           </w:p>
         </w:tc>
@@ -24699,7 +27419,7 @@
                 <w:i w:val="0"/>
                 <w:sz w:val="18"/>
               </w:rPr>
-              <w:t>Osler vs Janeway</w:t>
+              <w:t>★ Osler vs Janeway</w:t>
             </w:r>
           </w:p>
         </w:tc>
@@ -24794,7 +27514,7 @@
                 <w:i w:val="0"/>
                 <w:sz w:val="18"/>
               </w:rPr>
-              <w:t xml:space="preserve"> endocarditis.</w:t>
+              <w:t xml:space="preserve"> endocarditis. (≈28:38)</w:t>
             </w:r>
           </w:p>
         </w:tc>
@@ -25195,7 +27915,7 @@
                 <w:i w:val="0"/>
                 <w:sz w:val="18"/>
               </w:rPr>
-              <w:t>Setting → organism</w:t>
+              <w:t>★ Setting → organism</w:t>
             </w:r>
           </w:p>
         </w:tc>
@@ -25298,7 +28018,7 @@
                 <w:i w:val="0"/>
                 <w:sz w:val="18"/>
               </w:rPr>
-              <w:t>.</w:t>
+              <w:t>. (≈40:36)</w:t>
             </w:r>
           </w:p>
         </w:tc>
@@ -25989,7 +28709,7 @@
                 <w:i w:val="0"/>
                 <w:sz w:val="18"/>
               </w:rPr>
-              <w:t>Verdict</w:t>
+              <w:t>★ Verdict</w:t>
             </w:r>
           </w:p>
         </w:tc>
@@ -26036,31 +28756,7 @@
                 <w:i w:val="0"/>
                 <w:sz w:val="18"/>
               </w:rPr>
-              <w:t xml:space="preserve">: 1 major + 1 minor / 3 minor. </w:t>
-            </w:r>
-            <w:r>
-              <w:rPr>
-                <w:b/>
-                <w:i w:val="0"/>
-                <w:sz w:val="18"/>
-              </w:rPr>
-              <w:t>Rejected</w:t>
-            </w:r>
-            <w:r>
-              <w:rPr>
-                <w:b w:val="0"/>
-                <w:i w:val="0"/>
-                <w:sz w:val="18"/>
-              </w:rPr>
-              <w:t xml:space="preserve">: alternative diagnosis; resolves with ≤ 4 days of antibiotics; no histology at surgery or autopsy after ≤ 4 days. </w:t>
-            </w:r>
-            <w:r>
-              <w:rPr>
-                <w:b/>
-                <w:i w:val="0"/>
-                <w:sz w:val="18"/>
-              </w:rPr>
-              <w:t>Definite and possible are both treated.</w:t>
+              <w:t>: 1 major + 1 minor / 3 minor. (≈55:00, ≈56:48)</w:t>
             </w:r>
           </w:p>
         </w:tc>
@@ -26087,7 +28783,7 @@
                 <w:i w:val="0"/>
                 <w:sz w:val="18"/>
               </w:rPr>
-              <w:t>Cultures</w:t>
+              <w:t>★ Cultures</w:t>
             </w:r>
           </w:p>
         </w:tc>
@@ -26143,6 +28839,14 @@
                 <w:sz w:val="18"/>
               </w:rPr>
               <w:t>Always before antibiotics.</w:t>
+            </w:r>
+            <w:r>
+              <w:rPr>
+                <w:b w:val="0"/>
+                <w:i w:val="0"/>
+                <w:sz w:val="18"/>
+              </w:rPr>
+              <w:t xml:space="preserve"> (≈59:17)</w:t>
             </w:r>
           </w:p>
         </w:tc>
@@ -26169,7 +28873,7 @@
                 <w:i w:val="0"/>
                 <w:sz w:val="18"/>
               </w:rPr>
-              <w:t>Echo</w:t>
+              <w:t>★ Echo</w:t>
             </w:r>
           </w:p>
         </w:tc>
@@ -26209,6 +28913,14 @@
                 <w:sz w:val="18"/>
               </w:rPr>
               <w:t>A normal one does not rule endocarditis out.</w:t>
+            </w:r>
+            <w:r>
+              <w:rPr>
+                <w:b w:val="0"/>
+                <w:i w:val="0"/>
+                <w:sz w:val="18"/>
+              </w:rPr>
+              <w:t xml:space="preserve"> (≈1:01:12)</w:t>
             </w:r>
           </w:p>
         </w:tc>
@@ -26411,7 +29123,7 @@
                 <w:i w:val="0"/>
                 <w:sz w:val="18"/>
               </w:rPr>
-              <w:t>Principles</w:t>
+              <w:t>★ Principles</w:t>
             </w:r>
           </w:p>
         </w:tc>
@@ -26466,7 +29178,7 @@
                 <w:i w:val="0"/>
                 <w:sz w:val="18"/>
               </w:rPr>
-              <w:t>.</w:t>
+              <w:t>. (≈1:03:42)</w:t>
             </w:r>
           </w:p>
         </w:tc>
@@ -26493,7 +29205,7 @@
                 <w:i w:val="0"/>
                 <w:sz w:val="18"/>
               </w:rPr>
-              <w:t>Empiric</w:t>
+              <w:t>★ Empiric</w:t>
             </w:r>
           </w:p>
         </w:tc>
@@ -26564,7 +29276,7 @@
                 <w:i w:val="0"/>
                 <w:sz w:val="18"/>
               </w:rPr>
-              <w:t>.</w:t>
+              <w:t>. (≈1:16:10)</w:t>
             </w:r>
           </w:p>
         </w:tc>
@@ -26591,7 +29303,7 @@
                 <w:i w:val="0"/>
                 <w:sz w:val="18"/>
               </w:rPr>
-              <w:t>Staphylococcus aureus</w:t>
+              <w:t>★ Staphylococcus aureus</w:t>
             </w:r>
           </w:p>
         </w:tc>
@@ -26646,7 +29358,7 @@
                 <w:i w:val="0"/>
                 <w:sz w:val="18"/>
               </w:rPr>
-              <w:t xml:space="preserve"> (penicillin vs vancomycin). Prosthetic valve: add </w:t>
+              <w:t xml:space="preserve">. Prosthetic valve: add </w:t>
             </w:r>
             <w:r>
               <w:rPr>
@@ -26662,7 +29374,7 @@
                 <w:i w:val="0"/>
                 <w:sz w:val="18"/>
               </w:rPr>
-              <w:t>.</w:t>
+              <w:t>. (≈1:25:33)</w:t>
             </w:r>
           </w:p>
         </w:tc>
@@ -26803,7 +29515,7 @@
                 <w:i w:val="0"/>
                 <w:sz w:val="18"/>
               </w:rPr>
-              <w:t>Consults</w:t>
+              <w:t>★ Consults</w:t>
             </w:r>
           </w:p>
         </w:tc>
@@ -26866,7 +29578,7 @@
                 <w:i w:val="0"/>
                 <w:sz w:val="18"/>
               </w:rPr>
-              <w:t>: harm reduction. Rehabilitation? Palliative care?</w:t>
+              <w:t>: harm reduction. Rehabilitation? Palliative care? (≈1:08:07)</w:t>
             </w:r>
           </w:p>
         </w:tc>
@@ -26893,7 +29605,7 @@
                 <w:i w:val="0"/>
                 <w:sz w:val="18"/>
               </w:rPr>
-              <w:t>Surgery</w:t>
+              <w:t>★ Surgery</w:t>
             </w:r>
           </w:p>
         </w:tc>
@@ -26972,7 +29684,7 @@
                 <w:i w:val="0"/>
                 <w:sz w:val="18"/>
               </w:rPr>
-              <w:t>, controversial for prosthetic.</w:t>
+              <w:t>, controversial for prosthetic. (≈1:27:39, ≈1:28:16)</w:t>
             </w:r>
           </w:p>
         </w:tc>
@@ -26999,7 +29711,7 @@
                 <w:i w:val="0"/>
                 <w:sz w:val="18"/>
               </w:rPr>
-              <w:t>Prognosis</w:t>
+              <w:t>★ Prognosis</w:t>
             </w:r>
           </w:p>
         </w:tc>
@@ -27078,7 +29790,7 @@
                 <w:i w:val="0"/>
                 <w:sz w:val="18"/>
               </w:rPr>
-              <w:t>.</w:t>
+              <w:t>. (≈1:36:02)</w:t>
             </w:r>
           </w:p>
         </w:tc>
@@ -27199,7 +29911,7 @@
                 <w:i w:val="0"/>
                 <w:sz w:val="18"/>
               </w:rPr>
-              <w:t>Who</w:t>
+              <w:t>★ Who</w:t>
             </w:r>
           </w:p>
         </w:tc>
@@ -27278,7 +29990,7 @@
                 <w:i w:val="0"/>
                 <w:sz w:val="18"/>
               </w:rPr>
-              <w:t>; transplant with valve regurgitation.</w:t>
+              <w:t>; transplant with valve regurgitation. (≈1:30:01)</w:t>
             </w:r>
           </w:p>
         </w:tc>
@@ -27305,7 +30017,7 @@
                 <w:i w:val="0"/>
                 <w:sz w:val="18"/>
               </w:rPr>
-              <w:t>YES</w:t>
+              <w:t>★ YES</w:t>
             </w:r>
           </w:p>
         </w:tc>
@@ -27376,7 +30088,7 @@
                 <w:i w:val="0"/>
                 <w:sz w:val="18"/>
               </w:rPr>
-              <w:t>).</w:t>
+              <w:t>). (≈1:30:45)</w:t>
             </w:r>
           </w:p>
         </w:tc>
@@ -27403,7 +30115,7 @@
                 <w:i w:val="0"/>
                 <w:sz w:val="18"/>
               </w:rPr>
-              <w:t>NO</w:t>
+              <w:t>★ NO</w:t>
             </w:r>
           </w:p>
         </w:tc>
@@ -27474,7 +30186,7 @@
                 <w:i w:val="0"/>
                 <w:sz w:val="18"/>
               </w:rPr>
-              <w:t xml:space="preserve"> (no active infection).</w:t>
+              <w:t xml:space="preserve"> (no active infection). (≈1:31:49)</w:t>
             </w:r>
           </w:p>
         </w:tc>
@@ -27501,7 +30213,7 @@
                 <w:i w:val="0"/>
                 <w:sz w:val="18"/>
               </w:rPr>
-              <w:t>Regimen</w:t>
+              <w:t>★ Regimen</w:t>
             </w:r>
           </w:p>
         </w:tc>
@@ -27596,7 +30308,7 @@
                 <w:i w:val="0"/>
                 <w:sz w:val="18"/>
               </w:rPr>
-              <w:t>.</w:t>
+              <w:t>. (≈1:33:14)</w:t>
             </w:r>
           </w:p>
         </w:tc>
@@ -27623,7 +30335,7 @@
                 <w:i w:val="0"/>
                 <w:sz w:val="18"/>
               </w:rPr>
-              <w:t>Traps</w:t>
+              <w:t>★ Traps</w:t>
             </w:r>
           </w:p>
         </w:tc>
@@ -27670,7 +30382,7 @@
                 <w:i w:val="0"/>
                 <w:sz w:val="18"/>
               </w:rPr>
-              <w:t xml:space="preserve"> to penicillin.</w:t>
+              <w:t xml:space="preserve"> to penicillin. (≈1:34:29)</w:t>
             </w:r>
           </w:p>
         </w:tc>
@@ -27925,7 +30637,7 @@
                 <w:i w:val="0"/>
                 <w:sz w:val="18"/>
               </w:rPr>
-              <w:t>Children vs adults</w:t>
+              <w:t>★ Children vs adults</w:t>
             </w:r>
           </w:p>
         </w:tc>
@@ -27980,7 +30692,7 @@
                 <w:i w:val="0"/>
                 <w:sz w:val="18"/>
               </w:rPr>
-              <w:t>.</w:t>
+              <w:t>. (≈1:38:47)</w:t>
             </w:r>
           </w:p>
         </w:tc>

--- a/Clinical Medicine and Surgery I Exam 5/cms-exam-5-cram-sheet.docx
+++ b/Clinical Medicine and Surgery I Exam 5/cms-exam-5-cram-sheet.docx
@@ -16310,7 +16310,7 @@
                 <w:i w:val="0"/>
                 <w:sz w:val="18"/>
               </w:rPr>
-              <w:t xml:space="preserve">; doses need not be memorized (part 2 ~28 min). Learn the </w:t>
+              <w:t xml:space="preserve">; doses need not be memorized (1:14:38). Learn the </w:t>
             </w:r>
             <w:r>
               <w:rPr>
@@ -16342,7 +16342,7 @@
                 <w:i w:val="0"/>
                 <w:sz w:val="18"/>
               </w:rPr>
-              <w:t xml:space="preserve"> (part 1 ~2 min). Not asked: atropine and epinephrine for the blocks (part 1 ~15 min), the QT-prolonging drug list (part 2 ~26 min), the arrest algorithm picture (part 2 ~43 min).</w:t>
+              <w:t xml:space="preserve"> (1:47). Not asked: atropine and epinephrine for the blocks (16:06), the QT-prolonging drug list (1:11:38), the arrest algorithm picture (1:29:42).</w:t>
             </w:r>
           </w:p>
         </w:tc>
@@ -16424,7 +16424,7 @@
                 <w:i w:val="0"/>
                 <w:sz w:val="18"/>
               </w:rPr>
-              <w:t xml:space="preserve"> (part 1 ~15 min). Syncope in complete block = a </w:t>
+              <w:t xml:space="preserve"> (16:15). Syncope in complete block = a </w:t>
             </w:r>
             <w:r>
               <w:rPr>
@@ -16440,7 +16440,7 @@
                 <w:i w:val="0"/>
                 <w:sz w:val="18"/>
               </w:rPr>
-              <w:t xml:space="preserve"> (part 1 ~22 min).</w:t>
+              <w:t xml:space="preserve"> (23:28).</w:t>
             </w:r>
           </w:p>
         </w:tc>
@@ -16522,7 +16522,7 @@
                 <w:i w:val="0"/>
                 <w:sz w:val="18"/>
               </w:rPr>
-              <w:t xml:space="preserve"> (part 2 ~6 min). Burden </w:t>
+              <w:t xml:space="preserve"> (52:50). Burden </w:t>
             </w:r>
             <w:r>
               <w:rPr>
@@ -16538,7 +16538,7 @@
                 <w:i w:val="0"/>
                 <w:sz w:val="18"/>
               </w:rPr>
-              <w:t xml:space="preserve"> is high (part 2 ~7 min).</w:t>
+              <w:t xml:space="preserve"> is high (53:20).</w:t>
             </w:r>
           </w:p>
         </w:tc>
@@ -16604,7 +16604,7 @@
                 <w:i w:val="0"/>
                 <w:sz w:val="18"/>
               </w:rPr>
-              <w:t xml:space="preserve">; unstable counts however short (part 2 ~19 min). Unstable with a pulse → </w:t>
+              <w:t xml:space="preserve">; unstable counts however short (1:05:19). Unstable with a pulse → </w:t>
             </w:r>
             <w:r>
               <w:rPr>
@@ -16636,7 +16636,7 @@
                 <w:i w:val="0"/>
                 <w:sz w:val="18"/>
               </w:rPr>
-              <w:t xml:space="preserve"> (part 2 ~32 min). </w:t>
+              <w:t xml:space="preserve"> (1:18:23). </w:t>
             </w:r>
             <w:r>
               <w:rPr>
@@ -16652,7 +16652,7 @@
                 <w:i w:val="0"/>
                 <w:sz w:val="18"/>
               </w:rPr>
-              <w:t>, then urgent coronary angiography (part 2 ~33 min).</w:t>
+              <w:t>, then urgent coronary angiography (1:19:33).</w:t>
             </w:r>
           </w:p>
         </w:tc>
@@ -16710,7 +16710,7 @@
                 <w:i w:val="0"/>
                 <w:sz w:val="18"/>
               </w:rPr>
-              <w:t xml:space="preserve"> (part 2 ~33 min). Amiodarone and procainamide prolong the QT; </w:t>
+              <w:t xml:space="preserve"> (1:19:59). Amiodarone and procainamide prolong the QT; </w:t>
             </w:r>
             <w:r>
               <w:rPr>
@@ -16726,7 +16726,7 @@
                 <w:i w:val="0"/>
                 <w:sz w:val="18"/>
               </w:rPr>
-              <w:t xml:space="preserve"> does not (part 2 ~34 min).</w:t>
+              <w:t xml:space="preserve"> does not (1:20:29).</w:t>
             </w:r>
           </w:p>
         </w:tc>
@@ -16776,7 +16776,7 @@
                 <w:i w:val="0"/>
                 <w:sz w:val="18"/>
               </w:rPr>
-              <w:t xml:space="preserve">No fibrillation with a pulse (part 2 ~35 min); </w:t>
+              <w:t xml:space="preserve">No fibrillation with a pulse (1:21:59); </w:t>
             </w:r>
             <w:r>
               <w:rPr>
@@ -16792,7 +16792,7 @@
                 <w:i w:val="0"/>
                 <w:sz w:val="18"/>
               </w:rPr>
-              <w:t xml:space="preserve"> (part 2 ~40 min). Shockable: only </w:t>
+              <w:t xml:space="preserve"> (1:26:37). Shockable: only </w:t>
             </w:r>
             <w:r>
               <w:rPr>
@@ -16808,7 +16808,7 @@
                 <w:i w:val="0"/>
                 <w:sz w:val="18"/>
               </w:rPr>
-              <w:t xml:space="preserve"> (part 2 ~12 min). Pulseless electrical activity: an organized rhythm with no pulse, so find </w:t>
+              <w:t xml:space="preserve"> (59:00). Pulseless electrical activity: an organized rhythm with no pulse, so find </w:t>
             </w:r>
             <w:r>
               <w:rPr>
@@ -16824,7 +16824,7 @@
                 <w:i w:val="0"/>
                 <w:sz w:val="18"/>
               </w:rPr>
-              <w:t xml:space="preserve"> (part 2 ~45 min); </w:t>
+              <w:t xml:space="preserve"> (1:31:47); </w:t>
             </w:r>
             <w:r>
               <w:rPr>
@@ -16840,7 +16840,7 @@
                 <w:i w:val="0"/>
                 <w:sz w:val="18"/>
               </w:rPr>
-              <w:t xml:space="preserve"> (part 2 ~47 min).</w:t>
+              <w:t xml:space="preserve"> (1:33:45).</w:t>
             </w:r>
           </w:p>
         </w:tc>
@@ -17032,7 +17032,7 @@
                 <w:i w:val="0"/>
                 <w:sz w:val="18"/>
               </w:rPr>
-              <w:t xml:space="preserve"> (part 1 ~2 min); vagal tone; beta blockers, non-dihydropyridine calcium channel blockers, digoxin; hypokalemia; nodal ischemia; hypertension; Lyme. No treatment; pacemaker only if </w:t>
+              <w:t xml:space="preserve"> (2:06); vagal tone; beta blockers, non-dihydropyridine calcium channel blockers, digoxin; hypokalemia; nodal ischemia; hypertension; Lyme. No treatment; pacemaker only if </w:t>
             </w:r>
             <w:r>
               <w:rPr>
@@ -17482,7 +17482,7 @@
                 <w:i w:val="0"/>
                 <w:sz w:val="18"/>
               </w:rPr>
-              <w:t xml:space="preserve"> (part 1 ~22 min) Causes: acquired conduction disease (most common), Lyme, </w:t>
+              <w:t xml:space="preserve"> (23:28) Causes: acquired conduction disease (most common), Lyme, </w:t>
             </w:r>
             <w:r>
               <w:rPr>
@@ -17604,7 +17604,7 @@
                 <w:i w:val="0"/>
                 <w:sz w:val="18"/>
               </w:rPr>
-              <w:t xml:space="preserve"> (definitive), even for asymptomatic Mobitz II. (part 1 ~15 min)</w:t>
+              <w:t xml:space="preserve"> (definitive), even for asymptomatic Mobitz II. (16:15)</w:t>
             </w:r>
           </w:p>
         </w:tc>
@@ -17654,7 +17654,7 @@
                 <w:i w:val="0"/>
                 <w:sz w:val="18"/>
               </w:rPr>
-              <w:t xml:space="preserve">Does the PR lengthen before the drop? Yes = Mobitz I; no = Mobitz II. (part 1 ~16 min) No drops = first degree; no P conducted = complete. </w:t>
+              <w:t xml:space="preserve">Does the PR lengthen before the drop? Yes = Mobitz I; no = Mobitz II. (16:46) No drops = first degree; no P conducted = complete. </w:t>
             </w:r>
             <w:r>
               <w:rPr>
@@ -18116,7 +18116,7 @@
                 <w:i w:val="0"/>
                 <w:sz w:val="18"/>
               </w:rPr>
-              <w:t>. (part 1 ~31 min) Prognosis follows the underlying disease.</w:t>
+              <w:t>. (32:56) Prognosis follows the underlying disease.</w:t>
             </w:r>
           </w:p>
         </w:tc>
@@ -18222,7 +18222,7 @@
                 <w:i w:val="0"/>
                 <w:sz w:val="18"/>
               </w:rPr>
-              <w:t>: evaluate. (part 1 ~32 min)</w:t>
+              <w:t>: evaluate. (33:52)</w:t>
             </w:r>
           </w:p>
         </w:tc>
@@ -18492,7 +18492,7 @@
                 <w:i w:val="0"/>
                 <w:sz w:val="18"/>
               </w:rPr>
-              <w:t>. (part 1 ~45 min)</w:t>
+              <w:t>. (45:25)</w:t>
             </w:r>
           </w:p>
         </w:tc>
@@ -18734,7 +18734,7 @@
                 <w:i w:val="0"/>
                 <w:sz w:val="18"/>
               </w:rPr>
-              <w:t xml:space="preserve">, high calcium) first; (part 2 ~6 min) </w:t>
+              <w:t xml:space="preserve">, high calcium) first; (52:25) </w:t>
             </w:r>
             <w:r>
               <w:rPr>
@@ -18898,7 +18898,7 @@
                 <w:i w:val="0"/>
                 <w:sz w:val="18"/>
               </w:rPr>
-              <w:t xml:space="preserve">. (part 2 ~8 min) Isolated beat-induced cardiomyopathy with heart failure → </w:t>
+              <w:t xml:space="preserve">. (54:48) Isolated beat-induced cardiomyopathy with heart failure → </w:t>
             </w:r>
             <w:r>
               <w:rPr>
@@ -19110,7 +19110,7 @@
                 <w:i w:val="0"/>
                 <w:sz w:val="18"/>
               </w:rPr>
-              <w:t xml:space="preserve">. (part 2 ~11 min) Most common cause: </w:t>
+              <w:t xml:space="preserve">. (57:19) Most common cause: </w:t>
             </w:r>
             <w:r>
               <w:rPr>
@@ -19408,7 +19408,7 @@
                 <w:i w:val="0"/>
                 <w:sz w:val="18"/>
               </w:rPr>
-              <w:t>. (part 2 ~19 min) Monomorphic = same shape; polymorphic = shape varies.</w:t>
+              <w:t>. (1:05:19) Monomorphic = same shape; polymorphic = shape varies.</w:t>
             </w:r>
           </w:p>
         </w:tc>
@@ -19556,7 +19556,7 @@
                 <w:i w:val="0"/>
                 <w:sz w:val="18"/>
               </w:rPr>
-              <w:t xml:space="preserve"> (part 2 ~27 min), then ablation, then amiodarone, lidocaine or procainamide. Asymptomatic: </w:t>
+              <w:t xml:space="preserve"> (1:13:28), then ablation, then amiodarone, lidocaine or procainamide. Asymptomatic: </w:t>
             </w:r>
             <w:r>
               <w:rPr>
@@ -19752,7 +19752,7 @@
                 <w:i w:val="0"/>
                 <w:sz w:val="18"/>
               </w:rPr>
-              <w:t>. (part 2 ~32 min) Then an implantable defibrillator.</w:t>
+              <w:t>. (1:18:31) Then an implantable defibrillator.</w:t>
             </w:r>
           </w:p>
         </w:tc>
@@ -19810,7 +19810,7 @@
                 <w:i w:val="0"/>
                 <w:sz w:val="18"/>
               </w:rPr>
-              <w:t xml:space="preserve"> even with a pulse (part 2 ~33 min) → </w:t>
+              <w:t xml:space="preserve"> even with a pulse (1:19:33) → </w:t>
             </w:r>
             <w:r>
               <w:rPr>
@@ -19998,7 +19998,7 @@
                 <w:i w:val="0"/>
                 <w:sz w:val="18"/>
               </w:rPr>
-              <w:t xml:space="preserve"> (part 2 ~33 min) </w:t>
+              <w:t xml:space="preserve"> (1:19:59) </w:t>
             </w:r>
             <w:r>
               <w:rPr>
@@ -20354,7 +20354,7 @@
                 <w:i w:val="0"/>
                 <w:sz w:val="18"/>
               </w:rPr>
-              <w:t xml:space="preserve"> (part 2 ~40 min) → CPR 2 min → </w:t>
+              <w:t xml:space="preserve"> (1:26:37) → CPR 2 min → </w:t>
             </w:r>
             <w:r>
               <w:rPr>
@@ -20468,7 +20468,7 @@
                 <w:i w:val="0"/>
                 <w:sz w:val="18"/>
               </w:rPr>
-              <w:t xml:space="preserve">Asystole: no rate, rhythm, P or QRS. (part 2 ~44 min) Pulseless electrical activity: an </w:t>
+              <w:t xml:space="preserve">Asystole: no rate, rhythm, P or QRS. (1:29:54) Pulseless electrical activity: an </w:t>
             </w:r>
             <w:r>
               <w:rPr>
@@ -20714,7 +20714,7 @@
                 <w:i w:val="0"/>
                 <w:sz w:val="18"/>
               </w:rPr>
-              <w:t xml:space="preserve">, usually end-of-life. (part 2 ~48 min) </w:t>
+              <w:t xml:space="preserve">, usually end-of-life. (1:34:19) </w:t>
             </w:r>
             <w:r>
               <w:rPr>
@@ -20882,7 +20882,7 @@
                 <w:i w:val="0"/>
                 <w:sz w:val="18"/>
               </w:rPr>
-              <w:t xml:space="preserve"> examined: “just know the names.” (~59:18). </w:t>
+              <w:t xml:space="preserve"> examined: “just know the names” (59:07). </w:t>
             </w:r>
             <w:r>
               <w:rPr>
@@ -20898,7 +20898,7 @@
                 <w:i w:val="0"/>
                 <w:sz w:val="18"/>
               </w:rPr>
-              <w:t xml:space="preserve"> on the drug table (~58:20): anti-interleukin-1 therapy now comes earlier (slide 35). Tamponade: no pressor names or fluid rates, but </w:t>
+              <w:t xml:space="preserve"> on the drug table (58:09): anti-interleukin-1 therapy now comes earlier (slide 35). Tamponade: no pressor names or fluid rates, but </w:t>
             </w:r>
             <w:r>
               <w:rPr>
@@ -20914,7 +20914,7 @@
                 <w:i w:val="0"/>
                 <w:sz w:val="18"/>
               </w:rPr>
-              <w:t xml:space="preserve"> (~1:46:07).</w:t>
+              <w:t xml:space="preserve"> (1:46:07).</w:t>
             </w:r>
           </w:p>
         </w:tc>
@@ -20964,7 +20964,7 @@
                 <w:i w:val="0"/>
                 <w:sz w:val="18"/>
               </w:rPr>
-              <w:t xml:space="preserve">The friction rub is the “big uh oh” (~2:09): the patient </w:t>
+              <w:t xml:space="preserve">The friction rub is the “big uh-oh” (2:42): the patient </w:t>
             </w:r>
             <w:r>
               <w:rPr>
@@ -20980,7 +20980,7 @@
                 <w:i w:val="0"/>
                 <w:sz w:val="18"/>
               </w:rPr>
-              <w:t xml:space="preserve">, so a rub that persists is pericardial; a pleural rub stops (~1:49). Pain: </w:t>
+              <w:t xml:space="preserve">, so a rub that persists is pericardial; a pleural rub stops (2:16). Pain: </w:t>
             </w:r>
             <w:r>
               <w:rPr>
@@ -20996,7 +20996,7 @@
                 <w:i w:val="0"/>
                 <w:sz w:val="18"/>
               </w:rPr>
-              <w:t xml:space="preserve"> (~31:51).</w:t>
+              <w:t xml:space="preserve"> (32:29).</w:t>
             </w:r>
           </w:p>
         </w:tc>
@@ -21054,7 +21054,7 @@
                 <w:i w:val="0"/>
                 <w:sz w:val="18"/>
               </w:rPr>
-              <w:t xml:space="preserve"> criteria (~33:42). </w:t>
+              <w:t xml:space="preserve"> criteria (34:27). </w:t>
             </w:r>
             <w:r>
               <w:rPr>
@@ -21070,7 +21070,7 @@
                 <w:i w:val="0"/>
                 <w:sz w:val="18"/>
               </w:rPr>
-              <w:t xml:space="preserve">, depression in aVR (~40:47); weeks in, the tracing may have normalized: “think about the timeline.” (~43:45). Keep </w:t>
+              <w:t xml:space="preserve">, depression in aVR (40:57); weeks in, the tracing may have normalized: “think about the timeline.” (43:42). Keep </w:t>
             </w:r>
             <w:r>
               <w:rPr>
@@ -21086,7 +21086,7 @@
                 <w:i w:val="0"/>
                 <w:sz w:val="18"/>
               </w:rPr>
-              <w:t xml:space="preserve"> on the differential (~35:35); C-reactive protein steers therapy (~37:39).</w:t>
+              <w:t xml:space="preserve"> on the differential (36:16); C-reactive protein steers therapy (37:54).</w:t>
             </w:r>
           </w:p>
         </w:tc>
@@ -21152,7 +21152,7 @@
                 <w:i w:val="0"/>
                 <w:sz w:val="18"/>
               </w:rPr>
-              <w:t xml:space="preserve"> (~54:44). Heart rate </w:t>
+              <w:t xml:space="preserve"> (54:24). Heart rate </w:t>
             </w:r>
             <w:r>
               <w:rPr>
@@ -21168,7 +21168,7 @@
                 <w:i w:val="0"/>
                 <w:sz w:val="18"/>
               </w:rPr>
-              <w:t xml:space="preserve"> (~55:46); stomach protection (~56:23); </w:t>
+              <w:t xml:space="preserve"> (55:26); stomach protection (56:19); </w:t>
             </w:r>
             <w:r>
               <w:rPr>
@@ -21184,7 +21184,7 @@
                 <w:i w:val="0"/>
                 <w:sz w:val="18"/>
               </w:rPr>
-              <w:t xml:space="preserve"> (~1:04:08); breathless or lightheaded → </w:t>
+              <w:t xml:space="preserve"> (1:03:47); breathless or lightheaded → </w:t>
             </w:r>
             <w:r>
               <w:rPr>
@@ -21200,7 +21200,7 @@
                 <w:i w:val="0"/>
                 <w:sz w:val="18"/>
               </w:rPr>
-              <w:t>, not a call to the office (~1:05:19). Recurrence 15–30%, “almost a third” (~11:57).</w:t>
+              <w:t>, not a call to the office (1:04:47). Recurrence 15–30%, “almost a third” (12:48).</w:t>
             </w:r>
           </w:p>
         </w:tc>
@@ -21250,7 +21250,7 @@
                 <w:i w:val="0"/>
                 <w:sz w:val="18"/>
               </w:rPr>
-              <w:t xml:space="preserve">Fast fluid needs less volume to compress the heart (~1:26:23); confirm with an </w:t>
+              <w:t xml:space="preserve">Fast fluid needs less volume to compress the heart (1:26:54); confirm with an </w:t>
             </w:r>
             <w:r>
               <w:rPr>
@@ -21266,7 +21266,7 @@
                 <w:i w:val="0"/>
                 <w:sz w:val="18"/>
               </w:rPr>
-              <w:t xml:space="preserve"> (~1:30:29); send the fluid for everything (~30:41). Tamponade is an </w:t>
+              <w:t xml:space="preserve"> (1:31:07); send the fluid for everything (31:23). Tamponade is an </w:t>
             </w:r>
             <w:r>
               <w:rPr>
@@ -21282,7 +21282,7 @@
                 <w:i w:val="0"/>
                 <w:sz w:val="18"/>
               </w:rPr>
-              <w:t xml:space="preserve"> (~1:45:58), a </w:t>
+              <w:t xml:space="preserve"> (1:46:03), a </w:t>
             </w:r>
             <w:r>
               <w:rPr>
@@ -21298,7 +21298,7 @@
                 <w:i w:val="0"/>
                 <w:sz w:val="18"/>
               </w:rPr>
-              <w:t xml:space="preserve"> confirmed when drainage makes the patient better (~1:33:48). Older adult with an effusion: </w:t>
+              <w:t xml:space="preserve"> confirmed when drainage makes the patient better (1:34:11). Older adult with an effusion: </w:t>
             </w:r>
             <w:r>
               <w:rPr>
@@ -21314,7 +21314,7 @@
                 <w:i w:val="0"/>
                 <w:sz w:val="18"/>
               </w:rPr>
-              <w:t xml:space="preserve"> (~1:08:07).</w:t>
+              <w:t xml:space="preserve"> (1:07:42).</w:t>
             </w:r>
           </w:p>
         </w:tc>
@@ -21364,7 +21364,7 @@
                 <w:i w:val="0"/>
                 <w:sz w:val="18"/>
               </w:rPr>
-              <w:t xml:space="preserve">She called alternans, pulsus paradoxus and the Kussmaul sign “the triad” (~1:16:16): wrong. </w:t>
+              <w:t xml:space="preserve">She called alternans, pulsus paradoxus and the Kussmaul sign “the triad” (1:16:02): wrong. </w:t>
             </w:r>
             <w:r>
               <w:rPr>
@@ -21906,7 +21906,7 @@
                 <w:i w:val="0"/>
                 <w:sz w:val="18"/>
               </w:rPr>
-              <w:t xml:space="preserve"> of admissions. Constriction uncommon after viral pericarditis. (~11:46)</w:t>
+              <w:t xml:space="preserve"> of admissions. Constriction uncommon after viral pericarditis. (12:36)</w:t>
             </w:r>
           </w:p>
         </w:tc>
@@ -21964,7 +21964,7 @@
                 <w:i w:val="0"/>
                 <w:sz w:val="18"/>
               </w:rPr>
-              <w:t>: coxsackievirus and echovirus (grouped under children, though coxsackievirus is common in adults too); cytomegalovirus and human immunodeficiency virus in adults; often after an upper respiratory infection. (~13:52)</w:t>
+              <w:t>: coxsackievirus and echovirus (grouped under children, though coxsackievirus is common in adults too); cytomegalovirus and human immunodeficiency virus in adults; often after an upper respiratory infection. (14:56)</w:t>
             </w:r>
           </w:p>
         </w:tc>
@@ -22046,7 +22046,7 @@
                 <w:i w:val="0"/>
                 <w:sz w:val="18"/>
               </w:rPr>
-              <w:t>. (~19:52)</w:t>
+              <w:t>. (20:26)</w:t>
             </w:r>
           </w:p>
         </w:tc>
@@ -22750,7 +22750,7 @@
                 <w:i w:val="0"/>
                 <w:sz w:val="18"/>
               </w:rPr>
-              <w:t>; may have fever. (~31:51)</w:t>
+              <w:t>; may have fever. (32:29)</w:t>
             </w:r>
           </w:p>
         </w:tc>
@@ -22816,7 +22816,7 @@
                 <w:i w:val="0"/>
                 <w:sz w:val="18"/>
               </w:rPr>
-              <w:t xml:space="preserve"> — sharp substernal chest pain; pericardial friction rub; widespread ST elevation; new or worsening effusion. Troponin is not a criterion. (~33:42)</w:t>
+              <w:t xml:space="preserve"> — sharp substernal chest pain; pericardial friction rub; widespread ST elevation; new or worsening effusion. Troponin is not a criterion. (34:27)</w:t>
             </w:r>
           </w:p>
         </w:tc>
@@ -22890,7 +22890,7 @@
                 <w:i w:val="0"/>
                 <w:sz w:val="18"/>
               </w:rPr>
-              <w:t>; the pericardial rub persists. (~1:49)</w:t>
+              <w:t>; the pericardial rub persists. (2:16)</w:t>
             </w:r>
           </w:p>
         </w:tc>
@@ -22980,7 +22980,7 @@
                 <w:i w:val="0"/>
                 <w:sz w:val="18"/>
               </w:rPr>
-              <w:t xml:space="preserve"> → (4) normal. (~40:47)</w:t>
+              <w:t xml:space="preserve"> → (4) normal. (40:57)</w:t>
             </w:r>
           </w:p>
         </w:tc>
@@ -23234,7 +23234,7 @@
                 <w:i w:val="0"/>
                 <w:sz w:val="18"/>
               </w:rPr>
-              <w:t xml:space="preserve"> (first episode); gastrointestinal protection. Prednisone if anti-inflammatories cannot be taken. Doses not examined. (~56:23)</w:t>
+              <w:t xml:space="preserve"> (first episode); gastrointestinal protection. Prednisone if anti-inflammatories cannot be taken. Doses not examined. (56:19)</w:t>
             </w:r>
           </w:p>
         </w:tc>
@@ -23292,7 +23292,7 @@
                 <w:i w:val="0"/>
                 <w:sz w:val="18"/>
               </w:rPr>
-              <w:t>; avoid other nonsteroidal anti-inflammatory drugs and glucocorticoids. (~54:44)</w:t>
+              <w:t>; avoid other nonsteroidal anti-inflammatory drugs and glucocorticoids. (54:24)</w:t>
             </w:r>
           </w:p>
         </w:tc>
@@ -23390,7 +23390,7 @@
                 <w:i w:val="0"/>
                 <w:sz w:val="18"/>
               </w:rPr>
-              <w:t>, or when C-reactive protein (checked weekly) normalizes. (~55:46)</w:t>
+              <w:t>, or when C-reactive protein (checked weekly) normalizes. (55:26)</w:t>
             </w:r>
           </w:p>
         </w:tc>
@@ -23554,7 +23554,7 @@
                 <w:i w:val="0"/>
                 <w:sz w:val="18"/>
               </w:rPr>
-              <w:t xml:space="preserve"> for no response, recurrence or constriction. (~1:04:08)</w:t>
+              <w:t xml:space="preserve"> for no response, recurrence or constriction. (1:03:47)</w:t>
             </w:r>
           </w:p>
         </w:tc>
@@ -23652,7 +23652,7 @@
                 <w:i w:val="0"/>
                 <w:sz w:val="18"/>
               </w:rPr>
-              <w:t>, now used earlier; prednisone for systemic autoimmune disease. Multiple recurrences: high C-reactive protein, late gadolinium enhancement, autoimmune cause. (~58:42)</w:t>
+              <w:t>, now used earlier; prednisone for systemic autoimmune disease. Multiple recurrences: high C-reactive protein, late gadolinium enhancement, autoimmune cause. (58:33)</w:t>
             </w:r>
           </w:p>
         </w:tc>
@@ -24222,7 +24222,7 @@
                 <w:i w:val="0"/>
                 <w:sz w:val="18"/>
               </w:rPr>
-              <w:t xml:space="preserve"> on chest radiograph — its absence does not exclude constriction. (~1:20:11)</w:t>
+              <w:t xml:space="preserve"> on chest radiograph — its absence does not exclude constriction. (1:20:10)</w:t>
             </w:r>
           </w:p>
         </w:tc>
@@ -24346,7 +24346,7 @@
                 <w:i w:val="0"/>
                 <w:sz w:val="18"/>
               </w:rPr>
-              <w:t>; diuretics used sparingly before surgery. Early stable disease: 2–3-month trial of anti-inflammatories, colchicine and diuretics. Treat tuberculosis to cut progression. (~1:21:35)</w:t>
+              <w:t>; diuretics used sparingly before surgery. Early stable disease: 2–3-month trial of anti-inflammatories, colchicine and diuretics. Treat tuberculosis to cut progression. (1:21:31)</w:t>
             </w:r>
           </w:p>
         </w:tc>
@@ -24428,7 +24428,7 @@
                 <w:i w:val="0"/>
                 <w:sz w:val="18"/>
               </w:rPr>
-              <w:t>; older age, renal dysfunction, hyponatremia worsen it. (~1:23:12)</w:t>
+              <w:t>; older age, renal dysfunction, hyponatremia worsen it. (1:23:20)</w:t>
             </w:r>
           </w:p>
         </w:tc>
@@ -24654,7 +24654,7 @@
                 <w:i w:val="0"/>
                 <w:sz w:val="18"/>
               </w:rPr>
-              <w:t>. Chronic: large volume without tamponade, the pericardium stretches. (~1:26:23)</w:t>
+              <w:t>. Chronic: large volume without tamponade, the pericardium stretches. (1:26:54)</w:t>
             </w:r>
           </w:p>
         </w:tc>
@@ -24794,7 +24794,7 @@
                 <w:i w:val="0"/>
                 <w:sz w:val="18"/>
               </w:rPr>
-              <w:t>; the heart may “swing” in a large effusion. (~1:30:29)</w:t>
+              <w:t>; the heart may “swing” in a large effusion. (1:31:07)</w:t>
             </w:r>
           </w:p>
         </w:tc>
@@ -24958,7 +24958,7 @@
                 <w:i w:val="0"/>
                 <w:sz w:val="18"/>
               </w:rPr>
-              <w:t xml:space="preserve"> (malignancy), Gram stain and cultures; cell count rarely helpful. (~30:41)</w:t>
+              <w:t xml:space="preserve"> (malignancy), Gram stain and cultures; cell count rarely helpful. (31:23)</w:t>
             </w:r>
           </w:p>
         </w:tc>
@@ -25348,7 +25348,7 @@
                 <w:i w:val="0"/>
                 <w:sz w:val="18"/>
               </w:rPr>
-              <w:t xml:space="preserve"> (slide 54). (~1:27:04)</w:t>
+              <w:t xml:space="preserve"> (slide 54). (1:27:43)</w:t>
             </w:r>
           </w:p>
         </w:tc>
@@ -25702,7 +25702,7 @@
                 <w:i w:val="0"/>
                 <w:sz w:val="18"/>
               </w:rPr>
-              <w:t xml:space="preserve"> (~1:33:48)</w:t>
+              <w:t xml:space="preserve"> (1:34:11)</w:t>
             </w:r>
           </w:p>
         </w:tc>
@@ -25890,7 +25890,7 @@
                 <w:i w:val="0"/>
                 <w:sz w:val="18"/>
               </w:rPr>
-              <w:t>. Signs in an office → emergency department. (~1:44:06)</w:t>
+              <w:t>. Signs in an office → emergency department. (1:44:08)</w:t>
             </w:r>
           </w:p>
         </w:tc>
@@ -25940,7 +25940,7 @@
                 <w:i w:val="0"/>
                 <w:sz w:val="18"/>
               </w:rPr>
-              <w:t>Short term often good with prompt treatment; long term depends on the cause. (~1:47:20)</w:t>
+              <w:t>Short term often good with prompt treatment; long term depends on the cause. (1:47:14)</w:t>
             </w:r>
           </w:p>
         </w:tc>
@@ -26092,7 +26092,7 @@
                 <w:i w:val="0"/>
                 <w:sz w:val="18"/>
               </w:rPr>
-              <w:t xml:space="preserve"> “you do need to know this is the prophylaxis stuff” (≈1:43). </w:t>
+              <w:t xml:space="preserve"> “you do need to know this is the prophylaxis stuff” (1:37). </w:t>
             </w:r>
             <w:r>
               <w:rPr>
@@ -26108,7 +26108,7 @@
                 <w:i w:val="0"/>
                 <w:sz w:val="18"/>
               </w:rPr>
-              <w:t xml:space="preserve"> “don’t memorize doses” (≈1:23:46), and again for children (≈1:42:05). </w:t>
+              <w:t xml:space="preserve"> “Don’t memorize doses” (1:23:28), and again for children (1:41:55). </w:t>
             </w:r>
             <w:r>
               <w:rPr>
@@ -26124,7 +26124,7 @@
                 <w:i w:val="0"/>
                 <w:sz w:val="18"/>
               </w:rPr>
-              <w:t xml:space="preserve"> the modified criteria as they stand now, not their history (≈48:24). Times are approximate (Notability transcript).</w:t>
+              <w:t xml:space="preserve"> the modified criteria as they stand now, not their history (48:13). Times are recording timestamps.</w:t>
             </w:r>
           </w:p>
         </w:tc>
@@ -26182,7 +26182,7 @@
                 <w:i w:val="0"/>
                 <w:sz w:val="18"/>
               </w:rPr>
-              <w:t xml:space="preserve"> (≈44:52), the groups empiric therapy covers. “Hence why your brain needs to think staph.” (≈40:36) Why </w:t>
+              <w:t xml:space="preserve"> (44:48), the groups empiric therapy covers. “Hence why your brain needs to think staph.” (40:46) Why </w:t>
             </w:r>
             <w:r>
               <w:rPr>
@@ -26198,7 +26198,7 @@
                 <w:i w:val="0"/>
                 <w:sz w:val="18"/>
               </w:rPr>
-              <w:t>: “we’re pretending it’s MRSA [methicillin-resistant Staphylococcus aureus] until somebody tells us it’s not MRSA” (≈1:16:10).</w:t>
+              <w:t>: “we’re pretending it’s MRSA [methicillin-resistant Staphylococcus aureus] until somebody tells us it’s not MRSA” (1:15:54).</w:t>
             </w:r>
           </w:p>
         </w:tc>
@@ -26248,7 +26248,7 @@
                 <w:i w:val="0"/>
                 <w:sz w:val="18"/>
               </w:rPr>
-              <w:t xml:space="preserve">“You need blood cultures on these patients. Preferably before antibiotics.” (≈59:17) </w:t>
+              <w:t xml:space="preserve">“You need blood cultures on these patients, preferably before antibiotics” (1:00:19) </w:t>
             </w:r>
             <w:r>
               <w:rPr>
@@ -26264,7 +26264,7 @@
                 <w:i w:val="0"/>
                 <w:sz w:val="18"/>
               </w:rPr>
-              <w:t xml:space="preserve"> (“Kill it dead.” ≈1:03:06); “the clock starts when you get your first negative culture” (≈1:03:42). Suspected endocarditis is a hospital problem (≈1:07:31).</w:t>
+              <w:t xml:space="preserve"> (“kill it dead” 1:03:42); “the clock starts when you get your first negative culture” (1:04:17). Suspected endocarditis is a hospital problem (1:07:50).</w:t>
             </w:r>
           </w:p>
         </w:tc>
@@ -26314,7 +26314,7 @@
                 <w:i w:val="0"/>
                 <w:sz w:val="18"/>
               </w:rPr>
-              <w:t xml:space="preserve">“One of them is painful, one is not.” (≈28:38) </w:t>
+              <w:t xml:space="preserve">“One of them is painful one is not” (29:14) </w:t>
             </w:r>
             <w:r>
               <w:rPr>
@@ -26330,7 +26330,7 @@
                 <w:i w:val="0"/>
                 <w:sz w:val="18"/>
               </w:rPr>
-              <w:t xml:space="preserve"> (her aid: “Osler’s painful pustules”, ≈29:15); </w:t>
+              <w:t xml:space="preserve"> (her aid: “Osler’s painful pustules”, 29:53); </w:t>
             </w:r>
             <w:r>
               <w:rPr>
@@ -26362,7 +26362,7 @@
                 <w:i w:val="0"/>
                 <w:sz w:val="18"/>
               </w:rPr>
-              <w:t xml:space="preserve"> is the symptom linked to it (≈25:50).</w:t>
+              <w:t xml:space="preserve"> is the symptom linked to it (26:23).</w:t>
             </w:r>
           </w:p>
         </w:tc>
@@ -26420,7 +26420,7 @@
                 <w:i w:val="0"/>
                 <w:sz w:val="18"/>
               </w:rPr>
-              <w:t xml:space="preserve"> (≈1:08:07); addiction medicine with injection drug use (≈1:13:01). Anticoagulation: “Do we anticoagulate them? No.” (≈1:28:16)</w:t>
+              <w:t xml:space="preserve"> (1:08:22); addiction medicine with injection drug use (1:12:57). Anticoagulation: “Do we anticoagulate them? No.” (1:27:52)</w:t>
             </w:r>
           </w:p>
         </w:tc>
@@ -26470,7 +26470,7 @@
                 <w:i w:val="0"/>
                 <w:sz w:val="18"/>
               </w:rPr>
-              <w:t xml:space="preserve">She said empiric “vancomycin, rifampin” and gentamicin (≈1:22:26): that is the </w:t>
+              <w:t xml:space="preserve">She said empiric “vancomycin, rifampin, and gentamicin” (1:22:17): that is the </w:t>
             </w:r>
             <w:r>
               <w:rPr>
@@ -26486,7 +26486,7 @@
                 <w:i w:val="0"/>
                 <w:sz w:val="18"/>
               </w:rPr>
-              <w:t xml:space="preserve"> regimen; learn slide 27’s empiric pairs. “IM [intramuscular] injection of amoxicillin” (≈1:33:40): learn </w:t>
+              <w:t xml:space="preserve"> regimen; learn slide 27’s empiric pairs. “IM [intramuscular] injection of amoxicillin” (1:33:11): learn </w:t>
             </w:r>
             <w:r>
               <w:rPr>
@@ -26980,7 +26980,7 @@
                 <w:i w:val="0"/>
                 <w:sz w:val="18"/>
               </w:rPr>
-              <w:t>. (≈17:22)</w:t>
+              <w:t>. (17:43)</w:t>
             </w:r>
           </w:p>
         </w:tc>
@@ -27086,7 +27086,7 @@
                 <w:i w:val="0"/>
                 <w:sz w:val="18"/>
               </w:rPr>
-              <w:t>. (≈20:52)</w:t>
+              <w:t>. (21:32)</w:t>
             </w:r>
           </w:p>
         </w:tc>
@@ -27376,7 +27376,7 @@
                 <w:i w:val="0"/>
                 <w:sz w:val="18"/>
               </w:rPr>
-              <w:t xml:space="preserve"> is on the embolic map (spleen, lung, kidney, liver). (≈25:50)</w:t>
+              <w:t xml:space="preserve"> is on the embolic map (spleen, lung, kidney, liver). (26:23)</w:t>
             </w:r>
           </w:p>
         </w:tc>
@@ -27498,7 +27498,7 @@
                 <w:i w:val="0"/>
                 <w:sz w:val="18"/>
               </w:rPr>
-              <w:t xml:space="preserve"> endocarditis. (≈28:38)</w:t>
+              <w:t xml:space="preserve"> endocarditis. (29:14)</w:t>
             </w:r>
           </w:p>
         </w:tc>
@@ -28002,7 +28002,7 @@
                 <w:i w:val="0"/>
                 <w:sz w:val="18"/>
               </w:rPr>
-              <w:t>. (≈40:36)</w:t>
+              <w:t>. (40:46)</w:t>
             </w:r>
           </w:p>
         </w:tc>
@@ -28740,7 +28740,7 @@
                 <w:i w:val="0"/>
                 <w:sz w:val="18"/>
               </w:rPr>
-              <w:t>: 1 major + 1 minor / 3 minor. (≈55:00, ≈56:48)</w:t>
+              <w:t>: 1 major + 1 minor / 3 minor. (55:17, 57:18)</w:t>
             </w:r>
           </w:p>
         </w:tc>
@@ -28830,7 +28830,7 @@
                 <w:i w:val="0"/>
                 <w:sz w:val="18"/>
               </w:rPr>
-              <w:t xml:space="preserve"> (≈59:17)</w:t>
+              <w:t xml:space="preserve"> (1:00:17)</w:t>
             </w:r>
           </w:p>
         </w:tc>
@@ -28904,7 +28904,7 @@
                 <w:i w:val="0"/>
                 <w:sz w:val="18"/>
               </w:rPr>
-              <w:t xml:space="preserve"> (≈1:01:12)</w:t>
+              <w:t xml:space="preserve"> (1:01:54)</w:t>
             </w:r>
           </w:p>
         </w:tc>
@@ -29162,7 +29162,7 @@
                 <w:i w:val="0"/>
                 <w:sz w:val="18"/>
               </w:rPr>
-              <w:t>. (≈1:03:42)</w:t>
+              <w:t>. (1:04:17)</w:t>
             </w:r>
           </w:p>
         </w:tc>
@@ -29260,7 +29260,7 @@
                 <w:i w:val="0"/>
                 <w:sz w:val="18"/>
               </w:rPr>
-              <w:t>. (≈1:16:10)</w:t>
+              <w:t>. (1:15:54)</w:t>
             </w:r>
           </w:p>
         </w:tc>
@@ -29358,7 +29358,7 @@
                 <w:i w:val="0"/>
                 <w:sz w:val="18"/>
               </w:rPr>
-              <w:t>. (≈1:25:33)</w:t>
+              <w:t>. (1:25:15)</w:t>
             </w:r>
           </w:p>
         </w:tc>
@@ -29562,7 +29562,7 @@
                 <w:i w:val="0"/>
                 <w:sz w:val="18"/>
               </w:rPr>
-              <w:t>: harm reduction. Rehabilitation? Palliative care? (≈1:08:07)</w:t>
+              <w:t>: harm reduction. Rehabilitation? Palliative care? (1:08:22)</w:t>
             </w:r>
           </w:p>
         </w:tc>
@@ -29668,7 +29668,7 @@
                 <w:i w:val="0"/>
                 <w:sz w:val="18"/>
               </w:rPr>
-              <w:t>, controversial for prosthetic. (≈1:27:39, ≈1:28:16)</w:t>
+              <w:t>, controversial for prosthetic. (1:27:17, 1:27:52)</w:t>
             </w:r>
           </w:p>
         </w:tc>
@@ -29774,7 +29774,7 @@
                 <w:i w:val="0"/>
                 <w:sz w:val="18"/>
               </w:rPr>
-              <w:t>. (≈1:36:02)</w:t>
+              <w:t>. (1:35:37)</w:t>
             </w:r>
           </w:p>
         </w:tc>
@@ -29974,7 +29974,7 @@
                 <w:i w:val="0"/>
                 <w:sz w:val="18"/>
               </w:rPr>
-              <w:t>; transplant with valve regurgitation. (≈1:30:01)</w:t>
+              <w:t>; transplant with valve regurgitation. (1:29:37)</w:t>
             </w:r>
           </w:p>
         </w:tc>
@@ -30072,7 +30072,7 @@
                 <w:i w:val="0"/>
                 <w:sz w:val="18"/>
               </w:rPr>
-              <w:t>). (≈1:30:45)</w:t>
+              <w:t>). (1:30:16)</w:t>
             </w:r>
           </w:p>
         </w:tc>
@@ -30170,7 +30170,7 @@
                 <w:i w:val="0"/>
                 <w:sz w:val="18"/>
               </w:rPr>
-              <w:t xml:space="preserve"> (no active infection). (≈1:31:49)</w:t>
+              <w:t xml:space="preserve"> (no active infection). (1:31:23)</w:t>
             </w:r>
           </w:p>
         </w:tc>
@@ -30292,7 +30292,7 @@
                 <w:i w:val="0"/>
                 <w:sz w:val="18"/>
               </w:rPr>
-              <w:t>. (≈1:33:14)</w:t>
+              <w:t>. (1:32:41)</w:t>
             </w:r>
           </w:p>
         </w:tc>
@@ -30366,7 +30366,7 @@
                 <w:i w:val="0"/>
                 <w:sz w:val="18"/>
               </w:rPr>
-              <w:t xml:space="preserve"> to penicillin. (≈1:34:29)</w:t>
+              <w:t xml:space="preserve"> to penicillin. (1:33:58)</w:t>
             </w:r>
           </w:p>
         </w:tc>
@@ -30676,7 +30676,7 @@
                 <w:i w:val="0"/>
                 <w:sz w:val="18"/>
               </w:rPr>
-              <w:t>. (≈1:38:47)</w:t>
+              <w:t>. (1:38:21)</w:t>
             </w:r>
           </w:p>
         </w:tc>

--- a/Clinical Medicine and Surgery I Exam 5/cms-exam-5-cram-sheet.docx
+++ b/Clinical Medicine and Surgery I Exam 5/cms-exam-5-cram-sheet.docx
@@ -5202,7 +5202,7 @@
                 <w:i w:val="0"/>
                 <w:sz w:val="18"/>
               </w:rPr>
-              <w:t>. Darker skin: use temperature, texture, capillary refill.</w:t>
+              <w:t>.</w:t>
             </w:r>
           </w:p>
         </w:tc>
@@ -6496,15 +6496,7 @@
                 <w:i w:val="0"/>
                 <w:sz w:val="18"/>
               </w:rPr>
-              <w:t xml:space="preserve">, not for screening. </w:t>
-            </w:r>
-            <w:r>
-              <w:rPr>
-                <w:b/>
-                <w:i w:val="0"/>
-                <w:sz w:val="18"/>
-              </w:rPr>
-              <w:t>Do not screen asymptomatic adults.</w:t>
+              <w:t>, not for screening.</w:t>
             </w:r>
           </w:p>
         </w:tc>
@@ -9962,7 +9954,7 @@
                 <w:i w:val="0"/>
                 <w:sz w:val="18"/>
               </w:rPr>
-              <w:t xml:space="preserve"> (1:43:49). Defibrillator for sudden death; amiodarone converts atrial fibrillation (slide 78's sudden-death claim is not supported by current guidelines), disopyramide; atrial fibrillation → anticoagulate. </w:t>
+              <w:t xml:space="preserve"> (1:43:49). Amiodarone (slide 78: reduces sudden death), disopyramide, defibrillator; atrial fibrillation → anticoagulate. </w:t>
             </w:r>
             <w:r>
               <w:rPr>

--- a/Clinical Medicine and Surgery I Exam 5/cms-exam-5-cram-sheet.docx
+++ b/Clinical Medicine and Surgery I Exam 5/cms-exam-5-cram-sheet.docx
@@ -6406,23 +6406,7 @@
                 <w:i w:val="0"/>
                 <w:sz w:val="18"/>
               </w:rPr>
-              <w:t xml:space="preserve">Transient ischemic attack (classically &lt; 24 h; defined by no tissue injury), stroke, </w:t>
-            </w:r>
-            <w:r>
-              <w:rPr>
-                <w:b/>
-                <w:i w:val="0"/>
-                <w:sz w:val="18"/>
-              </w:rPr>
-              <w:t>amaurosis fugax</w:t>
-            </w:r>
-            <w:r>
-              <w:rPr>
-                <w:b w:val="0"/>
-                <w:i w:val="0"/>
-                <w:sz w:val="18"/>
-              </w:rPr>
-              <w:t xml:space="preserve"> (monocular blindness like a curtain descending). Auscultate each carotid separately, breath held.</w:t>
+              <w:t>Transient ischemic attack (classically &lt; 24 h; defined by no tissue injury), stroke. Auscultate each carotid separately, breath held.</w:t>
             </w:r>
           </w:p>
         </w:tc>
